--- a/Car accident/Nouveau Microsoft Word Document.docx
+++ b/Car accident/Nouveau Microsoft Word Document.docx
@@ -1,95 +1,141 @@
 
 <file path=word/document.xml><?xml version="1.0" encoding="utf-8"?>
-<w:document xmlns:wpc="http://schemas.microsoft.com/office/word/2010/wordprocessingCanvas" xmlns:cx="http://schemas.microsoft.com/office/drawing/2014/chartex" xmlns:cx1="http://schemas.microsoft.com/office/drawing/2015/9/8/chartex" xmlns:cx2="http://schemas.microsoft.com/office/drawing/2015/10/21/chartex" xmlns:cx3="http://schemas.microsoft.com/office/drawing/2016/5/9/chartex" xmlns:cx4="http://schemas.microsoft.com/office/drawing/2016/5/10/chartex" xmlns:cx5="http://schemas.microsoft.com/office/drawing/2016/5/11/chartex" xmlns:cx6="http://schemas.microsoft.com/office/drawing/2016/5/12/chartex" xmlns:cx7="http://schemas.microsoft.com/office/drawing/2016/5/13/chartex" xmlns:cx8="http://schemas.microsoft.com/office/drawing/2016/5/14/chartex" xmlns:mc="http://schemas.openxmlformats.org/markup-compatibility/2006" xmlns:aink="http://schemas.microsoft.com/office/drawing/2016/ink" xmlns:am3d="http://schemas.microsoft.com/office/drawing/2017/model3d" xmlns:o="urn:schemas-microsoft-com:office:office" xmlns:r="http://schemas.openxmlformats.org/officeDocument/2006/relationships" xmlns:m="http://schemas.openxmlformats.org/officeDocument/2006/math" xmlns:v="urn:schemas-microsoft-com:vml" xmlns:wp14="http://schemas.microsoft.com/office/word/2010/wordprocessingDrawing" xmlns:wp="http://schemas.openxmlformats.org/drawingml/2006/wordprocessingDrawing" xmlns:w10="urn:schemas-microsoft-com:office:word" xmlns:w="http://schemas.openxmlformats.org/wordprocessingml/2006/main" xmlns:w14="http://schemas.microsoft.com/office/word/2010/wordml" xmlns:w15="http://schemas.microsoft.com/office/word/2012/wordml" xmlns:w16cid="http://schemas.microsoft.com/office/word/2016/wordml/cid" xmlns:w16se="http://schemas.microsoft.com/office/word/2015/wordml/symex" xmlns:wpg="http://schemas.microsoft.com/office/word/2010/wordprocessingGroup" xmlns:wpi="http://schemas.microsoft.com/office/word/2010/wordprocessingInk" xmlns:wne="http://schemas.microsoft.com/office/word/2006/wordml" xmlns:wps="http://schemas.microsoft.com/office/word/2010/wordprocessingShape" mc:Ignorable="w14 w15 w16se w16cid wp14">
+<w:document xmlns:wpc="http://schemas.microsoft.com/office/word/2010/wordprocessingCanvas" xmlns:cx="http://schemas.microsoft.com/office/drawing/2014/chartex" xmlns:cx1="http://schemas.microsoft.com/office/drawing/2015/9/8/chartex" xmlns:cx2="http://schemas.microsoft.com/office/drawing/2015/10/21/chartex" xmlns:cx3="http://schemas.microsoft.com/office/drawing/2016/5/9/chartex" xmlns:cx4="http://schemas.microsoft.com/office/drawing/2016/5/10/chartex" xmlns:cx5="http://schemas.microsoft.com/office/drawing/2016/5/11/chartex" xmlns:cx6="http://schemas.microsoft.com/office/drawing/2016/5/12/chartex" xmlns:cx7="http://schemas.microsoft.com/office/drawing/2016/5/13/chartex" xmlns:cx8="http://schemas.microsoft.com/office/drawing/2016/5/14/chartex" xmlns:mc="http://schemas.openxmlformats.org/markup-compatibility/2006" xmlns:aink="http://schemas.microsoft.com/office/drawing/2016/ink" xmlns:am3d="http://schemas.microsoft.com/office/drawing/2017/model3d" xmlns:o="urn:schemas-microsoft-com:office:office" xmlns:oel="http://schemas.microsoft.com/office/2019/extlst" xmlns:r="http://schemas.openxmlformats.org/officeDocument/2006/relationships" xmlns:m="http://schemas.openxmlformats.org/officeDocument/2006/math" xmlns:v="urn:schemas-microsoft-com:vml" xmlns:wp14="http://schemas.microsoft.com/office/word/2010/wordprocessingDrawing" xmlns:wp="http://schemas.openxmlformats.org/drawingml/2006/wordprocessingDrawing" xmlns:w10="urn:schemas-microsoft-com:office:word" xmlns:w="http://schemas.openxmlformats.org/wordprocessingml/2006/main" xmlns:w14="http://schemas.microsoft.com/office/word/2010/wordml" xmlns:w15="http://schemas.microsoft.com/office/word/2012/wordml" xmlns:w16cex="http://schemas.microsoft.com/office/word/2018/wordml/cex" xmlns:w16cid="http://schemas.microsoft.com/office/word/2016/wordml/cid" xmlns:w16="http://schemas.microsoft.com/office/word/2018/wordml" xmlns:w16du="http://schemas.microsoft.com/office/word/2023/wordml/word16du" xmlns:w16sdtdh="http://schemas.microsoft.com/office/word/2020/wordml/sdtdatahash" xmlns:w16sdtfl="http://schemas.microsoft.com/office/word/2024/wordml/sdtformatlock" xmlns:w16se="http://schemas.microsoft.com/office/word/2015/wordml/symex" xmlns:wpg="http://schemas.microsoft.com/office/word/2010/wordprocessingGroup" xmlns:wpi="http://schemas.microsoft.com/office/word/2010/wordprocessingInk" xmlns:wne="http://schemas.microsoft.com/office/word/2006/wordml" xmlns:wps="http://schemas.microsoft.com/office/word/2010/wordprocessingShape" mc:Ignorable="w14 w15 w16se w16cid w16 w16cex w16sdtdh w16sdtfl w16du wp14">
   <w:body>
     <w:p>
-      <w:r>
+      <w:pPr>
+        <w:rPr>
+          <w:sz w:val="44"/>
+          <w:szCs w:val="44"/>
+        </w:rPr>
+      </w:pPr>
+      <w:r>
+        <w:rPr>
+          <w:sz w:val="44"/>
+          <w:szCs w:val="44"/>
+        </w:rPr>
         <w:t>Le fichier "accident" contient 200 observations avec les colonnes suivantes :</w:t>
       </w:r>
     </w:p>
-    <w:p/>
-    <w:p>
-      <w:r>
+    <w:p>
+      <w:pPr>
+        <w:rPr>
+          <w:sz w:val="44"/>
+          <w:szCs w:val="44"/>
+        </w:rPr>
+      </w:pPr>
+    </w:p>
+    <w:p>
+      <w:pPr>
+        <w:rPr>
+          <w:sz w:val="44"/>
+          <w:szCs w:val="44"/>
+        </w:rPr>
+      </w:pPr>
+      <w:r>
+        <w:rPr>
+          <w:sz w:val="44"/>
+          <w:szCs w:val="44"/>
+        </w:rPr>
         <w:t>- Age (âge des victimes, entier)</w:t>
       </w:r>
     </w:p>
     <w:p>
-      <w:r>
-        <w:t xml:space="preserve">- </w:t>
-      </w:r>
-      <w:proofErr w:type="spellStart"/>
-      <w:r>
-        <w:t>Gender</w:t>
-      </w:r>
-      <w:proofErr w:type="spellEnd"/>
-      <w:r>
-        <w:t xml:space="preserve"> (genre, homme/femme, objet)</w:t>
-      </w:r>
-    </w:p>
-    <w:p>
-      <w:r>
-        <w:t xml:space="preserve">- </w:t>
-      </w:r>
-      <w:proofErr w:type="spellStart"/>
-      <w:r>
-        <w:t>Speed_of_Impact</w:t>
-      </w:r>
-      <w:proofErr w:type="spellEnd"/>
-      <w:r>
-        <w:t xml:space="preserve"> (vitesse d'impact, flottant)</w:t>
-      </w:r>
-    </w:p>
-    <w:p>
-      <w:r>
-        <w:t xml:space="preserve">- </w:t>
-      </w:r>
-      <w:proofErr w:type="spellStart"/>
-      <w:r>
-        <w:t>Helmet_Used</w:t>
-      </w:r>
-      <w:proofErr w:type="spellEnd"/>
-      <w:r>
-        <w:t xml:space="preserve"> (casque utilisé, oui/non)</w:t>
-      </w:r>
-    </w:p>
-    <w:p>
-      <w:r>
-        <w:t xml:space="preserve">- </w:t>
-      </w:r>
-      <w:proofErr w:type="spellStart"/>
-      <w:r>
-        <w:t>Seatbelt_Used</w:t>
-      </w:r>
-      <w:proofErr w:type="spellEnd"/>
-      <w:r>
-        <w:t xml:space="preserve"> (ceinture utilisée, oui/non)</w:t>
-      </w:r>
-    </w:p>
-    <w:p>
-      <w:r>
-        <w:t xml:space="preserve">- </w:t>
-      </w:r>
-      <w:proofErr w:type="spellStart"/>
-      <w:r>
-        <w:t>Survived</w:t>
-      </w:r>
-      <w:proofErr w:type="spellEnd"/>
-      <w:r>
-        <w:t xml:space="preserve"> (a survécu ou non, 1 = oui, 0 = non)</w:t>
-      </w:r>
-    </w:p>
-    <w:p/>
-    <w:p>
-      <w:r>
-        <w:t xml:space="preserve">Mes </w:t>
-      </w:r>
-      <w:proofErr w:type="spellStart"/>
-      <w:r>
-        <w:t>objecitfs</w:t>
-      </w:r>
-      <w:proofErr w:type="spellEnd"/>
-      <w:r>
-        <w:t xml:space="preserve"> d'analyses en 4 étapes :</w:t>
+      <w:pPr>
+        <w:rPr>
+          <w:sz w:val="44"/>
+          <w:szCs w:val="44"/>
+        </w:rPr>
+      </w:pPr>
+      <w:r>
+        <w:rPr>
+          <w:sz w:val="44"/>
+          <w:szCs w:val="44"/>
+        </w:rPr>
+        <w:t>- Gender (genre, homme/femme, objet)</w:t>
+      </w:r>
+    </w:p>
+    <w:p>
+      <w:pPr>
+        <w:rPr>
+          <w:sz w:val="44"/>
+          <w:szCs w:val="44"/>
+        </w:rPr>
+      </w:pPr>
+      <w:r>
+        <w:rPr>
+          <w:sz w:val="44"/>
+          <w:szCs w:val="44"/>
+        </w:rPr>
+        <w:t>- Speed_of_Impact (vitesse d'impact, flottant)</w:t>
+      </w:r>
+    </w:p>
+    <w:p>
+      <w:pPr>
+        <w:rPr>
+          <w:sz w:val="44"/>
+          <w:szCs w:val="44"/>
+        </w:rPr>
+      </w:pPr>
+      <w:r>
+        <w:rPr>
+          <w:sz w:val="44"/>
+          <w:szCs w:val="44"/>
+        </w:rPr>
+        <w:t>- Helmet_Used (casque utilisé, oui/non)</w:t>
+      </w:r>
+    </w:p>
+    <w:p>
+      <w:pPr>
+        <w:rPr>
+          <w:sz w:val="44"/>
+          <w:szCs w:val="44"/>
+        </w:rPr>
+      </w:pPr>
+      <w:r>
+        <w:rPr>
+          <w:sz w:val="44"/>
+          <w:szCs w:val="44"/>
+        </w:rPr>
+        <w:t>- Seatbelt_Used (ceinture utilisée, oui/non)</w:t>
+      </w:r>
+    </w:p>
+    <w:p>
+      <w:pPr>
+        <w:rPr>
+          <w:sz w:val="44"/>
+          <w:szCs w:val="44"/>
+        </w:rPr>
+      </w:pPr>
+      <w:r>
+        <w:rPr>
+          <w:sz w:val="44"/>
+          <w:szCs w:val="44"/>
+        </w:rPr>
+        <w:t>- Survived (a survécu ou non, 1 = oui, 0 = non)</w:t>
+      </w:r>
+    </w:p>
+    <w:p>
+      <w:pPr>
+        <w:rPr>
+          <w:sz w:val="44"/>
+          <w:szCs w:val="44"/>
+        </w:rPr>
+      </w:pPr>
+    </w:p>
+    <w:p>
+      <w:pPr>
+        <w:rPr>
+          <w:sz w:val="44"/>
+          <w:szCs w:val="44"/>
+        </w:rPr>
+      </w:pPr>
+      <w:r>
+        <w:rPr>
+          <w:sz w:val="44"/>
+          <w:szCs w:val="44"/>
+        </w:rPr>
+        <w:t>Mes objecitfs d'analyses en 4 étapes :</w:t>
       </w:r>
     </w:p>
     <w:p>
@@ -97,16 +143,16 @@
         <w:spacing w:before="100" w:beforeAutospacing="1" w:after="100" w:afterAutospacing="1" w:line="240" w:lineRule="auto"/>
         <w:rPr>
           <w:rFonts w:ascii="Times New Roman" w:eastAsia="Times New Roman" w:hAnsi="Times New Roman" w:cs="Times New Roman"/>
-          <w:sz w:val="24"/>
-          <w:szCs w:val="24"/>
-          <w:lang w:eastAsia="fr-FR"/>
-        </w:rPr>
-      </w:pPr>
-      <w:r>
-        <w:rPr>
-          <w:rFonts w:ascii="Times New Roman" w:eastAsia="Times New Roman" w:hAnsi="Times New Roman" w:cs="Times New Roman"/>
-          <w:sz w:val="24"/>
-          <w:szCs w:val="24"/>
+          <w:sz w:val="44"/>
+          <w:szCs w:val="44"/>
+          <w:lang w:eastAsia="fr-FR"/>
+        </w:rPr>
+      </w:pPr>
+      <w:r>
+        <w:rPr>
+          <w:rFonts w:ascii="Times New Roman" w:eastAsia="Times New Roman" w:hAnsi="Times New Roman" w:cs="Times New Roman"/>
+          <w:sz w:val="44"/>
+          <w:szCs w:val="44"/>
           <w:lang w:eastAsia="fr-FR"/>
         </w:rPr>
         <w:t>1️</w:t>
@@ -114,8 +160,8 @@
       <w:r>
         <w:rPr>
           <w:rFonts w:ascii="Tahoma" w:eastAsia="Times New Roman" w:hAnsi="Tahoma" w:cs="Tahoma"/>
-          <w:sz w:val="24"/>
-          <w:szCs w:val="24"/>
+          <w:sz w:val="44"/>
+          <w:szCs w:val="44"/>
           <w:lang w:eastAsia="fr-FR"/>
         </w:rPr>
         <w:t>⃣</w:t>
@@ -123,28 +169,19 @@
       <w:r>
         <w:rPr>
           <w:rFonts w:ascii="Times New Roman" w:eastAsia="Times New Roman" w:hAnsi="Times New Roman" w:cs="Times New Roman"/>
-          <w:sz w:val="24"/>
-          <w:szCs w:val="24"/>
-          <w:lang w:eastAsia="fr-FR"/>
-        </w:rPr>
-        <w:t xml:space="preserve"> </w:t>
-      </w:r>
-      <w:r>
-        <w:rPr>
-          <w:rFonts w:ascii="Times New Roman" w:eastAsia="Times New Roman" w:hAnsi="Times New Roman" w:cs="Times New Roman"/>
-          <w:sz w:val="24"/>
-          <w:szCs w:val="24"/>
-          <w:lang w:eastAsia="fr-FR"/>
-        </w:rPr>
-        <w:t xml:space="preserve">  </w:t>
+          <w:sz w:val="44"/>
+          <w:szCs w:val="44"/>
+          <w:lang w:eastAsia="fr-FR"/>
+        </w:rPr>
+        <w:t xml:space="preserve">   </w:t>
       </w:r>
       <w:r>
         <w:rPr>
           <w:rFonts w:ascii="Times New Roman" w:eastAsia="Times New Roman" w:hAnsi="Times New Roman" w:cs="Times New Roman"/>
           <w:b/>
           <w:bCs/>
-          <w:sz w:val="24"/>
-          <w:szCs w:val="24"/>
+          <w:sz w:val="44"/>
+          <w:szCs w:val="44"/>
           <w:lang w:eastAsia="fr-FR"/>
         </w:rPr>
         <w:t>Influence de la vitesse d'impact sur la survie</w:t>
@@ -159,16 +196,16 @@
         <w:spacing w:before="100" w:beforeAutospacing="1" w:after="100" w:afterAutospacing="1" w:line="240" w:lineRule="auto"/>
         <w:rPr>
           <w:rFonts w:ascii="Times New Roman" w:eastAsia="Times New Roman" w:hAnsi="Times New Roman" w:cs="Times New Roman"/>
-          <w:sz w:val="24"/>
-          <w:szCs w:val="24"/>
-          <w:lang w:eastAsia="fr-FR"/>
-        </w:rPr>
-      </w:pPr>
-      <w:r>
-        <w:rPr>
-          <w:rFonts w:ascii="Times New Roman" w:eastAsia="Times New Roman" w:hAnsi="Times New Roman" w:cs="Times New Roman"/>
-          <w:sz w:val="24"/>
-          <w:szCs w:val="24"/>
+          <w:sz w:val="44"/>
+          <w:szCs w:val="44"/>
+          <w:lang w:eastAsia="fr-FR"/>
+        </w:rPr>
+      </w:pPr>
+      <w:r>
+        <w:rPr>
+          <w:rFonts w:ascii="Times New Roman" w:eastAsia="Times New Roman" w:hAnsi="Times New Roman" w:cs="Times New Roman"/>
+          <w:sz w:val="44"/>
+          <w:szCs w:val="44"/>
           <w:lang w:eastAsia="fr-FR"/>
         </w:rPr>
         <w:t>Analyser si une vitesse plus élevée réduit les chances de survie.</w:t>
@@ -183,27 +220,25 @@
         <w:spacing w:before="100" w:beforeAutospacing="1" w:after="100" w:afterAutospacing="1" w:line="240" w:lineRule="auto"/>
         <w:rPr>
           <w:rFonts w:ascii="Times New Roman" w:eastAsia="Times New Roman" w:hAnsi="Times New Roman" w:cs="Times New Roman"/>
-          <w:sz w:val="24"/>
-          <w:szCs w:val="24"/>
-          <w:lang w:eastAsia="fr-FR"/>
-        </w:rPr>
-      </w:pPr>
-      <w:proofErr w:type="gramStart"/>
+          <w:sz w:val="44"/>
+          <w:szCs w:val="44"/>
+          <w:lang w:eastAsia="fr-FR"/>
+        </w:rPr>
+      </w:pPr>
       <w:r>
         <w:rPr>
           <w:rFonts w:ascii="Segoe UI Emoji" w:eastAsia="Times New Roman" w:hAnsi="Segoe UI Emoji" w:cs="Segoe UI Emoji"/>
-          <w:sz w:val="24"/>
-          <w:szCs w:val="24"/>
+          <w:sz w:val="44"/>
+          <w:szCs w:val="44"/>
           <w:lang w:eastAsia="fr-FR"/>
         </w:rPr>
         <w:t>🔹</w:t>
       </w:r>
-      <w:proofErr w:type="gramEnd"/>
-      <w:r>
-        <w:rPr>
-          <w:rFonts w:ascii="Times New Roman" w:eastAsia="Times New Roman" w:hAnsi="Times New Roman" w:cs="Times New Roman"/>
-          <w:sz w:val="24"/>
-          <w:szCs w:val="24"/>
+      <w:r>
+        <w:rPr>
+          <w:rFonts w:ascii="Times New Roman" w:eastAsia="Times New Roman" w:hAnsi="Times New Roman" w:cs="Times New Roman"/>
+          <w:sz w:val="44"/>
+          <w:szCs w:val="44"/>
           <w:lang w:eastAsia="fr-FR"/>
         </w:rPr>
         <w:t xml:space="preserve"> </w:t>
@@ -213,8 +248,8 @@
           <w:rFonts w:ascii="Times New Roman" w:eastAsia="Times New Roman" w:hAnsi="Times New Roman" w:cs="Times New Roman"/>
           <w:b/>
           <w:bCs/>
-          <w:sz w:val="24"/>
-          <w:szCs w:val="24"/>
+          <w:sz w:val="44"/>
+          <w:szCs w:val="44"/>
           <w:lang w:eastAsia="fr-FR"/>
         </w:rPr>
         <w:t>Techniques</w:t>
@@ -222,8 +257,8 @@
       <w:r>
         <w:rPr>
           <w:rFonts w:ascii="Times New Roman" w:eastAsia="Times New Roman" w:hAnsi="Times New Roman" w:cs="Times New Roman"/>
-          <w:sz w:val="24"/>
-          <w:szCs w:val="24"/>
+          <w:sz w:val="44"/>
+          <w:szCs w:val="44"/>
           <w:lang w:eastAsia="fr-FR"/>
         </w:rPr>
         <w:t xml:space="preserve"> : Analyse descriptive, visualisation (boîte à moustaches, histogramme), test statistique</w:t>
@@ -234,16 +269,16 @@
         <w:spacing w:before="100" w:beforeAutospacing="1" w:after="100" w:afterAutospacing="1" w:line="240" w:lineRule="auto"/>
         <w:rPr>
           <w:rFonts w:ascii="Times New Roman" w:eastAsia="Times New Roman" w:hAnsi="Times New Roman" w:cs="Times New Roman"/>
-          <w:sz w:val="24"/>
-          <w:szCs w:val="24"/>
-          <w:lang w:eastAsia="fr-FR"/>
-        </w:rPr>
-      </w:pPr>
-      <w:r>
-        <w:rPr>
-          <w:rFonts w:ascii="Times New Roman" w:eastAsia="Times New Roman" w:hAnsi="Times New Roman" w:cs="Times New Roman"/>
-          <w:sz w:val="24"/>
-          <w:szCs w:val="24"/>
+          <w:sz w:val="44"/>
+          <w:szCs w:val="44"/>
+          <w:lang w:eastAsia="fr-FR"/>
+        </w:rPr>
+      </w:pPr>
+      <w:r>
+        <w:rPr>
+          <w:rFonts w:ascii="Times New Roman" w:eastAsia="Times New Roman" w:hAnsi="Times New Roman" w:cs="Times New Roman"/>
+          <w:sz w:val="44"/>
+          <w:szCs w:val="44"/>
           <w:lang w:eastAsia="fr-FR"/>
         </w:rPr>
         <w:t>2️</w:t>
@@ -251,8 +286,8 @@
       <w:r>
         <w:rPr>
           <w:rFonts w:ascii="Tahoma" w:eastAsia="Times New Roman" w:hAnsi="Tahoma" w:cs="Tahoma"/>
-          <w:sz w:val="24"/>
-          <w:szCs w:val="24"/>
+          <w:sz w:val="44"/>
+          <w:szCs w:val="44"/>
           <w:lang w:eastAsia="fr-FR"/>
         </w:rPr>
         <w:t>⃣</w:t>
@@ -260,28 +295,19 @@
       <w:r>
         <w:rPr>
           <w:rFonts w:ascii="Times New Roman" w:eastAsia="Times New Roman" w:hAnsi="Times New Roman" w:cs="Times New Roman"/>
-          <w:sz w:val="24"/>
-          <w:szCs w:val="24"/>
-          <w:lang w:eastAsia="fr-FR"/>
-        </w:rPr>
-        <w:t xml:space="preserve"> </w:t>
-      </w:r>
-      <w:r>
-        <w:rPr>
-          <w:rFonts w:ascii="Times New Roman" w:eastAsia="Times New Roman" w:hAnsi="Times New Roman" w:cs="Times New Roman"/>
-          <w:sz w:val="24"/>
-          <w:szCs w:val="24"/>
-          <w:lang w:eastAsia="fr-FR"/>
-        </w:rPr>
-        <w:t xml:space="preserve">  </w:t>
+          <w:sz w:val="44"/>
+          <w:szCs w:val="44"/>
+          <w:lang w:eastAsia="fr-FR"/>
+        </w:rPr>
+        <w:t xml:space="preserve">   </w:t>
       </w:r>
       <w:r>
         <w:rPr>
           <w:rFonts w:ascii="Times New Roman" w:eastAsia="Times New Roman" w:hAnsi="Times New Roman" w:cs="Times New Roman"/>
           <w:b/>
           <w:bCs/>
-          <w:sz w:val="24"/>
-          <w:szCs w:val="24"/>
+          <w:sz w:val="44"/>
+          <w:szCs w:val="44"/>
           <w:lang w:eastAsia="fr-FR"/>
         </w:rPr>
         <w:t>Impact du port du casque et de la ceinture sur la survie</w:t>
@@ -296,18 +322,19 @@
         <w:spacing w:before="100" w:beforeAutospacing="1" w:after="100" w:afterAutospacing="1" w:line="240" w:lineRule="auto"/>
         <w:rPr>
           <w:rFonts w:ascii="Times New Roman" w:eastAsia="Times New Roman" w:hAnsi="Times New Roman" w:cs="Times New Roman"/>
-          <w:sz w:val="24"/>
-          <w:szCs w:val="24"/>
-          <w:lang w:eastAsia="fr-FR"/>
-        </w:rPr>
-      </w:pPr>
-      <w:r>
-        <w:rPr>
-          <w:rFonts w:ascii="Times New Roman" w:eastAsia="Times New Roman" w:hAnsi="Times New Roman" w:cs="Times New Roman"/>
-          <w:sz w:val="24"/>
-          <w:szCs w:val="24"/>
-          <w:lang w:eastAsia="fr-FR"/>
-        </w:rPr>
+          <w:sz w:val="44"/>
+          <w:szCs w:val="44"/>
+          <w:lang w:eastAsia="fr-FR"/>
+        </w:rPr>
+      </w:pPr>
+      <w:r>
+        <w:rPr>
+          <w:rFonts w:ascii="Times New Roman" w:eastAsia="Times New Roman" w:hAnsi="Times New Roman" w:cs="Times New Roman"/>
+          <w:sz w:val="44"/>
+          <w:szCs w:val="44"/>
+          <w:lang w:eastAsia="fr-FR"/>
+        </w:rPr>
+        <w:lastRenderedPageBreak/>
         <w:t>Vérifier si le casque et la ceinture augmentent les chances de survie.</w:t>
       </w:r>
     </w:p>
@@ -320,27 +347,25 @@
         <w:spacing w:before="100" w:beforeAutospacing="1" w:after="100" w:afterAutospacing="1" w:line="240" w:lineRule="auto"/>
         <w:rPr>
           <w:rFonts w:ascii="Times New Roman" w:eastAsia="Times New Roman" w:hAnsi="Times New Roman" w:cs="Times New Roman"/>
-          <w:sz w:val="24"/>
-          <w:szCs w:val="24"/>
-          <w:lang w:eastAsia="fr-FR"/>
-        </w:rPr>
-      </w:pPr>
-      <w:proofErr w:type="gramStart"/>
+          <w:sz w:val="44"/>
+          <w:szCs w:val="44"/>
+          <w:lang w:eastAsia="fr-FR"/>
+        </w:rPr>
+      </w:pPr>
       <w:r>
         <w:rPr>
           <w:rFonts w:ascii="Segoe UI Emoji" w:eastAsia="Times New Roman" w:hAnsi="Segoe UI Emoji" w:cs="Segoe UI Emoji"/>
-          <w:sz w:val="24"/>
-          <w:szCs w:val="24"/>
+          <w:sz w:val="44"/>
+          <w:szCs w:val="44"/>
           <w:lang w:eastAsia="fr-FR"/>
         </w:rPr>
         <w:t>🔹</w:t>
       </w:r>
-      <w:proofErr w:type="gramEnd"/>
-      <w:r>
-        <w:rPr>
-          <w:rFonts w:ascii="Times New Roman" w:eastAsia="Times New Roman" w:hAnsi="Times New Roman" w:cs="Times New Roman"/>
-          <w:sz w:val="24"/>
-          <w:szCs w:val="24"/>
+      <w:r>
+        <w:rPr>
+          <w:rFonts w:ascii="Times New Roman" w:eastAsia="Times New Roman" w:hAnsi="Times New Roman" w:cs="Times New Roman"/>
+          <w:sz w:val="44"/>
+          <w:szCs w:val="44"/>
           <w:lang w:eastAsia="fr-FR"/>
         </w:rPr>
         <w:t xml:space="preserve"> </w:t>
@@ -350,8 +375,8 @@
           <w:rFonts w:ascii="Times New Roman" w:eastAsia="Times New Roman" w:hAnsi="Times New Roman" w:cs="Times New Roman"/>
           <w:b/>
           <w:bCs/>
-          <w:sz w:val="24"/>
-          <w:szCs w:val="24"/>
+          <w:sz w:val="44"/>
+          <w:szCs w:val="44"/>
           <w:lang w:eastAsia="fr-FR"/>
         </w:rPr>
         <w:t>Techniques</w:t>
@@ -359,31 +384,11 @@
       <w:r>
         <w:rPr>
           <w:rFonts w:ascii="Times New Roman" w:eastAsia="Times New Roman" w:hAnsi="Times New Roman" w:cs="Times New Roman"/>
-          <w:sz w:val="24"/>
-          <w:szCs w:val="24"/>
-          <w:lang w:eastAsia="fr-FR"/>
-        </w:rPr>
-        <w:t xml:space="preserve"> : </w:t>
-      </w:r>
-      <w:proofErr w:type="spellStart"/>
-      <w:r>
-        <w:rPr>
-          <w:rFonts w:ascii="Times New Roman" w:eastAsia="Times New Roman" w:hAnsi="Times New Roman" w:cs="Times New Roman"/>
-          <w:sz w:val="24"/>
-          <w:szCs w:val="24"/>
-          <w:lang w:eastAsia="fr-FR"/>
-        </w:rPr>
-        <w:t>GroupBy</w:t>
-      </w:r>
-      <w:proofErr w:type="spellEnd"/>
-      <w:r>
-        <w:rPr>
-          <w:rFonts w:ascii="Times New Roman" w:eastAsia="Times New Roman" w:hAnsi="Times New Roman" w:cs="Times New Roman"/>
-          <w:sz w:val="24"/>
-          <w:szCs w:val="24"/>
-          <w:lang w:eastAsia="fr-FR"/>
-        </w:rPr>
-        <w:t>, comparaison des moyennes, test du Chi²</w:t>
+          <w:sz w:val="44"/>
+          <w:szCs w:val="44"/>
+          <w:lang w:eastAsia="fr-FR"/>
+        </w:rPr>
+        <w:t xml:space="preserve"> : GroupBy, comparaison des moyennes, test du Chi²</w:t>
       </w:r>
     </w:p>
     <w:p>
@@ -391,16 +396,16 @@
         <w:spacing w:before="100" w:beforeAutospacing="1" w:after="100" w:afterAutospacing="1" w:line="240" w:lineRule="auto"/>
         <w:rPr>
           <w:rFonts w:ascii="Times New Roman" w:eastAsia="Times New Roman" w:hAnsi="Times New Roman" w:cs="Times New Roman"/>
-          <w:sz w:val="24"/>
-          <w:szCs w:val="24"/>
-          <w:lang w:eastAsia="fr-FR"/>
-        </w:rPr>
-      </w:pPr>
-      <w:r>
-        <w:rPr>
-          <w:rFonts w:ascii="Times New Roman" w:eastAsia="Times New Roman" w:hAnsi="Times New Roman" w:cs="Times New Roman"/>
-          <w:sz w:val="24"/>
-          <w:szCs w:val="24"/>
+          <w:sz w:val="44"/>
+          <w:szCs w:val="44"/>
+          <w:lang w:eastAsia="fr-FR"/>
+        </w:rPr>
+      </w:pPr>
+      <w:r>
+        <w:rPr>
+          <w:rFonts w:ascii="Times New Roman" w:eastAsia="Times New Roman" w:hAnsi="Times New Roman" w:cs="Times New Roman"/>
+          <w:sz w:val="44"/>
+          <w:szCs w:val="44"/>
           <w:lang w:eastAsia="fr-FR"/>
         </w:rPr>
         <w:t>3️</w:t>
@@ -408,8 +413,8 @@
       <w:r>
         <w:rPr>
           <w:rFonts w:ascii="Tahoma" w:eastAsia="Times New Roman" w:hAnsi="Tahoma" w:cs="Tahoma"/>
-          <w:sz w:val="24"/>
-          <w:szCs w:val="24"/>
+          <w:sz w:val="44"/>
+          <w:szCs w:val="44"/>
           <w:lang w:eastAsia="fr-FR"/>
         </w:rPr>
         <w:t>⃣</w:t>
@@ -417,28 +422,19 @@
       <w:r>
         <w:rPr>
           <w:rFonts w:ascii="Times New Roman" w:eastAsia="Times New Roman" w:hAnsi="Times New Roman" w:cs="Times New Roman"/>
-          <w:sz w:val="24"/>
-          <w:szCs w:val="24"/>
-          <w:lang w:eastAsia="fr-FR"/>
-        </w:rPr>
-        <w:t xml:space="preserve"> </w:t>
-      </w:r>
-      <w:r>
-        <w:rPr>
-          <w:rFonts w:ascii="Times New Roman" w:eastAsia="Times New Roman" w:hAnsi="Times New Roman" w:cs="Times New Roman"/>
-          <w:sz w:val="24"/>
-          <w:szCs w:val="24"/>
-          <w:lang w:eastAsia="fr-FR"/>
-        </w:rPr>
-        <w:t xml:space="preserve">  </w:t>
+          <w:sz w:val="44"/>
+          <w:szCs w:val="44"/>
+          <w:lang w:eastAsia="fr-FR"/>
+        </w:rPr>
+        <w:t xml:space="preserve">   </w:t>
       </w:r>
       <w:r>
         <w:rPr>
           <w:rFonts w:ascii="Times New Roman" w:eastAsia="Times New Roman" w:hAnsi="Times New Roman" w:cs="Times New Roman"/>
           <w:b/>
           <w:bCs/>
-          <w:sz w:val="24"/>
-          <w:szCs w:val="24"/>
+          <w:sz w:val="44"/>
+          <w:szCs w:val="44"/>
           <w:lang w:eastAsia="fr-FR"/>
         </w:rPr>
         <w:t>Distribution des accidents par âge et genre</w:t>
@@ -453,16 +449,16 @@
         <w:spacing w:before="100" w:beforeAutospacing="1" w:after="100" w:afterAutospacing="1" w:line="240" w:lineRule="auto"/>
         <w:rPr>
           <w:rFonts w:ascii="Times New Roman" w:eastAsia="Times New Roman" w:hAnsi="Times New Roman" w:cs="Times New Roman"/>
-          <w:sz w:val="24"/>
-          <w:szCs w:val="24"/>
-          <w:lang w:eastAsia="fr-FR"/>
-        </w:rPr>
-      </w:pPr>
-      <w:r>
-        <w:rPr>
-          <w:rFonts w:ascii="Times New Roman" w:eastAsia="Times New Roman" w:hAnsi="Times New Roman" w:cs="Times New Roman"/>
-          <w:sz w:val="24"/>
-          <w:szCs w:val="24"/>
+          <w:sz w:val="44"/>
+          <w:szCs w:val="44"/>
+          <w:lang w:eastAsia="fr-FR"/>
+        </w:rPr>
+      </w:pPr>
+      <w:r>
+        <w:rPr>
+          <w:rFonts w:ascii="Times New Roman" w:eastAsia="Times New Roman" w:hAnsi="Times New Roman" w:cs="Times New Roman"/>
+          <w:sz w:val="44"/>
+          <w:szCs w:val="44"/>
           <w:lang w:eastAsia="fr-FR"/>
         </w:rPr>
         <w:t>Explorer quels groupes d’âge et quel genre sont les plus touchés.</w:t>
@@ -477,27 +473,25 @@
         <w:spacing w:before="100" w:beforeAutospacing="1" w:after="100" w:afterAutospacing="1" w:line="240" w:lineRule="auto"/>
         <w:rPr>
           <w:rFonts w:ascii="Times New Roman" w:eastAsia="Times New Roman" w:hAnsi="Times New Roman" w:cs="Times New Roman"/>
-          <w:sz w:val="24"/>
-          <w:szCs w:val="24"/>
-          <w:lang w:eastAsia="fr-FR"/>
-        </w:rPr>
-      </w:pPr>
-      <w:proofErr w:type="gramStart"/>
+          <w:sz w:val="44"/>
+          <w:szCs w:val="44"/>
+          <w:lang w:eastAsia="fr-FR"/>
+        </w:rPr>
+      </w:pPr>
       <w:r>
         <w:rPr>
           <w:rFonts w:ascii="Segoe UI Emoji" w:eastAsia="Times New Roman" w:hAnsi="Segoe UI Emoji" w:cs="Segoe UI Emoji"/>
-          <w:sz w:val="24"/>
-          <w:szCs w:val="24"/>
+          <w:sz w:val="44"/>
+          <w:szCs w:val="44"/>
           <w:lang w:eastAsia="fr-FR"/>
         </w:rPr>
         <w:t>🔹</w:t>
       </w:r>
-      <w:proofErr w:type="gramEnd"/>
-      <w:r>
-        <w:rPr>
-          <w:rFonts w:ascii="Times New Roman" w:eastAsia="Times New Roman" w:hAnsi="Times New Roman" w:cs="Times New Roman"/>
-          <w:sz w:val="24"/>
-          <w:szCs w:val="24"/>
+      <w:r>
+        <w:rPr>
+          <w:rFonts w:ascii="Times New Roman" w:eastAsia="Times New Roman" w:hAnsi="Times New Roman" w:cs="Times New Roman"/>
+          <w:sz w:val="44"/>
+          <w:szCs w:val="44"/>
           <w:lang w:eastAsia="fr-FR"/>
         </w:rPr>
         <w:t xml:space="preserve"> </w:t>
@@ -507,8 +501,8 @@
           <w:rFonts w:ascii="Times New Roman" w:eastAsia="Times New Roman" w:hAnsi="Times New Roman" w:cs="Times New Roman"/>
           <w:b/>
           <w:bCs/>
-          <w:sz w:val="24"/>
-          <w:szCs w:val="24"/>
+          <w:sz w:val="44"/>
+          <w:szCs w:val="44"/>
           <w:lang w:eastAsia="fr-FR"/>
         </w:rPr>
         <w:t>Techniques</w:t>
@@ -516,8 +510,8 @@
       <w:r>
         <w:rPr>
           <w:rFonts w:ascii="Times New Roman" w:eastAsia="Times New Roman" w:hAnsi="Times New Roman" w:cs="Times New Roman"/>
-          <w:sz w:val="24"/>
-          <w:szCs w:val="24"/>
+          <w:sz w:val="44"/>
+          <w:szCs w:val="44"/>
           <w:lang w:eastAsia="fr-FR"/>
         </w:rPr>
         <w:t xml:space="preserve"> : Histogramme, courbe de densité, analyse des proportions</w:t>
@@ -528,16 +522,16 @@
         <w:spacing w:before="100" w:beforeAutospacing="1" w:after="100" w:afterAutospacing="1" w:line="240" w:lineRule="auto"/>
         <w:rPr>
           <w:rFonts w:ascii="Times New Roman" w:eastAsia="Times New Roman" w:hAnsi="Times New Roman" w:cs="Times New Roman"/>
-          <w:sz w:val="24"/>
-          <w:szCs w:val="24"/>
-          <w:lang w:eastAsia="fr-FR"/>
-        </w:rPr>
-      </w:pPr>
-      <w:r>
-        <w:rPr>
-          <w:rFonts w:ascii="Times New Roman" w:eastAsia="Times New Roman" w:hAnsi="Times New Roman" w:cs="Times New Roman"/>
-          <w:sz w:val="24"/>
-          <w:szCs w:val="24"/>
+          <w:sz w:val="44"/>
+          <w:szCs w:val="44"/>
+          <w:lang w:eastAsia="fr-FR"/>
+        </w:rPr>
+      </w:pPr>
+      <w:r>
+        <w:rPr>
+          <w:rFonts w:ascii="Times New Roman" w:eastAsia="Times New Roman" w:hAnsi="Times New Roman" w:cs="Times New Roman"/>
+          <w:sz w:val="44"/>
+          <w:szCs w:val="44"/>
           <w:lang w:eastAsia="fr-FR"/>
         </w:rPr>
         <w:t>4️</w:t>
@@ -545,8 +539,8 @@
       <w:r>
         <w:rPr>
           <w:rFonts w:ascii="Tahoma" w:eastAsia="Times New Roman" w:hAnsi="Tahoma" w:cs="Tahoma"/>
-          <w:sz w:val="24"/>
-          <w:szCs w:val="24"/>
+          <w:sz w:val="44"/>
+          <w:szCs w:val="44"/>
           <w:lang w:eastAsia="fr-FR"/>
         </w:rPr>
         <w:t>⃣</w:t>
@@ -554,28 +548,19 @@
       <w:r>
         <w:rPr>
           <w:rFonts w:ascii="Times New Roman" w:eastAsia="Times New Roman" w:hAnsi="Times New Roman" w:cs="Times New Roman"/>
-          <w:sz w:val="24"/>
-          <w:szCs w:val="24"/>
-          <w:lang w:eastAsia="fr-FR"/>
-        </w:rPr>
-        <w:t xml:space="preserve"> </w:t>
-      </w:r>
-      <w:r>
-        <w:rPr>
-          <w:rFonts w:ascii="Times New Roman" w:eastAsia="Times New Roman" w:hAnsi="Times New Roman" w:cs="Times New Roman"/>
-          <w:sz w:val="24"/>
-          <w:szCs w:val="24"/>
-          <w:lang w:eastAsia="fr-FR"/>
-        </w:rPr>
-        <w:t xml:space="preserve">  </w:t>
+          <w:sz w:val="44"/>
+          <w:szCs w:val="44"/>
+          <w:lang w:eastAsia="fr-FR"/>
+        </w:rPr>
+        <w:t xml:space="preserve">   </w:t>
       </w:r>
       <w:r>
         <w:rPr>
           <w:rFonts w:ascii="Times New Roman" w:eastAsia="Times New Roman" w:hAnsi="Times New Roman" w:cs="Times New Roman"/>
           <w:b/>
           <w:bCs/>
-          <w:sz w:val="24"/>
-          <w:szCs w:val="24"/>
+          <w:sz w:val="44"/>
+          <w:szCs w:val="44"/>
           <w:lang w:eastAsia="fr-FR"/>
         </w:rPr>
         <w:t>Facteurs combinés influençant la survie</w:t>
@@ -590,16 +575,16 @@
         <w:spacing w:before="100" w:beforeAutospacing="1" w:after="100" w:afterAutospacing="1" w:line="240" w:lineRule="auto"/>
         <w:rPr>
           <w:rFonts w:ascii="Times New Roman" w:eastAsia="Times New Roman" w:hAnsi="Times New Roman" w:cs="Times New Roman"/>
-          <w:sz w:val="24"/>
-          <w:szCs w:val="24"/>
-          <w:lang w:eastAsia="fr-FR"/>
-        </w:rPr>
-      </w:pPr>
-      <w:r>
-        <w:rPr>
-          <w:rFonts w:ascii="Times New Roman" w:eastAsia="Times New Roman" w:hAnsi="Times New Roman" w:cs="Times New Roman"/>
-          <w:sz w:val="24"/>
-          <w:szCs w:val="24"/>
+          <w:sz w:val="44"/>
+          <w:szCs w:val="44"/>
+          <w:lang w:eastAsia="fr-FR"/>
+        </w:rPr>
+      </w:pPr>
+      <w:r>
+        <w:rPr>
+          <w:rFonts w:ascii="Times New Roman" w:eastAsia="Times New Roman" w:hAnsi="Times New Roman" w:cs="Times New Roman"/>
+          <w:sz w:val="44"/>
+          <w:szCs w:val="44"/>
           <w:lang w:eastAsia="fr-FR"/>
         </w:rPr>
         <w:t>Modéliser quels facteurs (vitesse, âge, protections) ont le plus d’impact sur la survie.</w:t>
@@ -614,27 +599,25 @@
         <w:spacing w:before="100" w:beforeAutospacing="1" w:after="100" w:afterAutospacing="1" w:line="240" w:lineRule="auto"/>
         <w:rPr>
           <w:rFonts w:ascii="Times New Roman" w:eastAsia="Times New Roman" w:hAnsi="Times New Roman" w:cs="Times New Roman"/>
-          <w:sz w:val="24"/>
-          <w:szCs w:val="24"/>
-          <w:lang w:eastAsia="fr-FR"/>
-        </w:rPr>
-      </w:pPr>
-      <w:proofErr w:type="gramStart"/>
+          <w:sz w:val="44"/>
+          <w:szCs w:val="44"/>
+          <w:lang w:eastAsia="fr-FR"/>
+        </w:rPr>
+      </w:pPr>
       <w:r>
         <w:rPr>
           <w:rFonts w:ascii="Segoe UI Emoji" w:eastAsia="Times New Roman" w:hAnsi="Segoe UI Emoji" w:cs="Segoe UI Emoji"/>
-          <w:sz w:val="24"/>
-          <w:szCs w:val="24"/>
+          <w:sz w:val="44"/>
+          <w:szCs w:val="44"/>
           <w:lang w:eastAsia="fr-FR"/>
         </w:rPr>
         <w:t>🔹</w:t>
       </w:r>
-      <w:proofErr w:type="gramEnd"/>
-      <w:r>
-        <w:rPr>
-          <w:rFonts w:ascii="Times New Roman" w:eastAsia="Times New Roman" w:hAnsi="Times New Roman" w:cs="Times New Roman"/>
-          <w:sz w:val="24"/>
-          <w:szCs w:val="24"/>
+      <w:r>
+        <w:rPr>
+          <w:rFonts w:ascii="Times New Roman" w:eastAsia="Times New Roman" w:hAnsi="Times New Roman" w:cs="Times New Roman"/>
+          <w:sz w:val="44"/>
+          <w:szCs w:val="44"/>
           <w:lang w:eastAsia="fr-FR"/>
         </w:rPr>
         <w:t xml:space="preserve"> </w:t>
@@ -644,8 +627,8 @@
           <w:rFonts w:ascii="Times New Roman" w:eastAsia="Times New Roman" w:hAnsi="Times New Roman" w:cs="Times New Roman"/>
           <w:b/>
           <w:bCs/>
-          <w:sz w:val="24"/>
-          <w:szCs w:val="24"/>
+          <w:sz w:val="44"/>
+          <w:szCs w:val="44"/>
           <w:lang w:eastAsia="fr-FR"/>
         </w:rPr>
         <w:t>Techniques</w:t>
@@ -653,15 +636,25 @@
       <w:r>
         <w:rPr>
           <w:rFonts w:ascii="Times New Roman" w:eastAsia="Times New Roman" w:hAnsi="Times New Roman" w:cs="Times New Roman"/>
-          <w:sz w:val="24"/>
-          <w:szCs w:val="24"/>
+          <w:sz w:val="44"/>
+          <w:szCs w:val="44"/>
           <w:lang w:eastAsia="fr-FR"/>
         </w:rPr>
         <w:t xml:space="preserve"> : Régression logistique, analyse des coefficients</w:t>
       </w:r>
     </w:p>
     <w:p>
-      <w:r>
+      <w:pPr>
+        <w:rPr>
+          <w:sz w:val="44"/>
+          <w:szCs w:val="44"/>
+        </w:rPr>
+      </w:pPr>
+      <w:r>
+        <w:rPr>
+          <w:sz w:val="44"/>
+          <w:szCs w:val="44"/>
+        </w:rPr>
         <w:t>------------------------------------------------------------------------------------------------------------------------------</w:t>
       </w:r>
     </w:p>
@@ -673,8 +666,8 @@
           <w:rFonts w:ascii="Segoe UI Emoji" w:eastAsia="Times New Roman" w:hAnsi="Segoe UI Emoji" w:cs="Segoe UI Emoji"/>
           <w:b/>
           <w:bCs/>
-          <w:sz w:val="27"/>
-          <w:szCs w:val="27"/>
+          <w:sz w:val="44"/>
+          <w:szCs w:val="44"/>
           <w:lang w:eastAsia="fr-FR"/>
         </w:rPr>
       </w:pPr>
@@ -687,8 +680,8 @@
           <w:rFonts w:ascii="Segoe UI Emoji" w:eastAsia="Times New Roman" w:hAnsi="Segoe UI Emoji" w:cs="Segoe UI Emoji"/>
           <w:b/>
           <w:bCs/>
-          <w:sz w:val="27"/>
-          <w:szCs w:val="27"/>
+          <w:sz w:val="44"/>
+          <w:szCs w:val="44"/>
           <w:lang w:eastAsia="fr-FR"/>
         </w:rPr>
       </w:pPr>
@@ -701,8 +694,8 @@
           <w:rFonts w:ascii="Segoe UI Emoji" w:eastAsia="Times New Roman" w:hAnsi="Segoe UI Emoji" w:cs="Segoe UI Emoji"/>
           <w:b/>
           <w:bCs/>
-          <w:sz w:val="27"/>
-          <w:szCs w:val="27"/>
+          <w:sz w:val="44"/>
+          <w:szCs w:val="44"/>
           <w:lang w:eastAsia="fr-FR"/>
         </w:rPr>
       </w:pPr>
@@ -715,8 +708,8 @@
           <w:rFonts w:ascii="Segoe UI Emoji" w:eastAsia="Times New Roman" w:hAnsi="Segoe UI Emoji" w:cs="Segoe UI Emoji"/>
           <w:b/>
           <w:bCs/>
-          <w:sz w:val="27"/>
-          <w:szCs w:val="27"/>
+          <w:sz w:val="44"/>
+          <w:szCs w:val="44"/>
           <w:lang w:eastAsia="fr-FR"/>
         </w:rPr>
       </w:pPr>
@@ -729,32 +722,29 @@
           <w:rFonts w:ascii="Times New Roman" w:eastAsia="Times New Roman" w:hAnsi="Times New Roman" w:cs="Times New Roman"/>
           <w:b/>
           <w:bCs/>
-          <w:sz w:val="27"/>
-          <w:szCs w:val="27"/>
-          <w:lang w:eastAsia="fr-FR"/>
-        </w:rPr>
-      </w:pPr>
-      <w:proofErr w:type="gramStart"/>
+          <w:sz w:val="44"/>
+          <w:szCs w:val="44"/>
+          <w:lang w:eastAsia="fr-FR"/>
+        </w:rPr>
+      </w:pPr>
       <w:r>
         <w:rPr>
           <w:rFonts w:ascii="Segoe UI Emoji" w:eastAsia="Times New Roman" w:hAnsi="Segoe UI Emoji" w:cs="Segoe UI Emoji"/>
           <w:b/>
           <w:bCs/>
-          <w:sz w:val="27"/>
-          <w:szCs w:val="27"/>
-          <w:lang w:eastAsia="fr-FR"/>
-        </w:rPr>
-        <w:lastRenderedPageBreak/>
+          <w:sz w:val="44"/>
+          <w:szCs w:val="44"/>
+          <w:lang w:eastAsia="fr-FR"/>
+        </w:rPr>
         <w:t>🛠</w:t>
       </w:r>
-      <w:proofErr w:type="gramEnd"/>
       <w:r>
         <w:rPr>
           <w:rFonts w:ascii="Times New Roman" w:eastAsia="Times New Roman" w:hAnsi="Times New Roman" w:cs="Times New Roman"/>
           <w:b/>
           <w:bCs/>
-          <w:sz w:val="27"/>
-          <w:szCs w:val="27"/>
+          <w:sz w:val="44"/>
+          <w:szCs w:val="44"/>
           <w:lang w:eastAsia="fr-FR"/>
         </w:rPr>
         <w:t>️ Étapes Détaillées</w:t>
@@ -768,8 +758,8 @@
           <w:rFonts w:ascii="Times New Roman" w:eastAsia="Times New Roman" w:hAnsi="Times New Roman" w:cs="Times New Roman"/>
           <w:b/>
           <w:bCs/>
-          <w:sz w:val="24"/>
-          <w:szCs w:val="24"/>
+          <w:sz w:val="44"/>
+          <w:szCs w:val="44"/>
           <w:lang w:eastAsia="fr-FR"/>
         </w:rPr>
       </w:pPr>
@@ -778,20 +768,20 @@
           <w:rFonts w:ascii="Times New Roman" w:eastAsia="Times New Roman" w:hAnsi="Times New Roman" w:cs="Times New Roman"/>
           <w:b/>
           <w:bCs/>
-          <w:sz w:val="24"/>
-          <w:szCs w:val="24"/>
-          <w:lang w:eastAsia="fr-FR"/>
-        </w:rPr>
+          <w:sz w:val="44"/>
+          <w:szCs w:val="44"/>
+          <w:lang w:eastAsia="fr-FR"/>
+        </w:rPr>
+        <w:lastRenderedPageBreak/>
         <w:t>1️</w:t>
       </w:r>
-      <w:proofErr w:type="gramStart"/>
       <w:r>
         <w:rPr>
           <w:rFonts w:ascii="Tahoma" w:eastAsia="Times New Roman" w:hAnsi="Tahoma" w:cs="Tahoma"/>
           <w:b/>
           <w:bCs/>
-          <w:sz w:val="24"/>
-          <w:szCs w:val="24"/>
+          <w:sz w:val="44"/>
+          <w:szCs w:val="44"/>
           <w:lang w:eastAsia="fr-FR"/>
         </w:rPr>
         <w:t>⃣</w:t>
@@ -801,8 +791,37 @@
           <w:rFonts w:ascii="Times New Roman" w:eastAsia="Times New Roman" w:hAnsi="Times New Roman" w:cs="Times New Roman"/>
           <w:b/>
           <w:bCs/>
-          <w:sz w:val="24"/>
-          <w:szCs w:val="24"/>
+          <w:sz w:val="44"/>
+          <w:szCs w:val="44"/>
+          <w:lang w:eastAsia="fr-FR"/>
+        </w:rPr>
+        <w:t xml:space="preserve">  Influence de la vitesse d’impact sur la survie</w:t>
+      </w:r>
+    </w:p>
+    <w:p>
+      <w:pPr>
+        <w:spacing w:before="100" w:beforeAutospacing="1" w:after="100" w:afterAutospacing="1" w:line="240" w:lineRule="auto"/>
+        <w:rPr>
+          <w:rFonts w:ascii="Times New Roman" w:eastAsia="Times New Roman" w:hAnsi="Times New Roman" w:cs="Times New Roman"/>
+          <w:sz w:val="44"/>
+          <w:szCs w:val="44"/>
+          <w:lang w:eastAsia="fr-FR"/>
+        </w:rPr>
+      </w:pPr>
+      <w:r>
+        <w:rPr>
+          <w:rFonts w:ascii="Segoe UI Emoji" w:eastAsia="Times New Roman" w:hAnsi="Segoe UI Emoji" w:cs="Segoe UI Emoji"/>
+          <w:sz w:val="44"/>
+          <w:szCs w:val="44"/>
+          <w:lang w:eastAsia="fr-FR"/>
+        </w:rPr>
+        <w:t>📌</w:t>
+      </w:r>
+      <w:r>
+        <w:rPr>
+          <w:rFonts w:ascii="Times New Roman" w:eastAsia="Times New Roman" w:hAnsi="Times New Roman" w:cs="Times New Roman"/>
+          <w:sz w:val="44"/>
+          <w:szCs w:val="44"/>
           <w:lang w:eastAsia="fr-FR"/>
         </w:rPr>
         <w:t xml:space="preserve"> </w:t>
@@ -812,73 +831,8 @@
           <w:rFonts w:ascii="Times New Roman" w:eastAsia="Times New Roman" w:hAnsi="Times New Roman" w:cs="Times New Roman"/>
           <w:b/>
           <w:bCs/>
-          <w:sz w:val="24"/>
-          <w:szCs w:val="24"/>
-          <w:lang w:eastAsia="fr-FR"/>
-        </w:rPr>
-        <w:t xml:space="preserve"> </w:t>
-      </w:r>
-      <w:r>
-        <w:rPr>
-          <w:rFonts w:ascii="Times New Roman" w:eastAsia="Times New Roman" w:hAnsi="Times New Roman" w:cs="Times New Roman"/>
-          <w:b/>
-          <w:bCs/>
-          <w:sz w:val="24"/>
-          <w:szCs w:val="24"/>
-          <w:lang w:eastAsia="fr-FR"/>
-        </w:rPr>
-        <w:t>Influence</w:t>
-      </w:r>
-      <w:proofErr w:type="gramEnd"/>
-      <w:r>
-        <w:rPr>
-          <w:rFonts w:ascii="Times New Roman" w:eastAsia="Times New Roman" w:hAnsi="Times New Roman" w:cs="Times New Roman"/>
-          <w:b/>
-          <w:bCs/>
-          <w:sz w:val="24"/>
-          <w:szCs w:val="24"/>
-          <w:lang w:eastAsia="fr-FR"/>
-        </w:rPr>
-        <w:t xml:space="preserve"> de la vitesse d’impact sur la survie</w:t>
-      </w:r>
-    </w:p>
-    <w:p>
-      <w:pPr>
-        <w:spacing w:before="100" w:beforeAutospacing="1" w:after="100" w:afterAutospacing="1" w:line="240" w:lineRule="auto"/>
-        <w:rPr>
-          <w:rFonts w:ascii="Times New Roman" w:eastAsia="Times New Roman" w:hAnsi="Times New Roman" w:cs="Times New Roman"/>
-          <w:sz w:val="24"/>
-          <w:szCs w:val="24"/>
-          <w:lang w:eastAsia="fr-FR"/>
-        </w:rPr>
-      </w:pPr>
-      <w:proofErr w:type="gramStart"/>
-      <w:r>
-        <w:rPr>
-          <w:rFonts w:ascii="Segoe UI Emoji" w:eastAsia="Times New Roman" w:hAnsi="Segoe UI Emoji" w:cs="Segoe UI Emoji"/>
-          <w:sz w:val="24"/>
-          <w:szCs w:val="24"/>
-          <w:lang w:eastAsia="fr-FR"/>
-        </w:rPr>
-        <w:t>📌</w:t>
-      </w:r>
-      <w:proofErr w:type="gramEnd"/>
-      <w:r>
-        <w:rPr>
-          <w:rFonts w:ascii="Times New Roman" w:eastAsia="Times New Roman" w:hAnsi="Times New Roman" w:cs="Times New Roman"/>
-          <w:sz w:val="24"/>
-          <w:szCs w:val="24"/>
-          <w:lang w:eastAsia="fr-FR"/>
-        </w:rPr>
-        <w:t xml:space="preserve"> </w:t>
-      </w:r>
-      <w:r>
-        <w:rPr>
-          <w:rFonts w:ascii="Times New Roman" w:eastAsia="Times New Roman" w:hAnsi="Times New Roman" w:cs="Times New Roman"/>
-          <w:b/>
-          <w:bCs/>
-          <w:sz w:val="24"/>
-          <w:szCs w:val="24"/>
+          <w:sz w:val="44"/>
+          <w:szCs w:val="44"/>
           <w:lang w:eastAsia="fr-FR"/>
         </w:rPr>
         <w:t>Étapes</w:t>
@@ -886,8 +840,8 @@
       <w:r>
         <w:rPr>
           <w:rFonts w:ascii="Times New Roman" w:eastAsia="Times New Roman" w:hAnsi="Times New Roman" w:cs="Times New Roman"/>
-          <w:sz w:val="24"/>
-          <w:szCs w:val="24"/>
+          <w:sz w:val="44"/>
+          <w:szCs w:val="44"/>
           <w:lang w:eastAsia="fr-FR"/>
         </w:rPr>
         <w:t xml:space="preserve"> :</w:t>
@@ -902,36 +856,34 @@
         <w:spacing w:before="100" w:beforeAutospacing="1" w:after="100" w:afterAutospacing="1" w:line="240" w:lineRule="auto"/>
         <w:rPr>
           <w:rFonts w:ascii="Times New Roman" w:eastAsia="Times New Roman" w:hAnsi="Times New Roman" w:cs="Times New Roman"/>
-          <w:sz w:val="24"/>
-          <w:szCs w:val="24"/>
-          <w:lang w:eastAsia="fr-FR"/>
-        </w:rPr>
-      </w:pPr>
-      <w:r>
-        <w:rPr>
-          <w:rFonts w:ascii="Times New Roman" w:eastAsia="Times New Roman" w:hAnsi="Times New Roman" w:cs="Times New Roman"/>
-          <w:sz w:val="24"/>
-          <w:szCs w:val="24"/>
+          <w:sz w:val="44"/>
+          <w:szCs w:val="44"/>
+          <w:lang w:eastAsia="fr-FR"/>
+        </w:rPr>
+      </w:pPr>
+      <w:r>
+        <w:rPr>
+          <w:rFonts w:ascii="Times New Roman" w:eastAsia="Times New Roman" w:hAnsi="Times New Roman" w:cs="Times New Roman"/>
+          <w:sz w:val="44"/>
+          <w:szCs w:val="44"/>
           <w:lang w:eastAsia="fr-FR"/>
         </w:rPr>
         <w:t xml:space="preserve">Vérifier s’il y a des valeurs manquantes dans </w:t>
       </w:r>
-      <w:proofErr w:type="spellStart"/>
       <w:r>
         <w:rPr>
           <w:rFonts w:ascii="Courier New" w:eastAsia="Times New Roman" w:hAnsi="Courier New" w:cs="Courier New"/>
-          <w:sz w:val="20"/>
-          <w:szCs w:val="20"/>
+          <w:sz w:val="44"/>
+          <w:szCs w:val="44"/>
           <w:lang w:eastAsia="fr-FR"/>
         </w:rPr>
         <w:t>Speed_of_Impact</w:t>
       </w:r>
-      <w:proofErr w:type="spellEnd"/>
-      <w:r>
-        <w:rPr>
-          <w:rFonts w:ascii="Times New Roman" w:eastAsia="Times New Roman" w:hAnsi="Times New Roman" w:cs="Times New Roman"/>
-          <w:sz w:val="24"/>
-          <w:szCs w:val="24"/>
+      <w:r>
+        <w:rPr>
+          <w:rFonts w:ascii="Times New Roman" w:eastAsia="Times New Roman" w:hAnsi="Times New Roman" w:cs="Times New Roman"/>
+          <w:sz w:val="44"/>
+          <w:szCs w:val="44"/>
           <w:lang w:eastAsia="fr-FR"/>
         </w:rPr>
         <w:t>.</w:t>
@@ -946,16 +898,16 @@
         <w:spacing w:before="100" w:beforeAutospacing="1" w:after="100" w:afterAutospacing="1" w:line="240" w:lineRule="auto"/>
         <w:rPr>
           <w:rFonts w:ascii="Times New Roman" w:eastAsia="Times New Roman" w:hAnsi="Times New Roman" w:cs="Times New Roman"/>
-          <w:sz w:val="24"/>
-          <w:szCs w:val="24"/>
-          <w:lang w:eastAsia="fr-FR"/>
-        </w:rPr>
-      </w:pPr>
-      <w:r>
-        <w:rPr>
-          <w:rFonts w:ascii="Times New Roman" w:eastAsia="Times New Roman" w:hAnsi="Times New Roman" w:cs="Times New Roman"/>
-          <w:sz w:val="24"/>
-          <w:szCs w:val="24"/>
+          <w:sz w:val="44"/>
+          <w:szCs w:val="44"/>
+          <w:lang w:eastAsia="fr-FR"/>
+        </w:rPr>
+      </w:pPr>
+      <w:r>
+        <w:rPr>
+          <w:rFonts w:ascii="Times New Roman" w:eastAsia="Times New Roman" w:hAnsi="Times New Roman" w:cs="Times New Roman"/>
+          <w:sz w:val="44"/>
+          <w:szCs w:val="44"/>
           <w:lang w:eastAsia="fr-FR"/>
         </w:rPr>
         <w:t>Comparer la distribution des vitesses entre survivants et non-survivants.</w:t>
@@ -970,38 +922,36 @@
         <w:spacing w:before="100" w:beforeAutospacing="1" w:after="100" w:afterAutospacing="1" w:line="240" w:lineRule="auto"/>
         <w:rPr>
           <w:rFonts w:ascii="Times New Roman" w:eastAsia="Times New Roman" w:hAnsi="Times New Roman" w:cs="Times New Roman"/>
-          <w:sz w:val="24"/>
-          <w:szCs w:val="24"/>
-          <w:lang w:eastAsia="fr-FR"/>
-        </w:rPr>
-      </w:pPr>
-      <w:r>
-        <w:rPr>
-          <w:rFonts w:ascii="Times New Roman" w:eastAsia="Times New Roman" w:hAnsi="Times New Roman" w:cs="Times New Roman"/>
-          <w:sz w:val="24"/>
-          <w:szCs w:val="24"/>
+          <w:sz w:val="44"/>
+          <w:szCs w:val="44"/>
+          <w:lang w:eastAsia="fr-FR"/>
+        </w:rPr>
+      </w:pPr>
+      <w:r>
+        <w:rPr>
+          <w:rFonts w:ascii="Times New Roman" w:eastAsia="Times New Roman" w:hAnsi="Times New Roman" w:cs="Times New Roman"/>
+          <w:sz w:val="44"/>
+          <w:szCs w:val="44"/>
           <w:lang w:eastAsia="fr-FR"/>
         </w:rPr>
         <w:t xml:space="preserve">Visualiser avec un </w:t>
       </w:r>
-      <w:proofErr w:type="spellStart"/>
       <w:r>
         <w:rPr>
           <w:rFonts w:ascii="Times New Roman" w:eastAsia="Times New Roman" w:hAnsi="Times New Roman" w:cs="Times New Roman"/>
           <w:b/>
           <w:bCs/>
-          <w:sz w:val="24"/>
-          <w:szCs w:val="24"/>
+          <w:sz w:val="44"/>
+          <w:szCs w:val="44"/>
           <w:lang w:eastAsia="fr-FR"/>
         </w:rPr>
         <w:t>boxplot</w:t>
       </w:r>
-      <w:proofErr w:type="spellEnd"/>
-      <w:r>
-        <w:rPr>
-          <w:rFonts w:ascii="Times New Roman" w:eastAsia="Times New Roman" w:hAnsi="Times New Roman" w:cs="Times New Roman"/>
-          <w:sz w:val="24"/>
-          <w:szCs w:val="24"/>
+      <w:r>
+        <w:rPr>
+          <w:rFonts w:ascii="Times New Roman" w:eastAsia="Times New Roman" w:hAnsi="Times New Roman" w:cs="Times New Roman"/>
+          <w:sz w:val="44"/>
+          <w:szCs w:val="44"/>
           <w:lang w:eastAsia="fr-FR"/>
         </w:rPr>
         <w:t xml:space="preserve"> et un </w:t>
@@ -1011,8 +961,8 @@
           <w:rFonts w:ascii="Times New Roman" w:eastAsia="Times New Roman" w:hAnsi="Times New Roman" w:cs="Times New Roman"/>
           <w:b/>
           <w:bCs/>
-          <w:sz w:val="24"/>
-          <w:szCs w:val="24"/>
+          <w:sz w:val="44"/>
+          <w:szCs w:val="44"/>
           <w:lang w:eastAsia="fr-FR"/>
         </w:rPr>
         <w:t>histogramme</w:t>
@@ -1020,8 +970,8 @@
       <w:r>
         <w:rPr>
           <w:rFonts w:ascii="Times New Roman" w:eastAsia="Times New Roman" w:hAnsi="Times New Roman" w:cs="Times New Roman"/>
-          <w:sz w:val="24"/>
-          <w:szCs w:val="24"/>
+          <w:sz w:val="44"/>
+          <w:szCs w:val="44"/>
           <w:lang w:eastAsia="fr-FR"/>
         </w:rPr>
         <w:t>.</w:t>
@@ -1036,16 +986,16 @@
         <w:spacing w:before="100" w:beforeAutospacing="1" w:after="100" w:afterAutospacing="1" w:line="240" w:lineRule="auto"/>
         <w:rPr>
           <w:rFonts w:ascii="Times New Roman" w:eastAsia="Times New Roman" w:hAnsi="Times New Roman" w:cs="Times New Roman"/>
-          <w:sz w:val="24"/>
-          <w:szCs w:val="24"/>
-          <w:lang w:eastAsia="fr-FR"/>
-        </w:rPr>
-      </w:pPr>
-      <w:r>
-        <w:rPr>
-          <w:rFonts w:ascii="Times New Roman" w:eastAsia="Times New Roman" w:hAnsi="Times New Roman" w:cs="Times New Roman"/>
-          <w:sz w:val="24"/>
-          <w:szCs w:val="24"/>
+          <w:sz w:val="44"/>
+          <w:szCs w:val="44"/>
+          <w:lang w:eastAsia="fr-FR"/>
+        </w:rPr>
+      </w:pPr>
+      <w:r>
+        <w:rPr>
+          <w:rFonts w:ascii="Times New Roman" w:eastAsia="Times New Roman" w:hAnsi="Times New Roman" w:cs="Times New Roman"/>
+          <w:sz w:val="44"/>
+          <w:szCs w:val="44"/>
           <w:lang w:eastAsia="fr-FR"/>
         </w:rPr>
         <w:t xml:space="preserve">Effectuer un </w:t>
@@ -1055,8 +1005,8 @@
           <w:rFonts w:ascii="Times New Roman" w:eastAsia="Times New Roman" w:hAnsi="Times New Roman" w:cs="Times New Roman"/>
           <w:b/>
           <w:bCs/>
-          <w:sz w:val="24"/>
-          <w:szCs w:val="24"/>
+          <w:sz w:val="44"/>
+          <w:szCs w:val="44"/>
           <w:lang w:eastAsia="fr-FR"/>
         </w:rPr>
         <w:t>test statistique</w:t>
@@ -1064,8 +1014,8 @@
       <w:r>
         <w:rPr>
           <w:rFonts w:ascii="Times New Roman" w:eastAsia="Times New Roman" w:hAnsi="Times New Roman" w:cs="Times New Roman"/>
-          <w:sz w:val="24"/>
-          <w:szCs w:val="24"/>
+          <w:sz w:val="44"/>
+          <w:szCs w:val="44"/>
           <w:lang w:eastAsia="fr-FR"/>
         </w:rPr>
         <w:t xml:space="preserve"> pour voir si la différence est significative.</w:t>
@@ -1076,17 +1026,17 @@
         <w:spacing w:before="100" w:beforeAutospacing="1" w:after="100" w:afterAutospacing="1" w:line="240" w:lineRule="auto"/>
         <w:rPr>
           <w:rFonts w:ascii="Times New Roman" w:eastAsia="Times New Roman" w:hAnsi="Times New Roman" w:cs="Times New Roman"/>
-          <w:sz w:val="24"/>
-          <w:szCs w:val="24"/>
-          <w:highlight w:val="lightGray"/>
-          <w:lang w:eastAsia="fr-FR"/>
-        </w:rPr>
-      </w:pPr>
-      <w:r>
-        <w:rPr>
-          <w:rFonts w:ascii="Times New Roman" w:eastAsia="Times New Roman" w:hAnsi="Times New Roman" w:cs="Times New Roman"/>
-          <w:sz w:val="24"/>
-          <w:szCs w:val="24"/>
+          <w:sz w:val="44"/>
+          <w:szCs w:val="44"/>
+          <w:highlight w:val="lightGray"/>
+          <w:lang w:eastAsia="fr-FR"/>
+        </w:rPr>
+      </w:pPr>
+      <w:r>
+        <w:rPr>
+          <w:rFonts w:ascii="Times New Roman" w:eastAsia="Times New Roman" w:hAnsi="Times New Roman" w:cs="Times New Roman"/>
+          <w:sz w:val="44"/>
+          <w:szCs w:val="44"/>
           <w:highlight w:val="lightGray"/>
           <w:lang w:eastAsia="fr-FR"/>
         </w:rPr>
@@ -1118,8 +1068,8 @@
         <w:spacing w:after="0" w:line="240" w:lineRule="auto"/>
         <w:rPr>
           <w:rFonts w:ascii="var(--jp-code-font-family)" w:eastAsia="Times New Roman" w:hAnsi="var(--jp-code-font-family)" w:cs="Courier New"/>
-          <w:sz w:val="20"/>
-          <w:szCs w:val="20"/>
+          <w:sz w:val="44"/>
+          <w:szCs w:val="44"/>
           <w:highlight w:val="lightGray"/>
           <w:lang w:eastAsia="fr-FR"/>
         </w:rPr>
@@ -1127,8 +1077,8 @@
       <w:r>
         <w:rPr>
           <w:rFonts w:ascii="var(--jp-code-font-family)" w:eastAsia="Times New Roman" w:hAnsi="var(--jp-code-font-family)" w:cs="Courier New"/>
-          <w:sz w:val="20"/>
-          <w:szCs w:val="20"/>
+          <w:sz w:val="44"/>
+          <w:szCs w:val="44"/>
           <w:highlight w:val="lightGray"/>
           <w:lang w:eastAsia="fr-FR"/>
         </w:rPr>
@@ -1137,34 +1087,12 @@
       <w:r>
         <w:rPr>
           <w:rFonts w:ascii="var(--jp-code-font-family)" w:eastAsia="Times New Roman" w:hAnsi="var(--jp-code-font-family)" w:cs="Courier New"/>
-          <w:sz w:val="20"/>
-          <w:szCs w:val="20"/>
-          <w:highlight w:val="lightGray"/>
-          <w:lang w:eastAsia="fr-FR"/>
-        </w:rPr>
-        <w:t>Nombre de valeurs manquantes dans '</w:t>
-      </w:r>
-      <w:proofErr w:type="spellStart"/>
-      <w:r>
-        <w:rPr>
-          <w:rFonts w:ascii="var(--jp-code-font-family)" w:eastAsia="Times New Roman" w:hAnsi="var(--jp-code-font-family)" w:cs="Courier New"/>
-          <w:sz w:val="20"/>
-          <w:szCs w:val="20"/>
-          <w:highlight w:val="lightGray"/>
-          <w:lang w:eastAsia="fr-FR"/>
-        </w:rPr>
-        <w:t>Speed_of_Impact</w:t>
-      </w:r>
-      <w:proofErr w:type="spellEnd"/>
-      <w:r>
-        <w:rPr>
-          <w:rFonts w:ascii="var(--jp-code-font-family)" w:eastAsia="Times New Roman" w:hAnsi="var(--jp-code-font-family)" w:cs="Courier New"/>
-          <w:sz w:val="20"/>
-          <w:szCs w:val="20"/>
-          <w:highlight w:val="lightGray"/>
-          <w:lang w:eastAsia="fr-FR"/>
-        </w:rPr>
-        <w:t>' : 3</w:t>
+          <w:sz w:val="44"/>
+          <w:szCs w:val="44"/>
+          <w:highlight w:val="lightGray"/>
+          <w:lang w:eastAsia="fr-FR"/>
+        </w:rPr>
+        <w:t>Nombre de valeurs manquantes dans 'Speed_of_Impact' : 3</w:t>
       </w:r>
     </w:p>
     <w:p>
@@ -1192,80 +1120,22 @@
         <w:spacing w:after="0" w:line="240" w:lineRule="auto"/>
         <w:rPr>
           <w:rFonts w:ascii="var(--jp-code-font-family)" w:eastAsia="Times New Roman" w:hAnsi="var(--jp-code-font-family)" w:cs="Courier New"/>
-          <w:sz w:val="20"/>
-          <w:szCs w:val="20"/>
+          <w:sz w:val="44"/>
+          <w:szCs w:val="44"/>
           <w:highlight w:val="lightGray"/>
           <w:lang w:val="en-US" w:eastAsia="fr-FR"/>
         </w:rPr>
       </w:pPr>
-      <w:proofErr w:type="spellStart"/>
       <w:r>
         <w:rPr>
           <w:rFonts w:ascii="var(--jp-code-font-family)" w:eastAsia="Times New Roman" w:hAnsi="var(--jp-code-font-family)" w:cs="Courier New"/>
-          <w:sz w:val="20"/>
-          <w:szCs w:val="20"/>
+          <w:sz w:val="44"/>
+          <w:szCs w:val="44"/>
           <w:highlight w:val="lightGray"/>
           <w:lang w:val="en-US" w:eastAsia="fr-FR"/>
         </w:rPr>
-        <w:t>Statistiques</w:t>
-      </w:r>
-      <w:proofErr w:type="spellEnd"/>
-      <w:r>
-        <w:rPr>
-          <w:rFonts w:ascii="var(--jp-code-font-family)" w:eastAsia="Times New Roman" w:hAnsi="var(--jp-code-font-family)" w:cs="Courier New"/>
-          <w:sz w:val="20"/>
-          <w:szCs w:val="20"/>
-          <w:highlight w:val="lightGray"/>
-          <w:lang w:val="en-US" w:eastAsia="fr-FR"/>
-        </w:rPr>
-        <w:t xml:space="preserve"> </w:t>
-      </w:r>
-      <w:proofErr w:type="spellStart"/>
-      <w:r>
-        <w:rPr>
-          <w:rFonts w:ascii="var(--jp-code-font-family)" w:eastAsia="Times New Roman" w:hAnsi="var(--jp-code-font-family)" w:cs="Courier New"/>
-          <w:sz w:val="20"/>
-          <w:szCs w:val="20"/>
-          <w:highlight w:val="lightGray"/>
-          <w:lang w:val="en-US" w:eastAsia="fr-FR"/>
-        </w:rPr>
-        <w:t>descriptives</w:t>
-      </w:r>
-      <w:proofErr w:type="spellEnd"/>
-      <w:r>
-        <w:rPr>
-          <w:rFonts w:ascii="var(--jp-code-font-family)" w:eastAsia="Times New Roman" w:hAnsi="var(--jp-code-font-family)" w:cs="Courier New"/>
-          <w:sz w:val="20"/>
-          <w:szCs w:val="20"/>
-          <w:highlight w:val="lightGray"/>
-          <w:lang w:val="en-US" w:eastAsia="fr-FR"/>
-        </w:rPr>
-        <w:t xml:space="preserve"> de '</w:t>
-      </w:r>
-      <w:proofErr w:type="spellStart"/>
-      <w:r>
-        <w:rPr>
-          <w:rFonts w:ascii="var(--jp-code-font-family)" w:eastAsia="Times New Roman" w:hAnsi="var(--jp-code-font-family)" w:cs="Courier New"/>
-          <w:sz w:val="20"/>
-          <w:szCs w:val="20"/>
-          <w:highlight w:val="lightGray"/>
-          <w:lang w:val="en-US" w:eastAsia="fr-FR"/>
-        </w:rPr>
-        <w:t>Speed_of_Impact</w:t>
-      </w:r>
-      <w:proofErr w:type="spellEnd"/>
-      <w:proofErr w:type="gramStart"/>
-      <w:r>
-        <w:rPr>
-          <w:rFonts w:ascii="var(--jp-code-font-family)" w:eastAsia="Times New Roman" w:hAnsi="var(--jp-code-font-family)" w:cs="Courier New"/>
-          <w:sz w:val="20"/>
-          <w:szCs w:val="20"/>
-          <w:highlight w:val="lightGray"/>
-          <w:lang w:val="en-US" w:eastAsia="fr-FR"/>
-        </w:rPr>
-        <w:t>' :</w:t>
-      </w:r>
-      <w:proofErr w:type="gramEnd"/>
+        <w:t>Statistiques descriptives de 'Speed_of_Impact' :</w:t>
+      </w:r>
     </w:p>
     <w:p>
       <w:pPr>
@@ -1292,8 +1162,8 @@
         <w:spacing w:after="0" w:line="240" w:lineRule="auto"/>
         <w:rPr>
           <w:rFonts w:ascii="var(--jp-code-font-family)" w:eastAsia="Times New Roman" w:hAnsi="var(--jp-code-font-family)" w:cs="Courier New"/>
-          <w:sz w:val="20"/>
-          <w:szCs w:val="20"/>
+          <w:sz w:val="44"/>
+          <w:szCs w:val="44"/>
           <w:highlight w:val="lightGray"/>
           <w:lang w:val="en-US" w:eastAsia="fr-FR"/>
         </w:rPr>
@@ -1301,8 +1171,8 @@
       <w:r>
         <w:rPr>
           <w:rFonts w:ascii="var(--jp-code-font-family)" w:eastAsia="Times New Roman" w:hAnsi="var(--jp-code-font-family)" w:cs="Courier New"/>
-          <w:sz w:val="20"/>
-          <w:szCs w:val="20"/>
+          <w:sz w:val="44"/>
+          <w:szCs w:val="44"/>
           <w:highlight w:val="lightGray"/>
           <w:lang w:val="en-US" w:eastAsia="fr-FR"/>
         </w:rPr>
@@ -1334,8 +1204,8 @@
         <w:spacing w:after="0" w:line="240" w:lineRule="auto"/>
         <w:rPr>
           <w:rFonts w:ascii="var(--jp-code-font-family)" w:eastAsia="Times New Roman" w:hAnsi="var(--jp-code-font-family)" w:cs="Courier New"/>
-          <w:sz w:val="20"/>
-          <w:szCs w:val="20"/>
+          <w:sz w:val="44"/>
+          <w:szCs w:val="44"/>
           <w:highlight w:val="lightGray"/>
           <w:lang w:val="en-US" w:eastAsia="fr-FR"/>
         </w:rPr>
@@ -1343,8 +1213,8 @@
       <w:r>
         <w:rPr>
           <w:rFonts w:ascii="var(--jp-code-font-family)" w:eastAsia="Times New Roman" w:hAnsi="var(--jp-code-font-family)" w:cs="Courier New"/>
-          <w:sz w:val="20"/>
-          <w:szCs w:val="20"/>
+          <w:sz w:val="44"/>
+          <w:szCs w:val="44"/>
           <w:highlight w:val="lightGray"/>
           <w:lang w:val="en-US" w:eastAsia="fr-FR"/>
         </w:rPr>
@@ -1376,8 +1246,8 @@
         <w:spacing w:after="0" w:line="240" w:lineRule="auto"/>
         <w:rPr>
           <w:rFonts w:ascii="var(--jp-code-font-family)" w:eastAsia="Times New Roman" w:hAnsi="var(--jp-code-font-family)" w:cs="Courier New"/>
-          <w:sz w:val="20"/>
-          <w:szCs w:val="20"/>
+          <w:sz w:val="44"/>
+          <w:szCs w:val="44"/>
           <w:highlight w:val="lightGray"/>
           <w:lang w:val="en-US" w:eastAsia="fr-FR"/>
         </w:rPr>
@@ -1385,8 +1255,8 @@
       <w:r>
         <w:rPr>
           <w:rFonts w:ascii="var(--jp-code-font-family)" w:eastAsia="Times New Roman" w:hAnsi="var(--jp-code-font-family)" w:cs="Courier New"/>
-          <w:sz w:val="20"/>
-          <w:szCs w:val="20"/>
+          <w:sz w:val="44"/>
+          <w:szCs w:val="44"/>
           <w:highlight w:val="lightGray"/>
           <w:lang w:val="en-US" w:eastAsia="fr-FR"/>
         </w:rPr>
@@ -1418,8 +1288,8 @@
         <w:spacing w:after="0" w:line="240" w:lineRule="auto"/>
         <w:rPr>
           <w:rFonts w:ascii="var(--jp-code-font-family)" w:eastAsia="Times New Roman" w:hAnsi="var(--jp-code-font-family)" w:cs="Courier New"/>
-          <w:sz w:val="20"/>
-          <w:szCs w:val="20"/>
+          <w:sz w:val="44"/>
+          <w:szCs w:val="44"/>
           <w:highlight w:val="lightGray"/>
           <w:lang w:val="en-US" w:eastAsia="fr-FR"/>
         </w:rPr>
@@ -1427,8 +1297,8 @@
       <w:r>
         <w:rPr>
           <w:rFonts w:ascii="var(--jp-code-font-family)" w:eastAsia="Times New Roman" w:hAnsi="var(--jp-code-font-family)" w:cs="Courier New"/>
-          <w:sz w:val="20"/>
-          <w:szCs w:val="20"/>
+          <w:sz w:val="44"/>
+          <w:szCs w:val="44"/>
           <w:highlight w:val="lightGray"/>
           <w:lang w:val="en-US" w:eastAsia="fr-FR"/>
         </w:rPr>
@@ -1460,8 +1330,8 @@
         <w:spacing w:after="0" w:line="240" w:lineRule="auto"/>
         <w:rPr>
           <w:rFonts w:ascii="var(--jp-code-font-family)" w:eastAsia="Times New Roman" w:hAnsi="var(--jp-code-font-family)" w:cs="Courier New"/>
-          <w:sz w:val="20"/>
-          <w:szCs w:val="20"/>
+          <w:sz w:val="44"/>
+          <w:szCs w:val="44"/>
           <w:highlight w:val="lightGray"/>
           <w:lang w:val="en-US" w:eastAsia="fr-FR"/>
         </w:rPr>
@@ -1469,8 +1339,8 @@
       <w:r>
         <w:rPr>
           <w:rFonts w:ascii="var(--jp-code-font-family)" w:eastAsia="Times New Roman" w:hAnsi="var(--jp-code-font-family)" w:cs="Courier New"/>
-          <w:sz w:val="20"/>
-          <w:szCs w:val="20"/>
+          <w:sz w:val="44"/>
+          <w:szCs w:val="44"/>
           <w:highlight w:val="lightGray"/>
           <w:lang w:val="en-US" w:eastAsia="fr-FR"/>
         </w:rPr>
@@ -1502,8 +1372,8 @@
         <w:spacing w:after="0" w:line="240" w:lineRule="auto"/>
         <w:rPr>
           <w:rFonts w:ascii="var(--jp-code-font-family)" w:eastAsia="Times New Roman" w:hAnsi="var(--jp-code-font-family)" w:cs="Courier New"/>
-          <w:sz w:val="20"/>
-          <w:szCs w:val="20"/>
+          <w:sz w:val="44"/>
+          <w:szCs w:val="44"/>
           <w:highlight w:val="lightGray"/>
           <w:lang w:val="en-US" w:eastAsia="fr-FR"/>
         </w:rPr>
@@ -1511,8 +1381,8 @@
       <w:r>
         <w:rPr>
           <w:rFonts w:ascii="var(--jp-code-font-family)" w:eastAsia="Times New Roman" w:hAnsi="var(--jp-code-font-family)" w:cs="Courier New"/>
-          <w:sz w:val="20"/>
-          <w:szCs w:val="20"/>
+          <w:sz w:val="44"/>
+          <w:szCs w:val="44"/>
           <w:highlight w:val="lightGray"/>
           <w:lang w:val="en-US" w:eastAsia="fr-FR"/>
         </w:rPr>
@@ -1544,8 +1414,8 @@
         <w:spacing w:after="0" w:line="240" w:lineRule="auto"/>
         <w:rPr>
           <w:rFonts w:ascii="var(--jp-code-font-family)" w:eastAsia="Times New Roman" w:hAnsi="var(--jp-code-font-family)" w:cs="Courier New"/>
-          <w:sz w:val="20"/>
-          <w:szCs w:val="20"/>
+          <w:sz w:val="44"/>
+          <w:szCs w:val="44"/>
           <w:highlight w:val="lightGray"/>
           <w:lang w:val="en-US" w:eastAsia="fr-FR"/>
         </w:rPr>
@@ -1553,8 +1423,8 @@
       <w:r>
         <w:rPr>
           <w:rFonts w:ascii="var(--jp-code-font-family)" w:eastAsia="Times New Roman" w:hAnsi="var(--jp-code-font-family)" w:cs="Courier New"/>
-          <w:sz w:val="20"/>
-          <w:szCs w:val="20"/>
+          <w:sz w:val="44"/>
+          <w:szCs w:val="44"/>
           <w:highlight w:val="lightGray"/>
           <w:lang w:val="en-US" w:eastAsia="fr-FR"/>
         </w:rPr>
@@ -1586,8 +1456,8 @@
         <w:spacing w:after="0" w:line="240" w:lineRule="auto"/>
         <w:rPr>
           <w:rFonts w:ascii="var(--jp-code-font-family)" w:eastAsia="Times New Roman" w:hAnsi="var(--jp-code-font-family)" w:cs="Courier New"/>
-          <w:sz w:val="20"/>
-          <w:szCs w:val="20"/>
+          <w:sz w:val="44"/>
+          <w:szCs w:val="44"/>
           <w:highlight w:val="lightGray"/>
           <w:lang w:val="en-US" w:eastAsia="fr-FR"/>
         </w:rPr>
@@ -1595,8 +1465,8 @@
       <w:r>
         <w:rPr>
           <w:rFonts w:ascii="var(--jp-code-font-family)" w:eastAsia="Times New Roman" w:hAnsi="var(--jp-code-font-family)" w:cs="Courier New"/>
-          <w:sz w:val="20"/>
-          <w:szCs w:val="20"/>
+          <w:sz w:val="44"/>
+          <w:szCs w:val="44"/>
           <w:highlight w:val="lightGray"/>
           <w:lang w:val="en-US" w:eastAsia="fr-FR"/>
         </w:rPr>
@@ -1628,8 +1498,8 @@
         <w:spacing w:after="0" w:line="240" w:lineRule="auto"/>
         <w:rPr>
           <w:rFonts w:ascii="var(--jp-code-font-family)" w:eastAsia="Times New Roman" w:hAnsi="var(--jp-code-font-family)" w:cs="Courier New"/>
-          <w:sz w:val="20"/>
-          <w:szCs w:val="20"/>
+          <w:sz w:val="44"/>
+          <w:szCs w:val="44"/>
           <w:highlight w:val="lightGray"/>
           <w:lang w:val="en-US" w:eastAsia="fr-FR"/>
         </w:rPr>
@@ -1637,56 +1507,12 @@
       <w:r>
         <w:rPr>
           <w:rFonts w:ascii="var(--jp-code-font-family)" w:eastAsia="Times New Roman" w:hAnsi="var(--jp-code-font-family)" w:cs="Courier New"/>
-          <w:sz w:val="20"/>
-          <w:szCs w:val="20"/>
+          <w:sz w:val="44"/>
+          <w:szCs w:val="44"/>
           <w:highlight w:val="lightGray"/>
           <w:lang w:val="en-US" w:eastAsia="fr-FR"/>
         </w:rPr>
-        <w:t xml:space="preserve">Name: </w:t>
-      </w:r>
-      <w:proofErr w:type="spellStart"/>
-      <w:r>
-        <w:rPr>
-          <w:rFonts w:ascii="var(--jp-code-font-family)" w:eastAsia="Times New Roman" w:hAnsi="var(--jp-code-font-family)" w:cs="Courier New"/>
-          <w:sz w:val="20"/>
-          <w:szCs w:val="20"/>
-          <w:highlight w:val="lightGray"/>
-          <w:lang w:val="en-US" w:eastAsia="fr-FR"/>
-        </w:rPr>
-        <w:t>Speed_of_Impact</w:t>
-      </w:r>
-      <w:proofErr w:type="spellEnd"/>
-      <w:r>
-        <w:rPr>
-          <w:rFonts w:ascii="var(--jp-code-font-family)" w:eastAsia="Times New Roman" w:hAnsi="var(--jp-code-font-family)" w:cs="Courier New"/>
-          <w:sz w:val="20"/>
-          <w:szCs w:val="20"/>
-          <w:highlight w:val="lightGray"/>
-          <w:lang w:val="en-US" w:eastAsia="fr-FR"/>
-        </w:rPr>
-        <w:t xml:space="preserve">, </w:t>
-      </w:r>
-      <w:proofErr w:type="spellStart"/>
-      <w:r>
-        <w:rPr>
-          <w:rFonts w:ascii="var(--jp-code-font-family)" w:eastAsia="Times New Roman" w:hAnsi="var(--jp-code-font-family)" w:cs="Courier New"/>
-          <w:sz w:val="20"/>
-          <w:szCs w:val="20"/>
-          <w:highlight w:val="lightGray"/>
-          <w:lang w:val="en-US" w:eastAsia="fr-FR"/>
-        </w:rPr>
-        <w:t>dtype</w:t>
-      </w:r>
-      <w:proofErr w:type="spellEnd"/>
-      <w:r>
-        <w:rPr>
-          <w:rFonts w:ascii="var(--jp-code-font-family)" w:eastAsia="Times New Roman" w:hAnsi="var(--jp-code-font-family)" w:cs="Courier New"/>
-          <w:sz w:val="20"/>
-          <w:szCs w:val="20"/>
-          <w:highlight w:val="lightGray"/>
-          <w:lang w:val="en-US" w:eastAsia="fr-FR"/>
-        </w:rPr>
-        <w:t>: float64</w:t>
+        <w:t>Name: Speed_of_Impact, dtype: float64</w:t>
       </w:r>
     </w:p>
     <w:p>
@@ -1697,18 +1523,25 @@
           <w:numId w:val="9"/>
         </w:numPr>
         <w:rPr>
-          <w:highlight w:val="lightGray"/>
-        </w:rPr>
-      </w:pPr>
-      <w:r>
-        <w:rPr>
-          <w:rStyle w:val="Strong"/>
-          <w:highlight w:val="lightGray"/>
-        </w:rPr>
+          <w:sz w:val="44"/>
+          <w:szCs w:val="44"/>
+          <w:highlight w:val="lightGray"/>
+        </w:rPr>
+      </w:pPr>
+      <w:r>
+        <w:rPr>
+          <w:rStyle w:val="lev"/>
+          <w:sz w:val="44"/>
+          <w:szCs w:val="44"/>
+          <w:highlight w:val="lightGray"/>
+        </w:rPr>
+        <w:lastRenderedPageBreak/>
         <w:t>Peu de données manquantes :</w:t>
       </w:r>
       <w:r>
         <w:rPr>
+          <w:sz w:val="44"/>
+          <w:szCs w:val="44"/>
           <w:highlight w:val="lightGray"/>
         </w:rPr>
         <w:br/>
@@ -1723,18 +1556,24 @@
           <w:numId w:val="9"/>
         </w:numPr>
         <w:rPr>
-          <w:highlight w:val="lightGray"/>
-        </w:rPr>
-      </w:pPr>
-      <w:r>
-        <w:rPr>
-          <w:rStyle w:val="Strong"/>
+          <w:sz w:val="44"/>
+          <w:szCs w:val="44"/>
+          <w:highlight w:val="lightGray"/>
+        </w:rPr>
+      </w:pPr>
+      <w:r>
+        <w:rPr>
+          <w:rStyle w:val="lev"/>
+          <w:sz w:val="44"/>
+          <w:szCs w:val="44"/>
           <w:highlight w:val="lightGray"/>
         </w:rPr>
         <w:t>Distribution centrale :</w:t>
       </w:r>
       <w:r>
         <w:rPr>
+          <w:sz w:val="44"/>
+          <w:szCs w:val="44"/>
           <w:highlight w:val="lightGray"/>
         </w:rPr>
         <w:br/>
@@ -1749,18 +1588,24 @@
           <w:numId w:val="9"/>
         </w:numPr>
         <w:rPr>
-          <w:highlight w:val="lightGray"/>
-        </w:rPr>
-      </w:pPr>
-      <w:r>
-        <w:rPr>
-          <w:rStyle w:val="Strong"/>
+          <w:sz w:val="44"/>
+          <w:szCs w:val="44"/>
+          <w:highlight w:val="lightGray"/>
+        </w:rPr>
+      </w:pPr>
+      <w:r>
+        <w:rPr>
+          <w:rStyle w:val="lev"/>
+          <w:sz w:val="44"/>
+          <w:szCs w:val="44"/>
           <w:highlight w:val="lightGray"/>
         </w:rPr>
         <w:t>Grande variabilité :</w:t>
       </w:r>
       <w:r>
         <w:rPr>
+          <w:sz w:val="44"/>
+          <w:szCs w:val="44"/>
           <w:highlight w:val="lightGray"/>
         </w:rPr>
         <w:br/>
@@ -1771,11 +1616,15 @@
       <w:pPr>
         <w:pStyle w:val="NormalWeb"/>
         <w:rPr>
-          <w:highlight w:val="lightGray"/>
-        </w:rPr>
-      </w:pPr>
-      <w:r>
-        <w:rPr>
+          <w:sz w:val="44"/>
+          <w:szCs w:val="44"/>
+          <w:highlight w:val="lightGray"/>
+        </w:rPr>
+      </w:pPr>
+      <w:r>
+        <w:rPr>
+          <w:sz w:val="44"/>
+          <w:szCs w:val="44"/>
           <w:highlight w:val="lightGray"/>
         </w:rPr>
         <w:t>En résumé, la vitesse d’impact est globalement bien représentée (peu de valeurs manquantes) et centrée autour de 70 km/h, mais la forte variabilité suggère que certains accidents se produisent à des vitesses très différentes, ce qui pourrait influencer la survie.</w:t>
@@ -1783,29 +1632,37 @@
     </w:p>
     <w:p>
       <w:pPr>
-        <w:pStyle w:val="HTMLPreformatted"/>
+        <w:pStyle w:val="PrformatHTML"/>
         <w:shd w:val="clear" w:color="auto" w:fill="FFFFFF"/>
         <w:wordWrap w:val="0"/>
         <w:rPr>
           <w:rFonts w:ascii="var(--jp-code-font-family)" w:hAnsi="var(--jp-code-font-family)"/>
+          <w:sz w:val="44"/>
+          <w:szCs w:val="44"/>
           <w:highlight w:val="lightGray"/>
         </w:rPr>
       </w:pPr>
       <w:r>
         <w:rPr>
           <w:b/>
+          <w:sz w:val="44"/>
+          <w:szCs w:val="44"/>
           <w:highlight w:val="lightGray"/>
         </w:rPr>
         <w:t>1.2</w:t>
       </w:r>
       <w:r>
         <w:rPr>
+          <w:sz w:val="44"/>
+          <w:szCs w:val="44"/>
           <w:highlight w:val="lightGray"/>
         </w:rPr>
         <w:t xml:space="preserve"> </w:t>
       </w:r>
       <w:r>
         <w:rPr>
+          <w:sz w:val="44"/>
+          <w:szCs w:val="44"/>
           <w:highlight w:val="lightGray"/>
         </w:rPr>
         <w:br/>
@@ -1813,6 +1670,8 @@
       <w:r>
         <w:rPr>
           <w:rFonts w:ascii="var(--jp-code-font-family)" w:hAnsi="var(--jp-code-font-family)"/>
+          <w:sz w:val="44"/>
+          <w:szCs w:val="44"/>
           <w:highlight w:val="lightGray"/>
         </w:rPr>
         <w:t>Statistiques pour les survivants :</w:t>
@@ -1843,33 +1702,21 @@
         <w:spacing w:after="0" w:line="240" w:lineRule="auto"/>
         <w:rPr>
           <w:rFonts w:ascii="var(--jp-code-font-family)" w:eastAsia="Times New Roman" w:hAnsi="var(--jp-code-font-family)" w:cs="Courier New"/>
-          <w:sz w:val="20"/>
-          <w:szCs w:val="20"/>
-          <w:highlight w:val="lightGray"/>
-          <w:lang w:eastAsia="fr-FR"/>
-        </w:rPr>
-      </w:pPr>
-      <w:proofErr w:type="gramStart"/>
+          <w:sz w:val="44"/>
+          <w:szCs w:val="44"/>
+          <w:highlight w:val="lightGray"/>
+          <w:lang w:eastAsia="fr-FR"/>
+        </w:rPr>
+      </w:pPr>
       <w:r>
         <w:rPr>
           <w:rFonts w:ascii="var(--jp-code-font-family)" w:eastAsia="Times New Roman" w:hAnsi="var(--jp-code-font-family)" w:cs="Courier New"/>
-          <w:sz w:val="20"/>
-          <w:szCs w:val="20"/>
-          <w:highlight w:val="lightGray"/>
-          <w:lang w:eastAsia="fr-FR"/>
-        </w:rPr>
-        <w:t>count</w:t>
-      </w:r>
-      <w:proofErr w:type="gramEnd"/>
-      <w:r>
-        <w:rPr>
-          <w:rFonts w:ascii="var(--jp-code-font-family)" w:eastAsia="Times New Roman" w:hAnsi="var(--jp-code-font-family)" w:cs="Courier New"/>
-          <w:sz w:val="20"/>
-          <w:szCs w:val="20"/>
-          <w:highlight w:val="lightGray"/>
-          <w:lang w:eastAsia="fr-FR"/>
-        </w:rPr>
-        <w:t xml:space="preserve">    100.000000</w:t>
+          <w:sz w:val="44"/>
+          <w:szCs w:val="44"/>
+          <w:highlight w:val="lightGray"/>
+          <w:lang w:eastAsia="fr-FR"/>
+        </w:rPr>
+        <w:t>count    100.000000</w:t>
       </w:r>
     </w:p>
     <w:p>
@@ -1897,35 +1744,21 @@
         <w:spacing w:after="0" w:line="240" w:lineRule="auto"/>
         <w:rPr>
           <w:rFonts w:ascii="var(--jp-code-font-family)" w:eastAsia="Times New Roman" w:hAnsi="var(--jp-code-font-family)" w:cs="Courier New"/>
-          <w:sz w:val="20"/>
-          <w:szCs w:val="20"/>
-          <w:highlight w:val="lightGray"/>
-          <w:lang w:eastAsia="fr-FR"/>
-        </w:rPr>
-      </w:pPr>
-      <w:proofErr w:type="spellStart"/>
-      <w:proofErr w:type="gramStart"/>
+          <w:sz w:val="44"/>
+          <w:szCs w:val="44"/>
+          <w:highlight w:val="lightGray"/>
+          <w:lang w:eastAsia="fr-FR"/>
+        </w:rPr>
+      </w:pPr>
       <w:r>
         <w:rPr>
           <w:rFonts w:ascii="var(--jp-code-font-family)" w:eastAsia="Times New Roman" w:hAnsi="var(--jp-code-font-family)" w:cs="Courier New"/>
-          <w:sz w:val="20"/>
-          <w:szCs w:val="20"/>
-          <w:highlight w:val="lightGray"/>
-          <w:lang w:eastAsia="fr-FR"/>
-        </w:rPr>
-        <w:t>mean</w:t>
-      </w:r>
-      <w:proofErr w:type="spellEnd"/>
-      <w:proofErr w:type="gramEnd"/>
-      <w:r>
-        <w:rPr>
-          <w:rFonts w:ascii="var(--jp-code-font-family)" w:eastAsia="Times New Roman" w:hAnsi="var(--jp-code-font-family)" w:cs="Courier New"/>
-          <w:sz w:val="20"/>
-          <w:szCs w:val="20"/>
-          <w:highlight w:val="lightGray"/>
-          <w:lang w:eastAsia="fr-FR"/>
-        </w:rPr>
-        <w:t xml:space="preserve">      71.700000</w:t>
+          <w:sz w:val="44"/>
+          <w:szCs w:val="44"/>
+          <w:highlight w:val="lightGray"/>
+          <w:lang w:eastAsia="fr-FR"/>
+        </w:rPr>
+        <w:t>mean      71.700000</w:t>
       </w:r>
     </w:p>
     <w:p>
@@ -1953,8 +1786,8 @@
         <w:spacing w:after="0" w:line="240" w:lineRule="auto"/>
         <w:rPr>
           <w:rFonts w:ascii="var(--jp-code-font-family)" w:eastAsia="Times New Roman" w:hAnsi="var(--jp-code-font-family)" w:cs="Courier New"/>
-          <w:sz w:val="20"/>
-          <w:szCs w:val="20"/>
+          <w:sz w:val="44"/>
+          <w:szCs w:val="44"/>
           <w:highlight w:val="lightGray"/>
           <w:lang w:val="en-US" w:eastAsia="fr-FR"/>
         </w:rPr>
@@ -1962,8 +1795,8 @@
       <w:r>
         <w:rPr>
           <w:rFonts w:ascii="var(--jp-code-font-family)" w:eastAsia="Times New Roman" w:hAnsi="var(--jp-code-font-family)" w:cs="Courier New"/>
-          <w:sz w:val="20"/>
-          <w:szCs w:val="20"/>
+          <w:sz w:val="44"/>
+          <w:szCs w:val="44"/>
           <w:highlight w:val="lightGray"/>
           <w:lang w:val="en-US" w:eastAsia="fr-FR"/>
         </w:rPr>
@@ -1995,8 +1828,8 @@
         <w:spacing w:after="0" w:line="240" w:lineRule="auto"/>
         <w:rPr>
           <w:rFonts w:ascii="var(--jp-code-font-family)" w:eastAsia="Times New Roman" w:hAnsi="var(--jp-code-font-family)" w:cs="Courier New"/>
-          <w:sz w:val="20"/>
-          <w:szCs w:val="20"/>
+          <w:sz w:val="44"/>
+          <w:szCs w:val="44"/>
           <w:highlight w:val="lightGray"/>
           <w:lang w:val="en-US" w:eastAsia="fr-FR"/>
         </w:rPr>
@@ -2004,8 +1837,8 @@
       <w:r>
         <w:rPr>
           <w:rFonts w:ascii="var(--jp-code-font-family)" w:eastAsia="Times New Roman" w:hAnsi="var(--jp-code-font-family)" w:cs="Courier New"/>
-          <w:sz w:val="20"/>
-          <w:szCs w:val="20"/>
+          <w:sz w:val="44"/>
+          <w:szCs w:val="44"/>
           <w:highlight w:val="lightGray"/>
           <w:lang w:val="en-US" w:eastAsia="fr-FR"/>
         </w:rPr>
@@ -2037,8 +1870,8 @@
         <w:spacing w:after="0" w:line="240" w:lineRule="auto"/>
         <w:rPr>
           <w:rFonts w:ascii="var(--jp-code-font-family)" w:eastAsia="Times New Roman" w:hAnsi="var(--jp-code-font-family)" w:cs="Courier New"/>
-          <w:sz w:val="20"/>
-          <w:szCs w:val="20"/>
+          <w:sz w:val="44"/>
+          <w:szCs w:val="44"/>
           <w:highlight w:val="lightGray"/>
           <w:lang w:val="en-US" w:eastAsia="fr-FR"/>
         </w:rPr>
@@ -2046,8 +1879,8 @@
       <w:r>
         <w:rPr>
           <w:rFonts w:ascii="var(--jp-code-font-family)" w:eastAsia="Times New Roman" w:hAnsi="var(--jp-code-font-family)" w:cs="Courier New"/>
-          <w:sz w:val="20"/>
-          <w:szCs w:val="20"/>
+          <w:sz w:val="44"/>
+          <w:szCs w:val="44"/>
           <w:highlight w:val="lightGray"/>
           <w:lang w:val="en-US" w:eastAsia="fr-FR"/>
         </w:rPr>
@@ -2079,8 +1912,8 @@
         <w:spacing w:after="0" w:line="240" w:lineRule="auto"/>
         <w:rPr>
           <w:rFonts w:ascii="var(--jp-code-font-family)" w:eastAsia="Times New Roman" w:hAnsi="var(--jp-code-font-family)" w:cs="Courier New"/>
-          <w:sz w:val="20"/>
-          <w:szCs w:val="20"/>
+          <w:sz w:val="44"/>
+          <w:szCs w:val="44"/>
           <w:highlight w:val="lightGray"/>
           <w:lang w:val="en-US" w:eastAsia="fr-FR"/>
         </w:rPr>
@@ -2088,11 +1921,12 @@
       <w:r>
         <w:rPr>
           <w:rFonts w:ascii="var(--jp-code-font-family)" w:eastAsia="Times New Roman" w:hAnsi="var(--jp-code-font-family)" w:cs="Courier New"/>
-          <w:sz w:val="20"/>
-          <w:szCs w:val="20"/>
+          <w:sz w:val="44"/>
+          <w:szCs w:val="44"/>
           <w:highlight w:val="lightGray"/>
           <w:lang w:val="en-US" w:eastAsia="fr-FR"/>
         </w:rPr>
+        <w:lastRenderedPageBreak/>
         <w:t>50%       73.500000</w:t>
       </w:r>
     </w:p>
@@ -2121,8 +1955,8 @@
         <w:spacing w:after="0" w:line="240" w:lineRule="auto"/>
         <w:rPr>
           <w:rFonts w:ascii="var(--jp-code-font-family)" w:eastAsia="Times New Roman" w:hAnsi="var(--jp-code-font-family)" w:cs="Courier New"/>
-          <w:sz w:val="20"/>
-          <w:szCs w:val="20"/>
+          <w:sz w:val="44"/>
+          <w:szCs w:val="44"/>
           <w:highlight w:val="lightGray"/>
           <w:lang w:val="en-US" w:eastAsia="fr-FR"/>
         </w:rPr>
@@ -2130,8 +1964,8 @@
       <w:r>
         <w:rPr>
           <w:rFonts w:ascii="var(--jp-code-font-family)" w:eastAsia="Times New Roman" w:hAnsi="var(--jp-code-font-family)" w:cs="Courier New"/>
-          <w:sz w:val="20"/>
-          <w:szCs w:val="20"/>
+          <w:sz w:val="44"/>
+          <w:szCs w:val="44"/>
           <w:highlight w:val="lightGray"/>
           <w:lang w:val="en-US" w:eastAsia="fr-FR"/>
         </w:rPr>
@@ -2163,8 +1997,8 @@
         <w:spacing w:after="0" w:line="240" w:lineRule="auto"/>
         <w:rPr>
           <w:rFonts w:ascii="var(--jp-code-font-family)" w:eastAsia="Times New Roman" w:hAnsi="var(--jp-code-font-family)" w:cs="Courier New"/>
-          <w:sz w:val="20"/>
-          <w:szCs w:val="20"/>
+          <w:sz w:val="44"/>
+          <w:szCs w:val="44"/>
           <w:highlight w:val="lightGray"/>
           <w:lang w:val="en-US" w:eastAsia="fr-FR"/>
         </w:rPr>
@@ -2172,8 +2006,8 @@
       <w:r>
         <w:rPr>
           <w:rFonts w:ascii="var(--jp-code-font-family)" w:eastAsia="Times New Roman" w:hAnsi="var(--jp-code-font-family)" w:cs="Courier New"/>
-          <w:sz w:val="20"/>
-          <w:szCs w:val="20"/>
+          <w:sz w:val="44"/>
+          <w:szCs w:val="44"/>
           <w:highlight w:val="lightGray"/>
           <w:lang w:val="en-US" w:eastAsia="fr-FR"/>
         </w:rPr>
@@ -2205,8 +2039,8 @@
         <w:spacing w:after="0" w:line="240" w:lineRule="auto"/>
         <w:rPr>
           <w:rFonts w:ascii="var(--jp-code-font-family)" w:eastAsia="Times New Roman" w:hAnsi="var(--jp-code-font-family)" w:cs="Courier New"/>
-          <w:sz w:val="20"/>
-          <w:szCs w:val="20"/>
+          <w:sz w:val="44"/>
+          <w:szCs w:val="44"/>
           <w:highlight w:val="lightGray"/>
           <w:lang w:val="en-US" w:eastAsia="fr-FR"/>
         </w:rPr>
@@ -2214,56 +2048,12 @@
       <w:r>
         <w:rPr>
           <w:rFonts w:ascii="var(--jp-code-font-family)" w:eastAsia="Times New Roman" w:hAnsi="var(--jp-code-font-family)" w:cs="Courier New"/>
-          <w:sz w:val="20"/>
-          <w:szCs w:val="20"/>
+          <w:sz w:val="44"/>
+          <w:szCs w:val="44"/>
           <w:highlight w:val="lightGray"/>
           <w:lang w:val="en-US" w:eastAsia="fr-FR"/>
         </w:rPr>
-        <w:t xml:space="preserve">Name: </w:t>
-      </w:r>
-      <w:proofErr w:type="spellStart"/>
-      <w:r>
-        <w:rPr>
-          <w:rFonts w:ascii="var(--jp-code-font-family)" w:eastAsia="Times New Roman" w:hAnsi="var(--jp-code-font-family)" w:cs="Courier New"/>
-          <w:sz w:val="20"/>
-          <w:szCs w:val="20"/>
-          <w:highlight w:val="lightGray"/>
-          <w:lang w:val="en-US" w:eastAsia="fr-FR"/>
-        </w:rPr>
-        <w:t>Speed_of_Impact</w:t>
-      </w:r>
-      <w:proofErr w:type="spellEnd"/>
-      <w:r>
-        <w:rPr>
-          <w:rFonts w:ascii="var(--jp-code-font-family)" w:eastAsia="Times New Roman" w:hAnsi="var(--jp-code-font-family)" w:cs="Courier New"/>
-          <w:sz w:val="20"/>
-          <w:szCs w:val="20"/>
-          <w:highlight w:val="lightGray"/>
-          <w:lang w:val="en-US" w:eastAsia="fr-FR"/>
-        </w:rPr>
-        <w:t xml:space="preserve">, </w:t>
-      </w:r>
-      <w:proofErr w:type="spellStart"/>
-      <w:r>
-        <w:rPr>
-          <w:rFonts w:ascii="var(--jp-code-font-family)" w:eastAsia="Times New Roman" w:hAnsi="var(--jp-code-font-family)" w:cs="Courier New"/>
-          <w:sz w:val="20"/>
-          <w:szCs w:val="20"/>
-          <w:highlight w:val="lightGray"/>
-          <w:lang w:val="en-US" w:eastAsia="fr-FR"/>
-        </w:rPr>
-        <w:t>dtype</w:t>
-      </w:r>
-      <w:proofErr w:type="spellEnd"/>
-      <w:r>
-        <w:rPr>
-          <w:rFonts w:ascii="var(--jp-code-font-family)" w:eastAsia="Times New Roman" w:hAnsi="var(--jp-code-font-family)" w:cs="Courier New"/>
-          <w:sz w:val="20"/>
-          <w:szCs w:val="20"/>
-          <w:highlight w:val="lightGray"/>
-          <w:lang w:val="en-US" w:eastAsia="fr-FR"/>
-        </w:rPr>
-        <w:t>: float64</w:t>
+        <w:t>Name: Speed_of_Impact, dtype: float64</w:t>
       </w:r>
     </w:p>
     <w:p>
@@ -2291,8 +2081,8 @@
         <w:spacing w:after="0" w:line="240" w:lineRule="auto"/>
         <w:rPr>
           <w:rFonts w:ascii="var(--jp-code-font-family)" w:eastAsia="Times New Roman" w:hAnsi="var(--jp-code-font-family)" w:cs="Courier New"/>
-          <w:sz w:val="20"/>
-          <w:szCs w:val="20"/>
+          <w:sz w:val="44"/>
+          <w:szCs w:val="44"/>
           <w:highlight w:val="lightGray"/>
           <w:lang w:val="en-US" w:eastAsia="fr-FR"/>
         </w:rPr>
@@ -2323,8 +2113,8 @@
         <w:spacing w:after="0" w:line="240" w:lineRule="auto"/>
         <w:rPr>
           <w:rFonts w:ascii="var(--jp-code-font-family)" w:eastAsia="Times New Roman" w:hAnsi="var(--jp-code-font-family)" w:cs="Courier New"/>
-          <w:sz w:val="20"/>
-          <w:szCs w:val="20"/>
+          <w:sz w:val="44"/>
+          <w:szCs w:val="44"/>
           <w:highlight w:val="lightGray"/>
           <w:lang w:val="en-US" w:eastAsia="fr-FR"/>
         </w:rPr>
@@ -2355,8 +2145,8 @@
         <w:spacing w:after="0" w:line="240" w:lineRule="auto"/>
         <w:rPr>
           <w:rFonts w:ascii="var(--jp-code-font-family)" w:eastAsia="Times New Roman" w:hAnsi="var(--jp-code-font-family)" w:cs="Courier New"/>
-          <w:sz w:val="20"/>
-          <w:szCs w:val="20"/>
+          <w:sz w:val="44"/>
+          <w:szCs w:val="44"/>
           <w:highlight w:val="lightGray"/>
           <w:lang w:val="en-US" w:eastAsia="fr-FR"/>
         </w:rPr>
@@ -2387,8 +2177,8 @@
         <w:spacing w:after="0" w:line="240" w:lineRule="auto"/>
         <w:rPr>
           <w:rFonts w:ascii="var(--jp-code-font-family)" w:eastAsia="Times New Roman" w:hAnsi="var(--jp-code-font-family)" w:cs="Courier New"/>
-          <w:sz w:val="20"/>
-          <w:szCs w:val="20"/>
+          <w:sz w:val="44"/>
+          <w:szCs w:val="44"/>
           <w:highlight w:val="lightGray"/>
           <w:lang w:val="en-US" w:eastAsia="fr-FR"/>
         </w:rPr>
@@ -2419,8 +2209,8 @@
         <w:spacing w:after="0" w:line="240" w:lineRule="auto"/>
         <w:rPr>
           <w:rFonts w:ascii="var(--jp-code-font-family)" w:eastAsia="Times New Roman" w:hAnsi="var(--jp-code-font-family)" w:cs="Courier New"/>
-          <w:sz w:val="20"/>
-          <w:szCs w:val="20"/>
+          <w:sz w:val="44"/>
+          <w:szCs w:val="44"/>
           <w:highlight w:val="lightGray"/>
           <w:lang w:eastAsia="fr-FR"/>
         </w:rPr>
@@ -2428,12 +2218,11 @@
       <w:r>
         <w:rPr>
           <w:rFonts w:ascii="var(--jp-code-font-family)" w:eastAsia="Times New Roman" w:hAnsi="var(--jp-code-font-family)" w:cs="Courier New"/>
-          <w:sz w:val="20"/>
-          <w:szCs w:val="20"/>
-          <w:highlight w:val="lightGray"/>
-          <w:lang w:eastAsia="fr-FR"/>
-        </w:rPr>
-        <w:lastRenderedPageBreak/>
+          <w:sz w:val="44"/>
+          <w:szCs w:val="44"/>
+          <w:highlight w:val="lightGray"/>
+          <w:lang w:eastAsia="fr-FR"/>
+        </w:rPr>
         <w:t>Statistiques pour les non-survivants :</w:t>
       </w:r>
     </w:p>
@@ -2462,8 +2251,8 @@
         <w:spacing w:after="0" w:line="240" w:lineRule="auto"/>
         <w:rPr>
           <w:rFonts w:ascii="var(--jp-code-font-family)" w:eastAsia="Times New Roman" w:hAnsi="var(--jp-code-font-family)" w:cs="Courier New"/>
-          <w:sz w:val="20"/>
-          <w:szCs w:val="20"/>
+          <w:sz w:val="44"/>
+          <w:szCs w:val="44"/>
           <w:highlight w:val="lightGray"/>
           <w:lang w:val="en-US" w:eastAsia="fr-FR"/>
         </w:rPr>
@@ -2471,8 +2260,8 @@
       <w:r>
         <w:rPr>
           <w:rFonts w:ascii="var(--jp-code-font-family)" w:eastAsia="Times New Roman" w:hAnsi="var(--jp-code-font-family)" w:cs="Courier New"/>
-          <w:sz w:val="20"/>
-          <w:szCs w:val="20"/>
+          <w:sz w:val="44"/>
+          <w:szCs w:val="44"/>
           <w:highlight w:val="lightGray"/>
           <w:lang w:val="en-US" w:eastAsia="fr-FR"/>
         </w:rPr>
@@ -2504,8 +2293,8 @@
         <w:spacing w:after="0" w:line="240" w:lineRule="auto"/>
         <w:rPr>
           <w:rFonts w:ascii="var(--jp-code-font-family)" w:eastAsia="Times New Roman" w:hAnsi="var(--jp-code-font-family)" w:cs="Courier New"/>
-          <w:sz w:val="20"/>
-          <w:szCs w:val="20"/>
+          <w:sz w:val="44"/>
+          <w:szCs w:val="44"/>
           <w:highlight w:val="lightGray"/>
           <w:lang w:val="en-US" w:eastAsia="fr-FR"/>
         </w:rPr>
@@ -2513,8 +2302,8 @@
       <w:r>
         <w:rPr>
           <w:rFonts w:ascii="var(--jp-code-font-family)" w:eastAsia="Times New Roman" w:hAnsi="var(--jp-code-font-family)" w:cs="Courier New"/>
-          <w:sz w:val="20"/>
-          <w:szCs w:val="20"/>
+          <w:sz w:val="44"/>
+          <w:szCs w:val="44"/>
           <w:highlight w:val="lightGray"/>
           <w:lang w:val="en-US" w:eastAsia="fr-FR"/>
         </w:rPr>
@@ -2546,8 +2335,8 @@
         <w:spacing w:after="0" w:line="240" w:lineRule="auto"/>
         <w:rPr>
           <w:rFonts w:ascii="var(--jp-code-font-family)" w:eastAsia="Times New Roman" w:hAnsi="var(--jp-code-font-family)" w:cs="Courier New"/>
-          <w:sz w:val="20"/>
-          <w:szCs w:val="20"/>
+          <w:sz w:val="44"/>
+          <w:szCs w:val="44"/>
           <w:highlight w:val="lightGray"/>
           <w:lang w:val="en-US" w:eastAsia="fr-FR"/>
         </w:rPr>
@@ -2555,8 +2344,8 @@
       <w:r>
         <w:rPr>
           <w:rFonts w:ascii="var(--jp-code-font-family)" w:eastAsia="Times New Roman" w:hAnsi="var(--jp-code-font-family)" w:cs="Courier New"/>
-          <w:sz w:val="20"/>
-          <w:szCs w:val="20"/>
+          <w:sz w:val="44"/>
+          <w:szCs w:val="44"/>
           <w:highlight w:val="lightGray"/>
           <w:lang w:val="en-US" w:eastAsia="fr-FR"/>
         </w:rPr>
@@ -2588,8 +2377,8 @@
         <w:spacing w:after="0" w:line="240" w:lineRule="auto"/>
         <w:rPr>
           <w:rFonts w:ascii="var(--jp-code-font-family)" w:eastAsia="Times New Roman" w:hAnsi="var(--jp-code-font-family)" w:cs="Courier New"/>
-          <w:sz w:val="20"/>
-          <w:szCs w:val="20"/>
+          <w:sz w:val="44"/>
+          <w:szCs w:val="44"/>
           <w:highlight w:val="lightGray"/>
           <w:lang w:val="en-US" w:eastAsia="fr-FR"/>
         </w:rPr>
@@ -2597,8 +2386,8 @@
       <w:r>
         <w:rPr>
           <w:rFonts w:ascii="var(--jp-code-font-family)" w:eastAsia="Times New Roman" w:hAnsi="var(--jp-code-font-family)" w:cs="Courier New"/>
-          <w:sz w:val="20"/>
-          <w:szCs w:val="20"/>
+          <w:sz w:val="44"/>
+          <w:szCs w:val="44"/>
           <w:highlight w:val="lightGray"/>
           <w:lang w:val="en-US" w:eastAsia="fr-FR"/>
         </w:rPr>
@@ -2630,8 +2419,8 @@
         <w:spacing w:after="0" w:line="240" w:lineRule="auto"/>
         <w:rPr>
           <w:rFonts w:ascii="var(--jp-code-font-family)" w:eastAsia="Times New Roman" w:hAnsi="var(--jp-code-font-family)" w:cs="Courier New"/>
-          <w:sz w:val="20"/>
-          <w:szCs w:val="20"/>
+          <w:sz w:val="44"/>
+          <w:szCs w:val="44"/>
           <w:highlight w:val="lightGray"/>
           <w:lang w:val="en-US" w:eastAsia="fr-FR"/>
         </w:rPr>
@@ -2639,8 +2428,8 @@
       <w:r>
         <w:rPr>
           <w:rFonts w:ascii="var(--jp-code-font-family)" w:eastAsia="Times New Roman" w:hAnsi="var(--jp-code-font-family)" w:cs="Courier New"/>
-          <w:sz w:val="20"/>
-          <w:szCs w:val="20"/>
+          <w:sz w:val="44"/>
+          <w:szCs w:val="44"/>
           <w:highlight w:val="lightGray"/>
           <w:lang w:val="en-US" w:eastAsia="fr-FR"/>
         </w:rPr>
@@ -2672,8 +2461,8 @@
         <w:spacing w:after="0" w:line="240" w:lineRule="auto"/>
         <w:rPr>
           <w:rFonts w:ascii="var(--jp-code-font-family)" w:eastAsia="Times New Roman" w:hAnsi="var(--jp-code-font-family)" w:cs="Courier New"/>
-          <w:sz w:val="20"/>
-          <w:szCs w:val="20"/>
+          <w:sz w:val="44"/>
+          <w:szCs w:val="44"/>
           <w:highlight w:val="lightGray"/>
           <w:lang w:val="en-US" w:eastAsia="fr-FR"/>
         </w:rPr>
@@ -2681,8 +2470,8 @@
       <w:r>
         <w:rPr>
           <w:rFonts w:ascii="var(--jp-code-font-family)" w:eastAsia="Times New Roman" w:hAnsi="var(--jp-code-font-family)" w:cs="Courier New"/>
-          <w:sz w:val="20"/>
-          <w:szCs w:val="20"/>
+          <w:sz w:val="44"/>
+          <w:szCs w:val="44"/>
           <w:highlight w:val="lightGray"/>
           <w:lang w:val="en-US" w:eastAsia="fr-FR"/>
         </w:rPr>
@@ -2714,8 +2503,8 @@
         <w:spacing w:after="0" w:line="240" w:lineRule="auto"/>
         <w:rPr>
           <w:rFonts w:ascii="var(--jp-code-font-family)" w:eastAsia="Times New Roman" w:hAnsi="var(--jp-code-font-family)" w:cs="Courier New"/>
-          <w:sz w:val="20"/>
-          <w:szCs w:val="20"/>
+          <w:sz w:val="44"/>
+          <w:szCs w:val="44"/>
           <w:highlight w:val="lightGray"/>
           <w:lang w:val="en-US" w:eastAsia="fr-FR"/>
         </w:rPr>
@@ -2723,8 +2512,8 @@
       <w:r>
         <w:rPr>
           <w:rFonts w:ascii="var(--jp-code-font-family)" w:eastAsia="Times New Roman" w:hAnsi="var(--jp-code-font-family)" w:cs="Courier New"/>
-          <w:sz w:val="20"/>
-          <w:szCs w:val="20"/>
+          <w:sz w:val="44"/>
+          <w:szCs w:val="44"/>
           <w:highlight w:val="lightGray"/>
           <w:lang w:val="en-US" w:eastAsia="fr-FR"/>
         </w:rPr>
@@ -2756,8 +2545,8 @@
         <w:spacing w:after="0" w:line="240" w:lineRule="auto"/>
         <w:rPr>
           <w:rFonts w:ascii="var(--jp-code-font-family)" w:eastAsia="Times New Roman" w:hAnsi="var(--jp-code-font-family)" w:cs="Courier New"/>
-          <w:sz w:val="20"/>
-          <w:szCs w:val="20"/>
+          <w:sz w:val="44"/>
+          <w:szCs w:val="44"/>
           <w:highlight w:val="lightGray"/>
           <w:lang w:val="en-US" w:eastAsia="fr-FR"/>
         </w:rPr>
@@ -2765,8 +2554,8 @@
       <w:r>
         <w:rPr>
           <w:rFonts w:ascii="var(--jp-code-font-family)" w:eastAsia="Times New Roman" w:hAnsi="var(--jp-code-font-family)" w:cs="Courier New"/>
-          <w:sz w:val="20"/>
-          <w:szCs w:val="20"/>
+          <w:sz w:val="44"/>
+          <w:szCs w:val="44"/>
           <w:highlight w:val="lightGray"/>
           <w:lang w:val="en-US" w:eastAsia="fr-FR"/>
         </w:rPr>
@@ -2798,8 +2587,8 @@
         <w:spacing w:after="0" w:line="240" w:lineRule="auto"/>
         <w:rPr>
           <w:rFonts w:ascii="var(--jp-code-font-family)" w:eastAsia="Times New Roman" w:hAnsi="var(--jp-code-font-family)" w:cs="Courier New"/>
-          <w:sz w:val="20"/>
-          <w:szCs w:val="20"/>
+          <w:sz w:val="44"/>
+          <w:szCs w:val="44"/>
           <w:highlight w:val="lightGray"/>
           <w:lang w:val="en-US" w:eastAsia="fr-FR"/>
         </w:rPr>
@@ -2807,56 +2596,12 @@
       <w:r>
         <w:rPr>
           <w:rFonts w:ascii="var(--jp-code-font-family)" w:eastAsia="Times New Roman" w:hAnsi="var(--jp-code-font-family)" w:cs="Courier New"/>
-          <w:sz w:val="20"/>
-          <w:szCs w:val="20"/>
+          <w:sz w:val="44"/>
+          <w:szCs w:val="44"/>
           <w:highlight w:val="lightGray"/>
           <w:lang w:val="en-US" w:eastAsia="fr-FR"/>
         </w:rPr>
-        <w:t xml:space="preserve">Name: </w:t>
-      </w:r>
-      <w:proofErr w:type="spellStart"/>
-      <w:r>
-        <w:rPr>
-          <w:rFonts w:ascii="var(--jp-code-font-family)" w:eastAsia="Times New Roman" w:hAnsi="var(--jp-code-font-family)" w:cs="Courier New"/>
-          <w:sz w:val="20"/>
-          <w:szCs w:val="20"/>
-          <w:highlight w:val="lightGray"/>
-          <w:lang w:val="en-US" w:eastAsia="fr-FR"/>
-        </w:rPr>
-        <w:t>Speed_of_Impact</w:t>
-      </w:r>
-      <w:proofErr w:type="spellEnd"/>
-      <w:r>
-        <w:rPr>
-          <w:rFonts w:ascii="var(--jp-code-font-family)" w:eastAsia="Times New Roman" w:hAnsi="var(--jp-code-font-family)" w:cs="Courier New"/>
-          <w:sz w:val="20"/>
-          <w:szCs w:val="20"/>
-          <w:highlight w:val="lightGray"/>
-          <w:lang w:val="en-US" w:eastAsia="fr-FR"/>
-        </w:rPr>
-        <w:t xml:space="preserve">, </w:t>
-      </w:r>
-      <w:proofErr w:type="spellStart"/>
-      <w:r>
-        <w:rPr>
-          <w:rFonts w:ascii="var(--jp-code-font-family)" w:eastAsia="Times New Roman" w:hAnsi="var(--jp-code-font-family)" w:cs="Courier New"/>
-          <w:sz w:val="20"/>
-          <w:szCs w:val="20"/>
-          <w:highlight w:val="lightGray"/>
-          <w:lang w:val="en-US" w:eastAsia="fr-FR"/>
-        </w:rPr>
-        <w:t>dtype</w:t>
-      </w:r>
-      <w:proofErr w:type="spellEnd"/>
-      <w:r>
-        <w:rPr>
-          <w:rFonts w:ascii="var(--jp-code-font-family)" w:eastAsia="Times New Roman" w:hAnsi="var(--jp-code-font-family)" w:cs="Courier New"/>
-          <w:sz w:val="20"/>
-          <w:szCs w:val="20"/>
-          <w:highlight w:val="lightGray"/>
-          <w:lang w:val="en-US" w:eastAsia="fr-FR"/>
-        </w:rPr>
-        <w:t>: float64</w:t>
+        <w:t>Name: Speed_of_Impact, dtype: float64</w:t>
       </w:r>
     </w:p>
     <w:p>
@@ -2864,17 +2609,17 @@
         <w:spacing w:before="100" w:beforeAutospacing="1" w:after="100" w:afterAutospacing="1" w:line="240" w:lineRule="auto"/>
         <w:rPr>
           <w:rFonts w:ascii="Times New Roman" w:eastAsia="Times New Roman" w:hAnsi="Times New Roman" w:cs="Times New Roman"/>
-          <w:sz w:val="24"/>
-          <w:szCs w:val="24"/>
-          <w:highlight w:val="lightGray"/>
-          <w:lang w:eastAsia="fr-FR"/>
-        </w:rPr>
-      </w:pPr>
-      <w:r>
-        <w:rPr>
-          <w:rFonts w:ascii="Times New Roman" w:eastAsia="Times New Roman" w:hAnsi="Times New Roman" w:cs="Times New Roman"/>
-          <w:sz w:val="24"/>
-          <w:szCs w:val="24"/>
+          <w:sz w:val="44"/>
+          <w:szCs w:val="44"/>
+          <w:highlight w:val="lightGray"/>
+          <w:lang w:eastAsia="fr-FR"/>
+        </w:rPr>
+      </w:pPr>
+      <w:r>
+        <w:rPr>
+          <w:rFonts w:ascii="Times New Roman" w:eastAsia="Times New Roman" w:hAnsi="Times New Roman" w:cs="Times New Roman"/>
+          <w:sz w:val="44"/>
+          <w:szCs w:val="44"/>
           <w:highlight w:val="lightGray"/>
           <w:lang w:eastAsia="fr-FR"/>
         </w:rPr>
@@ -2890,8 +2635,8 @@
         <w:spacing w:before="100" w:beforeAutospacing="1" w:after="100" w:afterAutospacing="1" w:line="240" w:lineRule="auto"/>
         <w:rPr>
           <w:rFonts w:ascii="Times New Roman" w:eastAsia="Times New Roman" w:hAnsi="Times New Roman" w:cs="Times New Roman"/>
-          <w:sz w:val="24"/>
-          <w:szCs w:val="24"/>
+          <w:sz w:val="44"/>
+          <w:szCs w:val="44"/>
           <w:highlight w:val="lightGray"/>
           <w:lang w:eastAsia="fr-FR"/>
         </w:rPr>
@@ -2901,8 +2646,8 @@
           <w:rFonts w:ascii="Times New Roman" w:eastAsia="Times New Roman" w:hAnsi="Times New Roman" w:cs="Times New Roman"/>
           <w:b/>
           <w:bCs/>
-          <w:sz w:val="24"/>
-          <w:szCs w:val="24"/>
+          <w:sz w:val="44"/>
+          <w:szCs w:val="44"/>
           <w:highlight w:val="lightGray"/>
           <w:lang w:eastAsia="fr-FR"/>
         </w:rPr>
@@ -2911,8 +2656,8 @@
       <w:r>
         <w:rPr>
           <w:rFonts w:ascii="Times New Roman" w:eastAsia="Times New Roman" w:hAnsi="Times New Roman" w:cs="Times New Roman"/>
-          <w:sz w:val="24"/>
-          <w:szCs w:val="24"/>
+          <w:sz w:val="44"/>
+          <w:szCs w:val="44"/>
           <w:highlight w:val="lightGray"/>
           <w:lang w:eastAsia="fr-FR"/>
         </w:rPr>
@@ -2928,17 +2673,17 @@
         <w:spacing w:before="100" w:beforeAutospacing="1" w:after="100" w:afterAutospacing="1" w:line="240" w:lineRule="auto"/>
         <w:rPr>
           <w:rFonts w:ascii="Times New Roman" w:eastAsia="Times New Roman" w:hAnsi="Times New Roman" w:cs="Times New Roman"/>
-          <w:sz w:val="24"/>
-          <w:szCs w:val="24"/>
-          <w:highlight w:val="lightGray"/>
-          <w:lang w:eastAsia="fr-FR"/>
-        </w:rPr>
-      </w:pPr>
-      <w:r>
-        <w:rPr>
-          <w:rFonts w:ascii="Times New Roman" w:eastAsia="Times New Roman" w:hAnsi="Times New Roman" w:cs="Times New Roman"/>
-          <w:sz w:val="24"/>
-          <w:szCs w:val="24"/>
+          <w:sz w:val="44"/>
+          <w:szCs w:val="44"/>
+          <w:highlight w:val="lightGray"/>
+          <w:lang w:eastAsia="fr-FR"/>
+        </w:rPr>
+      </w:pPr>
+      <w:r>
+        <w:rPr>
+          <w:rFonts w:ascii="Times New Roman" w:eastAsia="Times New Roman" w:hAnsi="Times New Roman" w:cs="Times New Roman"/>
+          <w:sz w:val="44"/>
+          <w:szCs w:val="44"/>
           <w:highlight w:val="lightGray"/>
           <w:lang w:eastAsia="fr-FR"/>
         </w:rPr>
@@ -2954,8 +2699,8 @@
         <w:spacing w:before="100" w:beforeAutospacing="1" w:after="100" w:afterAutospacing="1" w:line="240" w:lineRule="auto"/>
         <w:rPr>
           <w:rFonts w:ascii="Times New Roman" w:eastAsia="Times New Roman" w:hAnsi="Times New Roman" w:cs="Times New Roman"/>
-          <w:sz w:val="24"/>
-          <w:szCs w:val="24"/>
+          <w:sz w:val="44"/>
+          <w:szCs w:val="44"/>
           <w:highlight w:val="lightGray"/>
           <w:lang w:eastAsia="fr-FR"/>
         </w:rPr>
@@ -2965,8 +2710,8 @@
           <w:rFonts w:ascii="Times New Roman" w:eastAsia="Times New Roman" w:hAnsi="Times New Roman" w:cs="Times New Roman"/>
           <w:b/>
           <w:bCs/>
-          <w:sz w:val="24"/>
-          <w:szCs w:val="24"/>
+          <w:sz w:val="44"/>
+          <w:szCs w:val="44"/>
           <w:highlight w:val="lightGray"/>
           <w:lang w:eastAsia="fr-FR"/>
         </w:rPr>
@@ -2975,8 +2720,8 @@
       <w:r>
         <w:rPr>
           <w:rFonts w:ascii="Times New Roman" w:eastAsia="Times New Roman" w:hAnsi="Times New Roman" w:cs="Times New Roman"/>
-          <w:sz w:val="24"/>
-          <w:szCs w:val="24"/>
+          <w:sz w:val="44"/>
+          <w:szCs w:val="44"/>
           <w:highlight w:val="lightGray"/>
           <w:lang w:eastAsia="fr-FR"/>
         </w:rPr>
@@ -2992,17 +2737,17 @@
         <w:spacing w:before="100" w:beforeAutospacing="1" w:after="100" w:afterAutospacing="1" w:line="240" w:lineRule="auto"/>
         <w:rPr>
           <w:rFonts w:ascii="Times New Roman" w:eastAsia="Times New Roman" w:hAnsi="Times New Roman" w:cs="Times New Roman"/>
-          <w:sz w:val="24"/>
-          <w:szCs w:val="24"/>
-          <w:highlight w:val="lightGray"/>
-          <w:lang w:eastAsia="fr-FR"/>
-        </w:rPr>
-      </w:pPr>
-      <w:r>
-        <w:rPr>
-          <w:rFonts w:ascii="Times New Roman" w:eastAsia="Times New Roman" w:hAnsi="Times New Roman" w:cs="Times New Roman"/>
-          <w:sz w:val="24"/>
-          <w:szCs w:val="24"/>
+          <w:sz w:val="44"/>
+          <w:szCs w:val="44"/>
+          <w:highlight w:val="lightGray"/>
+          <w:lang w:eastAsia="fr-FR"/>
+        </w:rPr>
+      </w:pPr>
+      <w:r>
+        <w:rPr>
+          <w:rFonts w:ascii="Times New Roman" w:eastAsia="Times New Roman" w:hAnsi="Times New Roman" w:cs="Times New Roman"/>
+          <w:sz w:val="44"/>
+          <w:szCs w:val="44"/>
           <w:highlight w:val="lightGray"/>
           <w:lang w:eastAsia="fr-FR"/>
         </w:rPr>
@@ -3014,8 +2759,8 @@
         <w:spacing w:before="100" w:beforeAutospacing="1" w:after="100" w:afterAutospacing="1" w:line="240" w:lineRule="auto"/>
         <w:rPr>
           <w:rFonts w:ascii="Times New Roman" w:eastAsia="Times New Roman" w:hAnsi="Times New Roman" w:cs="Times New Roman"/>
-          <w:sz w:val="24"/>
-          <w:szCs w:val="24"/>
+          <w:sz w:val="44"/>
+          <w:szCs w:val="44"/>
           <w:highlight w:val="lightGray"/>
           <w:lang w:eastAsia="fr-FR"/>
         </w:rPr>
@@ -3025,11 +2770,12 @@
           <w:rFonts w:ascii="Times New Roman" w:eastAsia="Times New Roman" w:hAnsi="Times New Roman" w:cs="Times New Roman"/>
           <w:b/>
           <w:bCs/>
-          <w:sz w:val="24"/>
-          <w:szCs w:val="24"/>
-          <w:highlight w:val="lightGray"/>
-          <w:lang w:eastAsia="fr-FR"/>
-        </w:rPr>
+          <w:sz w:val="44"/>
+          <w:szCs w:val="44"/>
+          <w:highlight w:val="lightGray"/>
+          <w:lang w:eastAsia="fr-FR"/>
+        </w:rPr>
+        <w:lastRenderedPageBreak/>
         <w:t>Points importants :</w:t>
       </w:r>
     </w:p>
@@ -3042,17 +2788,17 @@
         <w:spacing w:before="100" w:beforeAutospacing="1" w:after="100" w:afterAutospacing="1" w:line="240" w:lineRule="auto"/>
         <w:rPr>
           <w:rFonts w:ascii="Times New Roman" w:eastAsia="Times New Roman" w:hAnsi="Times New Roman" w:cs="Times New Roman"/>
-          <w:sz w:val="24"/>
-          <w:szCs w:val="24"/>
-          <w:highlight w:val="lightGray"/>
-          <w:lang w:eastAsia="fr-FR"/>
-        </w:rPr>
-      </w:pPr>
-      <w:r>
-        <w:rPr>
-          <w:rFonts w:ascii="Times New Roman" w:eastAsia="Times New Roman" w:hAnsi="Times New Roman" w:cs="Times New Roman"/>
-          <w:sz w:val="24"/>
-          <w:szCs w:val="24"/>
+          <w:sz w:val="44"/>
+          <w:szCs w:val="44"/>
+          <w:highlight w:val="lightGray"/>
+          <w:lang w:eastAsia="fr-FR"/>
+        </w:rPr>
+      </w:pPr>
+      <w:r>
+        <w:rPr>
+          <w:rFonts w:ascii="Times New Roman" w:eastAsia="Times New Roman" w:hAnsi="Times New Roman" w:cs="Times New Roman"/>
+          <w:sz w:val="44"/>
+          <w:szCs w:val="44"/>
           <w:highlight w:val="lightGray"/>
           <w:lang w:eastAsia="fr-FR"/>
         </w:rPr>
@@ -3068,17 +2814,17 @@
         <w:spacing w:before="100" w:beforeAutospacing="1" w:after="100" w:afterAutospacing="1" w:line="240" w:lineRule="auto"/>
         <w:rPr>
           <w:rFonts w:ascii="Times New Roman" w:eastAsia="Times New Roman" w:hAnsi="Times New Roman" w:cs="Times New Roman"/>
-          <w:sz w:val="24"/>
-          <w:szCs w:val="24"/>
-          <w:highlight w:val="lightGray"/>
-          <w:lang w:eastAsia="fr-FR"/>
-        </w:rPr>
-      </w:pPr>
-      <w:r>
-        <w:rPr>
-          <w:rFonts w:ascii="Times New Roman" w:eastAsia="Times New Roman" w:hAnsi="Times New Roman" w:cs="Times New Roman"/>
-          <w:sz w:val="24"/>
-          <w:szCs w:val="24"/>
+          <w:sz w:val="44"/>
+          <w:szCs w:val="44"/>
+          <w:highlight w:val="lightGray"/>
+          <w:lang w:eastAsia="fr-FR"/>
+        </w:rPr>
+      </w:pPr>
+      <w:r>
+        <w:rPr>
+          <w:rFonts w:ascii="Times New Roman" w:eastAsia="Times New Roman" w:hAnsi="Times New Roman" w:cs="Times New Roman"/>
+          <w:sz w:val="44"/>
+          <w:szCs w:val="44"/>
           <w:highlight w:val="lightGray"/>
           <w:lang w:eastAsia="fr-FR"/>
         </w:rPr>
@@ -3090,8 +2836,8 @@
         <w:spacing w:before="100" w:beforeAutospacing="1" w:after="100" w:afterAutospacing="1" w:line="240" w:lineRule="auto"/>
         <w:rPr>
           <w:rFonts w:ascii="Times New Roman" w:eastAsia="Times New Roman" w:hAnsi="Times New Roman" w:cs="Times New Roman"/>
-          <w:sz w:val="24"/>
-          <w:szCs w:val="24"/>
+          <w:sz w:val="44"/>
+          <w:szCs w:val="44"/>
           <w:lang w:eastAsia="fr-FR"/>
         </w:rPr>
       </w:pPr>
@@ -3100,8 +2846,8 @@
           <w:rFonts w:ascii="Times New Roman" w:eastAsia="Times New Roman" w:hAnsi="Times New Roman" w:cs="Times New Roman"/>
           <w:b/>
           <w:bCs/>
-          <w:sz w:val="24"/>
-          <w:szCs w:val="24"/>
+          <w:sz w:val="44"/>
+          <w:szCs w:val="44"/>
           <w:highlight w:val="lightGray"/>
           <w:lang w:eastAsia="fr-FR"/>
         </w:rPr>
@@ -3110,8 +2856,8 @@
       <w:r>
         <w:rPr>
           <w:rFonts w:ascii="Times New Roman" w:eastAsia="Times New Roman" w:hAnsi="Times New Roman" w:cs="Times New Roman"/>
-          <w:sz w:val="24"/>
-          <w:szCs w:val="24"/>
+          <w:sz w:val="44"/>
+          <w:szCs w:val="44"/>
           <w:highlight w:val="lightGray"/>
           <w:lang w:eastAsia="fr-FR"/>
         </w:rPr>
@@ -3122,59 +2868,84 @@
     <w:p>
       <w:pPr>
         <w:pStyle w:val="NormalWeb"/>
-      </w:pPr>
-      <w:r>
+        <w:rPr>
+          <w:sz w:val="44"/>
+          <w:szCs w:val="44"/>
+        </w:rPr>
+      </w:pPr>
+      <w:r>
+        <w:rPr>
+          <w:sz w:val="44"/>
+          <w:szCs w:val="44"/>
+        </w:rPr>
         <w:t>1.3</w:t>
       </w:r>
     </w:p>
     <w:p>
       <w:pPr>
         <w:pStyle w:val="NormalWeb"/>
-      </w:pPr>
-      <w:r>
-        <w:t xml:space="preserve">Visualisation par </w:t>
-      </w:r>
-      <w:proofErr w:type="spellStart"/>
-      <w:r>
-        <w:t>boxplot</w:t>
-      </w:r>
-      <w:proofErr w:type="spellEnd"/>
-      <w:r>
-        <w:t xml:space="preserve">, </w:t>
-      </w:r>
-      <w:proofErr w:type="spellStart"/>
-      <w:r>
-        <w:t>interpreation</w:t>
-      </w:r>
-      <w:proofErr w:type="spellEnd"/>
+        <w:rPr>
+          <w:sz w:val="44"/>
+          <w:szCs w:val="44"/>
+        </w:rPr>
+      </w:pPr>
+      <w:r>
+        <w:rPr>
+          <w:sz w:val="44"/>
+          <w:szCs w:val="44"/>
+        </w:rPr>
+        <w:t>Visualisation par boxplot, interpreation</w:t>
+      </w:r>
     </w:p>
     <w:p>
       <w:pPr>
         <w:pStyle w:val="NormalWeb"/>
+        <w:rPr>
+          <w:sz w:val="44"/>
+          <w:szCs w:val="44"/>
+        </w:rPr>
       </w:pPr>
     </w:p>
     <w:p>
       <w:pPr>
         <w:pStyle w:val="NormalWeb"/>
+        <w:rPr>
+          <w:sz w:val="44"/>
+          <w:szCs w:val="44"/>
+        </w:rPr>
       </w:pPr>
     </w:p>
     <w:p>
       <w:pPr>
         <w:pStyle w:val="NormalWeb"/>
+        <w:rPr>
+          <w:sz w:val="44"/>
+          <w:szCs w:val="44"/>
+        </w:rPr>
       </w:pPr>
     </w:p>
     <w:p>
       <w:pPr>
         <w:pStyle w:val="NormalWeb"/>
+        <w:rPr>
+          <w:sz w:val="44"/>
+          <w:szCs w:val="44"/>
+        </w:rPr>
       </w:pPr>
     </w:p>
     <w:p>
       <w:pPr>
         <w:pStyle w:val="NormalWeb"/>
+        <w:rPr>
+          <w:sz w:val="44"/>
+          <w:szCs w:val="44"/>
+        </w:rPr>
       </w:pPr>
       <w:r>
         <w:rPr>
           <w:noProof/>
+          <w:sz w:val="44"/>
+          <w:szCs w:val="44"/>
         </w:rPr>
         <w:lastRenderedPageBreak/>
         <w:drawing>
@@ -3223,17 +2994,17 @@
         <w:spacing w:before="100" w:beforeAutospacing="1" w:after="100" w:afterAutospacing="1" w:line="240" w:lineRule="auto"/>
         <w:rPr>
           <w:rFonts w:ascii="Times New Roman" w:eastAsia="Times New Roman" w:hAnsi="Times New Roman" w:cs="Times New Roman"/>
-          <w:sz w:val="24"/>
-          <w:szCs w:val="24"/>
-          <w:highlight w:val="lightGray"/>
-          <w:lang w:eastAsia="fr-FR"/>
-        </w:rPr>
-      </w:pPr>
-      <w:r>
-        <w:rPr>
-          <w:rFonts w:ascii="Times New Roman" w:eastAsia="Times New Roman" w:hAnsi="Times New Roman" w:cs="Times New Roman"/>
-          <w:sz w:val="24"/>
-          <w:szCs w:val="24"/>
+          <w:sz w:val="44"/>
+          <w:szCs w:val="44"/>
+          <w:highlight w:val="lightGray"/>
+          <w:lang w:eastAsia="fr-FR"/>
+        </w:rPr>
+      </w:pPr>
+      <w:r>
+        <w:rPr>
+          <w:rFonts w:ascii="Times New Roman" w:eastAsia="Times New Roman" w:hAnsi="Times New Roman" w:cs="Times New Roman"/>
+          <w:sz w:val="44"/>
+          <w:szCs w:val="44"/>
           <w:highlight w:val="lightGray"/>
           <w:lang w:eastAsia="fr-FR"/>
         </w:rPr>
@@ -3244,8 +3015,8 @@
           <w:rFonts w:ascii="Times New Roman" w:eastAsia="Times New Roman" w:hAnsi="Times New Roman" w:cs="Times New Roman"/>
           <w:b/>
           <w:bCs/>
-          <w:sz w:val="24"/>
-          <w:szCs w:val="24"/>
+          <w:sz w:val="44"/>
+          <w:szCs w:val="44"/>
           <w:highlight w:val="lightGray"/>
           <w:lang w:eastAsia="fr-FR"/>
         </w:rPr>
@@ -3254,8 +3025,8 @@
       <w:r>
         <w:rPr>
           <w:rFonts w:ascii="Times New Roman" w:eastAsia="Times New Roman" w:hAnsi="Times New Roman" w:cs="Times New Roman"/>
-          <w:sz w:val="24"/>
-          <w:szCs w:val="24"/>
+          <w:sz w:val="44"/>
+          <w:szCs w:val="44"/>
           <w:highlight w:val="lightGray"/>
           <w:lang w:eastAsia="fr-FR"/>
         </w:rPr>
@@ -3271,17 +3042,17 @@
         <w:spacing w:before="100" w:beforeAutospacing="1" w:after="100" w:afterAutospacing="1" w:line="240" w:lineRule="auto"/>
         <w:rPr>
           <w:rFonts w:ascii="Times New Roman" w:eastAsia="Times New Roman" w:hAnsi="Times New Roman" w:cs="Times New Roman"/>
-          <w:sz w:val="24"/>
-          <w:szCs w:val="24"/>
-          <w:highlight w:val="lightGray"/>
-          <w:lang w:eastAsia="fr-FR"/>
-        </w:rPr>
-      </w:pPr>
-      <w:r>
-        <w:rPr>
-          <w:rFonts w:ascii="Times New Roman" w:eastAsia="Times New Roman" w:hAnsi="Times New Roman" w:cs="Times New Roman"/>
-          <w:sz w:val="24"/>
-          <w:szCs w:val="24"/>
+          <w:sz w:val="44"/>
+          <w:szCs w:val="44"/>
+          <w:highlight w:val="lightGray"/>
+          <w:lang w:eastAsia="fr-FR"/>
+        </w:rPr>
+      </w:pPr>
+      <w:r>
+        <w:rPr>
+          <w:rFonts w:ascii="Times New Roman" w:eastAsia="Times New Roman" w:hAnsi="Times New Roman" w:cs="Times New Roman"/>
+          <w:sz w:val="44"/>
+          <w:szCs w:val="44"/>
           <w:highlight w:val="lightGray"/>
           <w:lang w:eastAsia="fr-FR"/>
         </w:rPr>
@@ -3292,8 +3063,8 @@
           <w:rFonts w:ascii="Times New Roman" w:eastAsia="Times New Roman" w:hAnsi="Times New Roman" w:cs="Times New Roman"/>
           <w:b/>
           <w:bCs/>
-          <w:sz w:val="24"/>
-          <w:szCs w:val="24"/>
+          <w:sz w:val="44"/>
+          <w:szCs w:val="44"/>
           <w:highlight w:val="lightGray"/>
           <w:lang w:eastAsia="fr-FR"/>
         </w:rPr>
@@ -3302,8 +3073,8 @@
       <w:r>
         <w:rPr>
           <w:rFonts w:ascii="Times New Roman" w:eastAsia="Times New Roman" w:hAnsi="Times New Roman" w:cs="Times New Roman"/>
-          <w:sz w:val="24"/>
-          <w:szCs w:val="24"/>
+          <w:sz w:val="44"/>
+          <w:szCs w:val="44"/>
           <w:highlight w:val="lightGray"/>
           <w:lang w:eastAsia="fr-FR"/>
         </w:rPr>
@@ -3319,17 +3090,17 @@
         <w:spacing w:before="100" w:beforeAutospacing="1" w:after="100" w:afterAutospacing="1" w:line="240" w:lineRule="auto"/>
         <w:rPr>
           <w:rFonts w:ascii="Times New Roman" w:eastAsia="Times New Roman" w:hAnsi="Times New Roman" w:cs="Times New Roman"/>
-          <w:sz w:val="24"/>
-          <w:szCs w:val="24"/>
-          <w:highlight w:val="lightGray"/>
-          <w:lang w:eastAsia="fr-FR"/>
-        </w:rPr>
-      </w:pPr>
-      <w:r>
-        <w:rPr>
-          <w:rFonts w:ascii="Times New Roman" w:eastAsia="Times New Roman" w:hAnsi="Times New Roman" w:cs="Times New Roman"/>
-          <w:sz w:val="24"/>
-          <w:szCs w:val="24"/>
+          <w:sz w:val="44"/>
+          <w:szCs w:val="44"/>
+          <w:highlight w:val="lightGray"/>
+          <w:lang w:eastAsia="fr-FR"/>
+        </w:rPr>
+      </w:pPr>
+      <w:r>
+        <w:rPr>
+          <w:rFonts w:ascii="Times New Roman" w:eastAsia="Times New Roman" w:hAnsi="Times New Roman" w:cs="Times New Roman"/>
+          <w:sz w:val="44"/>
+          <w:szCs w:val="44"/>
           <w:highlight w:val="lightGray"/>
           <w:lang w:eastAsia="fr-FR"/>
         </w:rPr>
@@ -3340,8 +3111,8 @@
           <w:rFonts w:ascii="Times New Roman" w:eastAsia="Times New Roman" w:hAnsi="Times New Roman" w:cs="Times New Roman"/>
           <w:b/>
           <w:bCs/>
-          <w:sz w:val="24"/>
-          <w:szCs w:val="24"/>
+          <w:sz w:val="44"/>
+          <w:szCs w:val="44"/>
           <w:highlight w:val="lightGray"/>
           <w:lang w:eastAsia="fr-FR"/>
         </w:rPr>
@@ -3350,8 +3121,8 @@
       <w:r>
         <w:rPr>
           <w:rFonts w:ascii="Times New Roman" w:eastAsia="Times New Roman" w:hAnsi="Times New Roman" w:cs="Times New Roman"/>
-          <w:sz w:val="24"/>
-          <w:szCs w:val="24"/>
+          <w:sz w:val="44"/>
+          <w:szCs w:val="44"/>
           <w:highlight w:val="lightGray"/>
           <w:lang w:eastAsia="fr-FR"/>
         </w:rPr>
@@ -3363,42 +3134,21 @@
         <w:spacing w:before="100" w:beforeAutospacing="1" w:after="100" w:afterAutospacing="1" w:line="240" w:lineRule="auto"/>
         <w:rPr>
           <w:rFonts w:ascii="Times New Roman" w:eastAsia="Times New Roman" w:hAnsi="Times New Roman" w:cs="Times New Roman"/>
-          <w:sz w:val="24"/>
-          <w:szCs w:val="24"/>
-          <w:lang w:eastAsia="fr-FR"/>
-        </w:rPr>
-      </w:pPr>
-      <w:r>
-        <w:rPr>
-          <w:rFonts w:ascii="Times New Roman" w:eastAsia="Times New Roman" w:hAnsi="Times New Roman" w:cs="Times New Roman"/>
-          <w:sz w:val="24"/>
-          <w:szCs w:val="24"/>
-          <w:highlight w:val="lightGray"/>
-          <w:lang w:eastAsia="fr-FR"/>
-        </w:rPr>
-        <w:t xml:space="preserve">En résumé, le </w:t>
-      </w:r>
-      <w:proofErr w:type="spellStart"/>
-      <w:r>
-        <w:rPr>
-          <w:rFonts w:ascii="Times New Roman" w:eastAsia="Times New Roman" w:hAnsi="Times New Roman" w:cs="Times New Roman"/>
-          <w:sz w:val="24"/>
-          <w:szCs w:val="24"/>
-          <w:highlight w:val="lightGray"/>
-          <w:lang w:eastAsia="fr-FR"/>
-        </w:rPr>
-        <w:t>boxplot</w:t>
-      </w:r>
-      <w:proofErr w:type="spellEnd"/>
-      <w:r>
-        <w:rPr>
-          <w:rFonts w:ascii="Times New Roman" w:eastAsia="Times New Roman" w:hAnsi="Times New Roman" w:cs="Times New Roman"/>
-          <w:sz w:val="24"/>
-          <w:szCs w:val="24"/>
-          <w:highlight w:val="lightGray"/>
-          <w:lang w:eastAsia="fr-FR"/>
-        </w:rPr>
-        <w:t xml:space="preserve"> ne révèle pas de différence marquée de vitesse d’impact entre survivants et non-survivants.</w:t>
+          <w:sz w:val="44"/>
+          <w:szCs w:val="44"/>
+          <w:lang w:eastAsia="fr-FR"/>
+        </w:rPr>
+      </w:pPr>
+      <w:r>
+        <w:rPr>
+          <w:rFonts w:ascii="Times New Roman" w:eastAsia="Times New Roman" w:hAnsi="Times New Roman" w:cs="Times New Roman"/>
+          <w:sz w:val="44"/>
+          <w:szCs w:val="44"/>
+          <w:highlight w:val="lightGray"/>
+          <w:lang w:eastAsia="fr-FR"/>
+        </w:rPr>
+        <w:lastRenderedPageBreak/>
+        <w:t>En résumé, le boxplot ne révèle pas de différence marquée de vitesse d’impact entre survivants et non-survivants.</w:t>
       </w:r>
     </w:p>
     <w:p>
@@ -3406,16 +3156,16 @@
         <w:spacing w:before="100" w:beforeAutospacing="1" w:after="100" w:afterAutospacing="1" w:line="240" w:lineRule="auto"/>
         <w:rPr>
           <w:rFonts w:ascii="Times New Roman" w:eastAsia="Times New Roman" w:hAnsi="Times New Roman" w:cs="Times New Roman"/>
-          <w:sz w:val="24"/>
-          <w:szCs w:val="24"/>
-          <w:lang w:eastAsia="fr-FR"/>
-        </w:rPr>
-      </w:pPr>
-      <w:r>
-        <w:rPr>
-          <w:rFonts w:ascii="Times New Roman" w:eastAsia="Times New Roman" w:hAnsi="Times New Roman" w:cs="Times New Roman"/>
-          <w:sz w:val="24"/>
-          <w:szCs w:val="24"/>
+          <w:sz w:val="44"/>
+          <w:szCs w:val="44"/>
+          <w:lang w:eastAsia="fr-FR"/>
+        </w:rPr>
+      </w:pPr>
+      <w:r>
+        <w:rPr>
+          <w:rFonts w:ascii="Times New Roman" w:eastAsia="Times New Roman" w:hAnsi="Times New Roman" w:cs="Times New Roman"/>
+          <w:sz w:val="44"/>
+          <w:szCs w:val="44"/>
           <w:lang w:eastAsia="fr-FR"/>
         </w:rPr>
         <w:t>1.4</w:t>
@@ -3426,37 +3176,25 @@
         <w:spacing w:before="100" w:beforeAutospacing="1" w:after="100" w:afterAutospacing="1" w:line="240" w:lineRule="auto"/>
         <w:rPr>
           <w:rFonts w:ascii="Times New Roman" w:eastAsia="Times New Roman" w:hAnsi="Times New Roman" w:cs="Times New Roman"/>
-          <w:sz w:val="24"/>
-          <w:szCs w:val="24"/>
-          <w:lang w:eastAsia="fr-FR"/>
-        </w:rPr>
-      </w:pPr>
-      <w:proofErr w:type="spellStart"/>
-      <w:r>
-        <w:rPr>
-          <w:rFonts w:ascii="Times New Roman" w:eastAsia="Times New Roman" w:hAnsi="Times New Roman" w:cs="Times New Roman"/>
-          <w:sz w:val="24"/>
-          <w:szCs w:val="24"/>
-          <w:lang w:eastAsia="fr-FR"/>
-        </w:rPr>
-        <w:lastRenderedPageBreak/>
-        <w:t>Interpretation</w:t>
-      </w:r>
-      <w:proofErr w:type="spellEnd"/>
-      <w:r>
-        <w:rPr>
-          <w:rFonts w:ascii="Times New Roman" w:eastAsia="Times New Roman" w:hAnsi="Times New Roman" w:cs="Times New Roman"/>
-          <w:sz w:val="24"/>
-          <w:szCs w:val="24"/>
-          <w:lang w:eastAsia="fr-FR"/>
-        </w:rPr>
-        <w:t xml:space="preserve"> histogramme</w:t>
-      </w:r>
-      <w:r>
-        <w:rPr>
-          <w:rFonts w:ascii="Times New Roman" w:eastAsia="Times New Roman" w:hAnsi="Times New Roman" w:cs="Times New Roman"/>
-          <w:sz w:val="24"/>
-          <w:szCs w:val="24"/>
+          <w:sz w:val="44"/>
+          <w:szCs w:val="44"/>
+          <w:lang w:eastAsia="fr-FR"/>
+        </w:rPr>
+      </w:pPr>
+      <w:r>
+        <w:rPr>
+          <w:rFonts w:ascii="Times New Roman" w:eastAsia="Times New Roman" w:hAnsi="Times New Roman" w:cs="Times New Roman"/>
+          <w:sz w:val="44"/>
+          <w:szCs w:val="44"/>
+          <w:lang w:eastAsia="fr-FR"/>
+        </w:rPr>
+        <w:t>Interpretation histogramme</w:t>
+      </w:r>
+      <w:r>
+        <w:rPr>
+          <w:rFonts w:ascii="Times New Roman" w:eastAsia="Times New Roman" w:hAnsi="Times New Roman" w:cs="Times New Roman"/>
+          <w:sz w:val="44"/>
+          <w:szCs w:val="44"/>
           <w:lang w:eastAsia="fr-FR"/>
         </w:rPr>
         <w:br/>
@@ -3464,6 +3202,8 @@
       <w:r>
         <w:rPr>
           <w:noProof/>
+          <w:sz w:val="44"/>
+          <w:szCs w:val="44"/>
         </w:rPr>
         <w:drawing>
           <wp:inline distT="0" distB="0" distL="0" distR="0" wp14:anchorId="61BF27DD" wp14:editId="4AB0E89B">
@@ -3511,8 +3251,8 @@
         <w:spacing w:before="100" w:beforeAutospacing="1" w:after="100" w:afterAutospacing="1" w:line="240" w:lineRule="auto"/>
         <w:rPr>
           <w:rFonts w:ascii="Times New Roman" w:eastAsia="Times New Roman" w:hAnsi="Times New Roman" w:cs="Times New Roman"/>
-          <w:sz w:val="24"/>
-          <w:szCs w:val="24"/>
+          <w:sz w:val="44"/>
+          <w:szCs w:val="44"/>
           <w:highlight w:val="lightGray"/>
           <w:lang w:eastAsia="fr-FR"/>
         </w:rPr>
@@ -3522,8 +3262,8 @@
           <w:rFonts w:ascii="Times New Roman" w:eastAsia="Times New Roman" w:hAnsi="Times New Roman" w:cs="Times New Roman"/>
           <w:b/>
           <w:bCs/>
-          <w:sz w:val="24"/>
-          <w:szCs w:val="24"/>
+          <w:sz w:val="44"/>
+          <w:szCs w:val="44"/>
           <w:highlight w:val="lightGray"/>
           <w:lang w:eastAsia="fr-FR"/>
         </w:rPr>
@@ -3532,8 +3272,8 @@
       <w:r>
         <w:rPr>
           <w:rFonts w:ascii="Times New Roman" w:eastAsia="Times New Roman" w:hAnsi="Times New Roman" w:cs="Times New Roman"/>
-          <w:sz w:val="24"/>
-          <w:szCs w:val="24"/>
+          <w:sz w:val="44"/>
+          <w:szCs w:val="44"/>
           <w:highlight w:val="lightGray"/>
           <w:lang w:eastAsia="fr-FR"/>
         </w:rPr>
@@ -3550,8 +3290,8 @@
         <w:spacing w:before="100" w:beforeAutospacing="1" w:after="100" w:afterAutospacing="1" w:line="240" w:lineRule="auto"/>
         <w:rPr>
           <w:rFonts w:ascii="Times New Roman" w:eastAsia="Times New Roman" w:hAnsi="Times New Roman" w:cs="Times New Roman"/>
-          <w:sz w:val="24"/>
-          <w:szCs w:val="24"/>
+          <w:sz w:val="44"/>
+          <w:szCs w:val="44"/>
           <w:highlight w:val="lightGray"/>
           <w:lang w:eastAsia="fr-FR"/>
         </w:rPr>
@@ -3561,8 +3301,8 @@
           <w:rFonts w:ascii="Times New Roman" w:eastAsia="Times New Roman" w:hAnsi="Times New Roman" w:cs="Times New Roman"/>
           <w:b/>
           <w:bCs/>
-          <w:sz w:val="24"/>
-          <w:szCs w:val="24"/>
+          <w:sz w:val="44"/>
+          <w:szCs w:val="44"/>
           <w:highlight w:val="lightGray"/>
           <w:lang w:eastAsia="fr-FR"/>
         </w:rPr>
@@ -3571,8 +3311,8 @@
       <w:r>
         <w:rPr>
           <w:rFonts w:ascii="Times New Roman" w:eastAsia="Times New Roman" w:hAnsi="Times New Roman" w:cs="Times New Roman"/>
-          <w:sz w:val="24"/>
-          <w:szCs w:val="24"/>
+          <w:sz w:val="44"/>
+          <w:szCs w:val="44"/>
           <w:highlight w:val="lightGray"/>
           <w:lang w:eastAsia="fr-FR"/>
         </w:rPr>
@@ -3589,20 +3329,21 @@
         <w:spacing w:before="100" w:beforeAutospacing="1" w:after="100" w:afterAutospacing="1" w:line="240" w:lineRule="auto"/>
         <w:rPr>
           <w:rFonts w:ascii="Times New Roman" w:eastAsia="Times New Roman" w:hAnsi="Times New Roman" w:cs="Times New Roman"/>
-          <w:sz w:val="24"/>
-          <w:szCs w:val="24"/>
-          <w:highlight w:val="lightGray"/>
-          <w:lang w:eastAsia="fr-FR"/>
-        </w:rPr>
-      </w:pPr>
-      <w:r>
-        <w:rPr>
-          <w:rFonts w:ascii="Times New Roman" w:eastAsia="Times New Roman" w:hAnsi="Times New Roman" w:cs="Times New Roman"/>
-          <w:sz w:val="24"/>
-          <w:szCs w:val="24"/>
-          <w:highlight w:val="lightGray"/>
-          <w:lang w:eastAsia="fr-FR"/>
-        </w:rPr>
+          <w:sz w:val="44"/>
+          <w:szCs w:val="44"/>
+          <w:highlight w:val="lightGray"/>
+          <w:lang w:eastAsia="fr-FR"/>
+        </w:rPr>
+      </w:pPr>
+      <w:r>
+        <w:rPr>
+          <w:rFonts w:ascii="Times New Roman" w:eastAsia="Times New Roman" w:hAnsi="Times New Roman" w:cs="Times New Roman"/>
+          <w:sz w:val="44"/>
+          <w:szCs w:val="44"/>
+          <w:highlight w:val="lightGray"/>
+          <w:lang w:eastAsia="fr-FR"/>
+        </w:rPr>
+        <w:lastRenderedPageBreak/>
         <w:t>Lorsque la courbe est plus haute, cela signifie qu’il y a plus d’observations autour de cette plage de vitesses.</w:t>
       </w:r>
     </w:p>
@@ -3615,17 +3356,17 @@
         <w:spacing w:before="100" w:beforeAutospacing="1" w:after="100" w:afterAutospacing="1" w:line="240" w:lineRule="auto"/>
         <w:rPr>
           <w:rFonts w:ascii="Times New Roman" w:eastAsia="Times New Roman" w:hAnsi="Times New Roman" w:cs="Times New Roman"/>
-          <w:sz w:val="24"/>
-          <w:szCs w:val="24"/>
-          <w:highlight w:val="lightGray"/>
-          <w:lang w:eastAsia="fr-FR"/>
-        </w:rPr>
-      </w:pPr>
-      <w:r>
-        <w:rPr>
-          <w:rFonts w:ascii="Times New Roman" w:eastAsia="Times New Roman" w:hAnsi="Times New Roman" w:cs="Times New Roman"/>
-          <w:sz w:val="24"/>
-          <w:szCs w:val="24"/>
+          <w:sz w:val="44"/>
+          <w:szCs w:val="44"/>
+          <w:highlight w:val="lightGray"/>
+          <w:lang w:eastAsia="fr-FR"/>
+        </w:rPr>
+      </w:pPr>
+      <w:r>
+        <w:rPr>
+          <w:rFonts w:ascii="Times New Roman" w:eastAsia="Times New Roman" w:hAnsi="Times New Roman" w:cs="Times New Roman"/>
+          <w:sz w:val="44"/>
+          <w:szCs w:val="44"/>
           <w:highlight w:val="lightGray"/>
           <w:lang w:eastAsia="fr-FR"/>
         </w:rPr>
@@ -3637,8 +3378,8 @@
         <w:spacing w:before="100" w:beforeAutospacing="1" w:after="100" w:afterAutospacing="1" w:line="240" w:lineRule="auto"/>
         <w:rPr>
           <w:rFonts w:ascii="Times New Roman" w:eastAsia="Times New Roman" w:hAnsi="Times New Roman" w:cs="Times New Roman"/>
-          <w:sz w:val="24"/>
-          <w:szCs w:val="24"/>
+          <w:sz w:val="44"/>
+          <w:szCs w:val="44"/>
           <w:lang w:eastAsia="fr-FR"/>
         </w:rPr>
       </w:pPr>
@@ -3647,8 +3388,8 @@
           <w:rFonts w:ascii="Times New Roman" w:eastAsia="Times New Roman" w:hAnsi="Times New Roman" w:cs="Times New Roman"/>
           <w:b/>
           <w:bCs/>
-          <w:sz w:val="24"/>
-          <w:szCs w:val="24"/>
+          <w:sz w:val="44"/>
+          <w:szCs w:val="44"/>
           <w:highlight w:val="lightGray"/>
           <w:lang w:eastAsia="fr-FR"/>
         </w:rPr>
@@ -3657,8 +3398,8 @@
       <w:r>
         <w:rPr>
           <w:rFonts w:ascii="Times New Roman" w:eastAsia="Times New Roman" w:hAnsi="Times New Roman" w:cs="Times New Roman"/>
-          <w:sz w:val="24"/>
-          <w:szCs w:val="24"/>
+          <w:sz w:val="44"/>
+          <w:szCs w:val="44"/>
           <w:highlight w:val="lightGray"/>
           <w:lang w:eastAsia="fr-FR"/>
         </w:rPr>
@@ -3670,16 +3411,16 @@
         <w:spacing w:before="100" w:beforeAutospacing="1" w:after="100" w:afterAutospacing="1" w:line="240" w:lineRule="auto"/>
         <w:rPr>
           <w:rFonts w:ascii="Times New Roman" w:eastAsia="Times New Roman" w:hAnsi="Times New Roman" w:cs="Times New Roman"/>
-          <w:sz w:val="24"/>
-          <w:szCs w:val="24"/>
-          <w:lang w:eastAsia="fr-FR"/>
-        </w:rPr>
-      </w:pPr>
-      <w:r>
-        <w:rPr>
-          <w:rFonts w:ascii="Times New Roman" w:eastAsia="Times New Roman" w:hAnsi="Times New Roman" w:cs="Times New Roman"/>
-          <w:sz w:val="24"/>
-          <w:szCs w:val="24"/>
+          <w:sz w:val="44"/>
+          <w:szCs w:val="44"/>
+          <w:lang w:eastAsia="fr-FR"/>
+        </w:rPr>
+      </w:pPr>
+      <w:r>
+        <w:rPr>
+          <w:rFonts w:ascii="Times New Roman" w:eastAsia="Times New Roman" w:hAnsi="Times New Roman" w:cs="Times New Roman"/>
+          <w:sz w:val="44"/>
+          <w:szCs w:val="44"/>
           <w:lang w:eastAsia="fr-FR"/>
         </w:rPr>
         <w:t>1.5</w:t>
@@ -3710,8 +3451,8 @@
         <w:spacing w:after="0" w:line="240" w:lineRule="auto"/>
         <w:rPr>
           <w:rFonts w:ascii="var(--jp-code-font-family)" w:eastAsia="Times New Roman" w:hAnsi="var(--jp-code-font-family)" w:cs="Courier New"/>
-          <w:sz w:val="20"/>
-          <w:szCs w:val="20"/>
+          <w:sz w:val="44"/>
+          <w:szCs w:val="44"/>
           <w:highlight w:val="lightGray"/>
           <w:lang w:eastAsia="fr-FR"/>
         </w:rPr>
@@ -3719,8 +3460,8 @@
       <w:r>
         <w:rPr>
           <w:rFonts w:ascii="var(--jp-code-font-family)" w:eastAsia="Times New Roman" w:hAnsi="var(--jp-code-font-family)" w:cs="Courier New"/>
-          <w:sz w:val="20"/>
-          <w:szCs w:val="20"/>
+          <w:sz w:val="44"/>
+          <w:szCs w:val="44"/>
           <w:highlight w:val="lightGray"/>
           <w:lang w:eastAsia="fr-FR"/>
         </w:rPr>
@@ -3752,33 +3493,21 @@
         <w:spacing w:after="0" w:line="240" w:lineRule="auto"/>
         <w:rPr>
           <w:rFonts w:ascii="var(--jp-code-font-family)" w:eastAsia="Times New Roman" w:hAnsi="var(--jp-code-font-family)" w:cs="Courier New"/>
-          <w:sz w:val="20"/>
-          <w:szCs w:val="20"/>
-          <w:highlight w:val="lightGray"/>
-          <w:lang w:eastAsia="fr-FR"/>
-        </w:rPr>
-      </w:pPr>
-      <w:proofErr w:type="gramStart"/>
+          <w:sz w:val="44"/>
+          <w:szCs w:val="44"/>
+          <w:highlight w:val="lightGray"/>
+          <w:lang w:eastAsia="fr-FR"/>
+        </w:rPr>
+      </w:pPr>
       <w:r>
         <w:rPr>
           <w:rFonts w:ascii="var(--jp-code-font-family)" w:eastAsia="Times New Roman" w:hAnsi="var(--jp-code-font-family)" w:cs="Courier New"/>
-          <w:sz w:val="20"/>
-          <w:szCs w:val="20"/>
-          <w:highlight w:val="lightGray"/>
-          <w:lang w:eastAsia="fr-FR"/>
-        </w:rPr>
-        <w:t>t</w:t>
-      </w:r>
-      <w:proofErr w:type="gramEnd"/>
-      <w:r>
-        <w:rPr>
-          <w:rFonts w:ascii="var(--jp-code-font-family)" w:eastAsia="Times New Roman" w:hAnsi="var(--jp-code-font-family)" w:cs="Courier New"/>
-          <w:sz w:val="20"/>
-          <w:szCs w:val="20"/>
-          <w:highlight w:val="lightGray"/>
-          <w:lang w:eastAsia="fr-FR"/>
-        </w:rPr>
-        <w:t>-statistique = 0.5938368485207859</w:t>
+          <w:sz w:val="44"/>
+          <w:szCs w:val="44"/>
+          <w:highlight w:val="lightGray"/>
+          <w:lang w:eastAsia="fr-FR"/>
+        </w:rPr>
+        <w:t>t-statistique = 0.5938368485207859</w:t>
       </w:r>
     </w:p>
     <w:p>
@@ -3806,33 +3535,21 @@
         <w:spacing w:after="0" w:line="240" w:lineRule="auto"/>
         <w:rPr>
           <w:rFonts w:ascii="var(--jp-code-font-family)" w:eastAsia="Times New Roman" w:hAnsi="var(--jp-code-font-family)" w:cs="Courier New"/>
-          <w:sz w:val="20"/>
-          <w:szCs w:val="20"/>
-          <w:highlight w:val="lightGray"/>
-          <w:lang w:eastAsia="fr-FR"/>
-        </w:rPr>
-      </w:pPr>
-      <w:proofErr w:type="gramStart"/>
+          <w:sz w:val="44"/>
+          <w:szCs w:val="44"/>
+          <w:highlight w:val="lightGray"/>
+          <w:lang w:eastAsia="fr-FR"/>
+        </w:rPr>
+      </w:pPr>
       <w:r>
         <w:rPr>
           <w:rFonts w:ascii="var(--jp-code-font-family)" w:eastAsia="Times New Roman" w:hAnsi="var(--jp-code-font-family)" w:cs="Courier New"/>
-          <w:sz w:val="20"/>
-          <w:szCs w:val="20"/>
-          <w:highlight w:val="lightGray"/>
-          <w:lang w:eastAsia="fr-FR"/>
-        </w:rPr>
-        <w:t>p</w:t>
-      </w:r>
-      <w:proofErr w:type="gramEnd"/>
-      <w:r>
-        <w:rPr>
-          <w:rFonts w:ascii="var(--jp-code-font-family)" w:eastAsia="Times New Roman" w:hAnsi="var(--jp-code-font-family)" w:cs="Courier New"/>
-          <w:sz w:val="20"/>
-          <w:szCs w:val="20"/>
-          <w:highlight w:val="lightGray"/>
-          <w:lang w:eastAsia="fr-FR"/>
-        </w:rPr>
-        <w:t>-value = 0.5533140963486943</w:t>
+          <w:sz w:val="44"/>
+          <w:szCs w:val="44"/>
+          <w:highlight w:val="lightGray"/>
+          <w:lang w:eastAsia="fr-FR"/>
+        </w:rPr>
+        <w:t>p-value = 0.5533140963486943</w:t>
       </w:r>
     </w:p>
     <w:p>
@@ -3860,8 +3577,8 @@
         <w:spacing w:after="0" w:line="240" w:lineRule="auto"/>
         <w:rPr>
           <w:rFonts w:ascii="var(--jp-code-font-family)" w:eastAsia="Times New Roman" w:hAnsi="var(--jp-code-font-family)" w:cs="Courier New"/>
-          <w:sz w:val="20"/>
-          <w:szCs w:val="20"/>
+          <w:sz w:val="44"/>
+          <w:szCs w:val="44"/>
           <w:highlight w:val="lightGray"/>
           <w:lang w:eastAsia="fr-FR"/>
         </w:rPr>
@@ -3869,8 +3586,8 @@
       <w:r>
         <w:rPr>
           <w:rFonts w:ascii="var(--jp-code-font-family)" w:eastAsia="Times New Roman" w:hAnsi="var(--jp-code-font-family)" w:cs="Courier New"/>
-          <w:sz w:val="20"/>
-          <w:szCs w:val="20"/>
+          <w:sz w:val="44"/>
+          <w:szCs w:val="44"/>
           <w:highlight w:val="lightGray"/>
           <w:lang w:eastAsia="fr-FR"/>
         </w:rPr>
@@ -3902,8 +3619,8 @@
         <w:spacing w:after="0" w:line="240" w:lineRule="auto"/>
         <w:rPr>
           <w:rFonts w:ascii="var(--jp-code-font-family)" w:eastAsia="Times New Roman" w:hAnsi="var(--jp-code-font-family)" w:cs="Courier New"/>
-          <w:sz w:val="20"/>
-          <w:szCs w:val="20"/>
+          <w:sz w:val="44"/>
+          <w:szCs w:val="44"/>
           <w:highlight w:val="lightGray"/>
           <w:lang w:eastAsia="fr-FR"/>
         </w:rPr>
@@ -3914,18 +3631,17 @@
         <w:spacing w:after="0" w:line="240" w:lineRule="auto"/>
         <w:rPr>
           <w:rFonts w:ascii="Times New Roman" w:eastAsia="Times New Roman" w:hAnsi="Times New Roman" w:cs="Times New Roman"/>
-          <w:sz w:val="24"/>
-          <w:szCs w:val="24"/>
-          <w:highlight w:val="lightGray"/>
-          <w:lang w:eastAsia="fr-FR"/>
-        </w:rPr>
-      </w:pPr>
-      <w:proofErr w:type="gramStart"/>
+          <w:sz w:val="44"/>
+          <w:szCs w:val="44"/>
+          <w:highlight w:val="lightGray"/>
+          <w:lang w:eastAsia="fr-FR"/>
+        </w:rPr>
+      </w:pPr>
       <w:r>
         <w:rPr>
           <w:rFonts w:ascii="Times New Roman" w:eastAsia="Times New Roman" w:hAnsi="Symbol" w:cs="Times New Roman"/>
-          <w:sz w:val="24"/>
-          <w:szCs w:val="24"/>
+          <w:sz w:val="44"/>
+          <w:szCs w:val="44"/>
           <w:highlight w:val="lightGray"/>
           <w:lang w:eastAsia="fr-FR"/>
         </w:rPr>
@@ -3934,23 +3650,12 @@
       <w:r>
         <w:rPr>
           <w:rFonts w:ascii="Times New Roman" w:eastAsia="Times New Roman" w:hAnsi="Times New Roman" w:cs="Times New Roman"/>
-          <w:sz w:val="24"/>
-          <w:szCs w:val="24"/>
-          <w:highlight w:val="lightGray"/>
-          <w:lang w:eastAsia="fr-FR"/>
-        </w:rPr>
-        <w:t xml:space="preserve">  La</w:t>
-      </w:r>
-      <w:proofErr w:type="gramEnd"/>
-      <w:r>
-        <w:rPr>
-          <w:rFonts w:ascii="Times New Roman" w:eastAsia="Times New Roman" w:hAnsi="Times New Roman" w:cs="Times New Roman"/>
-          <w:sz w:val="24"/>
-          <w:szCs w:val="24"/>
-          <w:highlight w:val="lightGray"/>
-          <w:lang w:eastAsia="fr-FR"/>
-        </w:rPr>
-        <w:t xml:space="preserve"> p-value (~0.55) est nettement supérieure à 0.05, ce qui indique qu’il n’y a pas de différence statistiquement significative entre les moyennes de vitesse d’impact des survivants et des non-survivants. </w:t>
+          <w:sz w:val="44"/>
+          <w:szCs w:val="44"/>
+          <w:highlight w:val="lightGray"/>
+          <w:lang w:eastAsia="fr-FR"/>
+        </w:rPr>
+        <w:t xml:space="preserve">  La p-value (~0.55) est nettement supérieure à 0.05, ce qui indique qu’il n’y a pas de différence statistiquement significative entre les moyennes de vitesse d’impact des survivants et des non-survivants. </w:t>
       </w:r>
     </w:p>
     <w:p>
@@ -3958,17 +3663,16 @@
         <w:spacing w:before="100" w:beforeAutospacing="1" w:after="100" w:afterAutospacing="1" w:line="240" w:lineRule="auto"/>
         <w:rPr>
           <w:rFonts w:ascii="Times New Roman" w:eastAsia="Times New Roman" w:hAnsi="Times New Roman" w:cs="Times New Roman"/>
-          <w:sz w:val="24"/>
-          <w:szCs w:val="24"/>
-          <w:lang w:eastAsia="fr-FR"/>
-        </w:rPr>
-      </w:pPr>
-      <w:proofErr w:type="gramStart"/>
+          <w:sz w:val="44"/>
+          <w:szCs w:val="44"/>
+          <w:lang w:eastAsia="fr-FR"/>
+        </w:rPr>
+      </w:pPr>
       <w:r>
         <w:rPr>
           <w:rFonts w:ascii="Times New Roman" w:eastAsia="Times New Roman" w:hAnsi="Symbol" w:cs="Times New Roman"/>
-          <w:sz w:val="24"/>
-          <w:szCs w:val="24"/>
+          <w:sz w:val="44"/>
+          <w:szCs w:val="44"/>
           <w:highlight w:val="lightGray"/>
           <w:lang w:eastAsia="fr-FR"/>
         </w:rPr>
@@ -3977,23 +3681,23 @@
       <w:r>
         <w:rPr>
           <w:rFonts w:ascii="Times New Roman" w:eastAsia="Times New Roman" w:hAnsi="Times New Roman" w:cs="Times New Roman"/>
-          <w:sz w:val="24"/>
-          <w:szCs w:val="24"/>
-          <w:highlight w:val="lightGray"/>
-          <w:lang w:eastAsia="fr-FR"/>
-        </w:rPr>
-        <w:t xml:space="preserve">  En</w:t>
-      </w:r>
-      <w:proofErr w:type="gramEnd"/>
-      <w:r>
-        <w:rPr>
-          <w:rFonts w:ascii="Times New Roman" w:eastAsia="Times New Roman" w:hAnsi="Times New Roman" w:cs="Times New Roman"/>
-          <w:sz w:val="24"/>
-          <w:szCs w:val="24"/>
-          <w:highlight w:val="lightGray"/>
-          <w:lang w:eastAsia="fr-FR"/>
-        </w:rPr>
-        <w:t xml:space="preserve"> d’autres termes, sur la base de ces données, la vitesse d’impact n’apparaît pas comme un facteur différenciant majeur entre ceux qui survivent et ceux qui ne survivent pas.</w:t>
+          <w:sz w:val="44"/>
+          <w:szCs w:val="44"/>
+          <w:highlight w:val="lightGray"/>
+          <w:lang w:eastAsia="fr-FR"/>
+        </w:rPr>
+        <w:t xml:space="preserve">  En d’autres termes, sur la base de ces données, la vitesse d’impact n’apparaît pas comme un </w:t>
+      </w:r>
+      <w:r>
+        <w:rPr>
+          <w:rFonts w:ascii="Times New Roman" w:eastAsia="Times New Roman" w:hAnsi="Times New Roman" w:cs="Times New Roman"/>
+          <w:sz w:val="44"/>
+          <w:szCs w:val="44"/>
+          <w:highlight w:val="lightGray"/>
+          <w:lang w:eastAsia="fr-FR"/>
+        </w:rPr>
+        <w:lastRenderedPageBreak/>
+        <w:t>facteur différenciant majeur entre ceux qui survivent et ceux qui ne survivent pas.</w:t>
       </w:r>
     </w:p>
     <w:p>
@@ -4001,20 +3705,21 @@
         <w:spacing w:after="0" w:line="240" w:lineRule="auto"/>
         <w:rPr>
           <w:rFonts w:ascii="Times New Roman" w:eastAsia="Times New Roman" w:hAnsi="Times New Roman" w:cs="Times New Roman"/>
-          <w:sz w:val="24"/>
-          <w:szCs w:val="24"/>
-          <w:lang w:eastAsia="fr-FR"/>
-        </w:rPr>
-      </w:pPr>
-      <w:r>
-        <w:rPr>
-          <w:rFonts w:ascii="Times New Roman" w:eastAsia="Times New Roman" w:hAnsi="Times New Roman" w:cs="Times New Roman"/>
-          <w:sz w:val="24"/>
-          <w:szCs w:val="24"/>
-          <w:lang w:eastAsia="fr-FR"/>
-        </w:rPr>
-        <w:pict w14:anchorId="32BE6994">
-          <v:rect id="_x0000_i1025" style="width:0;height:1.5pt" o:hralign="center" o:hrstd="t" o:hr="t" fillcolor="#a0a0a0" stroked="f"/>
+          <w:sz w:val="44"/>
+          <w:szCs w:val="44"/>
+          <w:lang w:eastAsia="fr-FR"/>
+        </w:rPr>
+      </w:pPr>
+      <w:r>
+        <w:rPr>
+          <w:rFonts w:ascii="Times New Roman" w:eastAsia="Times New Roman" w:hAnsi="Times New Roman" w:cs="Times New Roman"/>
+          <w:noProof/>
+          <w:sz w:val="44"/>
+          <w:szCs w:val="44"/>
+          <w:lang w:eastAsia="fr-FR"/>
+        </w:rPr>
+        <w:pict w14:anchorId="38EAB46F">
+          <v:rect id="_x0000_i1027" alt="" style="width:451.3pt;height:.05pt;mso-width-percent:0;mso-height-percent:0;mso-width-percent:0;mso-height-percent:0" o:hralign="center" o:hrstd="t" o:hr="t" fillcolor="#a0a0a0" stroked="f"/>
         </w:pict>
       </w:r>
     </w:p>
@@ -4026,8 +3731,8 @@
           <w:rFonts w:ascii="Times New Roman" w:eastAsia="Times New Roman" w:hAnsi="Times New Roman" w:cs="Times New Roman"/>
           <w:b/>
           <w:bCs/>
-          <w:sz w:val="24"/>
-          <w:szCs w:val="24"/>
+          <w:sz w:val="44"/>
+          <w:szCs w:val="44"/>
           <w:lang w:eastAsia="fr-FR"/>
         </w:rPr>
       </w:pPr>
@@ -4036,21 +3741,19 @@
           <w:rFonts w:ascii="Times New Roman" w:eastAsia="Times New Roman" w:hAnsi="Times New Roman" w:cs="Times New Roman"/>
           <w:b/>
           <w:bCs/>
-          <w:sz w:val="24"/>
-          <w:szCs w:val="24"/>
-          <w:lang w:eastAsia="fr-FR"/>
-        </w:rPr>
-        <w:lastRenderedPageBreak/>
+          <w:sz w:val="44"/>
+          <w:szCs w:val="44"/>
+          <w:lang w:eastAsia="fr-FR"/>
+        </w:rPr>
         <w:t>2️</w:t>
       </w:r>
-      <w:proofErr w:type="gramStart"/>
       <w:r>
         <w:rPr>
           <w:rFonts w:ascii="Tahoma" w:eastAsia="Times New Roman" w:hAnsi="Tahoma" w:cs="Tahoma"/>
           <w:b/>
           <w:bCs/>
-          <w:sz w:val="24"/>
-          <w:szCs w:val="24"/>
+          <w:sz w:val="44"/>
+          <w:szCs w:val="44"/>
           <w:lang w:eastAsia="fr-FR"/>
         </w:rPr>
         <w:t>⃣</w:t>
@@ -4060,8 +3763,37 @@
           <w:rFonts w:ascii="Times New Roman" w:eastAsia="Times New Roman" w:hAnsi="Times New Roman" w:cs="Times New Roman"/>
           <w:b/>
           <w:bCs/>
-          <w:sz w:val="24"/>
-          <w:szCs w:val="24"/>
+          <w:sz w:val="44"/>
+          <w:szCs w:val="44"/>
+          <w:lang w:eastAsia="fr-FR"/>
+        </w:rPr>
+        <w:t xml:space="preserve">  Impact du casque et de la ceinture sur la survie</w:t>
+      </w:r>
+    </w:p>
+    <w:p>
+      <w:pPr>
+        <w:spacing w:before="100" w:beforeAutospacing="1" w:after="100" w:afterAutospacing="1" w:line="240" w:lineRule="auto"/>
+        <w:rPr>
+          <w:rFonts w:ascii="Times New Roman" w:eastAsia="Times New Roman" w:hAnsi="Times New Roman" w:cs="Times New Roman"/>
+          <w:sz w:val="44"/>
+          <w:szCs w:val="44"/>
+          <w:lang w:eastAsia="fr-FR"/>
+        </w:rPr>
+      </w:pPr>
+      <w:r>
+        <w:rPr>
+          <w:rFonts w:ascii="Segoe UI Emoji" w:eastAsia="Times New Roman" w:hAnsi="Segoe UI Emoji" w:cs="Segoe UI Emoji"/>
+          <w:sz w:val="44"/>
+          <w:szCs w:val="44"/>
+          <w:lang w:eastAsia="fr-FR"/>
+        </w:rPr>
+        <w:t>📌</w:t>
+      </w:r>
+      <w:r>
+        <w:rPr>
+          <w:rFonts w:ascii="Times New Roman" w:eastAsia="Times New Roman" w:hAnsi="Times New Roman" w:cs="Times New Roman"/>
+          <w:sz w:val="44"/>
+          <w:szCs w:val="44"/>
           <w:lang w:eastAsia="fr-FR"/>
         </w:rPr>
         <w:t xml:space="preserve"> </w:t>
@@ -4071,73 +3803,8 @@
           <w:rFonts w:ascii="Times New Roman" w:eastAsia="Times New Roman" w:hAnsi="Times New Roman" w:cs="Times New Roman"/>
           <w:b/>
           <w:bCs/>
-          <w:sz w:val="24"/>
-          <w:szCs w:val="24"/>
-          <w:lang w:eastAsia="fr-FR"/>
-        </w:rPr>
-        <w:t xml:space="preserve"> </w:t>
-      </w:r>
-      <w:r>
-        <w:rPr>
-          <w:rFonts w:ascii="Times New Roman" w:eastAsia="Times New Roman" w:hAnsi="Times New Roman" w:cs="Times New Roman"/>
-          <w:b/>
-          <w:bCs/>
-          <w:sz w:val="24"/>
-          <w:szCs w:val="24"/>
-          <w:lang w:eastAsia="fr-FR"/>
-        </w:rPr>
-        <w:t>Impact</w:t>
-      </w:r>
-      <w:proofErr w:type="gramEnd"/>
-      <w:r>
-        <w:rPr>
-          <w:rFonts w:ascii="Times New Roman" w:eastAsia="Times New Roman" w:hAnsi="Times New Roman" w:cs="Times New Roman"/>
-          <w:b/>
-          <w:bCs/>
-          <w:sz w:val="24"/>
-          <w:szCs w:val="24"/>
-          <w:lang w:eastAsia="fr-FR"/>
-        </w:rPr>
-        <w:t xml:space="preserve"> du casque et de la ceinture sur la survie</w:t>
-      </w:r>
-    </w:p>
-    <w:p>
-      <w:pPr>
-        <w:spacing w:before="100" w:beforeAutospacing="1" w:after="100" w:afterAutospacing="1" w:line="240" w:lineRule="auto"/>
-        <w:rPr>
-          <w:rFonts w:ascii="Times New Roman" w:eastAsia="Times New Roman" w:hAnsi="Times New Roman" w:cs="Times New Roman"/>
-          <w:sz w:val="24"/>
-          <w:szCs w:val="24"/>
-          <w:lang w:eastAsia="fr-FR"/>
-        </w:rPr>
-      </w:pPr>
-      <w:proofErr w:type="gramStart"/>
-      <w:r>
-        <w:rPr>
-          <w:rFonts w:ascii="Segoe UI Emoji" w:eastAsia="Times New Roman" w:hAnsi="Segoe UI Emoji" w:cs="Segoe UI Emoji"/>
-          <w:sz w:val="24"/>
-          <w:szCs w:val="24"/>
-          <w:lang w:eastAsia="fr-FR"/>
-        </w:rPr>
-        <w:t>📌</w:t>
-      </w:r>
-      <w:proofErr w:type="gramEnd"/>
-      <w:r>
-        <w:rPr>
-          <w:rFonts w:ascii="Times New Roman" w:eastAsia="Times New Roman" w:hAnsi="Times New Roman" w:cs="Times New Roman"/>
-          <w:sz w:val="24"/>
-          <w:szCs w:val="24"/>
-          <w:lang w:eastAsia="fr-FR"/>
-        </w:rPr>
-        <w:t xml:space="preserve"> </w:t>
-      </w:r>
-      <w:r>
-        <w:rPr>
-          <w:rFonts w:ascii="Times New Roman" w:eastAsia="Times New Roman" w:hAnsi="Times New Roman" w:cs="Times New Roman"/>
-          <w:b/>
-          <w:bCs/>
-          <w:sz w:val="24"/>
-          <w:szCs w:val="24"/>
+          <w:sz w:val="44"/>
+          <w:szCs w:val="44"/>
           <w:lang w:eastAsia="fr-FR"/>
         </w:rPr>
         <w:t>Étapes</w:t>
@@ -4145,8 +3812,8 @@
       <w:r>
         <w:rPr>
           <w:rFonts w:ascii="Times New Roman" w:eastAsia="Times New Roman" w:hAnsi="Times New Roman" w:cs="Times New Roman"/>
-          <w:sz w:val="24"/>
-          <w:szCs w:val="24"/>
+          <w:sz w:val="44"/>
+          <w:szCs w:val="44"/>
           <w:lang w:eastAsia="fr-FR"/>
         </w:rPr>
         <w:t xml:space="preserve"> :</w:t>
@@ -4161,96 +3828,88 @@
         <w:spacing w:before="100" w:beforeAutospacing="1" w:after="100" w:afterAutospacing="1" w:line="240" w:lineRule="auto"/>
         <w:rPr>
           <w:rFonts w:ascii="Times New Roman" w:eastAsia="Times New Roman" w:hAnsi="Times New Roman" w:cs="Times New Roman"/>
-          <w:sz w:val="24"/>
-          <w:szCs w:val="24"/>
-          <w:lang w:eastAsia="fr-FR"/>
-        </w:rPr>
-      </w:pPr>
-      <w:r>
-        <w:rPr>
-          <w:rFonts w:ascii="Times New Roman" w:eastAsia="Times New Roman" w:hAnsi="Times New Roman" w:cs="Times New Roman"/>
-          <w:sz w:val="24"/>
-          <w:szCs w:val="24"/>
+          <w:sz w:val="44"/>
+          <w:szCs w:val="44"/>
+          <w:lang w:eastAsia="fr-FR"/>
+        </w:rPr>
+      </w:pPr>
+      <w:r>
+        <w:rPr>
+          <w:rFonts w:ascii="Times New Roman" w:eastAsia="Times New Roman" w:hAnsi="Times New Roman" w:cs="Times New Roman"/>
+          <w:sz w:val="44"/>
+          <w:szCs w:val="44"/>
           <w:lang w:eastAsia="fr-FR"/>
         </w:rPr>
         <w:t>Créer un tableau croisé (</w:t>
       </w:r>
-      <w:proofErr w:type="spellStart"/>
       <w:r>
         <w:rPr>
           <w:rFonts w:ascii="Courier New" w:eastAsia="Times New Roman" w:hAnsi="Courier New" w:cs="Courier New"/>
-          <w:sz w:val="20"/>
-          <w:szCs w:val="20"/>
+          <w:sz w:val="44"/>
+          <w:szCs w:val="44"/>
           <w:lang w:eastAsia="fr-FR"/>
         </w:rPr>
         <w:t>crosstab</w:t>
       </w:r>
-      <w:proofErr w:type="spellEnd"/>
-      <w:r>
-        <w:rPr>
-          <w:rFonts w:ascii="Times New Roman" w:eastAsia="Times New Roman" w:hAnsi="Times New Roman" w:cs="Times New Roman"/>
-          <w:sz w:val="24"/>
-          <w:szCs w:val="24"/>
+      <w:r>
+        <w:rPr>
+          <w:rFonts w:ascii="Times New Roman" w:eastAsia="Times New Roman" w:hAnsi="Times New Roman" w:cs="Times New Roman"/>
+          <w:sz w:val="44"/>
+          <w:szCs w:val="44"/>
           <w:lang w:eastAsia="fr-FR"/>
         </w:rPr>
         <w:t xml:space="preserve">) entre </w:t>
       </w:r>
-      <w:proofErr w:type="spellStart"/>
       <w:r>
         <w:rPr>
           <w:rFonts w:ascii="Courier New" w:eastAsia="Times New Roman" w:hAnsi="Courier New" w:cs="Courier New"/>
-          <w:sz w:val="20"/>
-          <w:szCs w:val="20"/>
+          <w:sz w:val="44"/>
+          <w:szCs w:val="44"/>
           <w:lang w:eastAsia="fr-FR"/>
         </w:rPr>
         <w:t>Helmet_Used</w:t>
       </w:r>
-      <w:proofErr w:type="spellEnd"/>
-      <w:r>
-        <w:rPr>
-          <w:rFonts w:ascii="Times New Roman" w:eastAsia="Times New Roman" w:hAnsi="Times New Roman" w:cs="Times New Roman"/>
-          <w:sz w:val="24"/>
-          <w:szCs w:val="24"/>
+      <w:r>
+        <w:rPr>
+          <w:rFonts w:ascii="Times New Roman" w:eastAsia="Times New Roman" w:hAnsi="Times New Roman" w:cs="Times New Roman"/>
+          <w:sz w:val="44"/>
+          <w:szCs w:val="44"/>
           <w:lang w:eastAsia="fr-FR"/>
         </w:rPr>
         <w:t xml:space="preserve">, </w:t>
       </w:r>
-      <w:proofErr w:type="spellStart"/>
       <w:r>
         <w:rPr>
           <w:rFonts w:ascii="Courier New" w:eastAsia="Times New Roman" w:hAnsi="Courier New" w:cs="Courier New"/>
-          <w:sz w:val="20"/>
-          <w:szCs w:val="20"/>
+          <w:sz w:val="44"/>
+          <w:szCs w:val="44"/>
           <w:lang w:eastAsia="fr-FR"/>
         </w:rPr>
         <w:t>Seatbelt_Used</w:t>
       </w:r>
-      <w:proofErr w:type="spellEnd"/>
-      <w:r>
-        <w:rPr>
-          <w:rFonts w:ascii="Times New Roman" w:eastAsia="Times New Roman" w:hAnsi="Times New Roman" w:cs="Times New Roman"/>
-          <w:sz w:val="24"/>
-          <w:szCs w:val="24"/>
+      <w:r>
+        <w:rPr>
+          <w:rFonts w:ascii="Times New Roman" w:eastAsia="Times New Roman" w:hAnsi="Times New Roman" w:cs="Times New Roman"/>
+          <w:sz w:val="44"/>
+          <w:szCs w:val="44"/>
           <w:lang w:eastAsia="fr-FR"/>
         </w:rPr>
         <w:t xml:space="preserve"> et </w:t>
       </w:r>
-      <w:proofErr w:type="spellStart"/>
       <w:r>
         <w:rPr>
           <w:rFonts w:ascii="Courier New" w:eastAsia="Times New Roman" w:hAnsi="Courier New" w:cs="Courier New"/>
-          <w:sz w:val="20"/>
-          <w:szCs w:val="20"/>
+          <w:sz w:val="44"/>
+          <w:szCs w:val="44"/>
           <w:lang w:eastAsia="fr-FR"/>
         </w:rPr>
         <w:t>Survived</w:t>
       </w:r>
-      <w:proofErr w:type="spellEnd"/>
-      <w:r>
-        <w:rPr>
-          <w:rFonts w:ascii="Times New Roman" w:eastAsia="Times New Roman" w:hAnsi="Times New Roman" w:cs="Times New Roman"/>
-          <w:sz w:val="24"/>
-          <w:szCs w:val="24"/>
+      <w:r>
+        <w:rPr>
+          <w:rFonts w:ascii="Times New Roman" w:eastAsia="Times New Roman" w:hAnsi="Times New Roman" w:cs="Times New Roman"/>
+          <w:sz w:val="44"/>
+          <w:szCs w:val="44"/>
           <w:lang w:eastAsia="fr-FR"/>
         </w:rPr>
         <w:t>.</w:t>
@@ -4259,107 +3918,105 @@
     <w:p>
       <w:pPr>
         <w:spacing w:before="100" w:beforeAutospacing="1" w:after="100" w:afterAutospacing="1" w:line="240" w:lineRule="auto"/>
-      </w:pPr>
-      <w:r>
-        <w:rPr>
+        <w:rPr>
+          <w:sz w:val="44"/>
+          <w:szCs w:val="44"/>
+        </w:rPr>
+      </w:pPr>
+      <w:r>
+        <w:rPr>
+          <w:sz w:val="44"/>
+          <w:szCs w:val="44"/>
           <w:highlight w:val="cyan"/>
         </w:rPr>
         <w:t xml:space="preserve">Utilise </w:t>
       </w:r>
-      <w:proofErr w:type="spellStart"/>
-      <w:proofErr w:type="gramStart"/>
-      <w:r>
-        <w:rPr>
-          <w:rStyle w:val="HTMLCode"/>
+      <w:r>
+        <w:rPr>
+          <w:rStyle w:val="CodeHTML"/>
           <w:rFonts w:eastAsiaTheme="minorHAnsi"/>
+          <w:sz w:val="44"/>
+          <w:szCs w:val="44"/>
           <w:highlight w:val="cyan"/>
         </w:rPr>
         <w:t>pd.crosstab</w:t>
       </w:r>
-      <w:proofErr w:type="spellEnd"/>
-      <w:proofErr w:type="gramEnd"/>
-      <w:r>
-        <w:rPr>
+      <w:r>
+        <w:rPr>
+          <w:sz w:val="44"/>
+          <w:szCs w:val="44"/>
           <w:highlight w:val="cyan"/>
         </w:rPr>
         <w:t xml:space="preserve"> pour résumer le nombre de survivants (</w:t>
       </w:r>
-      <w:proofErr w:type="spellStart"/>
-      <w:r>
-        <w:rPr>
-          <w:rStyle w:val="HTMLCode"/>
+      <w:r>
+        <w:rPr>
+          <w:rStyle w:val="CodeHTML"/>
           <w:rFonts w:eastAsiaTheme="minorHAnsi"/>
+          <w:sz w:val="44"/>
+          <w:szCs w:val="44"/>
           <w:highlight w:val="cyan"/>
         </w:rPr>
-        <w:t>Survived</w:t>
-      </w:r>
-      <w:proofErr w:type="spellEnd"/>
-      <w:r>
-        <w:rPr>
-          <w:rStyle w:val="HTMLCode"/>
+        <w:t>Survived=1</w:t>
+      </w:r>
+      <w:r>
+        <w:rPr>
+          <w:sz w:val="44"/>
+          <w:szCs w:val="44"/>
+          <w:highlight w:val="cyan"/>
+        </w:rPr>
+        <w:t>) et non-survivants (</w:t>
+      </w:r>
+      <w:r>
+        <w:rPr>
+          <w:rStyle w:val="CodeHTML"/>
           <w:rFonts w:eastAsiaTheme="minorHAnsi"/>
+          <w:sz w:val="44"/>
+          <w:szCs w:val="44"/>
           <w:highlight w:val="cyan"/>
         </w:rPr>
-        <w:t>=1</w:t>
-      </w:r>
-      <w:r>
-        <w:rPr>
+        <w:t>Survived=0</w:t>
+      </w:r>
+      <w:r>
+        <w:rPr>
+          <w:sz w:val="44"/>
+          <w:szCs w:val="44"/>
           <w:highlight w:val="cyan"/>
         </w:rPr>
-        <w:t>) et non-survivants (</w:t>
-      </w:r>
-      <w:proofErr w:type="spellStart"/>
-      <w:r>
-        <w:rPr>
-          <w:rStyle w:val="HTMLCode"/>
+        <w:t xml:space="preserve">) dans chaque combinaison de </w:t>
+      </w:r>
+      <w:r>
+        <w:rPr>
+          <w:rStyle w:val="CodeHTML"/>
           <w:rFonts w:eastAsiaTheme="minorHAnsi"/>
+          <w:sz w:val="44"/>
+          <w:szCs w:val="44"/>
           <w:highlight w:val="cyan"/>
         </w:rPr>
-        <w:t>Survived</w:t>
-      </w:r>
-      <w:proofErr w:type="spellEnd"/>
-      <w:r>
-        <w:rPr>
-          <w:rStyle w:val="HTMLCode"/>
+        <w:t>Helmet_Used</w:t>
+      </w:r>
+      <w:r>
+        <w:rPr>
+          <w:sz w:val="44"/>
+          <w:szCs w:val="44"/>
+          <w:highlight w:val="cyan"/>
+        </w:rPr>
+        <w:t xml:space="preserve"> et </w:t>
+      </w:r>
+      <w:r>
+        <w:rPr>
+          <w:rStyle w:val="CodeHTML"/>
           <w:rFonts w:eastAsiaTheme="minorHAnsi"/>
+          <w:sz w:val="44"/>
+          <w:szCs w:val="44"/>
           <w:highlight w:val="cyan"/>
         </w:rPr>
-        <w:t>=0</w:t>
-      </w:r>
-      <w:r>
-        <w:rPr>
-          <w:highlight w:val="cyan"/>
-        </w:rPr>
-        <w:t xml:space="preserve">) dans chaque combinaison de </w:t>
-      </w:r>
-      <w:proofErr w:type="spellStart"/>
-      <w:r>
-        <w:rPr>
-          <w:rStyle w:val="HTMLCode"/>
-          <w:rFonts w:eastAsiaTheme="minorHAnsi"/>
-          <w:highlight w:val="cyan"/>
-        </w:rPr>
-        <w:t>Helmet_Used</w:t>
-      </w:r>
-      <w:proofErr w:type="spellEnd"/>
-      <w:r>
-        <w:rPr>
-          <w:highlight w:val="cyan"/>
-        </w:rPr>
-        <w:t xml:space="preserve"> et </w:t>
-      </w:r>
-      <w:proofErr w:type="spellStart"/>
-      <w:r>
-        <w:rPr>
-          <w:rStyle w:val="HTMLCode"/>
-          <w:rFonts w:eastAsiaTheme="minorHAnsi"/>
-          <w:highlight w:val="cyan"/>
-        </w:rPr>
         <w:t>Seatbelt_Used</w:t>
       </w:r>
-      <w:proofErr w:type="spellEnd"/>
-      <w:r>
-        <w:rPr>
+      <w:r>
+        <w:rPr>
+          <w:sz w:val="44"/>
+          <w:szCs w:val="44"/>
           <w:highlight w:val="cyan"/>
         </w:rPr>
         <w:t>.</w:t>
@@ -4390,8 +4047,8 @@
         <w:spacing w:after="0" w:line="240" w:lineRule="auto"/>
         <w:rPr>
           <w:rFonts w:ascii="var(--jp-code-font-family)" w:eastAsia="Times New Roman" w:hAnsi="var(--jp-code-font-family)" w:cs="Courier New"/>
-          <w:sz w:val="20"/>
-          <w:szCs w:val="20"/>
+          <w:sz w:val="44"/>
+          <w:szCs w:val="44"/>
           <w:highlight w:val="lightGray"/>
           <w:lang w:val="en-US" w:eastAsia="fr-FR"/>
         </w:rPr>
@@ -4399,91 +4056,13 @@
       <w:r>
         <w:rPr>
           <w:rFonts w:ascii="var(--jp-code-font-family)" w:eastAsia="Times New Roman" w:hAnsi="var(--jp-code-font-family)" w:cs="Courier New"/>
-          <w:sz w:val="20"/>
-          <w:szCs w:val="20"/>
+          <w:sz w:val="44"/>
+          <w:szCs w:val="44"/>
           <w:highlight w:val="lightGray"/>
           <w:lang w:val="en-US" w:eastAsia="fr-FR"/>
         </w:rPr>
-        <w:t xml:space="preserve">Tableau </w:t>
-      </w:r>
-      <w:proofErr w:type="spellStart"/>
-      <w:r>
-        <w:rPr>
-          <w:rFonts w:ascii="var(--jp-code-font-family)" w:eastAsia="Times New Roman" w:hAnsi="var(--jp-code-font-family)" w:cs="Courier New"/>
-          <w:sz w:val="20"/>
-          <w:szCs w:val="20"/>
-          <w:highlight w:val="lightGray"/>
-          <w:lang w:val="en-US" w:eastAsia="fr-FR"/>
-        </w:rPr>
-        <w:t>croisé</w:t>
-      </w:r>
-      <w:proofErr w:type="spellEnd"/>
-      <w:r>
-        <w:rPr>
-          <w:rFonts w:ascii="var(--jp-code-font-family)" w:eastAsia="Times New Roman" w:hAnsi="var(--jp-code-font-family)" w:cs="Courier New"/>
-          <w:sz w:val="20"/>
-          <w:szCs w:val="20"/>
-          <w:highlight w:val="lightGray"/>
-          <w:lang w:val="en-US" w:eastAsia="fr-FR"/>
-        </w:rPr>
-        <w:t xml:space="preserve"> (</w:t>
-      </w:r>
-      <w:proofErr w:type="spellStart"/>
-      <w:r>
-        <w:rPr>
-          <w:rFonts w:ascii="var(--jp-code-font-family)" w:eastAsia="Times New Roman" w:hAnsi="var(--jp-code-font-family)" w:cs="Courier New"/>
-          <w:sz w:val="20"/>
-          <w:szCs w:val="20"/>
-          <w:highlight w:val="lightGray"/>
-          <w:lang w:val="en-US" w:eastAsia="fr-FR"/>
-        </w:rPr>
-        <w:t>Helmet_Used</w:t>
-      </w:r>
-      <w:proofErr w:type="spellEnd"/>
-      <w:r>
-        <w:rPr>
-          <w:rFonts w:ascii="var(--jp-code-font-family)" w:eastAsia="Times New Roman" w:hAnsi="var(--jp-code-font-family)" w:cs="Courier New"/>
-          <w:sz w:val="20"/>
-          <w:szCs w:val="20"/>
-          <w:highlight w:val="lightGray"/>
-          <w:lang w:val="en-US" w:eastAsia="fr-FR"/>
-        </w:rPr>
-        <w:t xml:space="preserve">, </w:t>
-      </w:r>
-      <w:proofErr w:type="spellStart"/>
-      <w:r>
-        <w:rPr>
-          <w:rFonts w:ascii="var(--jp-code-font-family)" w:eastAsia="Times New Roman" w:hAnsi="var(--jp-code-font-family)" w:cs="Courier New"/>
-          <w:sz w:val="20"/>
-          <w:szCs w:val="20"/>
-          <w:highlight w:val="lightGray"/>
-          <w:lang w:val="en-US" w:eastAsia="fr-FR"/>
-        </w:rPr>
-        <w:t>Seatbelt_Used</w:t>
-      </w:r>
-      <w:proofErr w:type="spellEnd"/>
-      <w:r>
-        <w:rPr>
-          <w:rFonts w:ascii="var(--jp-code-font-family)" w:eastAsia="Times New Roman" w:hAnsi="var(--jp-code-font-family)" w:cs="Courier New"/>
-          <w:sz w:val="20"/>
-          <w:szCs w:val="20"/>
-          <w:highlight w:val="lightGray"/>
-          <w:lang w:val="en-US" w:eastAsia="fr-FR"/>
-        </w:rPr>
-        <w:t xml:space="preserve">) vs </w:t>
-      </w:r>
-      <w:proofErr w:type="gramStart"/>
-      <w:r>
-        <w:rPr>
-          <w:rFonts w:ascii="var(--jp-code-font-family)" w:eastAsia="Times New Roman" w:hAnsi="var(--jp-code-font-family)" w:cs="Courier New"/>
-          <w:sz w:val="20"/>
-          <w:szCs w:val="20"/>
-          <w:highlight w:val="lightGray"/>
-          <w:lang w:val="en-US" w:eastAsia="fr-FR"/>
-        </w:rPr>
-        <w:t>Survived :</w:t>
-      </w:r>
-      <w:proofErr w:type="gramEnd"/>
+        <w:t>Tableau croisé (Helmet_Used, Seatbelt_Used) vs Survived :</w:t>
+      </w:r>
     </w:p>
     <w:p>
       <w:pPr>
@@ -4510,8 +4089,8 @@
         <w:spacing w:after="0" w:line="240" w:lineRule="auto"/>
         <w:rPr>
           <w:rFonts w:ascii="var(--jp-code-font-family)" w:eastAsia="Times New Roman" w:hAnsi="var(--jp-code-font-family)" w:cs="Courier New"/>
-          <w:sz w:val="20"/>
-          <w:szCs w:val="20"/>
+          <w:sz w:val="44"/>
+          <w:szCs w:val="44"/>
           <w:highlight w:val="lightGray"/>
           <w:lang w:val="en-US" w:eastAsia="fr-FR"/>
         </w:rPr>
@@ -4542,8 +4121,8 @@
         <w:spacing w:after="0" w:line="240" w:lineRule="auto"/>
         <w:rPr>
           <w:rFonts w:ascii="var(--jp-code-font-family)" w:eastAsia="Times New Roman" w:hAnsi="var(--jp-code-font-family)" w:cs="Courier New"/>
-          <w:sz w:val="20"/>
-          <w:szCs w:val="20"/>
+          <w:sz w:val="44"/>
+          <w:szCs w:val="44"/>
           <w:highlight w:val="lightGray"/>
           <w:lang w:val="en-US" w:eastAsia="fr-FR"/>
         </w:rPr>
@@ -4551,8 +4130,8 @@
       <w:r>
         <w:rPr>
           <w:rFonts w:ascii="var(--jp-code-font-family)" w:eastAsia="Times New Roman" w:hAnsi="var(--jp-code-font-family)" w:cs="Courier New"/>
-          <w:sz w:val="20"/>
-          <w:szCs w:val="20"/>
+          <w:sz w:val="44"/>
+          <w:szCs w:val="44"/>
           <w:highlight w:val="lightGray"/>
           <w:lang w:val="en-US" w:eastAsia="fr-FR"/>
         </w:rPr>
@@ -4584,55 +4163,21 @@
         <w:spacing w:after="0" w:line="240" w:lineRule="auto"/>
         <w:rPr>
           <w:rFonts w:ascii="var(--jp-code-font-family)" w:eastAsia="Times New Roman" w:hAnsi="var(--jp-code-font-family)" w:cs="Courier New"/>
-          <w:sz w:val="20"/>
-          <w:szCs w:val="20"/>
+          <w:sz w:val="44"/>
+          <w:szCs w:val="44"/>
           <w:highlight w:val="lightGray"/>
           <w:lang w:val="en-US" w:eastAsia="fr-FR"/>
         </w:rPr>
       </w:pPr>
-      <w:proofErr w:type="spellStart"/>
       <w:r>
         <w:rPr>
           <w:rFonts w:ascii="var(--jp-code-font-family)" w:eastAsia="Times New Roman" w:hAnsi="var(--jp-code-font-family)" w:cs="Courier New"/>
-          <w:sz w:val="20"/>
-          <w:szCs w:val="20"/>
+          <w:sz w:val="44"/>
+          <w:szCs w:val="44"/>
           <w:highlight w:val="lightGray"/>
           <w:lang w:val="en-US" w:eastAsia="fr-FR"/>
         </w:rPr>
-        <w:t>Helmet_Used</w:t>
-      </w:r>
-      <w:proofErr w:type="spellEnd"/>
-      <w:r>
-        <w:rPr>
-          <w:rFonts w:ascii="var(--jp-code-font-family)" w:eastAsia="Times New Roman" w:hAnsi="var(--jp-code-font-family)" w:cs="Courier New"/>
-          <w:sz w:val="20"/>
-          <w:szCs w:val="20"/>
-          <w:highlight w:val="lightGray"/>
-          <w:lang w:val="en-US" w:eastAsia="fr-FR"/>
-        </w:rPr>
-        <w:t xml:space="preserve"> </w:t>
-      </w:r>
-      <w:proofErr w:type="spellStart"/>
-      <w:r>
-        <w:rPr>
-          <w:rFonts w:ascii="var(--jp-code-font-family)" w:eastAsia="Times New Roman" w:hAnsi="var(--jp-code-font-family)" w:cs="Courier New"/>
-          <w:sz w:val="20"/>
-          <w:szCs w:val="20"/>
-          <w:highlight w:val="lightGray"/>
-          <w:lang w:val="en-US" w:eastAsia="fr-FR"/>
-        </w:rPr>
-        <w:t>Seatbelt_Used</w:t>
-      </w:r>
-      <w:proofErr w:type="spellEnd"/>
-      <w:r>
-        <w:rPr>
-          <w:rFonts w:ascii="var(--jp-code-font-family)" w:eastAsia="Times New Roman" w:hAnsi="var(--jp-code-font-family)" w:cs="Courier New"/>
-          <w:sz w:val="20"/>
-          <w:szCs w:val="20"/>
-          <w:highlight w:val="lightGray"/>
-          <w:lang w:val="en-US" w:eastAsia="fr-FR"/>
-        </w:rPr>
-        <w:t xml:space="preserve">        </w:t>
+        <w:t xml:space="preserve">Helmet_Used Seatbelt_Used        </w:t>
       </w:r>
     </w:p>
     <w:p>
@@ -4660,8 +4205,8 @@
         <w:spacing w:after="0" w:line="240" w:lineRule="auto"/>
         <w:rPr>
           <w:rFonts w:ascii="var(--jp-code-font-family)" w:eastAsia="Times New Roman" w:hAnsi="var(--jp-code-font-family)" w:cs="Courier New"/>
-          <w:sz w:val="20"/>
-          <w:szCs w:val="20"/>
+          <w:sz w:val="44"/>
+          <w:szCs w:val="44"/>
           <w:highlight w:val="lightGray"/>
           <w:lang w:val="en-US" w:eastAsia="fr-FR"/>
         </w:rPr>
@@ -4669,47 +4214,13 @@
       <w:r>
         <w:rPr>
           <w:rFonts w:ascii="var(--jp-code-font-family)" w:eastAsia="Times New Roman" w:hAnsi="var(--jp-code-font-family)" w:cs="Courier New"/>
-          <w:sz w:val="20"/>
-          <w:szCs w:val="20"/>
+          <w:sz w:val="44"/>
+          <w:szCs w:val="44"/>
           <w:highlight w:val="lightGray"/>
           <w:lang w:val="en-US" w:eastAsia="fr-FR"/>
         </w:rPr>
-        <w:t xml:space="preserve">No          </w:t>
-      </w:r>
-      <w:proofErr w:type="spellStart"/>
-      <w:r>
-        <w:rPr>
-          <w:rFonts w:ascii="var(--jp-code-font-family)" w:eastAsia="Times New Roman" w:hAnsi="var(--jp-code-font-family)" w:cs="Courier New"/>
-          <w:sz w:val="20"/>
-          <w:szCs w:val="20"/>
-          <w:highlight w:val="lightGray"/>
-          <w:lang w:val="en-US" w:eastAsia="fr-FR"/>
-        </w:rPr>
-        <w:t>No</w:t>
-      </w:r>
-      <w:proofErr w:type="spellEnd"/>
-      <w:r>
-        <w:rPr>
-          <w:rFonts w:ascii="var(--jp-code-font-family)" w:eastAsia="Times New Roman" w:hAnsi="var(--jp-code-font-family)" w:cs="Courier New"/>
-          <w:sz w:val="20"/>
-          <w:szCs w:val="20"/>
-          <w:highlight w:val="lightGray"/>
-          <w:lang w:val="en-US" w:eastAsia="fr-FR"/>
-        </w:rPr>
-        <w:t xml:space="preserve">             </w:t>
-      </w:r>
-      <w:proofErr w:type="gramStart"/>
-      <w:r>
-        <w:rPr>
-          <w:rFonts w:ascii="var(--jp-code-font-family)" w:eastAsia="Times New Roman" w:hAnsi="var(--jp-code-font-family)" w:cs="Courier New"/>
-          <w:sz w:val="20"/>
-          <w:szCs w:val="20"/>
-          <w:highlight w:val="lightGray"/>
-          <w:lang w:val="en-US" w:eastAsia="fr-FR"/>
-        </w:rPr>
-        <w:t>24  20</w:t>
-      </w:r>
-      <w:proofErr w:type="gramEnd"/>
+        <w:t>No          No             24  20</w:t>
+      </w:r>
     </w:p>
     <w:p>
       <w:pPr>
@@ -4736,8 +4247,8 @@
         <w:spacing w:after="0" w:line="240" w:lineRule="auto"/>
         <w:rPr>
           <w:rFonts w:ascii="var(--jp-code-font-family)" w:eastAsia="Times New Roman" w:hAnsi="var(--jp-code-font-family)" w:cs="Courier New"/>
-          <w:sz w:val="20"/>
-          <w:szCs w:val="20"/>
+          <w:sz w:val="44"/>
+          <w:szCs w:val="44"/>
           <w:highlight w:val="lightGray"/>
           <w:lang w:val="en-US" w:eastAsia="fr-FR"/>
         </w:rPr>
@@ -4745,35 +4256,13 @@
       <w:r>
         <w:rPr>
           <w:rFonts w:ascii="var(--jp-code-font-family)" w:eastAsia="Times New Roman" w:hAnsi="var(--jp-code-font-family)" w:cs="Courier New"/>
-          <w:sz w:val="20"/>
-          <w:szCs w:val="20"/>
+          <w:sz w:val="44"/>
+          <w:szCs w:val="44"/>
           <w:highlight w:val="lightGray"/>
           <w:lang w:val="en-US" w:eastAsia="fr-FR"/>
         </w:rPr>
-        <w:t xml:space="preserve">            </w:t>
-      </w:r>
-      <w:r>
-        <w:rPr>
-          <w:rFonts w:ascii="var(--jp-code-font-family)" w:eastAsia="Times New Roman" w:hAnsi="var(--jp-code-font-family)" w:cs="Courier New"/>
-          <w:sz w:val="20"/>
-          <w:szCs w:val="20"/>
-          <w:highlight w:val="lightGray"/>
-          <w:lang w:val="en-US" w:eastAsia="fr-FR"/>
-        </w:rPr>
-        <w:t xml:space="preserve">Yes            </w:t>
-      </w:r>
-      <w:proofErr w:type="gramStart"/>
-      <w:r>
-        <w:rPr>
-          <w:rFonts w:ascii="var(--jp-code-font-family)" w:eastAsia="Times New Roman" w:hAnsi="var(--jp-code-font-family)" w:cs="Courier New"/>
-          <w:sz w:val="20"/>
-          <w:szCs w:val="20"/>
-          <w:highlight w:val="lightGray"/>
-          <w:lang w:val="en-US" w:eastAsia="fr-FR"/>
-        </w:rPr>
-        <w:t>18  27</w:t>
-      </w:r>
-      <w:proofErr w:type="gramEnd"/>
+        <w:t xml:space="preserve">            Yes            18  27</w:t>
+      </w:r>
     </w:p>
     <w:p>
       <w:pPr>
@@ -4800,8 +4289,8 @@
         <w:spacing w:after="0" w:line="240" w:lineRule="auto"/>
         <w:rPr>
           <w:rFonts w:ascii="var(--jp-code-font-family)" w:eastAsia="Times New Roman" w:hAnsi="var(--jp-code-font-family)" w:cs="Courier New"/>
-          <w:sz w:val="20"/>
-          <w:szCs w:val="20"/>
+          <w:sz w:val="44"/>
+          <w:szCs w:val="44"/>
           <w:highlight w:val="lightGray"/>
           <w:lang w:val="en-US" w:eastAsia="fr-FR"/>
         </w:rPr>
@@ -4809,25 +4298,13 @@
       <w:r>
         <w:rPr>
           <w:rFonts w:ascii="var(--jp-code-font-family)" w:eastAsia="Times New Roman" w:hAnsi="var(--jp-code-font-family)" w:cs="Courier New"/>
-          <w:sz w:val="20"/>
-          <w:szCs w:val="20"/>
+          <w:sz w:val="44"/>
+          <w:szCs w:val="44"/>
           <w:highlight w:val="lightGray"/>
           <w:lang w:val="en-US" w:eastAsia="fr-FR"/>
         </w:rPr>
-        <w:t xml:space="preserve">Yes         No             </w:t>
-      </w:r>
-      <w:proofErr w:type="gramStart"/>
-      <w:r>
-        <w:rPr>
-          <w:rFonts w:ascii="var(--jp-code-font-family)" w:eastAsia="Times New Roman" w:hAnsi="var(--jp-code-font-family)" w:cs="Courier New"/>
-          <w:sz w:val="20"/>
-          <w:szCs w:val="20"/>
-          <w:highlight w:val="lightGray"/>
-          <w:lang w:val="en-US" w:eastAsia="fr-FR"/>
-        </w:rPr>
-        <w:t>23  22</w:t>
-      </w:r>
-      <w:proofErr w:type="gramEnd"/>
+        <w:t>Yes         No             23  22</w:t>
+      </w:r>
     </w:p>
     <w:p>
       <w:pPr>
@@ -4854,8 +4331,8 @@
         <w:spacing w:after="0" w:line="240" w:lineRule="auto"/>
         <w:rPr>
           <w:rFonts w:ascii="var(--jp-code-font-family)" w:eastAsia="Times New Roman" w:hAnsi="var(--jp-code-font-family)" w:cs="Courier New"/>
-          <w:sz w:val="20"/>
-          <w:szCs w:val="20"/>
+          <w:sz w:val="44"/>
+          <w:szCs w:val="44"/>
           <w:highlight w:val="lightGray"/>
           <w:lang w:eastAsia="fr-FR"/>
         </w:rPr>
@@ -4863,8 +4340,8 @@
       <w:r>
         <w:rPr>
           <w:rFonts w:ascii="var(--jp-code-font-family)" w:eastAsia="Times New Roman" w:hAnsi="var(--jp-code-font-family)" w:cs="Courier New"/>
-          <w:sz w:val="20"/>
-          <w:szCs w:val="20"/>
+          <w:sz w:val="44"/>
+          <w:szCs w:val="44"/>
           <w:highlight w:val="lightGray"/>
           <w:lang w:val="en-US" w:eastAsia="fr-FR"/>
         </w:rPr>
@@ -4873,25 +4350,13 @@
       <w:r>
         <w:rPr>
           <w:rFonts w:ascii="var(--jp-code-font-family)" w:eastAsia="Times New Roman" w:hAnsi="var(--jp-code-font-family)" w:cs="Courier New"/>
-          <w:sz w:val="20"/>
-          <w:szCs w:val="20"/>
-          <w:highlight w:val="lightGray"/>
-          <w:lang w:eastAsia="fr-FR"/>
-        </w:rPr>
-        <w:t xml:space="preserve">Yes            </w:t>
-      </w:r>
-      <w:proofErr w:type="gramStart"/>
-      <w:r>
-        <w:rPr>
-          <w:rFonts w:ascii="var(--jp-code-font-family)" w:eastAsia="Times New Roman" w:hAnsi="var(--jp-code-font-family)" w:cs="Courier New"/>
-          <w:sz w:val="20"/>
-          <w:szCs w:val="20"/>
-          <w:highlight w:val="lightGray"/>
-          <w:lang w:eastAsia="fr-FR"/>
-        </w:rPr>
-        <w:t>34  32</w:t>
-      </w:r>
-      <w:proofErr w:type="gramEnd"/>
+          <w:sz w:val="44"/>
+          <w:szCs w:val="44"/>
+          <w:highlight w:val="lightGray"/>
+          <w:lang w:eastAsia="fr-FR"/>
+        </w:rPr>
+        <w:t>Yes            34  32</w:t>
+      </w:r>
     </w:p>
     <w:p>
       <w:pPr>
@@ -4918,8 +4383,8 @@
         <w:spacing w:after="0" w:line="240" w:lineRule="auto"/>
         <w:rPr>
           <w:rFonts w:ascii="var(--jp-code-font-family)" w:eastAsia="Times New Roman" w:hAnsi="var(--jp-code-font-family)" w:cs="Courier New"/>
-          <w:sz w:val="20"/>
-          <w:szCs w:val="20"/>
+          <w:sz w:val="44"/>
+          <w:szCs w:val="44"/>
           <w:highlight w:val="lightGray"/>
           <w:lang w:eastAsia="fr-FR"/>
         </w:rPr>
@@ -4950,8 +4415,8 @@
         <w:spacing w:after="0" w:line="240" w:lineRule="auto"/>
         <w:rPr>
           <w:rFonts w:ascii="var(--jp-code-font-family)" w:eastAsia="Times New Roman" w:hAnsi="var(--jp-code-font-family)" w:cs="Courier New"/>
-          <w:sz w:val="20"/>
-          <w:szCs w:val="20"/>
+          <w:sz w:val="44"/>
+          <w:szCs w:val="44"/>
           <w:highlight w:val="lightGray"/>
           <w:lang w:eastAsia="fr-FR"/>
         </w:rPr>
@@ -4959,11 +4424,12 @@
       <w:r>
         <w:rPr>
           <w:rFonts w:ascii="var(--jp-code-font-family)" w:eastAsia="Times New Roman" w:hAnsi="var(--jp-code-font-family)" w:cs="Courier New"/>
-          <w:sz w:val="20"/>
-          <w:szCs w:val="20"/>
-          <w:highlight w:val="lightGray"/>
-          <w:lang w:eastAsia="fr-FR"/>
-        </w:rPr>
+          <w:sz w:val="44"/>
+          <w:szCs w:val="44"/>
+          <w:highlight w:val="lightGray"/>
+          <w:lang w:eastAsia="fr-FR"/>
+        </w:rPr>
+        <w:lastRenderedPageBreak/>
         <w:t>Taux de survie pour chaque catégorie :</w:t>
       </w:r>
     </w:p>
@@ -4992,8 +4458,8 @@
         <w:spacing w:after="0" w:line="240" w:lineRule="auto"/>
         <w:rPr>
           <w:rFonts w:ascii="var(--jp-code-font-family)" w:eastAsia="Times New Roman" w:hAnsi="var(--jp-code-font-family)" w:cs="Courier New"/>
-          <w:sz w:val="20"/>
-          <w:szCs w:val="20"/>
+          <w:sz w:val="44"/>
+          <w:szCs w:val="44"/>
           <w:highlight w:val="lightGray"/>
           <w:lang w:eastAsia="fr-FR"/>
         </w:rPr>
@@ -5024,8 +4490,8 @@
         <w:spacing w:after="0" w:line="240" w:lineRule="auto"/>
         <w:rPr>
           <w:rFonts w:ascii="var(--jp-code-font-family)" w:eastAsia="Times New Roman" w:hAnsi="var(--jp-code-font-family)" w:cs="Courier New"/>
-          <w:sz w:val="20"/>
-          <w:szCs w:val="20"/>
+          <w:sz w:val="44"/>
+          <w:szCs w:val="44"/>
           <w:highlight w:val="lightGray"/>
           <w:lang w:val="en-US" w:eastAsia="fr-FR"/>
         </w:rPr>
@@ -5033,8 +4499,8 @@
       <w:r>
         <w:rPr>
           <w:rFonts w:ascii="var(--jp-code-font-family)" w:eastAsia="Times New Roman" w:hAnsi="var(--jp-code-font-family)" w:cs="Courier New"/>
-          <w:sz w:val="20"/>
-          <w:szCs w:val="20"/>
+          <w:sz w:val="44"/>
+          <w:szCs w:val="44"/>
           <w:highlight w:val="lightGray"/>
           <w:lang w:val="en-US" w:eastAsia="fr-FR"/>
         </w:rPr>
@@ -5066,55 +4532,21 @@
         <w:spacing w:after="0" w:line="240" w:lineRule="auto"/>
         <w:rPr>
           <w:rFonts w:ascii="var(--jp-code-font-family)" w:eastAsia="Times New Roman" w:hAnsi="var(--jp-code-font-family)" w:cs="Courier New"/>
-          <w:sz w:val="20"/>
-          <w:szCs w:val="20"/>
+          <w:sz w:val="44"/>
+          <w:szCs w:val="44"/>
           <w:highlight w:val="lightGray"/>
           <w:lang w:val="en-US" w:eastAsia="fr-FR"/>
         </w:rPr>
       </w:pPr>
-      <w:proofErr w:type="spellStart"/>
       <w:r>
         <w:rPr>
           <w:rFonts w:ascii="var(--jp-code-font-family)" w:eastAsia="Times New Roman" w:hAnsi="var(--jp-code-font-family)" w:cs="Courier New"/>
-          <w:sz w:val="20"/>
-          <w:szCs w:val="20"/>
+          <w:sz w:val="44"/>
+          <w:szCs w:val="44"/>
           <w:highlight w:val="lightGray"/>
           <w:lang w:val="en-US" w:eastAsia="fr-FR"/>
         </w:rPr>
-        <w:t>Helmet_Used</w:t>
-      </w:r>
-      <w:proofErr w:type="spellEnd"/>
-      <w:r>
-        <w:rPr>
-          <w:rFonts w:ascii="var(--jp-code-font-family)" w:eastAsia="Times New Roman" w:hAnsi="var(--jp-code-font-family)" w:cs="Courier New"/>
-          <w:sz w:val="20"/>
-          <w:szCs w:val="20"/>
-          <w:highlight w:val="lightGray"/>
-          <w:lang w:val="en-US" w:eastAsia="fr-FR"/>
-        </w:rPr>
-        <w:t xml:space="preserve"> </w:t>
-      </w:r>
-      <w:proofErr w:type="spellStart"/>
-      <w:r>
-        <w:rPr>
-          <w:rFonts w:ascii="var(--jp-code-font-family)" w:eastAsia="Times New Roman" w:hAnsi="var(--jp-code-font-family)" w:cs="Courier New"/>
-          <w:sz w:val="20"/>
-          <w:szCs w:val="20"/>
-          <w:highlight w:val="lightGray"/>
-          <w:lang w:val="en-US" w:eastAsia="fr-FR"/>
-        </w:rPr>
-        <w:t>Seatbelt_Used</w:t>
-      </w:r>
-      <w:proofErr w:type="spellEnd"/>
-      <w:r>
-        <w:rPr>
-          <w:rFonts w:ascii="var(--jp-code-font-family)" w:eastAsia="Times New Roman" w:hAnsi="var(--jp-code-font-family)" w:cs="Courier New"/>
-          <w:sz w:val="20"/>
-          <w:szCs w:val="20"/>
-          <w:highlight w:val="lightGray"/>
-          <w:lang w:val="en-US" w:eastAsia="fr-FR"/>
-        </w:rPr>
-        <w:t xml:space="preserve">                    </w:t>
+        <w:t xml:space="preserve">Helmet_Used Seatbelt_Used                    </w:t>
       </w:r>
     </w:p>
     <w:p>
@@ -5142,8 +4574,8 @@
         <w:spacing w:after="0" w:line="240" w:lineRule="auto"/>
         <w:rPr>
           <w:rFonts w:ascii="var(--jp-code-font-family)" w:eastAsia="Times New Roman" w:hAnsi="var(--jp-code-font-family)" w:cs="Courier New"/>
-          <w:sz w:val="20"/>
-          <w:szCs w:val="20"/>
+          <w:sz w:val="44"/>
+          <w:szCs w:val="44"/>
           <w:highlight w:val="lightGray"/>
           <w:lang w:val="en-US" w:eastAsia="fr-FR"/>
         </w:rPr>
@@ -5151,47 +4583,13 @@
       <w:r>
         <w:rPr>
           <w:rFonts w:ascii="var(--jp-code-font-family)" w:eastAsia="Times New Roman" w:hAnsi="var(--jp-code-font-family)" w:cs="Courier New"/>
-          <w:sz w:val="20"/>
-          <w:szCs w:val="20"/>
+          <w:sz w:val="44"/>
+          <w:szCs w:val="44"/>
           <w:highlight w:val="lightGray"/>
           <w:lang w:val="en-US" w:eastAsia="fr-FR"/>
         </w:rPr>
-        <w:t xml:space="preserve">No          </w:t>
-      </w:r>
-      <w:proofErr w:type="spellStart"/>
-      <w:r>
-        <w:rPr>
-          <w:rFonts w:ascii="var(--jp-code-font-family)" w:eastAsia="Times New Roman" w:hAnsi="var(--jp-code-font-family)" w:cs="Courier New"/>
-          <w:sz w:val="20"/>
-          <w:szCs w:val="20"/>
-          <w:highlight w:val="lightGray"/>
-          <w:lang w:val="en-US" w:eastAsia="fr-FR"/>
-        </w:rPr>
-        <w:t>No</w:t>
-      </w:r>
-      <w:proofErr w:type="spellEnd"/>
-      <w:r>
-        <w:rPr>
-          <w:rFonts w:ascii="var(--jp-code-font-family)" w:eastAsia="Times New Roman" w:hAnsi="var(--jp-code-font-family)" w:cs="Courier New"/>
-          <w:sz w:val="20"/>
-          <w:szCs w:val="20"/>
-          <w:highlight w:val="lightGray"/>
-          <w:lang w:val="en-US" w:eastAsia="fr-FR"/>
-        </w:rPr>
-        <w:t xml:space="preserve">             </w:t>
-      </w:r>
-      <w:proofErr w:type="gramStart"/>
-      <w:r>
-        <w:rPr>
-          <w:rFonts w:ascii="var(--jp-code-font-family)" w:eastAsia="Times New Roman" w:hAnsi="var(--jp-code-font-family)" w:cs="Courier New"/>
-          <w:sz w:val="20"/>
-          <w:szCs w:val="20"/>
-          <w:highlight w:val="lightGray"/>
-          <w:lang w:val="en-US" w:eastAsia="fr-FR"/>
-        </w:rPr>
-        <w:t>0.545455  0.454545</w:t>
-      </w:r>
-      <w:proofErr w:type="gramEnd"/>
+        <w:t>No          No             0.545455  0.454545</w:t>
+      </w:r>
     </w:p>
     <w:p>
       <w:pPr>
@@ -5218,8 +4616,8 @@
         <w:spacing w:after="0" w:line="240" w:lineRule="auto"/>
         <w:rPr>
           <w:rFonts w:ascii="var(--jp-code-font-family)" w:eastAsia="Times New Roman" w:hAnsi="var(--jp-code-font-family)" w:cs="Courier New"/>
-          <w:sz w:val="20"/>
-          <w:szCs w:val="20"/>
+          <w:sz w:val="44"/>
+          <w:szCs w:val="44"/>
           <w:highlight w:val="lightGray"/>
           <w:lang w:val="en-US" w:eastAsia="fr-FR"/>
         </w:rPr>
@@ -5227,35 +4625,13 @@
       <w:r>
         <w:rPr>
           <w:rFonts w:ascii="var(--jp-code-font-family)" w:eastAsia="Times New Roman" w:hAnsi="var(--jp-code-font-family)" w:cs="Courier New"/>
-          <w:sz w:val="20"/>
-          <w:szCs w:val="20"/>
+          <w:sz w:val="44"/>
+          <w:szCs w:val="44"/>
           <w:highlight w:val="lightGray"/>
           <w:lang w:val="en-US" w:eastAsia="fr-FR"/>
         </w:rPr>
-        <w:t xml:space="preserve">            </w:t>
-      </w:r>
-      <w:r>
-        <w:rPr>
-          <w:rFonts w:ascii="var(--jp-code-font-family)" w:eastAsia="Times New Roman" w:hAnsi="var(--jp-code-font-family)" w:cs="Courier New"/>
-          <w:sz w:val="20"/>
-          <w:szCs w:val="20"/>
-          <w:highlight w:val="lightGray"/>
-          <w:lang w:val="en-US" w:eastAsia="fr-FR"/>
-        </w:rPr>
-        <w:t xml:space="preserve">Yes            </w:t>
-      </w:r>
-      <w:proofErr w:type="gramStart"/>
-      <w:r>
-        <w:rPr>
-          <w:rFonts w:ascii="var(--jp-code-font-family)" w:eastAsia="Times New Roman" w:hAnsi="var(--jp-code-font-family)" w:cs="Courier New"/>
-          <w:sz w:val="20"/>
-          <w:szCs w:val="20"/>
-          <w:highlight w:val="lightGray"/>
-          <w:lang w:val="en-US" w:eastAsia="fr-FR"/>
-        </w:rPr>
-        <w:t>0.400000  0.600000</w:t>
-      </w:r>
-      <w:proofErr w:type="gramEnd"/>
+        <w:t xml:space="preserve">            Yes            0.400000  0.600000</w:t>
+      </w:r>
     </w:p>
     <w:p>
       <w:pPr>
@@ -5282,8 +4658,8 @@
         <w:spacing w:after="0" w:line="240" w:lineRule="auto"/>
         <w:rPr>
           <w:rFonts w:ascii="var(--jp-code-font-family)" w:eastAsia="Times New Roman" w:hAnsi="var(--jp-code-font-family)" w:cs="Courier New"/>
-          <w:sz w:val="20"/>
-          <w:szCs w:val="20"/>
+          <w:sz w:val="44"/>
+          <w:szCs w:val="44"/>
           <w:highlight w:val="lightGray"/>
           <w:lang w:val="en-US" w:eastAsia="fr-FR"/>
         </w:rPr>
@@ -5291,25 +4667,13 @@
       <w:r>
         <w:rPr>
           <w:rFonts w:ascii="var(--jp-code-font-family)" w:eastAsia="Times New Roman" w:hAnsi="var(--jp-code-font-family)" w:cs="Courier New"/>
-          <w:sz w:val="20"/>
-          <w:szCs w:val="20"/>
+          <w:sz w:val="44"/>
+          <w:szCs w:val="44"/>
           <w:highlight w:val="lightGray"/>
           <w:lang w:val="en-US" w:eastAsia="fr-FR"/>
         </w:rPr>
-        <w:t xml:space="preserve">Yes         No             </w:t>
-      </w:r>
-      <w:proofErr w:type="gramStart"/>
-      <w:r>
-        <w:rPr>
-          <w:rFonts w:ascii="var(--jp-code-font-family)" w:eastAsia="Times New Roman" w:hAnsi="var(--jp-code-font-family)" w:cs="Courier New"/>
-          <w:sz w:val="20"/>
-          <w:szCs w:val="20"/>
-          <w:highlight w:val="lightGray"/>
-          <w:lang w:val="en-US" w:eastAsia="fr-FR"/>
-        </w:rPr>
-        <w:t>0.511111  0.488889</w:t>
-      </w:r>
-      <w:proofErr w:type="gramEnd"/>
+        <w:t>Yes         No             0.511111  0.488889</w:t>
+      </w:r>
     </w:p>
     <w:p>
       <w:pPr>
@@ -5336,8 +4700,8 @@
         <w:spacing w:after="0" w:line="240" w:lineRule="auto"/>
         <w:rPr>
           <w:rFonts w:ascii="var(--jp-code-font-family)" w:eastAsia="Times New Roman" w:hAnsi="var(--jp-code-font-family)" w:cs="Courier New"/>
-          <w:sz w:val="20"/>
-          <w:szCs w:val="20"/>
+          <w:sz w:val="44"/>
+          <w:szCs w:val="44"/>
           <w:highlight w:val="lightGray"/>
           <w:lang w:eastAsia="fr-FR"/>
         </w:rPr>
@@ -5345,8 +4709,8 @@
       <w:r>
         <w:rPr>
           <w:rFonts w:ascii="var(--jp-code-font-family)" w:eastAsia="Times New Roman" w:hAnsi="var(--jp-code-font-family)" w:cs="Courier New"/>
-          <w:sz w:val="20"/>
-          <w:szCs w:val="20"/>
+          <w:sz w:val="44"/>
+          <w:szCs w:val="44"/>
           <w:highlight w:val="lightGray"/>
           <w:lang w:val="en-US" w:eastAsia="fr-FR"/>
         </w:rPr>
@@ -5355,25 +4719,13 @@
       <w:r>
         <w:rPr>
           <w:rFonts w:ascii="var(--jp-code-font-family)" w:eastAsia="Times New Roman" w:hAnsi="var(--jp-code-font-family)" w:cs="Courier New"/>
-          <w:sz w:val="20"/>
-          <w:szCs w:val="20"/>
-          <w:highlight w:val="lightGray"/>
-          <w:lang w:eastAsia="fr-FR"/>
-        </w:rPr>
-        <w:t xml:space="preserve">Yes            </w:t>
-      </w:r>
-      <w:proofErr w:type="gramStart"/>
-      <w:r>
-        <w:rPr>
-          <w:rFonts w:ascii="var(--jp-code-font-family)" w:eastAsia="Times New Roman" w:hAnsi="var(--jp-code-font-family)" w:cs="Courier New"/>
-          <w:sz w:val="20"/>
-          <w:szCs w:val="20"/>
-          <w:highlight w:val="lightGray"/>
-          <w:lang w:eastAsia="fr-FR"/>
-        </w:rPr>
-        <w:t>0.515152  0.484848</w:t>
-      </w:r>
-      <w:proofErr w:type="gramEnd"/>
+          <w:sz w:val="44"/>
+          <w:szCs w:val="44"/>
+          <w:highlight w:val="lightGray"/>
+          <w:lang w:eastAsia="fr-FR"/>
+        </w:rPr>
+        <w:t>Yes            0.515152  0.484848</w:t>
+      </w:r>
     </w:p>
     <w:p>
       <w:pPr>
@@ -5384,8 +4736,8 @@
         <w:spacing w:before="100" w:beforeAutospacing="1" w:after="100" w:afterAutospacing="1" w:line="240" w:lineRule="auto"/>
         <w:rPr>
           <w:rFonts w:ascii="Times New Roman" w:eastAsia="Times New Roman" w:hAnsi="Times New Roman" w:cs="Times New Roman"/>
-          <w:sz w:val="24"/>
-          <w:szCs w:val="24"/>
+          <w:sz w:val="44"/>
+          <w:szCs w:val="44"/>
           <w:highlight w:val="lightGray"/>
           <w:lang w:eastAsia="fr-FR"/>
         </w:rPr>
@@ -5395,8 +4747,8 @@
           <w:rFonts w:ascii="Times New Roman" w:eastAsia="Times New Roman" w:hAnsi="Times New Roman" w:cs="Times New Roman"/>
           <w:b/>
           <w:bCs/>
-          <w:sz w:val="24"/>
-          <w:szCs w:val="24"/>
+          <w:sz w:val="44"/>
+          <w:szCs w:val="44"/>
           <w:highlight w:val="lightGray"/>
           <w:lang w:eastAsia="fr-FR"/>
         </w:rPr>
@@ -5412,17 +4764,17 @@
         <w:spacing w:before="100" w:beforeAutospacing="1" w:after="100" w:afterAutospacing="1" w:line="240" w:lineRule="auto"/>
         <w:rPr>
           <w:rFonts w:ascii="Times New Roman" w:eastAsia="Times New Roman" w:hAnsi="Times New Roman" w:cs="Times New Roman"/>
-          <w:sz w:val="24"/>
-          <w:szCs w:val="24"/>
-          <w:highlight w:val="lightGray"/>
-          <w:lang w:eastAsia="fr-FR"/>
-        </w:rPr>
-      </w:pPr>
-      <w:r>
-        <w:rPr>
-          <w:rFonts w:ascii="Times New Roman" w:eastAsia="Times New Roman" w:hAnsi="Times New Roman" w:cs="Times New Roman"/>
-          <w:sz w:val="24"/>
-          <w:szCs w:val="24"/>
+          <w:sz w:val="44"/>
+          <w:szCs w:val="44"/>
+          <w:highlight w:val="lightGray"/>
+          <w:lang w:eastAsia="fr-FR"/>
+        </w:rPr>
+      </w:pPr>
+      <w:r>
+        <w:rPr>
+          <w:rFonts w:ascii="Times New Roman" w:eastAsia="Times New Roman" w:hAnsi="Times New Roman" w:cs="Times New Roman"/>
+          <w:sz w:val="44"/>
+          <w:szCs w:val="44"/>
           <w:highlight w:val="lightGray"/>
           <w:lang w:eastAsia="fr-FR"/>
         </w:rPr>
@@ -5438,8 +4790,8 @@
         <w:spacing w:before="100" w:beforeAutospacing="1" w:after="100" w:afterAutospacing="1" w:line="240" w:lineRule="auto"/>
         <w:rPr>
           <w:rFonts w:ascii="Times New Roman" w:eastAsia="Times New Roman" w:hAnsi="Times New Roman" w:cs="Times New Roman"/>
-          <w:sz w:val="24"/>
-          <w:szCs w:val="24"/>
+          <w:sz w:val="44"/>
+          <w:szCs w:val="44"/>
           <w:highlight w:val="lightGray"/>
           <w:lang w:eastAsia="fr-FR"/>
         </w:rPr>
@@ -5449,8 +4801,8 @@
           <w:rFonts w:ascii="Times New Roman" w:eastAsia="Times New Roman" w:hAnsi="Times New Roman" w:cs="Times New Roman"/>
           <w:b/>
           <w:bCs/>
-          <w:sz w:val="24"/>
-          <w:szCs w:val="24"/>
+          <w:sz w:val="44"/>
+          <w:szCs w:val="44"/>
           <w:highlight w:val="lightGray"/>
           <w:lang w:eastAsia="fr-FR"/>
         </w:rPr>
@@ -5466,17 +4818,17 @@
         <w:spacing w:before="100" w:beforeAutospacing="1" w:after="100" w:afterAutospacing="1" w:line="240" w:lineRule="auto"/>
         <w:rPr>
           <w:rFonts w:ascii="Times New Roman" w:eastAsia="Times New Roman" w:hAnsi="Times New Roman" w:cs="Times New Roman"/>
-          <w:sz w:val="24"/>
-          <w:szCs w:val="24"/>
-          <w:highlight w:val="lightGray"/>
-          <w:lang w:eastAsia="fr-FR"/>
-        </w:rPr>
-      </w:pPr>
-      <w:r>
-        <w:rPr>
-          <w:rFonts w:ascii="Times New Roman" w:eastAsia="Times New Roman" w:hAnsi="Times New Roman" w:cs="Times New Roman"/>
-          <w:sz w:val="24"/>
-          <w:szCs w:val="24"/>
+          <w:sz w:val="44"/>
+          <w:szCs w:val="44"/>
+          <w:highlight w:val="lightGray"/>
+          <w:lang w:eastAsia="fr-FR"/>
+        </w:rPr>
+      </w:pPr>
+      <w:r>
+        <w:rPr>
+          <w:rFonts w:ascii="Times New Roman" w:eastAsia="Times New Roman" w:hAnsi="Times New Roman" w:cs="Times New Roman"/>
+          <w:sz w:val="44"/>
+          <w:szCs w:val="44"/>
           <w:highlight w:val="lightGray"/>
           <w:lang w:eastAsia="fr-FR"/>
         </w:rPr>
@@ -5492,8 +4844,8 @@
         <w:spacing w:before="100" w:beforeAutospacing="1" w:after="100" w:afterAutospacing="1" w:line="240" w:lineRule="auto"/>
         <w:rPr>
           <w:rFonts w:ascii="Times New Roman" w:eastAsia="Times New Roman" w:hAnsi="Times New Roman" w:cs="Times New Roman"/>
-          <w:sz w:val="24"/>
-          <w:szCs w:val="24"/>
+          <w:sz w:val="44"/>
+          <w:szCs w:val="44"/>
           <w:highlight w:val="lightGray"/>
           <w:lang w:eastAsia="fr-FR"/>
         </w:rPr>
@@ -5503,8 +4855,8 @@
           <w:rFonts w:ascii="Times New Roman" w:eastAsia="Times New Roman" w:hAnsi="Times New Roman" w:cs="Times New Roman"/>
           <w:b/>
           <w:bCs/>
-          <w:sz w:val="24"/>
-          <w:szCs w:val="24"/>
+          <w:sz w:val="44"/>
+          <w:szCs w:val="44"/>
           <w:highlight w:val="lightGray"/>
           <w:lang w:eastAsia="fr-FR"/>
         </w:rPr>
@@ -5513,8 +4865,8 @@
       <w:r>
         <w:rPr>
           <w:rFonts w:ascii="Times New Roman" w:eastAsia="Times New Roman" w:hAnsi="Times New Roman" w:cs="Times New Roman"/>
-          <w:sz w:val="24"/>
-          <w:szCs w:val="24"/>
+          <w:sz w:val="44"/>
+          <w:szCs w:val="44"/>
           <w:highlight w:val="lightGray"/>
           <w:lang w:eastAsia="fr-FR"/>
         </w:rPr>
@@ -5530,8 +4882,8 @@
         <w:spacing w:before="100" w:beforeAutospacing="1" w:after="100" w:afterAutospacing="1" w:line="240" w:lineRule="auto"/>
         <w:rPr>
           <w:rFonts w:ascii="Times New Roman" w:eastAsia="Times New Roman" w:hAnsi="Times New Roman" w:cs="Times New Roman"/>
-          <w:sz w:val="24"/>
-          <w:szCs w:val="24"/>
+          <w:sz w:val="44"/>
+          <w:szCs w:val="44"/>
           <w:highlight w:val="lightGray"/>
           <w:lang w:eastAsia="fr-FR"/>
         </w:rPr>
@@ -5541,8 +4893,8 @@
           <w:rFonts w:ascii="Times New Roman" w:eastAsia="Times New Roman" w:hAnsi="Times New Roman" w:cs="Times New Roman"/>
           <w:b/>
           <w:bCs/>
-          <w:sz w:val="24"/>
-          <w:szCs w:val="24"/>
+          <w:sz w:val="44"/>
+          <w:szCs w:val="44"/>
           <w:highlight w:val="lightGray"/>
           <w:lang w:eastAsia="fr-FR"/>
         </w:rPr>
@@ -5558,17 +4910,17 @@
         <w:spacing w:before="100" w:beforeAutospacing="1" w:after="100" w:afterAutospacing="1" w:line="240" w:lineRule="auto"/>
         <w:rPr>
           <w:rFonts w:ascii="Times New Roman" w:eastAsia="Times New Roman" w:hAnsi="Times New Roman" w:cs="Times New Roman"/>
-          <w:sz w:val="24"/>
-          <w:szCs w:val="24"/>
-          <w:highlight w:val="lightGray"/>
-          <w:lang w:eastAsia="fr-FR"/>
-        </w:rPr>
-      </w:pPr>
-      <w:r>
-        <w:rPr>
-          <w:rFonts w:ascii="Times New Roman" w:eastAsia="Times New Roman" w:hAnsi="Times New Roman" w:cs="Times New Roman"/>
-          <w:sz w:val="24"/>
-          <w:szCs w:val="24"/>
+          <w:sz w:val="44"/>
+          <w:szCs w:val="44"/>
+          <w:highlight w:val="lightGray"/>
+          <w:lang w:eastAsia="fr-FR"/>
+        </w:rPr>
+      </w:pPr>
+      <w:r>
+        <w:rPr>
+          <w:rFonts w:ascii="Times New Roman" w:eastAsia="Times New Roman" w:hAnsi="Times New Roman" w:cs="Times New Roman"/>
+          <w:sz w:val="44"/>
+          <w:szCs w:val="44"/>
           <w:highlight w:val="lightGray"/>
           <w:lang w:eastAsia="fr-FR"/>
         </w:rPr>
@@ -5584,8 +4936,8 @@
         <w:spacing w:before="100" w:beforeAutospacing="1" w:after="100" w:afterAutospacing="1" w:line="240" w:lineRule="auto"/>
         <w:rPr>
           <w:rFonts w:ascii="Times New Roman" w:eastAsia="Times New Roman" w:hAnsi="Times New Roman" w:cs="Times New Roman"/>
-          <w:sz w:val="24"/>
-          <w:szCs w:val="24"/>
+          <w:sz w:val="44"/>
+          <w:szCs w:val="44"/>
           <w:highlight w:val="lightGray"/>
           <w:lang w:eastAsia="fr-FR"/>
         </w:rPr>
@@ -5595,8 +4947,8 @@
           <w:rFonts w:ascii="Times New Roman" w:eastAsia="Times New Roman" w:hAnsi="Times New Roman" w:cs="Times New Roman"/>
           <w:b/>
           <w:bCs/>
-          <w:sz w:val="24"/>
-          <w:szCs w:val="24"/>
+          <w:sz w:val="44"/>
+          <w:szCs w:val="44"/>
           <w:highlight w:val="lightGray"/>
           <w:lang w:eastAsia="fr-FR"/>
         </w:rPr>
@@ -5612,17 +4964,17 @@
         <w:spacing w:before="100" w:beforeAutospacing="1" w:after="100" w:afterAutospacing="1" w:line="240" w:lineRule="auto"/>
         <w:rPr>
           <w:rFonts w:ascii="Times New Roman" w:eastAsia="Times New Roman" w:hAnsi="Times New Roman" w:cs="Times New Roman"/>
-          <w:sz w:val="24"/>
-          <w:szCs w:val="24"/>
-          <w:highlight w:val="lightGray"/>
-          <w:lang w:eastAsia="fr-FR"/>
-        </w:rPr>
-      </w:pPr>
-      <w:r>
-        <w:rPr>
-          <w:rFonts w:ascii="Times New Roman" w:eastAsia="Times New Roman" w:hAnsi="Times New Roman" w:cs="Times New Roman"/>
-          <w:sz w:val="24"/>
-          <w:szCs w:val="24"/>
+          <w:sz w:val="44"/>
+          <w:szCs w:val="44"/>
+          <w:highlight w:val="lightGray"/>
+          <w:lang w:eastAsia="fr-FR"/>
+        </w:rPr>
+      </w:pPr>
+      <w:r>
+        <w:rPr>
+          <w:rFonts w:ascii="Times New Roman" w:eastAsia="Times New Roman" w:hAnsi="Times New Roman" w:cs="Times New Roman"/>
+          <w:sz w:val="44"/>
+          <w:szCs w:val="44"/>
           <w:highlight w:val="lightGray"/>
           <w:lang w:eastAsia="fr-FR"/>
         </w:rPr>
@@ -5634,8 +4986,8 @@
         <w:spacing w:before="100" w:beforeAutospacing="1" w:after="100" w:afterAutospacing="1" w:line="240" w:lineRule="auto"/>
         <w:rPr>
           <w:rFonts w:ascii="Times New Roman" w:eastAsia="Times New Roman" w:hAnsi="Times New Roman" w:cs="Times New Roman"/>
-          <w:sz w:val="24"/>
-          <w:szCs w:val="24"/>
+          <w:sz w:val="44"/>
+          <w:szCs w:val="44"/>
           <w:lang w:eastAsia="fr-FR"/>
         </w:rPr>
       </w:pPr>
@@ -5644,8 +4996,8 @@
           <w:rFonts w:ascii="Times New Roman" w:eastAsia="Times New Roman" w:hAnsi="Times New Roman" w:cs="Times New Roman"/>
           <w:b/>
           <w:bCs/>
-          <w:sz w:val="24"/>
-          <w:szCs w:val="24"/>
+          <w:sz w:val="44"/>
+          <w:szCs w:val="44"/>
           <w:highlight w:val="lightGray"/>
           <w:lang w:eastAsia="fr-FR"/>
         </w:rPr>
@@ -5654,13 +5006,24 @@
       <w:r>
         <w:rPr>
           <w:rFonts w:ascii="Times New Roman" w:eastAsia="Times New Roman" w:hAnsi="Times New Roman" w:cs="Times New Roman"/>
-          <w:sz w:val="24"/>
-          <w:szCs w:val="24"/>
+          <w:sz w:val="44"/>
+          <w:szCs w:val="44"/>
           <w:highlight w:val="lightGray"/>
           <w:lang w:eastAsia="fr-FR"/>
         </w:rPr>
         <w:br/>
-        <w:t>Le taux de survie est le plus élevé (60 %) chez les personnes qui n'utilisent pas de casque mais portent la ceinture, tandis que dans les autres combinaisons, le taux se situe autour de 45 à 49 %. Ces résultats suggèrent qu'il pourrait y avoir une influence de l'usage de la ceinture sur la survie, mais un test statistique (comme le test du Chi²) est nécessaire pour déterminer si ces différences sont significatives et non dues au hasard.</w:t>
+        <w:t xml:space="preserve">Le taux de survie est le plus élevé (60 %) chez les personnes qui n'utilisent pas de casque mais portent la ceinture, tandis que dans les autres </w:t>
+      </w:r>
+      <w:r>
+        <w:rPr>
+          <w:rFonts w:ascii="Times New Roman" w:eastAsia="Times New Roman" w:hAnsi="Times New Roman" w:cs="Times New Roman"/>
+          <w:sz w:val="44"/>
+          <w:szCs w:val="44"/>
+          <w:highlight w:val="lightGray"/>
+          <w:lang w:eastAsia="fr-FR"/>
+        </w:rPr>
+        <w:lastRenderedPageBreak/>
+        <w:t>combinaisons, le taux se situe autour de 45 à 49 %. Ces résultats suggèrent qu'il pourrait y avoir une influence de l'usage de la ceinture sur la survie, mais un test statistique (comme le test du Chi²) est nécessaire pour déterminer si ces différences sont significatives et non dues au hasard.</w:t>
       </w:r>
     </w:p>
     <w:p>
@@ -5668,8 +5031,8 @@
         <w:spacing w:before="100" w:beforeAutospacing="1" w:after="100" w:afterAutospacing="1" w:line="240" w:lineRule="auto"/>
         <w:rPr>
           <w:rFonts w:ascii="Times New Roman" w:eastAsia="Times New Roman" w:hAnsi="Times New Roman" w:cs="Times New Roman"/>
-          <w:sz w:val="24"/>
-          <w:szCs w:val="24"/>
+          <w:sz w:val="44"/>
+          <w:szCs w:val="44"/>
           <w:lang w:eastAsia="fr-FR"/>
         </w:rPr>
       </w:pPr>
@@ -5683,16 +5046,16 @@
         <w:spacing w:before="100" w:beforeAutospacing="1" w:after="100" w:afterAutospacing="1" w:line="240" w:lineRule="auto"/>
         <w:rPr>
           <w:rFonts w:ascii="Times New Roman" w:eastAsia="Times New Roman" w:hAnsi="Times New Roman" w:cs="Times New Roman"/>
-          <w:sz w:val="24"/>
-          <w:szCs w:val="24"/>
-          <w:lang w:eastAsia="fr-FR"/>
-        </w:rPr>
-      </w:pPr>
-      <w:r>
-        <w:rPr>
-          <w:rFonts w:ascii="Times New Roman" w:eastAsia="Times New Roman" w:hAnsi="Times New Roman" w:cs="Times New Roman"/>
-          <w:sz w:val="24"/>
-          <w:szCs w:val="24"/>
+          <w:sz w:val="44"/>
+          <w:szCs w:val="44"/>
+          <w:lang w:eastAsia="fr-FR"/>
+        </w:rPr>
+      </w:pPr>
+      <w:r>
+        <w:rPr>
+          <w:rFonts w:ascii="Times New Roman" w:eastAsia="Times New Roman" w:hAnsi="Times New Roman" w:cs="Times New Roman"/>
+          <w:sz w:val="44"/>
+          <w:szCs w:val="44"/>
           <w:lang w:eastAsia="fr-FR"/>
         </w:rPr>
         <w:t>Calculer les taux de survie pour chaque catégorie.</w:t>
@@ -5703,18 +5066,17 @@
         <w:spacing w:after="0" w:line="240" w:lineRule="auto"/>
         <w:rPr>
           <w:rFonts w:ascii="Times New Roman" w:eastAsia="Times New Roman" w:hAnsi="Times New Roman" w:cs="Times New Roman"/>
-          <w:sz w:val="24"/>
-          <w:szCs w:val="24"/>
+          <w:sz w:val="44"/>
+          <w:szCs w:val="44"/>
           <w:highlight w:val="cyan"/>
           <w:lang w:eastAsia="fr-FR"/>
         </w:rPr>
       </w:pPr>
-      <w:proofErr w:type="gramStart"/>
       <w:r>
         <w:rPr>
           <w:rFonts w:ascii="Times New Roman" w:eastAsia="Times New Roman" w:hAnsi="Symbol" w:cs="Times New Roman"/>
-          <w:sz w:val="24"/>
-          <w:szCs w:val="24"/>
+          <w:sz w:val="44"/>
+          <w:szCs w:val="44"/>
           <w:highlight w:val="cyan"/>
           <w:lang w:eastAsia="fr-FR"/>
         </w:rPr>
@@ -5723,23 +5085,44 @@
       <w:r>
         <w:rPr>
           <w:rFonts w:ascii="Times New Roman" w:eastAsia="Times New Roman" w:hAnsi="Times New Roman" w:cs="Times New Roman"/>
-          <w:sz w:val="24"/>
-          <w:szCs w:val="24"/>
+          <w:sz w:val="44"/>
+          <w:szCs w:val="44"/>
           <w:highlight w:val="cyan"/>
           <w:lang w:eastAsia="fr-FR"/>
         </w:rPr>
-        <w:t xml:space="preserve">  On</w:t>
-      </w:r>
-      <w:proofErr w:type="gramEnd"/>
-      <w:r>
-        <w:rPr>
-          <w:rFonts w:ascii="Times New Roman" w:eastAsia="Times New Roman" w:hAnsi="Times New Roman" w:cs="Times New Roman"/>
-          <w:sz w:val="24"/>
-          <w:szCs w:val="24"/>
+        <w:t xml:space="preserve">  On divise chaque ligne du tableau croisé par le total de la ligne pour obtenir la proportion de survivants. </w:t>
+      </w:r>
+    </w:p>
+    <w:p>
+      <w:pPr>
+        <w:spacing w:before="100" w:beforeAutospacing="1" w:after="100" w:afterAutospacing="1" w:line="240" w:lineRule="auto"/>
+        <w:rPr>
+          <w:rFonts w:ascii="Times New Roman" w:eastAsia="Times New Roman" w:hAnsi="Times New Roman" w:cs="Times New Roman"/>
+          <w:sz w:val="44"/>
+          <w:szCs w:val="44"/>
           <w:highlight w:val="cyan"/>
           <w:lang w:eastAsia="fr-FR"/>
         </w:rPr>
-        <w:t xml:space="preserve"> divise chaque ligne du tableau croisé par le total de la ligne pour obtenir la proportion de survivants. </w:t>
+      </w:pPr>
+      <w:r>
+        <w:rPr>
+          <w:rFonts w:ascii="Times New Roman" w:eastAsia="Times New Roman" w:hAnsi="Symbol" w:cs="Times New Roman"/>
+          <w:sz w:val="44"/>
+          <w:szCs w:val="44"/>
+          <w:highlight w:val="cyan"/>
+          <w:lang w:eastAsia="fr-FR"/>
+        </w:rPr>
+        <w:t></w:t>
+      </w:r>
+      <w:r>
+        <w:rPr>
+          <w:rFonts w:ascii="Times New Roman" w:eastAsia="Times New Roman" w:hAnsi="Times New Roman" w:cs="Times New Roman"/>
+          <w:sz w:val="44"/>
+          <w:szCs w:val="44"/>
+          <w:highlight w:val="cyan"/>
+          <w:lang w:eastAsia="fr-FR"/>
+        </w:rPr>
+        <w:t xml:space="preserve">  Par exemple, si un groupe comporte 10 accidents dont 6 survivants, le taux de survie est 6/10 = 0.6.</w:t>
       </w:r>
     </w:p>
     <w:p>
@@ -5747,53 +5130,8 @@
         <w:spacing w:before="100" w:beforeAutospacing="1" w:after="100" w:afterAutospacing="1" w:line="240" w:lineRule="auto"/>
         <w:rPr>
           <w:rFonts w:ascii="Times New Roman" w:eastAsia="Times New Roman" w:hAnsi="Times New Roman" w:cs="Times New Roman"/>
-          <w:sz w:val="24"/>
-          <w:szCs w:val="24"/>
-          <w:highlight w:val="cyan"/>
-          <w:lang w:eastAsia="fr-FR"/>
-        </w:rPr>
-      </w:pPr>
-      <w:proofErr w:type="gramStart"/>
-      <w:r>
-        <w:rPr>
-          <w:rFonts w:ascii="Times New Roman" w:eastAsia="Times New Roman" w:hAnsi="Symbol" w:cs="Times New Roman"/>
-          <w:sz w:val="24"/>
-          <w:szCs w:val="24"/>
-          <w:highlight w:val="cyan"/>
-          <w:lang w:eastAsia="fr-FR"/>
-        </w:rPr>
-        <w:lastRenderedPageBreak/>
-        <w:t></w:t>
-      </w:r>
-      <w:r>
-        <w:rPr>
-          <w:rFonts w:ascii="Times New Roman" w:eastAsia="Times New Roman" w:hAnsi="Times New Roman" w:cs="Times New Roman"/>
-          <w:sz w:val="24"/>
-          <w:szCs w:val="24"/>
-          <w:highlight w:val="cyan"/>
-          <w:lang w:eastAsia="fr-FR"/>
-        </w:rPr>
-        <w:t xml:space="preserve">  Par</w:t>
-      </w:r>
-      <w:proofErr w:type="gramEnd"/>
-      <w:r>
-        <w:rPr>
-          <w:rFonts w:ascii="Times New Roman" w:eastAsia="Times New Roman" w:hAnsi="Times New Roman" w:cs="Times New Roman"/>
-          <w:sz w:val="24"/>
-          <w:szCs w:val="24"/>
-          <w:highlight w:val="cyan"/>
-          <w:lang w:eastAsia="fr-FR"/>
-        </w:rPr>
-        <w:t xml:space="preserve"> exemple, si un groupe comporte 10 accidents dont 6 survivants, le taux de survie est 6/10 = 0.6.</w:t>
-      </w:r>
-    </w:p>
-    <w:p>
-      <w:pPr>
-        <w:spacing w:before="100" w:beforeAutospacing="1" w:after="100" w:afterAutospacing="1" w:line="240" w:lineRule="auto"/>
-        <w:rPr>
-          <w:rFonts w:ascii="Times New Roman" w:eastAsia="Times New Roman" w:hAnsi="Times New Roman" w:cs="Times New Roman"/>
-          <w:sz w:val="24"/>
-          <w:szCs w:val="24"/>
+          <w:sz w:val="44"/>
+          <w:szCs w:val="44"/>
           <w:highlight w:val="cyan"/>
           <w:lang w:eastAsia="fr-FR"/>
         </w:rPr>
@@ -5807,8 +5145,8 @@
           <w:rFonts w:ascii="Times New Roman" w:eastAsia="Times New Roman" w:hAnsi="Times New Roman" w:cs="Times New Roman"/>
           <w:b/>
           <w:bCs/>
-          <w:sz w:val="24"/>
-          <w:szCs w:val="24"/>
+          <w:sz w:val="44"/>
+          <w:szCs w:val="44"/>
           <w:highlight w:val="lightGray"/>
           <w:lang w:eastAsia="fr-FR"/>
         </w:rPr>
@@ -5818,8 +5156,8 @@
           <w:rFonts w:ascii="Times New Roman" w:eastAsia="Times New Roman" w:hAnsi="Times New Roman" w:cs="Times New Roman"/>
           <w:b/>
           <w:bCs/>
-          <w:sz w:val="24"/>
-          <w:szCs w:val="24"/>
+          <w:sz w:val="44"/>
+          <w:szCs w:val="44"/>
           <w:highlight w:val="lightGray"/>
           <w:lang w:eastAsia="fr-FR"/>
         </w:rPr>
@@ -5835,8 +5173,8 @@
         <w:spacing w:before="100" w:beforeAutospacing="1" w:after="100" w:afterAutospacing="1" w:line="240" w:lineRule="auto"/>
         <w:rPr>
           <w:rFonts w:ascii="Times New Roman" w:eastAsia="Times New Roman" w:hAnsi="Times New Roman" w:cs="Times New Roman"/>
-          <w:sz w:val="24"/>
-          <w:szCs w:val="24"/>
+          <w:sz w:val="44"/>
+          <w:szCs w:val="44"/>
           <w:highlight w:val="lightGray"/>
           <w:lang w:eastAsia="fr-FR"/>
         </w:rPr>
@@ -5846,8 +5184,8 @@
           <w:rFonts w:ascii="Times New Roman" w:eastAsia="Times New Roman" w:hAnsi="Times New Roman" w:cs="Times New Roman"/>
           <w:b/>
           <w:bCs/>
-          <w:sz w:val="24"/>
-          <w:szCs w:val="24"/>
+          <w:sz w:val="44"/>
+          <w:szCs w:val="44"/>
           <w:highlight w:val="lightGray"/>
           <w:lang w:eastAsia="fr-FR"/>
         </w:rPr>
@@ -5856,8 +5194,8 @@
       <w:r>
         <w:rPr>
           <w:rFonts w:ascii="Times New Roman" w:eastAsia="Times New Roman" w:hAnsi="Times New Roman" w:cs="Times New Roman"/>
-          <w:sz w:val="24"/>
-          <w:szCs w:val="24"/>
+          <w:sz w:val="44"/>
+          <w:szCs w:val="44"/>
           <w:highlight w:val="lightGray"/>
           <w:lang w:eastAsia="fr-FR"/>
         </w:rPr>
@@ -5873,17 +5211,17 @@
         <w:spacing w:before="100" w:beforeAutospacing="1" w:after="100" w:afterAutospacing="1" w:line="240" w:lineRule="auto"/>
         <w:rPr>
           <w:rFonts w:ascii="Times New Roman" w:eastAsia="Times New Roman" w:hAnsi="Times New Roman" w:cs="Times New Roman"/>
-          <w:sz w:val="24"/>
-          <w:szCs w:val="24"/>
-          <w:highlight w:val="lightGray"/>
-          <w:lang w:eastAsia="fr-FR"/>
-        </w:rPr>
-      </w:pPr>
-      <w:r>
-        <w:rPr>
-          <w:rFonts w:ascii="Times New Roman" w:eastAsia="Times New Roman" w:hAnsi="Times New Roman" w:cs="Times New Roman"/>
-          <w:sz w:val="24"/>
-          <w:szCs w:val="24"/>
+          <w:sz w:val="44"/>
+          <w:szCs w:val="44"/>
+          <w:highlight w:val="lightGray"/>
+          <w:lang w:eastAsia="fr-FR"/>
+        </w:rPr>
+      </w:pPr>
+      <w:r>
+        <w:rPr>
+          <w:rFonts w:ascii="Times New Roman" w:eastAsia="Times New Roman" w:hAnsi="Times New Roman" w:cs="Times New Roman"/>
+          <w:sz w:val="44"/>
+          <w:szCs w:val="44"/>
           <w:highlight w:val="lightGray"/>
           <w:lang w:eastAsia="fr-FR"/>
         </w:rPr>
@@ -5894,8 +5232,8 @@
           <w:rFonts w:ascii="Times New Roman" w:eastAsia="Times New Roman" w:hAnsi="Times New Roman" w:cs="Times New Roman"/>
           <w:b/>
           <w:bCs/>
-          <w:sz w:val="24"/>
-          <w:szCs w:val="24"/>
+          <w:sz w:val="44"/>
+          <w:szCs w:val="44"/>
           <w:highlight w:val="lightGray"/>
           <w:lang w:eastAsia="fr-FR"/>
         </w:rPr>
@@ -5904,8 +5242,8 @@
       <w:r>
         <w:rPr>
           <w:rFonts w:ascii="Times New Roman" w:eastAsia="Times New Roman" w:hAnsi="Times New Roman" w:cs="Times New Roman"/>
-          <w:sz w:val="24"/>
-          <w:szCs w:val="24"/>
+          <w:sz w:val="44"/>
+          <w:szCs w:val="44"/>
           <w:highlight w:val="lightGray"/>
           <w:lang w:eastAsia="fr-FR"/>
         </w:rPr>
@@ -5921,17 +5259,17 @@
         <w:spacing w:before="100" w:beforeAutospacing="1" w:after="100" w:afterAutospacing="1" w:line="240" w:lineRule="auto"/>
         <w:rPr>
           <w:rFonts w:ascii="Times New Roman" w:eastAsia="Times New Roman" w:hAnsi="Times New Roman" w:cs="Times New Roman"/>
-          <w:sz w:val="24"/>
-          <w:szCs w:val="24"/>
-          <w:highlight w:val="lightGray"/>
-          <w:lang w:eastAsia="fr-FR"/>
-        </w:rPr>
-      </w:pPr>
-      <w:r>
-        <w:rPr>
-          <w:rFonts w:ascii="Times New Roman" w:eastAsia="Times New Roman" w:hAnsi="Times New Roman" w:cs="Times New Roman"/>
-          <w:sz w:val="24"/>
-          <w:szCs w:val="24"/>
+          <w:sz w:val="44"/>
+          <w:szCs w:val="44"/>
+          <w:highlight w:val="lightGray"/>
+          <w:lang w:eastAsia="fr-FR"/>
+        </w:rPr>
+      </w:pPr>
+      <w:r>
+        <w:rPr>
+          <w:rFonts w:ascii="Times New Roman" w:eastAsia="Times New Roman" w:hAnsi="Times New Roman" w:cs="Times New Roman"/>
+          <w:sz w:val="44"/>
+          <w:szCs w:val="44"/>
           <w:highlight w:val="lightGray"/>
           <w:lang w:eastAsia="fr-FR"/>
         </w:rPr>
@@ -5942,8 +5280,8 @@
           <w:rFonts w:ascii="Times New Roman" w:eastAsia="Times New Roman" w:hAnsi="Times New Roman" w:cs="Times New Roman"/>
           <w:b/>
           <w:bCs/>
-          <w:sz w:val="24"/>
-          <w:szCs w:val="24"/>
+          <w:sz w:val="44"/>
+          <w:szCs w:val="44"/>
           <w:highlight w:val="lightGray"/>
           <w:lang w:eastAsia="fr-FR"/>
         </w:rPr>
@@ -5952,8 +5290,8 @@
       <w:r>
         <w:rPr>
           <w:rFonts w:ascii="Times New Roman" w:eastAsia="Times New Roman" w:hAnsi="Times New Roman" w:cs="Times New Roman"/>
-          <w:sz w:val="24"/>
-          <w:szCs w:val="24"/>
+          <w:sz w:val="44"/>
+          <w:szCs w:val="44"/>
           <w:highlight w:val="lightGray"/>
           <w:lang w:eastAsia="fr-FR"/>
         </w:rPr>
@@ -5969,8 +5307,8 @@
         <w:spacing w:before="100" w:beforeAutospacing="1" w:after="100" w:afterAutospacing="1" w:line="240" w:lineRule="auto"/>
         <w:rPr>
           <w:rFonts w:ascii="Times New Roman" w:eastAsia="Times New Roman" w:hAnsi="Times New Roman" w:cs="Times New Roman"/>
-          <w:sz w:val="24"/>
-          <w:szCs w:val="24"/>
+          <w:sz w:val="44"/>
+          <w:szCs w:val="44"/>
           <w:highlight w:val="lightGray"/>
           <w:lang w:eastAsia="fr-FR"/>
         </w:rPr>
@@ -5980,8 +5318,8 @@
           <w:rFonts w:ascii="Times New Roman" w:eastAsia="Times New Roman" w:hAnsi="Times New Roman" w:cs="Times New Roman"/>
           <w:b/>
           <w:bCs/>
-          <w:sz w:val="24"/>
-          <w:szCs w:val="24"/>
+          <w:sz w:val="44"/>
+          <w:szCs w:val="44"/>
           <w:highlight w:val="lightGray"/>
           <w:lang w:eastAsia="fr-FR"/>
         </w:rPr>
@@ -5990,8 +5328,8 @@
       <w:r>
         <w:rPr>
           <w:rFonts w:ascii="Times New Roman" w:eastAsia="Times New Roman" w:hAnsi="Times New Roman" w:cs="Times New Roman"/>
-          <w:sz w:val="24"/>
-          <w:szCs w:val="24"/>
+          <w:sz w:val="44"/>
+          <w:szCs w:val="44"/>
           <w:highlight w:val="lightGray"/>
           <w:lang w:eastAsia="fr-FR"/>
         </w:rPr>
@@ -6007,20 +5345,21 @@
         <w:spacing w:before="100" w:beforeAutospacing="1" w:after="100" w:afterAutospacing="1" w:line="240" w:lineRule="auto"/>
         <w:rPr>
           <w:rFonts w:ascii="Times New Roman" w:eastAsia="Times New Roman" w:hAnsi="Times New Roman" w:cs="Times New Roman"/>
-          <w:sz w:val="24"/>
-          <w:szCs w:val="24"/>
-          <w:highlight w:val="lightGray"/>
-          <w:lang w:eastAsia="fr-FR"/>
-        </w:rPr>
-      </w:pPr>
-      <w:r>
-        <w:rPr>
-          <w:rFonts w:ascii="Times New Roman" w:eastAsia="Times New Roman" w:hAnsi="Times New Roman" w:cs="Times New Roman"/>
-          <w:sz w:val="24"/>
-          <w:szCs w:val="24"/>
-          <w:highlight w:val="lightGray"/>
-          <w:lang w:eastAsia="fr-FR"/>
-        </w:rPr>
+          <w:sz w:val="44"/>
+          <w:szCs w:val="44"/>
+          <w:highlight w:val="lightGray"/>
+          <w:lang w:eastAsia="fr-FR"/>
+        </w:rPr>
+      </w:pPr>
+      <w:r>
+        <w:rPr>
+          <w:rFonts w:ascii="Times New Roman" w:eastAsia="Times New Roman" w:hAnsi="Times New Roman" w:cs="Times New Roman"/>
+          <w:sz w:val="44"/>
+          <w:szCs w:val="44"/>
+          <w:highlight w:val="lightGray"/>
+          <w:lang w:eastAsia="fr-FR"/>
+        </w:rPr>
+        <w:lastRenderedPageBreak/>
         <w:t>Le taux de survie est globalement plus élevé que sans casque.</w:t>
       </w:r>
     </w:p>
@@ -6033,17 +5372,17 @@
         <w:spacing w:before="100" w:beforeAutospacing="1" w:after="100" w:afterAutospacing="1" w:line="240" w:lineRule="auto"/>
         <w:rPr>
           <w:rFonts w:ascii="Times New Roman" w:eastAsia="Times New Roman" w:hAnsi="Times New Roman" w:cs="Times New Roman"/>
-          <w:sz w:val="24"/>
-          <w:szCs w:val="24"/>
-          <w:highlight w:val="lightGray"/>
-          <w:lang w:eastAsia="fr-FR"/>
-        </w:rPr>
-      </w:pPr>
-      <w:r>
-        <w:rPr>
-          <w:rFonts w:ascii="Times New Roman" w:eastAsia="Times New Roman" w:hAnsi="Times New Roman" w:cs="Times New Roman"/>
-          <w:sz w:val="24"/>
-          <w:szCs w:val="24"/>
+          <w:sz w:val="44"/>
+          <w:szCs w:val="44"/>
+          <w:highlight w:val="lightGray"/>
+          <w:lang w:eastAsia="fr-FR"/>
+        </w:rPr>
+      </w:pPr>
+      <w:r>
+        <w:rPr>
+          <w:rFonts w:ascii="Times New Roman" w:eastAsia="Times New Roman" w:hAnsi="Times New Roman" w:cs="Times New Roman"/>
+          <w:sz w:val="44"/>
+          <w:szCs w:val="44"/>
           <w:highlight w:val="lightGray"/>
           <w:lang w:eastAsia="fr-FR"/>
         </w:rPr>
@@ -6058,8 +5397,8 @@
           <w:rFonts w:ascii="Times New Roman" w:eastAsia="Times New Roman" w:hAnsi="Times New Roman" w:cs="Times New Roman"/>
           <w:b/>
           <w:bCs/>
-          <w:sz w:val="24"/>
-          <w:szCs w:val="24"/>
+          <w:sz w:val="44"/>
+          <w:szCs w:val="44"/>
           <w:highlight w:val="lightGray"/>
           <w:lang w:eastAsia="fr-FR"/>
         </w:rPr>
@@ -6069,8 +5408,8 @@
           <w:rFonts w:ascii="Times New Roman" w:eastAsia="Times New Roman" w:hAnsi="Times New Roman" w:cs="Times New Roman"/>
           <w:b/>
           <w:bCs/>
-          <w:sz w:val="24"/>
-          <w:szCs w:val="24"/>
+          <w:sz w:val="44"/>
+          <w:szCs w:val="44"/>
           <w:highlight w:val="lightGray"/>
           <w:lang w:eastAsia="fr-FR"/>
         </w:rPr>
@@ -6086,17 +5425,17 @@
         <w:spacing w:before="100" w:beforeAutospacing="1" w:after="100" w:afterAutospacing="1" w:line="240" w:lineRule="auto"/>
         <w:rPr>
           <w:rFonts w:ascii="Times New Roman" w:eastAsia="Times New Roman" w:hAnsi="Times New Roman" w:cs="Times New Roman"/>
-          <w:sz w:val="24"/>
-          <w:szCs w:val="24"/>
-          <w:highlight w:val="lightGray"/>
-          <w:lang w:eastAsia="fr-FR"/>
-        </w:rPr>
-      </w:pPr>
-      <w:r>
-        <w:rPr>
-          <w:rFonts w:ascii="Times New Roman" w:eastAsia="Times New Roman" w:hAnsi="Times New Roman" w:cs="Times New Roman"/>
-          <w:sz w:val="24"/>
-          <w:szCs w:val="24"/>
+          <w:sz w:val="44"/>
+          <w:szCs w:val="44"/>
+          <w:highlight w:val="lightGray"/>
+          <w:lang w:eastAsia="fr-FR"/>
+        </w:rPr>
+      </w:pPr>
+      <w:r>
+        <w:rPr>
+          <w:rFonts w:ascii="Times New Roman" w:eastAsia="Times New Roman" w:hAnsi="Times New Roman" w:cs="Times New Roman"/>
+          <w:sz w:val="44"/>
+          <w:szCs w:val="44"/>
           <w:highlight w:val="lightGray"/>
           <w:lang w:eastAsia="fr-FR"/>
         </w:rPr>
@@ -6107,8 +5446,8 @@
           <w:rFonts w:ascii="Times New Roman" w:eastAsia="Times New Roman" w:hAnsi="Times New Roman" w:cs="Times New Roman"/>
           <w:b/>
           <w:bCs/>
-          <w:sz w:val="24"/>
-          <w:szCs w:val="24"/>
+          <w:sz w:val="44"/>
+          <w:szCs w:val="44"/>
           <w:highlight w:val="lightGray"/>
           <w:lang w:eastAsia="fr-FR"/>
         </w:rPr>
@@ -6117,8 +5456,8 @@
       <w:r>
         <w:rPr>
           <w:rFonts w:ascii="Times New Roman" w:eastAsia="Times New Roman" w:hAnsi="Times New Roman" w:cs="Times New Roman"/>
-          <w:sz w:val="24"/>
-          <w:szCs w:val="24"/>
+          <w:sz w:val="44"/>
+          <w:szCs w:val="44"/>
           <w:highlight w:val="lightGray"/>
           <w:lang w:eastAsia="fr-FR"/>
         </w:rPr>
@@ -6134,17 +5473,17 @@
         <w:spacing w:before="100" w:beforeAutospacing="1" w:after="100" w:afterAutospacing="1" w:line="240" w:lineRule="auto"/>
         <w:rPr>
           <w:rFonts w:ascii="Times New Roman" w:eastAsia="Times New Roman" w:hAnsi="Times New Roman" w:cs="Times New Roman"/>
-          <w:sz w:val="24"/>
-          <w:szCs w:val="24"/>
-          <w:highlight w:val="lightGray"/>
-          <w:lang w:eastAsia="fr-FR"/>
-        </w:rPr>
-      </w:pPr>
-      <w:r>
-        <w:rPr>
-          <w:rFonts w:ascii="Times New Roman" w:eastAsia="Times New Roman" w:hAnsi="Times New Roman" w:cs="Times New Roman"/>
-          <w:sz w:val="24"/>
-          <w:szCs w:val="24"/>
+          <w:sz w:val="44"/>
+          <w:szCs w:val="44"/>
+          <w:highlight w:val="lightGray"/>
+          <w:lang w:eastAsia="fr-FR"/>
+        </w:rPr>
+      </w:pPr>
+      <w:r>
+        <w:rPr>
+          <w:rFonts w:ascii="Times New Roman" w:eastAsia="Times New Roman" w:hAnsi="Times New Roman" w:cs="Times New Roman"/>
+          <w:sz w:val="44"/>
+          <w:szCs w:val="44"/>
           <w:highlight w:val="lightGray"/>
           <w:lang w:eastAsia="fr-FR"/>
         </w:rPr>
@@ -6155,8 +5494,8 @@
           <w:rFonts w:ascii="Times New Roman" w:eastAsia="Times New Roman" w:hAnsi="Times New Roman" w:cs="Times New Roman"/>
           <w:b/>
           <w:bCs/>
-          <w:sz w:val="24"/>
-          <w:szCs w:val="24"/>
+          <w:sz w:val="44"/>
+          <w:szCs w:val="44"/>
           <w:highlight w:val="lightGray"/>
           <w:lang w:eastAsia="fr-FR"/>
         </w:rPr>
@@ -6165,8 +5504,8 @@
       <w:r>
         <w:rPr>
           <w:rFonts w:ascii="Times New Roman" w:eastAsia="Times New Roman" w:hAnsi="Times New Roman" w:cs="Times New Roman"/>
-          <w:sz w:val="24"/>
-          <w:szCs w:val="24"/>
+          <w:sz w:val="44"/>
+          <w:szCs w:val="44"/>
           <w:highlight w:val="lightGray"/>
           <w:lang w:eastAsia="fr-FR"/>
         </w:rPr>
@@ -6182,8 +5521,8 @@
         <w:spacing w:before="100" w:beforeAutospacing="1" w:after="100" w:afterAutospacing="1" w:line="240" w:lineRule="auto"/>
         <w:rPr>
           <w:rFonts w:ascii="Times New Roman" w:eastAsia="Times New Roman" w:hAnsi="Times New Roman" w:cs="Times New Roman"/>
-          <w:sz w:val="24"/>
-          <w:szCs w:val="24"/>
+          <w:sz w:val="44"/>
+          <w:szCs w:val="44"/>
           <w:highlight w:val="lightGray"/>
           <w:lang w:eastAsia="fr-FR"/>
         </w:rPr>
@@ -6193,8 +5532,8 @@
           <w:rFonts w:ascii="Times New Roman" w:eastAsia="Times New Roman" w:hAnsi="Times New Roman" w:cs="Times New Roman"/>
           <w:b/>
           <w:bCs/>
-          <w:sz w:val="24"/>
-          <w:szCs w:val="24"/>
+          <w:sz w:val="44"/>
+          <w:szCs w:val="44"/>
           <w:highlight w:val="lightGray"/>
           <w:lang w:eastAsia="fr-FR"/>
         </w:rPr>
@@ -6203,8 +5542,8 @@
       <w:r>
         <w:rPr>
           <w:rFonts w:ascii="Times New Roman" w:eastAsia="Times New Roman" w:hAnsi="Times New Roman" w:cs="Times New Roman"/>
-          <w:sz w:val="24"/>
-          <w:szCs w:val="24"/>
+          <w:sz w:val="44"/>
+          <w:szCs w:val="44"/>
           <w:highlight w:val="lightGray"/>
           <w:lang w:eastAsia="fr-FR"/>
         </w:rPr>
@@ -6220,8 +5559,8 @@
         <w:spacing w:before="100" w:beforeAutospacing="1" w:after="100" w:afterAutospacing="1" w:line="240" w:lineRule="auto"/>
         <w:rPr>
           <w:rFonts w:ascii="Times New Roman" w:eastAsia="Times New Roman" w:hAnsi="Times New Roman" w:cs="Times New Roman"/>
-          <w:sz w:val="24"/>
-          <w:szCs w:val="24"/>
+          <w:sz w:val="44"/>
+          <w:szCs w:val="44"/>
           <w:highlight w:val="lightGray"/>
           <w:lang w:eastAsia="fr-FR"/>
         </w:rPr>
@@ -6231,59 +5570,45 @@
           <w:rFonts w:ascii="Times New Roman" w:eastAsia="Times New Roman" w:hAnsi="Times New Roman" w:cs="Times New Roman"/>
           <w:b/>
           <w:bCs/>
-          <w:sz w:val="24"/>
-          <w:szCs w:val="24"/>
-          <w:highlight w:val="lightGray"/>
-          <w:lang w:eastAsia="fr-FR"/>
-        </w:rPr>
-        <w:t xml:space="preserve">Les barres </w:t>
-      </w:r>
-      <w:proofErr w:type="gramStart"/>
-      <w:r>
+          <w:sz w:val="44"/>
+          <w:szCs w:val="44"/>
+          <w:highlight w:val="lightGray"/>
+          <w:lang w:eastAsia="fr-FR"/>
+        </w:rPr>
+        <w:t>Les barres oranges</w:t>
+      </w:r>
+      <w:r>
+        <w:rPr>
+          <w:rFonts w:ascii="Times New Roman" w:eastAsia="Times New Roman" w:hAnsi="Times New Roman" w:cs="Times New Roman"/>
+          <w:sz w:val="44"/>
+          <w:szCs w:val="44"/>
+          <w:highlight w:val="lightGray"/>
+          <w:lang w:eastAsia="fr-FR"/>
+        </w:rPr>
+        <w:t xml:space="preserve"> indiquent ceux qui ont utilisé la ceinture.</w:t>
+      </w:r>
+    </w:p>
+    <w:p>
+      <w:pPr>
+        <w:spacing w:before="100" w:beforeAutospacing="1" w:after="100" w:afterAutospacing="1" w:line="240" w:lineRule="auto"/>
+        <w:outlineLvl w:val="3"/>
         <w:rPr>
           <w:rFonts w:ascii="Times New Roman" w:eastAsia="Times New Roman" w:hAnsi="Times New Roman" w:cs="Times New Roman"/>
           <w:b/>
           <w:bCs/>
-          <w:sz w:val="24"/>
-          <w:szCs w:val="24"/>
-          <w:highlight w:val="lightGray"/>
-          <w:lang w:eastAsia="fr-FR"/>
-        </w:rPr>
-        <w:t>oranges</w:t>
-      </w:r>
-      <w:proofErr w:type="gramEnd"/>
-      <w:r>
-        <w:rPr>
-          <w:rFonts w:ascii="Times New Roman" w:eastAsia="Times New Roman" w:hAnsi="Times New Roman" w:cs="Times New Roman"/>
-          <w:sz w:val="24"/>
-          <w:szCs w:val="24"/>
-          <w:highlight w:val="lightGray"/>
-          <w:lang w:eastAsia="fr-FR"/>
-        </w:rPr>
-        <w:t xml:space="preserve"> indiquent ceux qui ont utilisé la ceinture.</w:t>
-      </w:r>
-    </w:p>
-    <w:p>
-      <w:pPr>
-        <w:spacing w:before="100" w:beforeAutospacing="1" w:after="100" w:afterAutospacing="1" w:line="240" w:lineRule="auto"/>
-        <w:outlineLvl w:val="3"/>
+          <w:sz w:val="44"/>
+          <w:szCs w:val="44"/>
+          <w:highlight w:val="lightGray"/>
+          <w:lang w:eastAsia="fr-FR"/>
+        </w:rPr>
+      </w:pPr>
+      <w:r>
         <w:rPr>
           <w:rFonts w:ascii="Times New Roman" w:eastAsia="Times New Roman" w:hAnsi="Times New Roman" w:cs="Times New Roman"/>
           <w:b/>
           <w:bCs/>
-          <w:sz w:val="24"/>
-          <w:szCs w:val="24"/>
-          <w:highlight w:val="lightGray"/>
-          <w:lang w:eastAsia="fr-FR"/>
-        </w:rPr>
-      </w:pPr>
-      <w:r>
-        <w:rPr>
-          <w:rFonts w:ascii="Times New Roman" w:eastAsia="Times New Roman" w:hAnsi="Times New Roman" w:cs="Times New Roman"/>
-          <w:b/>
-          <w:bCs/>
-          <w:sz w:val="24"/>
-          <w:szCs w:val="24"/>
+          <w:sz w:val="44"/>
+          <w:szCs w:val="44"/>
           <w:highlight w:val="lightGray"/>
           <w:lang w:eastAsia="fr-FR"/>
         </w:rPr>
@@ -6299,8 +5624,8 @@
         <w:spacing w:before="100" w:beforeAutospacing="1" w:after="100" w:afterAutospacing="1" w:line="240" w:lineRule="auto"/>
         <w:rPr>
           <w:rFonts w:ascii="Times New Roman" w:eastAsia="Times New Roman" w:hAnsi="Times New Roman" w:cs="Times New Roman"/>
-          <w:sz w:val="24"/>
-          <w:szCs w:val="24"/>
+          <w:sz w:val="44"/>
+          <w:szCs w:val="44"/>
           <w:highlight w:val="lightGray"/>
           <w:lang w:eastAsia="fr-FR"/>
         </w:rPr>
@@ -6310,8 +5635,8 @@
           <w:rFonts w:ascii="Times New Roman" w:eastAsia="Times New Roman" w:hAnsi="Times New Roman" w:cs="Times New Roman"/>
           <w:b/>
           <w:bCs/>
-          <w:sz w:val="24"/>
-          <w:szCs w:val="24"/>
+          <w:sz w:val="44"/>
+          <w:szCs w:val="44"/>
           <w:highlight w:val="lightGray"/>
           <w:lang w:eastAsia="fr-FR"/>
         </w:rPr>
@@ -6320,8 +5645,8 @@
       <w:r>
         <w:rPr>
           <w:rFonts w:ascii="Times New Roman" w:eastAsia="Times New Roman" w:hAnsi="Times New Roman" w:cs="Times New Roman"/>
-          <w:sz w:val="24"/>
-          <w:szCs w:val="24"/>
+          <w:sz w:val="44"/>
+          <w:szCs w:val="44"/>
           <w:highlight w:val="lightGray"/>
           <w:lang w:eastAsia="fr-FR"/>
         </w:rPr>
@@ -6337,8 +5662,8 @@
         <w:spacing w:before="100" w:beforeAutospacing="1" w:after="100" w:afterAutospacing="1" w:line="240" w:lineRule="auto"/>
         <w:rPr>
           <w:rFonts w:ascii="Times New Roman" w:eastAsia="Times New Roman" w:hAnsi="Times New Roman" w:cs="Times New Roman"/>
-          <w:sz w:val="24"/>
-          <w:szCs w:val="24"/>
+          <w:sz w:val="44"/>
+          <w:szCs w:val="44"/>
           <w:highlight w:val="lightGray"/>
           <w:lang w:eastAsia="fr-FR"/>
         </w:rPr>
@@ -6348,8 +5673,8 @@
           <w:rFonts w:ascii="Times New Roman" w:eastAsia="Times New Roman" w:hAnsi="Times New Roman" w:cs="Times New Roman"/>
           <w:b/>
           <w:bCs/>
-          <w:sz w:val="24"/>
-          <w:szCs w:val="24"/>
+          <w:sz w:val="44"/>
+          <w:szCs w:val="44"/>
           <w:highlight w:val="lightGray"/>
           <w:lang w:eastAsia="fr-FR"/>
         </w:rPr>
@@ -6358,8 +5683,8 @@
       <w:r>
         <w:rPr>
           <w:rFonts w:ascii="Times New Roman" w:eastAsia="Times New Roman" w:hAnsi="Times New Roman" w:cs="Times New Roman"/>
-          <w:sz w:val="24"/>
-          <w:szCs w:val="24"/>
+          <w:sz w:val="44"/>
+          <w:szCs w:val="44"/>
           <w:highlight w:val="lightGray"/>
           <w:lang w:eastAsia="fr-FR"/>
         </w:rPr>
@@ -6371,16 +5696,16 @@
         <w:spacing w:before="100" w:beforeAutospacing="1" w:after="100" w:afterAutospacing="1" w:line="240" w:lineRule="auto"/>
         <w:rPr>
           <w:rFonts w:ascii="Times New Roman" w:eastAsia="Times New Roman" w:hAnsi="Times New Roman" w:cs="Times New Roman"/>
-          <w:sz w:val="24"/>
-          <w:szCs w:val="24"/>
-          <w:lang w:eastAsia="fr-FR"/>
-        </w:rPr>
-      </w:pPr>
-      <w:r>
-        <w:rPr>
-          <w:rFonts w:ascii="Times New Roman" w:eastAsia="Times New Roman" w:hAnsi="Times New Roman" w:cs="Times New Roman"/>
-          <w:sz w:val="24"/>
-          <w:szCs w:val="24"/>
+          <w:sz w:val="44"/>
+          <w:szCs w:val="44"/>
+          <w:lang w:eastAsia="fr-FR"/>
+        </w:rPr>
+      </w:pPr>
+      <w:r>
+        <w:rPr>
+          <w:rFonts w:ascii="Times New Roman" w:eastAsia="Times New Roman" w:hAnsi="Times New Roman" w:cs="Times New Roman"/>
+          <w:sz w:val="44"/>
+          <w:szCs w:val="44"/>
           <w:highlight w:val="lightGray"/>
           <w:lang w:eastAsia="fr-FR"/>
         </w:rPr>
@@ -6391,8 +5716,8 @@
           <w:rFonts w:ascii="Times New Roman" w:eastAsia="Times New Roman" w:hAnsi="Times New Roman" w:cs="Times New Roman"/>
           <w:b/>
           <w:bCs/>
-          <w:sz w:val="24"/>
-          <w:szCs w:val="24"/>
+          <w:sz w:val="44"/>
+          <w:szCs w:val="44"/>
           <w:highlight w:val="lightGray"/>
           <w:lang w:eastAsia="fr-FR"/>
         </w:rPr>
@@ -6401,8 +5726,8 @@
       <w:r>
         <w:rPr>
           <w:rFonts w:ascii="Times New Roman" w:eastAsia="Times New Roman" w:hAnsi="Times New Roman" w:cs="Times New Roman"/>
-          <w:sz w:val="24"/>
-          <w:szCs w:val="24"/>
+          <w:sz w:val="44"/>
+          <w:szCs w:val="44"/>
           <w:highlight w:val="lightGray"/>
           <w:lang w:eastAsia="fr-FR"/>
         </w:rPr>
@@ -6414,8 +5739,8 @@
         <w:spacing w:before="100" w:beforeAutospacing="1" w:after="100" w:afterAutospacing="1" w:line="240" w:lineRule="auto"/>
         <w:rPr>
           <w:rFonts w:ascii="Times New Roman" w:eastAsia="Times New Roman" w:hAnsi="Times New Roman" w:cs="Times New Roman"/>
-          <w:sz w:val="24"/>
-          <w:szCs w:val="24"/>
+          <w:sz w:val="44"/>
+          <w:szCs w:val="44"/>
           <w:lang w:eastAsia="fr-FR"/>
         </w:rPr>
       </w:pPr>
@@ -6429,18 +5754,19 @@
         <w:spacing w:before="100" w:beforeAutospacing="1" w:after="100" w:afterAutospacing="1" w:line="240" w:lineRule="auto"/>
         <w:rPr>
           <w:rFonts w:ascii="Times New Roman" w:eastAsia="Times New Roman" w:hAnsi="Times New Roman" w:cs="Times New Roman"/>
-          <w:sz w:val="24"/>
-          <w:szCs w:val="24"/>
-          <w:lang w:eastAsia="fr-FR"/>
-        </w:rPr>
-      </w:pPr>
-      <w:r>
-        <w:rPr>
-          <w:rFonts w:ascii="Times New Roman" w:eastAsia="Times New Roman" w:hAnsi="Times New Roman" w:cs="Times New Roman"/>
-          <w:sz w:val="24"/>
-          <w:szCs w:val="24"/>
-          <w:lang w:eastAsia="fr-FR"/>
-        </w:rPr>
+          <w:sz w:val="44"/>
+          <w:szCs w:val="44"/>
+          <w:lang w:eastAsia="fr-FR"/>
+        </w:rPr>
+      </w:pPr>
+      <w:r>
+        <w:rPr>
+          <w:rFonts w:ascii="Times New Roman" w:eastAsia="Times New Roman" w:hAnsi="Times New Roman" w:cs="Times New Roman"/>
+          <w:sz w:val="44"/>
+          <w:szCs w:val="44"/>
+          <w:lang w:eastAsia="fr-FR"/>
+        </w:rPr>
+        <w:lastRenderedPageBreak/>
         <w:t xml:space="preserve">Visualiser avec un </w:t>
       </w:r>
       <w:r>
@@ -6448,8 +5774,8 @@
           <w:rFonts w:ascii="Times New Roman" w:eastAsia="Times New Roman" w:hAnsi="Times New Roman" w:cs="Times New Roman"/>
           <w:b/>
           <w:bCs/>
-          <w:sz w:val="24"/>
-          <w:szCs w:val="24"/>
+          <w:sz w:val="44"/>
+          <w:szCs w:val="44"/>
           <w:lang w:eastAsia="fr-FR"/>
         </w:rPr>
         <w:t>graphique en barres</w:t>
@@ -6457,8 +5783,8 @@
       <w:r>
         <w:rPr>
           <w:rFonts w:ascii="Times New Roman" w:eastAsia="Times New Roman" w:hAnsi="Times New Roman" w:cs="Times New Roman"/>
-          <w:sz w:val="24"/>
-          <w:szCs w:val="24"/>
+          <w:sz w:val="44"/>
+          <w:szCs w:val="44"/>
           <w:lang w:eastAsia="fr-FR"/>
         </w:rPr>
         <w:t>.</w:t>
@@ -6469,18 +5795,17 @@
         <w:spacing w:after="0" w:line="240" w:lineRule="auto"/>
         <w:rPr>
           <w:rFonts w:ascii="Times New Roman" w:eastAsia="Times New Roman" w:hAnsi="Times New Roman" w:cs="Times New Roman"/>
-          <w:sz w:val="24"/>
-          <w:szCs w:val="24"/>
+          <w:sz w:val="44"/>
+          <w:szCs w:val="44"/>
           <w:highlight w:val="cyan"/>
           <w:lang w:eastAsia="fr-FR"/>
         </w:rPr>
       </w:pPr>
-      <w:proofErr w:type="gramStart"/>
       <w:r>
         <w:rPr>
           <w:rFonts w:ascii="Times New Roman" w:eastAsia="Times New Roman" w:hAnsi="Symbol" w:cs="Times New Roman"/>
-          <w:sz w:val="24"/>
-          <w:szCs w:val="24"/>
+          <w:sz w:val="44"/>
+          <w:szCs w:val="44"/>
           <w:highlight w:val="cyan"/>
           <w:lang w:eastAsia="fr-FR"/>
         </w:rPr>
@@ -6489,131 +5814,101 @@
       <w:r>
         <w:rPr>
           <w:rFonts w:ascii="Times New Roman" w:eastAsia="Times New Roman" w:hAnsi="Times New Roman" w:cs="Times New Roman"/>
-          <w:sz w:val="24"/>
-          <w:szCs w:val="24"/>
+          <w:sz w:val="44"/>
+          <w:szCs w:val="44"/>
           <w:highlight w:val="cyan"/>
           <w:lang w:eastAsia="fr-FR"/>
         </w:rPr>
-        <w:t xml:space="preserve">  La</w:t>
-      </w:r>
-      <w:proofErr w:type="gramEnd"/>
-      <w:r>
-        <w:rPr>
-          <w:rFonts w:ascii="Times New Roman" w:eastAsia="Times New Roman" w:hAnsi="Times New Roman" w:cs="Times New Roman"/>
-          <w:sz w:val="24"/>
-          <w:szCs w:val="24"/>
+        <w:t xml:space="preserve">  La fonction </w:t>
+      </w:r>
+      <w:r>
+        <w:rPr>
+          <w:rFonts w:ascii="Courier New" w:eastAsia="Times New Roman" w:hAnsi="Courier New" w:cs="Courier New"/>
+          <w:sz w:val="44"/>
+          <w:szCs w:val="44"/>
           <w:highlight w:val="cyan"/>
           <w:lang w:eastAsia="fr-FR"/>
         </w:rPr>
-        <w:t xml:space="preserve"> fonction </w:t>
-      </w:r>
-      <w:proofErr w:type="spellStart"/>
+        <w:t>groupby</w:t>
+      </w:r>
+      <w:r>
+        <w:rPr>
+          <w:rFonts w:ascii="Times New Roman" w:eastAsia="Times New Roman" w:hAnsi="Times New Roman" w:cs="Times New Roman"/>
+          <w:sz w:val="44"/>
+          <w:szCs w:val="44"/>
+          <w:highlight w:val="cyan"/>
+          <w:lang w:eastAsia="fr-FR"/>
+        </w:rPr>
+        <w:t xml:space="preserve"> calcule la moyenne de </w:t>
+      </w:r>
       <w:r>
         <w:rPr>
           <w:rFonts w:ascii="Courier New" w:eastAsia="Times New Roman" w:hAnsi="Courier New" w:cs="Courier New"/>
-          <w:sz w:val="20"/>
-          <w:szCs w:val="20"/>
+          <w:sz w:val="44"/>
+          <w:szCs w:val="44"/>
           <w:highlight w:val="cyan"/>
           <w:lang w:eastAsia="fr-FR"/>
         </w:rPr>
-        <w:t>groupby</w:t>
-      </w:r>
-      <w:proofErr w:type="spellEnd"/>
-      <w:r>
-        <w:rPr>
-          <w:rFonts w:ascii="Times New Roman" w:eastAsia="Times New Roman" w:hAnsi="Times New Roman" w:cs="Times New Roman"/>
-          <w:sz w:val="24"/>
-          <w:szCs w:val="24"/>
+        <w:t>Survived</w:t>
+      </w:r>
+      <w:r>
+        <w:rPr>
+          <w:rFonts w:ascii="Times New Roman" w:eastAsia="Times New Roman" w:hAnsi="Times New Roman" w:cs="Times New Roman"/>
+          <w:sz w:val="44"/>
+          <w:szCs w:val="44"/>
           <w:highlight w:val="cyan"/>
           <w:lang w:eastAsia="fr-FR"/>
         </w:rPr>
-        <w:t xml:space="preserve"> calcule la moyenne de </w:t>
-      </w:r>
-      <w:proofErr w:type="spellStart"/>
-      <w:r>
-        <w:rPr>
-          <w:rFonts w:ascii="Courier New" w:eastAsia="Times New Roman" w:hAnsi="Courier New" w:cs="Courier New"/>
-          <w:sz w:val="20"/>
-          <w:szCs w:val="20"/>
+        <w:t xml:space="preserve"> (i.e. le taux de survie) pour chaque combinaison de casque et ceinture. </w:t>
+      </w:r>
+    </w:p>
+    <w:p>
+      <w:pPr>
+        <w:spacing w:before="100" w:beforeAutospacing="1" w:after="100" w:afterAutospacing="1" w:line="240" w:lineRule="auto"/>
+        <w:rPr>
+          <w:rFonts w:ascii="Times New Roman" w:eastAsia="Times New Roman" w:hAnsi="Times New Roman" w:cs="Times New Roman"/>
+          <w:sz w:val="44"/>
+          <w:szCs w:val="44"/>
+          <w:lang w:eastAsia="fr-FR"/>
+        </w:rPr>
+      </w:pPr>
+      <w:r>
+        <w:rPr>
+          <w:rFonts w:ascii="Times New Roman" w:eastAsia="Times New Roman" w:hAnsi="Symbol" w:cs="Times New Roman"/>
+          <w:sz w:val="44"/>
+          <w:szCs w:val="44"/>
           <w:highlight w:val="cyan"/>
           <w:lang w:eastAsia="fr-FR"/>
         </w:rPr>
-        <w:t>Survived</w:t>
-      </w:r>
-      <w:proofErr w:type="spellEnd"/>
-      <w:r>
-        <w:rPr>
-          <w:rFonts w:ascii="Times New Roman" w:eastAsia="Times New Roman" w:hAnsi="Times New Roman" w:cs="Times New Roman"/>
-          <w:sz w:val="24"/>
-          <w:szCs w:val="24"/>
+        <w:t></w:t>
+      </w:r>
+      <w:r>
+        <w:rPr>
+          <w:rFonts w:ascii="Times New Roman" w:eastAsia="Times New Roman" w:hAnsi="Times New Roman" w:cs="Times New Roman"/>
+          <w:sz w:val="44"/>
+          <w:szCs w:val="44"/>
           <w:highlight w:val="cyan"/>
           <w:lang w:eastAsia="fr-FR"/>
         </w:rPr>
-        <w:t xml:space="preserve"> (i.e. le taux de survie) pour chaque combinaison de casque et ceinture. </w:t>
-      </w:r>
-    </w:p>
-    <w:p>
-      <w:pPr>
-        <w:spacing w:before="100" w:beforeAutospacing="1" w:after="100" w:afterAutospacing="1" w:line="240" w:lineRule="auto"/>
-        <w:rPr>
-          <w:rFonts w:ascii="Times New Roman" w:eastAsia="Times New Roman" w:hAnsi="Times New Roman" w:cs="Times New Roman"/>
-          <w:sz w:val="24"/>
-          <w:szCs w:val="24"/>
-          <w:lang w:eastAsia="fr-FR"/>
-        </w:rPr>
-      </w:pPr>
-      <w:proofErr w:type="gramStart"/>
-      <w:r>
-        <w:rPr>
-          <w:rFonts w:ascii="Times New Roman" w:eastAsia="Times New Roman" w:hAnsi="Symbol" w:cs="Times New Roman"/>
-          <w:sz w:val="24"/>
-          <w:szCs w:val="24"/>
-          <w:highlight w:val="cyan"/>
-          <w:lang w:eastAsia="fr-FR"/>
-        </w:rPr>
-        <w:lastRenderedPageBreak/>
-        <w:t></w:t>
-      </w:r>
-      <w:r>
-        <w:rPr>
-          <w:rFonts w:ascii="Times New Roman" w:eastAsia="Times New Roman" w:hAnsi="Times New Roman" w:cs="Times New Roman"/>
-          <w:sz w:val="24"/>
-          <w:szCs w:val="24"/>
-          <w:highlight w:val="cyan"/>
-          <w:lang w:eastAsia="fr-FR"/>
-        </w:rPr>
-        <w:t xml:space="preserve">  Un</w:t>
-      </w:r>
-      <w:proofErr w:type="gramEnd"/>
-      <w:r>
-        <w:rPr>
-          <w:rFonts w:ascii="Times New Roman" w:eastAsia="Times New Roman" w:hAnsi="Times New Roman" w:cs="Times New Roman"/>
-          <w:sz w:val="24"/>
-          <w:szCs w:val="24"/>
-          <w:highlight w:val="cyan"/>
-          <w:lang w:eastAsia="fr-FR"/>
-        </w:rPr>
-        <w:t xml:space="preserve"> </w:t>
-      </w:r>
-      <w:proofErr w:type="spellStart"/>
+        <w:t xml:space="preserve">  Un </w:t>
+      </w:r>
       <w:r>
         <w:rPr>
           <w:rFonts w:ascii="Times New Roman" w:eastAsia="Times New Roman" w:hAnsi="Times New Roman" w:cs="Times New Roman"/>
           <w:b/>
           <w:bCs/>
-          <w:sz w:val="24"/>
-          <w:szCs w:val="24"/>
+          <w:sz w:val="44"/>
+          <w:szCs w:val="44"/>
           <w:highlight w:val="cyan"/>
           <w:lang w:eastAsia="fr-FR"/>
         </w:rPr>
         <w:t>barplot</w:t>
       </w:r>
-      <w:proofErr w:type="spellEnd"/>
-      <w:r>
-        <w:rPr>
-          <w:rFonts w:ascii="Times New Roman" w:eastAsia="Times New Roman" w:hAnsi="Times New Roman" w:cs="Times New Roman"/>
-          <w:sz w:val="24"/>
-          <w:szCs w:val="24"/>
+      <w:r>
+        <w:rPr>
+          <w:rFonts w:ascii="Times New Roman" w:eastAsia="Times New Roman" w:hAnsi="Times New Roman" w:cs="Times New Roman"/>
+          <w:sz w:val="44"/>
+          <w:szCs w:val="44"/>
           <w:highlight w:val="cyan"/>
           <w:lang w:eastAsia="fr-FR"/>
         </w:rPr>
@@ -6622,8 +5917,8 @@
       <w:r>
         <w:rPr>
           <w:rFonts w:ascii="Times New Roman" w:eastAsia="Times New Roman" w:hAnsi="Times New Roman" w:cs="Times New Roman"/>
-          <w:sz w:val="24"/>
-          <w:szCs w:val="24"/>
+          <w:sz w:val="44"/>
+          <w:szCs w:val="44"/>
           <w:highlight w:val="cyan"/>
           <w:lang w:eastAsia="fr-FR"/>
         </w:rPr>
@@ -6632,6 +5927,8 @@
       <w:r>
         <w:rPr>
           <w:noProof/>
+          <w:sz w:val="44"/>
+          <w:szCs w:val="44"/>
         </w:rPr>
         <w:drawing>
           <wp:inline distT="0" distB="0" distL="0" distR="0" wp14:anchorId="67052928" wp14:editId="2FE1ED0A">
@@ -6679,16 +5976,16 @@
         <w:spacing w:before="100" w:beforeAutospacing="1" w:after="100" w:afterAutospacing="1" w:line="240" w:lineRule="auto"/>
         <w:rPr>
           <w:rFonts w:ascii="Times New Roman" w:eastAsia="Times New Roman" w:hAnsi="Times New Roman" w:cs="Times New Roman"/>
-          <w:sz w:val="24"/>
-          <w:szCs w:val="24"/>
-          <w:lang w:eastAsia="fr-FR"/>
-        </w:rPr>
-      </w:pPr>
-      <w:r>
-        <w:rPr>
-          <w:rFonts w:ascii="Times New Roman" w:eastAsia="Times New Roman" w:hAnsi="Times New Roman" w:cs="Times New Roman"/>
-          <w:sz w:val="24"/>
-          <w:szCs w:val="24"/>
+          <w:sz w:val="44"/>
+          <w:szCs w:val="44"/>
+          <w:lang w:eastAsia="fr-FR"/>
+        </w:rPr>
+      </w:pPr>
+      <w:r>
+        <w:rPr>
+          <w:rFonts w:ascii="Times New Roman" w:eastAsia="Times New Roman" w:hAnsi="Times New Roman" w:cs="Times New Roman"/>
+          <w:sz w:val="44"/>
+          <w:szCs w:val="44"/>
           <w:lang w:eastAsia="fr-FR"/>
         </w:rPr>
         <w:t xml:space="preserve">Effectuer un </w:t>
@@ -6698,8 +5995,8 @@
           <w:rFonts w:ascii="Times New Roman" w:eastAsia="Times New Roman" w:hAnsi="Times New Roman" w:cs="Times New Roman"/>
           <w:b/>
           <w:bCs/>
-          <w:sz w:val="24"/>
-          <w:szCs w:val="24"/>
+          <w:sz w:val="44"/>
+          <w:szCs w:val="44"/>
           <w:lang w:eastAsia="fr-FR"/>
         </w:rPr>
         <w:t>test du Chi²</w:t>
@@ -6707,8 +6004,8 @@
       <w:r>
         <w:rPr>
           <w:rFonts w:ascii="Times New Roman" w:eastAsia="Times New Roman" w:hAnsi="Times New Roman" w:cs="Times New Roman"/>
-          <w:sz w:val="24"/>
-          <w:szCs w:val="24"/>
+          <w:sz w:val="44"/>
+          <w:szCs w:val="44"/>
           <w:lang w:eastAsia="fr-FR"/>
         </w:rPr>
         <w:t xml:space="preserve"> pour vérifier si la corrélation est significative.</w:t>
@@ -6719,18 +6016,17 @@
         <w:spacing w:after="0" w:line="240" w:lineRule="auto"/>
         <w:rPr>
           <w:rFonts w:ascii="Times New Roman" w:eastAsia="Times New Roman" w:hAnsi="Times New Roman" w:cs="Times New Roman"/>
-          <w:sz w:val="24"/>
-          <w:szCs w:val="24"/>
+          <w:sz w:val="44"/>
+          <w:szCs w:val="44"/>
           <w:highlight w:val="cyan"/>
           <w:lang w:eastAsia="fr-FR"/>
         </w:rPr>
       </w:pPr>
-      <w:proofErr w:type="gramStart"/>
       <w:r>
         <w:rPr>
           <w:rFonts w:ascii="Times New Roman" w:eastAsia="Times New Roman" w:hAnsi="Symbol" w:cs="Times New Roman"/>
-          <w:sz w:val="24"/>
-          <w:szCs w:val="24"/>
+          <w:sz w:val="44"/>
+          <w:szCs w:val="44"/>
           <w:highlight w:val="cyan"/>
           <w:lang w:eastAsia="fr-FR"/>
         </w:rPr>
@@ -6739,8 +6035,8 @@
       <w:r>
         <w:rPr>
           <w:rFonts w:ascii="Times New Roman" w:eastAsia="Times New Roman" w:hAnsi="Times New Roman" w:cs="Times New Roman"/>
-          <w:sz w:val="24"/>
-          <w:szCs w:val="24"/>
+          <w:sz w:val="44"/>
+          <w:szCs w:val="44"/>
           <w:highlight w:val="cyan"/>
           <w:lang w:eastAsia="fr-FR"/>
         </w:rPr>
@@ -6749,84 +6045,62 @@
       <w:r>
         <w:rPr>
           <w:rFonts w:ascii="Courier New" w:eastAsia="Times New Roman" w:hAnsi="Courier New" w:cs="Courier New"/>
-          <w:sz w:val="20"/>
-          <w:szCs w:val="20"/>
+          <w:sz w:val="44"/>
+          <w:szCs w:val="44"/>
           <w:highlight w:val="cyan"/>
           <w:lang w:eastAsia="fr-FR"/>
         </w:rPr>
-        <w:t>chi</w:t>
-      </w:r>
-      <w:proofErr w:type="gramEnd"/>
-      <w:r>
-        <w:rPr>
-          <w:rFonts w:ascii="Courier New" w:eastAsia="Times New Roman" w:hAnsi="Courier New" w:cs="Courier New"/>
-          <w:sz w:val="20"/>
-          <w:szCs w:val="20"/>
+        <w:t>chi2_contingency</w:t>
+      </w:r>
+      <w:r>
+        <w:rPr>
+          <w:rFonts w:ascii="Times New Roman" w:eastAsia="Times New Roman" w:hAnsi="Times New Roman" w:cs="Times New Roman"/>
+          <w:sz w:val="44"/>
+          <w:szCs w:val="44"/>
           <w:highlight w:val="cyan"/>
           <w:lang w:eastAsia="fr-FR"/>
         </w:rPr>
-        <w:t>2_contingency</w:t>
-      </w:r>
-      <w:r>
-        <w:rPr>
-          <w:rFonts w:ascii="Times New Roman" w:eastAsia="Times New Roman" w:hAnsi="Times New Roman" w:cs="Times New Roman"/>
-          <w:sz w:val="24"/>
-          <w:szCs w:val="24"/>
+        <w:t xml:space="preserve"> applique le test du Chi² sur le tableau croisé. </w:t>
+      </w:r>
+    </w:p>
+    <w:p>
+      <w:pPr>
+        <w:spacing w:before="100" w:beforeAutospacing="1" w:after="100" w:afterAutospacing="1" w:line="240" w:lineRule="auto"/>
+        <w:rPr>
+          <w:rFonts w:ascii="Times New Roman" w:eastAsia="Times New Roman" w:hAnsi="Times New Roman" w:cs="Times New Roman"/>
+          <w:sz w:val="44"/>
+          <w:szCs w:val="44"/>
+          <w:lang w:eastAsia="fr-FR"/>
+        </w:rPr>
+      </w:pPr>
+      <w:r>
+        <w:rPr>
+          <w:rFonts w:ascii="Times New Roman" w:eastAsia="Times New Roman" w:hAnsi="Symbol" w:cs="Times New Roman"/>
+          <w:sz w:val="44"/>
+          <w:szCs w:val="44"/>
           <w:highlight w:val="cyan"/>
           <w:lang w:eastAsia="fr-FR"/>
         </w:rPr>
-        <w:t xml:space="preserve"> applique le test du Chi² sur le tableau croisé. </w:t>
-      </w:r>
-    </w:p>
-    <w:p>
-      <w:pPr>
-        <w:spacing w:before="100" w:beforeAutospacing="1" w:after="100" w:afterAutospacing="1" w:line="240" w:lineRule="auto"/>
-        <w:rPr>
-          <w:rFonts w:ascii="Times New Roman" w:eastAsia="Times New Roman" w:hAnsi="Times New Roman" w:cs="Times New Roman"/>
-          <w:sz w:val="24"/>
-          <w:szCs w:val="24"/>
-          <w:lang w:eastAsia="fr-FR"/>
-        </w:rPr>
-      </w:pPr>
-      <w:proofErr w:type="gramStart"/>
-      <w:r>
-        <w:rPr>
-          <w:rFonts w:ascii="Times New Roman" w:eastAsia="Times New Roman" w:hAnsi="Symbol" w:cs="Times New Roman"/>
-          <w:sz w:val="24"/>
-          <w:szCs w:val="24"/>
+        <w:lastRenderedPageBreak/>
+        <w:t></w:t>
+      </w:r>
+      <w:r>
+        <w:rPr>
+          <w:rFonts w:ascii="Times New Roman" w:eastAsia="Times New Roman" w:hAnsi="Times New Roman" w:cs="Times New Roman"/>
+          <w:sz w:val="44"/>
+          <w:szCs w:val="44"/>
           <w:highlight w:val="cyan"/>
           <w:lang w:eastAsia="fr-FR"/>
         </w:rPr>
-        <w:t></w:t>
-      </w:r>
-      <w:r>
-        <w:rPr>
-          <w:rFonts w:ascii="Times New Roman" w:eastAsia="Times New Roman" w:hAnsi="Times New Roman" w:cs="Times New Roman"/>
-          <w:sz w:val="24"/>
-          <w:szCs w:val="24"/>
-          <w:highlight w:val="cyan"/>
-          <w:lang w:eastAsia="fr-FR"/>
-        </w:rPr>
-        <w:t xml:space="preserve">  Si</w:t>
-      </w:r>
-      <w:proofErr w:type="gramEnd"/>
-      <w:r>
-        <w:rPr>
-          <w:rFonts w:ascii="Times New Roman" w:eastAsia="Times New Roman" w:hAnsi="Times New Roman" w:cs="Times New Roman"/>
-          <w:sz w:val="24"/>
-          <w:szCs w:val="24"/>
-          <w:highlight w:val="cyan"/>
-          <w:lang w:eastAsia="fr-FR"/>
-        </w:rPr>
-        <w:t xml:space="preserve"> la </w:t>
+        <w:t xml:space="preserve">  Si la </w:t>
       </w:r>
       <w:r>
         <w:rPr>
           <w:rFonts w:ascii="Times New Roman" w:eastAsia="Times New Roman" w:hAnsi="Times New Roman" w:cs="Times New Roman"/>
           <w:b/>
           <w:bCs/>
-          <w:sz w:val="24"/>
-          <w:szCs w:val="24"/>
+          <w:sz w:val="44"/>
+          <w:szCs w:val="44"/>
           <w:highlight w:val="cyan"/>
           <w:lang w:eastAsia="fr-FR"/>
         </w:rPr>
@@ -6835,8 +6109,8 @@
       <w:r>
         <w:rPr>
           <w:rFonts w:ascii="Times New Roman" w:eastAsia="Times New Roman" w:hAnsi="Times New Roman" w:cs="Times New Roman"/>
-          <w:sz w:val="24"/>
-          <w:szCs w:val="24"/>
+          <w:sz w:val="44"/>
+          <w:szCs w:val="44"/>
           <w:highlight w:val="cyan"/>
           <w:lang w:eastAsia="fr-FR"/>
         </w:rPr>
@@ -6847,50 +6121,66 @@
       <w:pPr>
         <w:pStyle w:val="NormalWeb"/>
         <w:rPr>
-          <w:highlight w:val="lightGray"/>
-        </w:rPr>
-      </w:pPr>
-      <w:r>
-        <w:rPr>
+          <w:sz w:val="44"/>
+          <w:szCs w:val="44"/>
+          <w:highlight w:val="lightGray"/>
+        </w:rPr>
+      </w:pPr>
+      <w:r>
+        <w:rPr>
+          <w:sz w:val="44"/>
+          <w:szCs w:val="44"/>
           <w:highlight w:val="lightGray"/>
         </w:rPr>
         <w:t xml:space="preserve">Le </w:t>
       </w:r>
       <w:r>
         <w:rPr>
-          <w:rStyle w:val="Strong"/>
+          <w:rStyle w:val="lev"/>
+          <w:sz w:val="44"/>
+          <w:szCs w:val="44"/>
           <w:highlight w:val="lightGray"/>
         </w:rPr>
         <w:t>test du Chi²</w:t>
       </w:r>
       <w:r>
         <w:rPr>
+          <w:sz w:val="44"/>
+          <w:szCs w:val="44"/>
           <w:highlight w:val="lightGray"/>
         </w:rPr>
         <w:t xml:space="preserve"> est un test statistique qui permet de vérifier si deux variables sont liées ou si leur association est due au hasard. Il compare les </w:t>
       </w:r>
       <w:r>
         <w:rPr>
-          <w:rStyle w:val="Strong"/>
+          <w:rStyle w:val="lev"/>
+          <w:sz w:val="44"/>
+          <w:szCs w:val="44"/>
           <w:highlight w:val="lightGray"/>
         </w:rPr>
         <w:t>valeurs observées</w:t>
       </w:r>
       <w:r>
         <w:rPr>
+          <w:sz w:val="44"/>
+          <w:szCs w:val="44"/>
           <w:highlight w:val="lightGray"/>
         </w:rPr>
         <w:t xml:space="preserve"> (ce qu'on mesure) avec les </w:t>
       </w:r>
       <w:r>
         <w:rPr>
-          <w:rStyle w:val="Strong"/>
+          <w:rStyle w:val="lev"/>
+          <w:sz w:val="44"/>
+          <w:szCs w:val="44"/>
           <w:highlight w:val="lightGray"/>
         </w:rPr>
         <w:t>valeurs attendues</w:t>
       </w:r>
       <w:r>
         <w:rPr>
+          <w:sz w:val="44"/>
+          <w:szCs w:val="44"/>
           <w:highlight w:val="lightGray"/>
         </w:rPr>
         <w:t xml:space="preserve"> (ce qu'on s'attendrait à voir si les variables étaient indépendantes).</w:t>
@@ -6900,24 +6190,32 @@
       <w:pPr>
         <w:pStyle w:val="NormalWeb"/>
         <w:rPr>
-          <w:highlight w:val="lightGray"/>
-        </w:rPr>
-      </w:pPr>
-      <w:r>
-        <w:rPr>
+          <w:sz w:val="44"/>
+          <w:szCs w:val="44"/>
+          <w:highlight w:val="lightGray"/>
+        </w:rPr>
+      </w:pPr>
+      <w:r>
+        <w:rPr>
+          <w:sz w:val="44"/>
+          <w:szCs w:val="44"/>
           <w:highlight w:val="lightGray"/>
         </w:rPr>
         <w:t xml:space="preserve">Dans ce cas, il teste si </w:t>
       </w:r>
       <w:r>
         <w:rPr>
-          <w:rStyle w:val="Strong"/>
+          <w:rStyle w:val="lev"/>
+          <w:sz w:val="44"/>
+          <w:szCs w:val="44"/>
           <w:highlight w:val="lightGray"/>
         </w:rPr>
         <w:t>le port du casque et de la ceinture influence réellement le taux de survie</w:t>
       </w:r>
       <w:r>
         <w:rPr>
+          <w:sz w:val="44"/>
+          <w:szCs w:val="44"/>
           <w:highlight w:val="lightGray"/>
         </w:rPr>
         <w:t>.</w:t>
@@ -6926,35 +6224,49 @@
     <w:p>
       <w:pPr>
         <w:pStyle w:val="NormalWeb"/>
-      </w:pPr>
-      <w:r>
-        <w:rPr>
+        <w:rPr>
+          <w:sz w:val="44"/>
+          <w:szCs w:val="44"/>
+        </w:rPr>
+      </w:pPr>
+      <w:r>
+        <w:rPr>
+          <w:sz w:val="44"/>
+          <w:szCs w:val="44"/>
           <w:highlight w:val="lightGray"/>
         </w:rPr>
         <w:t xml:space="preserve">Comme la </w:t>
       </w:r>
       <w:r>
         <w:rPr>
-          <w:rStyle w:val="Strong"/>
+          <w:rStyle w:val="lev"/>
+          <w:sz w:val="44"/>
+          <w:szCs w:val="44"/>
           <w:highlight w:val="lightGray"/>
         </w:rPr>
         <w:t>p-value est supérieure à 0.05</w:t>
       </w:r>
       <w:r>
         <w:rPr>
+          <w:sz w:val="44"/>
+          <w:szCs w:val="44"/>
           <w:highlight w:val="lightGray"/>
         </w:rPr>
         <w:t xml:space="preserve">, on conclut que </w:t>
       </w:r>
       <w:r>
         <w:rPr>
-          <w:rStyle w:val="Strong"/>
+          <w:rStyle w:val="lev"/>
+          <w:sz w:val="44"/>
+          <w:szCs w:val="44"/>
           <w:highlight w:val="lightGray"/>
         </w:rPr>
         <w:t>l’association n’est pas significative</w:t>
       </w:r>
       <w:r>
         <w:rPr>
+          <w:sz w:val="44"/>
+          <w:szCs w:val="44"/>
           <w:highlight w:val="lightGray"/>
         </w:rPr>
         <w:t>, c'est-à-dire qu'on ne peut pas affirmer que ces équipements ont un effet direct sur la survie selon ces données.</w:t>
@@ -6965,8 +6277,8 @@
         <w:spacing w:before="100" w:beforeAutospacing="1" w:after="100" w:afterAutospacing="1" w:line="240" w:lineRule="auto"/>
         <w:rPr>
           <w:rFonts w:ascii="Times New Roman" w:eastAsia="Times New Roman" w:hAnsi="Times New Roman" w:cs="Times New Roman"/>
-          <w:sz w:val="24"/>
-          <w:szCs w:val="24"/>
+          <w:sz w:val="44"/>
+          <w:szCs w:val="44"/>
           <w:lang w:eastAsia="fr-FR"/>
         </w:rPr>
       </w:pPr>
@@ -6976,20 +6288,21 @@
         <w:spacing w:after="0" w:line="240" w:lineRule="auto"/>
         <w:rPr>
           <w:rFonts w:ascii="Times New Roman" w:eastAsia="Times New Roman" w:hAnsi="Times New Roman" w:cs="Times New Roman"/>
-          <w:sz w:val="24"/>
-          <w:szCs w:val="24"/>
-          <w:lang w:eastAsia="fr-FR"/>
-        </w:rPr>
-      </w:pPr>
-      <w:r>
-        <w:rPr>
-          <w:rFonts w:ascii="Times New Roman" w:eastAsia="Times New Roman" w:hAnsi="Times New Roman" w:cs="Times New Roman"/>
-          <w:sz w:val="24"/>
-          <w:szCs w:val="24"/>
-          <w:lang w:eastAsia="fr-FR"/>
-        </w:rPr>
-        <w:pict w14:anchorId="4DE52A22">
-          <v:rect id="_x0000_i1026" style="width:0;height:1.5pt" o:hralign="center" o:hrstd="t" o:hr="t" fillcolor="#a0a0a0" stroked="f"/>
+          <w:sz w:val="44"/>
+          <w:szCs w:val="44"/>
+          <w:lang w:eastAsia="fr-FR"/>
+        </w:rPr>
+      </w:pPr>
+      <w:r>
+        <w:rPr>
+          <w:rFonts w:ascii="Times New Roman" w:eastAsia="Times New Roman" w:hAnsi="Times New Roman" w:cs="Times New Roman"/>
+          <w:noProof/>
+          <w:sz w:val="44"/>
+          <w:szCs w:val="44"/>
+          <w:lang w:eastAsia="fr-FR"/>
+        </w:rPr>
+        <w:pict w14:anchorId="2AEC90DE">
+          <v:rect id="_x0000_i1026" alt="" style="width:451.3pt;height:.05pt;mso-width-percent:0;mso-height-percent:0;mso-width-percent:0;mso-height-percent:0" o:hralign="center" o:hrstd="t" o:hr="t" fillcolor="#a0a0a0" stroked="f"/>
         </w:pict>
       </w:r>
     </w:p>
@@ -7001,8 +6314,8 @@
           <w:rFonts w:ascii="Times New Roman" w:eastAsia="Times New Roman" w:hAnsi="Times New Roman" w:cs="Times New Roman"/>
           <w:b/>
           <w:bCs/>
-          <w:sz w:val="24"/>
-          <w:szCs w:val="24"/>
+          <w:sz w:val="44"/>
+          <w:szCs w:val="44"/>
           <w:lang w:eastAsia="fr-FR"/>
         </w:rPr>
       </w:pPr>
@@ -7011,11 +6324,10 @@
           <w:rFonts w:ascii="Times New Roman" w:eastAsia="Times New Roman" w:hAnsi="Times New Roman" w:cs="Times New Roman"/>
           <w:b/>
           <w:bCs/>
-          <w:sz w:val="24"/>
-          <w:szCs w:val="24"/>
-          <w:lang w:eastAsia="fr-FR"/>
-        </w:rPr>
-        <w:lastRenderedPageBreak/>
+          <w:sz w:val="44"/>
+          <w:szCs w:val="44"/>
+          <w:lang w:eastAsia="fr-FR"/>
+        </w:rPr>
         <w:br/>
       </w:r>
       <w:r>
@@ -7023,20 +6335,19 @@
           <w:rFonts w:ascii="Times New Roman" w:eastAsia="Times New Roman" w:hAnsi="Times New Roman" w:cs="Times New Roman"/>
           <w:b/>
           <w:bCs/>
-          <w:sz w:val="24"/>
-          <w:szCs w:val="24"/>
+          <w:sz w:val="44"/>
+          <w:szCs w:val="44"/>
           <w:lang w:eastAsia="fr-FR"/>
         </w:rPr>
         <w:t>3️</w:t>
       </w:r>
-      <w:proofErr w:type="gramStart"/>
       <w:r>
         <w:rPr>
           <w:rFonts w:ascii="Tahoma" w:eastAsia="Times New Roman" w:hAnsi="Tahoma" w:cs="Tahoma"/>
           <w:b/>
           <w:bCs/>
-          <w:sz w:val="24"/>
-          <w:szCs w:val="24"/>
+          <w:sz w:val="44"/>
+          <w:szCs w:val="44"/>
           <w:lang w:eastAsia="fr-FR"/>
         </w:rPr>
         <w:t>⃣</w:t>
@@ -7046,8 +6357,37 @@
           <w:rFonts w:ascii="Times New Roman" w:eastAsia="Times New Roman" w:hAnsi="Times New Roman" w:cs="Times New Roman"/>
           <w:b/>
           <w:bCs/>
-          <w:sz w:val="24"/>
-          <w:szCs w:val="24"/>
+          <w:sz w:val="44"/>
+          <w:szCs w:val="44"/>
+          <w:lang w:eastAsia="fr-FR"/>
+        </w:rPr>
+        <w:t xml:space="preserve">  Distribution des accidents par âge et genre</w:t>
+      </w:r>
+    </w:p>
+    <w:p>
+      <w:pPr>
+        <w:spacing w:before="100" w:beforeAutospacing="1" w:after="100" w:afterAutospacing="1" w:line="240" w:lineRule="auto"/>
+        <w:rPr>
+          <w:rFonts w:ascii="Times New Roman" w:eastAsia="Times New Roman" w:hAnsi="Times New Roman" w:cs="Times New Roman"/>
+          <w:sz w:val="44"/>
+          <w:szCs w:val="44"/>
+          <w:lang w:eastAsia="fr-FR"/>
+        </w:rPr>
+      </w:pPr>
+      <w:r>
+        <w:rPr>
+          <w:rFonts w:ascii="Segoe UI Emoji" w:eastAsia="Times New Roman" w:hAnsi="Segoe UI Emoji" w:cs="Segoe UI Emoji"/>
+          <w:sz w:val="44"/>
+          <w:szCs w:val="44"/>
+          <w:lang w:eastAsia="fr-FR"/>
+        </w:rPr>
+        <w:t>📌</w:t>
+      </w:r>
+      <w:r>
+        <w:rPr>
+          <w:rFonts w:ascii="Times New Roman" w:eastAsia="Times New Roman" w:hAnsi="Times New Roman" w:cs="Times New Roman"/>
+          <w:sz w:val="44"/>
+          <w:szCs w:val="44"/>
           <w:lang w:eastAsia="fr-FR"/>
         </w:rPr>
         <w:t xml:space="preserve"> </w:t>
@@ -7057,73 +6397,8 @@
           <w:rFonts w:ascii="Times New Roman" w:eastAsia="Times New Roman" w:hAnsi="Times New Roman" w:cs="Times New Roman"/>
           <w:b/>
           <w:bCs/>
-          <w:sz w:val="24"/>
-          <w:szCs w:val="24"/>
-          <w:lang w:eastAsia="fr-FR"/>
-        </w:rPr>
-        <w:t xml:space="preserve"> </w:t>
-      </w:r>
-      <w:r>
-        <w:rPr>
-          <w:rFonts w:ascii="Times New Roman" w:eastAsia="Times New Roman" w:hAnsi="Times New Roman" w:cs="Times New Roman"/>
-          <w:b/>
-          <w:bCs/>
-          <w:sz w:val="24"/>
-          <w:szCs w:val="24"/>
-          <w:lang w:eastAsia="fr-FR"/>
-        </w:rPr>
-        <w:t>Distribution</w:t>
-      </w:r>
-      <w:proofErr w:type="gramEnd"/>
-      <w:r>
-        <w:rPr>
-          <w:rFonts w:ascii="Times New Roman" w:eastAsia="Times New Roman" w:hAnsi="Times New Roman" w:cs="Times New Roman"/>
-          <w:b/>
-          <w:bCs/>
-          <w:sz w:val="24"/>
-          <w:szCs w:val="24"/>
-          <w:lang w:eastAsia="fr-FR"/>
-        </w:rPr>
-        <w:t xml:space="preserve"> des accidents par âge et genre</w:t>
-      </w:r>
-    </w:p>
-    <w:p>
-      <w:pPr>
-        <w:spacing w:before="100" w:beforeAutospacing="1" w:after="100" w:afterAutospacing="1" w:line="240" w:lineRule="auto"/>
-        <w:rPr>
-          <w:rFonts w:ascii="Times New Roman" w:eastAsia="Times New Roman" w:hAnsi="Times New Roman" w:cs="Times New Roman"/>
-          <w:sz w:val="24"/>
-          <w:szCs w:val="24"/>
-          <w:lang w:eastAsia="fr-FR"/>
-        </w:rPr>
-      </w:pPr>
-      <w:proofErr w:type="gramStart"/>
-      <w:r>
-        <w:rPr>
-          <w:rFonts w:ascii="Segoe UI Emoji" w:eastAsia="Times New Roman" w:hAnsi="Segoe UI Emoji" w:cs="Segoe UI Emoji"/>
-          <w:sz w:val="24"/>
-          <w:szCs w:val="24"/>
-          <w:lang w:eastAsia="fr-FR"/>
-        </w:rPr>
-        <w:t>📌</w:t>
-      </w:r>
-      <w:proofErr w:type="gramEnd"/>
-      <w:r>
-        <w:rPr>
-          <w:rFonts w:ascii="Times New Roman" w:eastAsia="Times New Roman" w:hAnsi="Times New Roman" w:cs="Times New Roman"/>
-          <w:sz w:val="24"/>
-          <w:szCs w:val="24"/>
-          <w:lang w:eastAsia="fr-FR"/>
-        </w:rPr>
-        <w:t xml:space="preserve"> </w:t>
-      </w:r>
-      <w:r>
-        <w:rPr>
-          <w:rFonts w:ascii="Times New Roman" w:eastAsia="Times New Roman" w:hAnsi="Times New Roman" w:cs="Times New Roman"/>
-          <w:b/>
-          <w:bCs/>
-          <w:sz w:val="24"/>
-          <w:szCs w:val="24"/>
+          <w:sz w:val="44"/>
+          <w:szCs w:val="44"/>
           <w:lang w:eastAsia="fr-FR"/>
         </w:rPr>
         <w:t>Étapes</w:t>
@@ -7131,8 +6406,8 @@
       <w:r>
         <w:rPr>
           <w:rFonts w:ascii="Times New Roman" w:eastAsia="Times New Roman" w:hAnsi="Times New Roman" w:cs="Times New Roman"/>
-          <w:sz w:val="24"/>
-          <w:szCs w:val="24"/>
+          <w:sz w:val="44"/>
+          <w:szCs w:val="44"/>
           <w:lang w:eastAsia="fr-FR"/>
         </w:rPr>
         <w:t xml:space="preserve"> :</w:t>
@@ -7147,25 +6422,26 @@
         <w:spacing w:before="100" w:beforeAutospacing="1" w:after="100" w:afterAutospacing="1" w:line="240" w:lineRule="auto"/>
         <w:rPr>
           <w:rFonts w:ascii="Times New Roman" w:eastAsia="Times New Roman" w:hAnsi="Times New Roman" w:cs="Times New Roman"/>
-          <w:sz w:val="24"/>
-          <w:szCs w:val="24"/>
-          <w:lang w:eastAsia="fr-FR"/>
-        </w:rPr>
-      </w:pPr>
-      <w:r>
-        <w:rPr>
-          <w:rFonts w:ascii="Times New Roman" w:eastAsia="Times New Roman" w:hAnsi="Times New Roman" w:cs="Times New Roman"/>
-          <w:sz w:val="24"/>
-          <w:szCs w:val="24"/>
-          <w:lang w:eastAsia="fr-FR"/>
-        </w:rPr>
+          <w:sz w:val="44"/>
+          <w:szCs w:val="44"/>
+          <w:lang w:eastAsia="fr-FR"/>
+        </w:rPr>
+      </w:pPr>
+      <w:r>
+        <w:rPr>
+          <w:rFonts w:ascii="Times New Roman" w:eastAsia="Times New Roman" w:hAnsi="Times New Roman" w:cs="Times New Roman"/>
+          <w:sz w:val="44"/>
+          <w:szCs w:val="44"/>
+          <w:lang w:eastAsia="fr-FR"/>
+        </w:rPr>
+        <w:lastRenderedPageBreak/>
         <w:t xml:space="preserve">Vérifier les valeurs manquantes dans </w:t>
       </w:r>
       <w:r>
         <w:rPr>
           <w:rFonts w:ascii="Courier New" w:eastAsia="Times New Roman" w:hAnsi="Courier New" w:cs="Courier New"/>
-          <w:sz w:val="20"/>
-          <w:szCs w:val="20"/>
+          <w:sz w:val="44"/>
+          <w:szCs w:val="44"/>
           <w:lang w:eastAsia="fr-FR"/>
         </w:rPr>
         <w:t>Age</w:t>
@@ -7173,28 +6449,26 @@
       <w:r>
         <w:rPr>
           <w:rFonts w:ascii="Times New Roman" w:eastAsia="Times New Roman" w:hAnsi="Times New Roman" w:cs="Times New Roman"/>
-          <w:sz w:val="24"/>
-          <w:szCs w:val="24"/>
+          <w:sz w:val="44"/>
+          <w:szCs w:val="44"/>
           <w:lang w:eastAsia="fr-FR"/>
         </w:rPr>
         <w:t xml:space="preserve"> et </w:t>
       </w:r>
-      <w:proofErr w:type="spellStart"/>
       <w:r>
         <w:rPr>
           <w:rFonts w:ascii="Courier New" w:eastAsia="Times New Roman" w:hAnsi="Courier New" w:cs="Courier New"/>
-          <w:sz w:val="20"/>
-          <w:szCs w:val="20"/>
+          <w:sz w:val="44"/>
+          <w:szCs w:val="44"/>
           <w:lang w:eastAsia="fr-FR"/>
         </w:rPr>
         <w:t>Gender</w:t>
       </w:r>
-      <w:proofErr w:type="spellEnd"/>
-      <w:r>
-        <w:rPr>
-          <w:rFonts w:ascii="Times New Roman" w:eastAsia="Times New Roman" w:hAnsi="Times New Roman" w:cs="Times New Roman"/>
-          <w:sz w:val="24"/>
-          <w:szCs w:val="24"/>
+      <w:r>
+        <w:rPr>
+          <w:rFonts w:ascii="Times New Roman" w:eastAsia="Times New Roman" w:hAnsi="Times New Roman" w:cs="Times New Roman"/>
+          <w:sz w:val="44"/>
+          <w:szCs w:val="44"/>
           <w:lang w:eastAsia="fr-FR"/>
         </w:rPr>
         <w:t>.</w:t>
@@ -7209,16 +6483,16 @@
         <w:spacing w:before="100" w:beforeAutospacing="1" w:after="100" w:afterAutospacing="1" w:line="240" w:lineRule="auto"/>
         <w:rPr>
           <w:rFonts w:ascii="Times New Roman" w:eastAsia="Times New Roman" w:hAnsi="Times New Roman" w:cs="Times New Roman"/>
-          <w:sz w:val="24"/>
-          <w:szCs w:val="24"/>
-          <w:lang w:eastAsia="fr-FR"/>
-        </w:rPr>
-      </w:pPr>
-      <w:r>
-        <w:rPr>
-          <w:rFonts w:ascii="Times New Roman" w:eastAsia="Times New Roman" w:hAnsi="Times New Roman" w:cs="Times New Roman"/>
-          <w:sz w:val="24"/>
-          <w:szCs w:val="24"/>
+          <w:sz w:val="44"/>
+          <w:szCs w:val="44"/>
+          <w:lang w:eastAsia="fr-FR"/>
+        </w:rPr>
+      </w:pPr>
+      <w:r>
+        <w:rPr>
+          <w:rFonts w:ascii="Times New Roman" w:eastAsia="Times New Roman" w:hAnsi="Times New Roman" w:cs="Times New Roman"/>
+          <w:sz w:val="44"/>
+          <w:szCs w:val="44"/>
           <w:lang w:eastAsia="fr-FR"/>
         </w:rPr>
         <w:t xml:space="preserve">Visualiser la distribution de l’âge par genre avec un </w:t>
@@ -7228,8 +6502,8 @@
           <w:rFonts w:ascii="Times New Roman" w:eastAsia="Times New Roman" w:hAnsi="Times New Roman" w:cs="Times New Roman"/>
           <w:b/>
           <w:bCs/>
-          <w:sz w:val="24"/>
-          <w:szCs w:val="24"/>
+          <w:sz w:val="44"/>
+          <w:szCs w:val="44"/>
           <w:lang w:eastAsia="fr-FR"/>
         </w:rPr>
         <w:t>histogramme</w:t>
@@ -7237,8 +6511,8 @@
       <w:r>
         <w:rPr>
           <w:rFonts w:ascii="Times New Roman" w:eastAsia="Times New Roman" w:hAnsi="Times New Roman" w:cs="Times New Roman"/>
-          <w:sz w:val="24"/>
-          <w:szCs w:val="24"/>
+          <w:sz w:val="44"/>
+          <w:szCs w:val="44"/>
           <w:lang w:eastAsia="fr-FR"/>
         </w:rPr>
         <w:t>.</w:t>
@@ -7249,14 +6523,16 @@
         <w:spacing w:before="100" w:beforeAutospacing="1" w:after="100" w:afterAutospacing="1" w:line="240" w:lineRule="auto"/>
         <w:rPr>
           <w:rFonts w:ascii="Times New Roman" w:eastAsia="Times New Roman" w:hAnsi="Times New Roman" w:cs="Times New Roman"/>
-          <w:sz w:val="24"/>
-          <w:szCs w:val="24"/>
+          <w:sz w:val="44"/>
+          <w:szCs w:val="44"/>
           <w:lang w:eastAsia="fr-FR"/>
         </w:rPr>
       </w:pPr>
       <w:r>
         <w:rPr>
           <w:noProof/>
+          <w:sz w:val="44"/>
+          <w:szCs w:val="44"/>
         </w:rPr>
         <w:drawing>
           <wp:inline distT="0" distB="0" distL="0" distR="0" wp14:anchorId="6901290D" wp14:editId="608C6F65">
@@ -7300,58 +6576,61 @@
         <w:spacing w:before="100" w:beforeAutospacing="1" w:after="100" w:afterAutospacing="1" w:line="240" w:lineRule="auto"/>
         <w:rPr>
           <w:rFonts w:ascii="Times New Roman" w:eastAsia="Times New Roman" w:hAnsi="Times New Roman" w:cs="Times New Roman"/>
-          <w:sz w:val="24"/>
-          <w:szCs w:val="24"/>
-          <w:lang w:eastAsia="fr-FR"/>
-        </w:rPr>
-      </w:pPr>
-      <w:r>
-        <w:rPr>
+          <w:sz w:val="44"/>
+          <w:szCs w:val="44"/>
+          <w:lang w:eastAsia="fr-FR"/>
+        </w:rPr>
+      </w:pPr>
+      <w:r>
+        <w:rPr>
+          <w:sz w:val="44"/>
+          <w:szCs w:val="44"/>
           <w:highlight w:val="lightGray"/>
         </w:rPr>
         <w:t xml:space="preserve">Sur cet histogramme, on observe la répartition des accidents par âge, avec une distinction entre </w:t>
       </w:r>
       <w:r>
         <w:rPr>
-          <w:rStyle w:val="Strong"/>
+          <w:rStyle w:val="lev"/>
+          <w:sz w:val="44"/>
+          <w:szCs w:val="44"/>
           <w:highlight w:val="lightGray"/>
         </w:rPr>
         <w:t>femmes (barres bleues)</w:t>
       </w:r>
       <w:r>
         <w:rPr>
+          <w:sz w:val="44"/>
+          <w:szCs w:val="44"/>
           <w:highlight w:val="lightGray"/>
         </w:rPr>
         <w:t xml:space="preserve"> et </w:t>
       </w:r>
       <w:r>
         <w:rPr>
-          <w:rStyle w:val="Strong"/>
-          <w:highlight w:val="lightGray"/>
-        </w:rPr>
-        <w:t xml:space="preserve">hommes (barres </w:t>
-      </w:r>
-      <w:proofErr w:type="gramStart"/>
-      <w:r>
-        <w:rPr>
-          <w:rStyle w:val="Strong"/>
-          <w:highlight w:val="lightGray"/>
-        </w:rPr>
-        <w:t>oranges</w:t>
-      </w:r>
-      <w:proofErr w:type="gramEnd"/>
-      <w:r>
-        <w:rPr>
-          <w:rStyle w:val="Strong"/>
-          <w:highlight w:val="lightGray"/>
-        </w:rPr>
-        <w:t>)</w:t>
-      </w:r>
-      <w:r>
-        <w:rPr>
-          <w:highlight w:val="lightGray"/>
-        </w:rPr>
-        <w:t>. Globalement, les accidents sont présents dans toutes les tranches d’âge, avec quelques pics plus marqués (par exemple autour de la trentaine et de la quarantaine). On remarque également que dans certains intervalles d’âge, le nombre d’accidents impliquant des femmes est légèrement supérieur à celui des hommes, et inversement dans d’autres plages. Aucune tranche d’âge ne se démarque comme largement dominante, ce qui suggère que les accidents sont assez dispersés sur l’ensemble des âges représentés.</w:t>
+          <w:rStyle w:val="lev"/>
+          <w:sz w:val="44"/>
+          <w:szCs w:val="44"/>
+          <w:highlight w:val="lightGray"/>
+        </w:rPr>
+        <w:t>hommes (barres oranges)</w:t>
+      </w:r>
+      <w:r>
+        <w:rPr>
+          <w:sz w:val="44"/>
+          <w:szCs w:val="44"/>
+          <w:highlight w:val="lightGray"/>
+        </w:rPr>
+        <w:t xml:space="preserve">. Globalement, les accidents sont présents dans toutes les tranches d’âge, avec quelques pics plus marqués (par exemple autour de la trentaine et de la quarantaine). On remarque également que dans certains intervalles d’âge, le nombre d’accidents impliquant des femmes est légèrement supérieur à celui des hommes, et </w:t>
+      </w:r>
+      <w:r>
+        <w:rPr>
+          <w:sz w:val="44"/>
+          <w:szCs w:val="44"/>
+          <w:highlight w:val="lightGray"/>
+        </w:rPr>
+        <w:lastRenderedPageBreak/>
+        <w:t>inversement dans d’autres plages. Aucune tranche d’âge ne se démarque comme largement dominante, ce qui suggère que les accidents sont assez dispersés sur l’ensemble des âges représentés.</w:t>
       </w:r>
     </w:p>
     <w:p>
@@ -7363,16 +6642,16 @@
         <w:spacing w:before="100" w:beforeAutospacing="1" w:after="100" w:afterAutospacing="1" w:line="240" w:lineRule="auto"/>
         <w:rPr>
           <w:rFonts w:ascii="Times New Roman" w:eastAsia="Times New Roman" w:hAnsi="Times New Roman" w:cs="Times New Roman"/>
-          <w:sz w:val="24"/>
-          <w:szCs w:val="24"/>
-          <w:lang w:eastAsia="fr-FR"/>
-        </w:rPr>
-      </w:pPr>
-      <w:r>
-        <w:rPr>
-          <w:rFonts w:ascii="Times New Roman" w:eastAsia="Times New Roman" w:hAnsi="Times New Roman" w:cs="Times New Roman"/>
-          <w:sz w:val="24"/>
-          <w:szCs w:val="24"/>
+          <w:sz w:val="44"/>
+          <w:szCs w:val="44"/>
+          <w:lang w:eastAsia="fr-FR"/>
+        </w:rPr>
+      </w:pPr>
+      <w:r>
+        <w:rPr>
+          <w:rFonts w:ascii="Times New Roman" w:eastAsia="Times New Roman" w:hAnsi="Times New Roman" w:cs="Times New Roman"/>
+          <w:sz w:val="44"/>
+          <w:szCs w:val="44"/>
           <w:lang w:eastAsia="fr-FR"/>
         </w:rPr>
         <w:t>Analyser les proportions d’accidents selon les groupes d’âge.</w:t>
@@ -7381,48 +6660,66 @@
     <w:p>
       <w:pPr>
         <w:pStyle w:val="NormalWeb"/>
-      </w:pPr>
-      <w:r>
-        <w:rPr>
+        <w:rPr>
+          <w:sz w:val="44"/>
+          <w:szCs w:val="44"/>
+        </w:rPr>
+      </w:pPr>
+      <w:r>
+        <w:rPr>
+          <w:sz w:val="44"/>
+          <w:szCs w:val="44"/>
           <w:highlight w:val="lightGray"/>
         </w:rPr>
         <w:t xml:space="preserve">La plupart des accidents se concentrent dans les tranches </w:t>
       </w:r>
       <w:r>
         <w:rPr>
-          <w:rStyle w:val="Strong"/>
+          <w:rStyle w:val="lev"/>
+          <w:sz w:val="44"/>
+          <w:szCs w:val="44"/>
           <w:highlight w:val="lightGray"/>
         </w:rPr>
         <w:t>20-40 ans</w:t>
       </w:r>
       <w:r>
         <w:rPr>
+          <w:sz w:val="44"/>
+          <w:szCs w:val="44"/>
           <w:highlight w:val="lightGray"/>
         </w:rPr>
         <w:t xml:space="preserve"> (34.5%) et surtout </w:t>
       </w:r>
       <w:r>
         <w:rPr>
-          <w:rStyle w:val="Strong"/>
+          <w:rStyle w:val="lev"/>
+          <w:sz w:val="44"/>
+          <w:szCs w:val="44"/>
           <w:highlight w:val="lightGray"/>
         </w:rPr>
         <w:t>40-60 ans</w:t>
       </w:r>
       <w:r>
         <w:rPr>
+          <w:sz w:val="44"/>
+          <w:szCs w:val="44"/>
           <w:highlight w:val="lightGray"/>
         </w:rPr>
         <w:t xml:space="preserve"> (42.5%). Les jeunes (0-20 ans) représentent 5% et les plus âgés (80-100 ans) n’apparaissent pas du tout dans ces données. Cela suggère que les </w:t>
       </w:r>
       <w:r>
         <w:rPr>
-          <w:rStyle w:val="Strong"/>
+          <w:rStyle w:val="lev"/>
+          <w:sz w:val="44"/>
+          <w:szCs w:val="44"/>
           <w:highlight w:val="lightGray"/>
         </w:rPr>
         <w:t>accidents touchent surtout les adultes d’âge moyen</w:t>
       </w:r>
       <w:r>
         <w:rPr>
+          <w:sz w:val="44"/>
+          <w:szCs w:val="44"/>
           <w:highlight w:val="lightGray"/>
         </w:rPr>
         <w:t>, tandis que les populations très jeunes ou très âgées sont moins représentées dans cet échantillon.</w:t>
@@ -7433,8 +6730,8 @@
         <w:spacing w:before="100" w:beforeAutospacing="1" w:after="100" w:afterAutospacing="1" w:line="240" w:lineRule="auto"/>
         <w:rPr>
           <w:rFonts w:ascii="Times New Roman" w:eastAsia="Times New Roman" w:hAnsi="Times New Roman" w:cs="Times New Roman"/>
-          <w:sz w:val="24"/>
-          <w:szCs w:val="24"/>
+          <w:sz w:val="44"/>
+          <w:szCs w:val="44"/>
           <w:lang w:eastAsia="fr-FR"/>
         </w:rPr>
       </w:pPr>
@@ -7444,20 +6741,21 @@
         <w:spacing w:after="0" w:line="240" w:lineRule="auto"/>
         <w:rPr>
           <w:rFonts w:ascii="Times New Roman" w:eastAsia="Times New Roman" w:hAnsi="Times New Roman" w:cs="Times New Roman"/>
-          <w:sz w:val="24"/>
-          <w:szCs w:val="24"/>
-          <w:lang w:eastAsia="fr-FR"/>
-        </w:rPr>
-      </w:pPr>
-      <w:r>
-        <w:rPr>
-          <w:rFonts w:ascii="Times New Roman" w:eastAsia="Times New Roman" w:hAnsi="Times New Roman" w:cs="Times New Roman"/>
-          <w:sz w:val="24"/>
-          <w:szCs w:val="24"/>
-          <w:lang w:eastAsia="fr-FR"/>
-        </w:rPr>
-        <w:pict w14:anchorId="6B8E4340">
-          <v:rect id="_x0000_i1027" style="width:0;height:1.5pt" o:hralign="center" o:hrstd="t" o:hr="t" fillcolor="#a0a0a0" stroked="f"/>
+          <w:sz w:val="44"/>
+          <w:szCs w:val="44"/>
+          <w:lang w:eastAsia="fr-FR"/>
+        </w:rPr>
+      </w:pPr>
+      <w:r>
+        <w:rPr>
+          <w:rFonts w:ascii="Times New Roman" w:eastAsia="Times New Roman" w:hAnsi="Times New Roman" w:cs="Times New Roman"/>
+          <w:noProof/>
+          <w:sz w:val="44"/>
+          <w:szCs w:val="44"/>
+          <w:lang w:eastAsia="fr-FR"/>
+        </w:rPr>
+        <w:pict w14:anchorId="10EB4382">
+          <v:rect id="_x0000_i1025" alt="" style="width:451.3pt;height:.05pt;mso-width-percent:0;mso-height-percent:0;mso-width-percent:0;mso-height-percent:0" o:hralign="center" o:hrstd="t" o:hr="t" fillcolor="#a0a0a0" stroked="f"/>
         </w:pict>
       </w:r>
     </w:p>
@@ -7469,8 +6767,8 @@
           <w:rFonts w:ascii="Times New Roman" w:eastAsia="Times New Roman" w:hAnsi="Times New Roman" w:cs="Times New Roman"/>
           <w:b/>
           <w:bCs/>
-          <w:sz w:val="24"/>
-          <w:szCs w:val="24"/>
+          <w:sz w:val="44"/>
+          <w:szCs w:val="44"/>
           <w:lang w:eastAsia="fr-FR"/>
         </w:rPr>
       </w:pPr>
@@ -7483,8 +6781,8 @@
           <w:rFonts w:ascii="Times New Roman" w:eastAsia="Times New Roman" w:hAnsi="Times New Roman" w:cs="Times New Roman"/>
           <w:b/>
           <w:bCs/>
-          <w:sz w:val="24"/>
-          <w:szCs w:val="24"/>
+          <w:sz w:val="44"/>
+          <w:szCs w:val="44"/>
           <w:lang w:eastAsia="fr-FR"/>
         </w:rPr>
       </w:pPr>
@@ -7493,21 +6791,19 @@
           <w:rFonts w:ascii="Times New Roman" w:eastAsia="Times New Roman" w:hAnsi="Times New Roman" w:cs="Times New Roman"/>
           <w:b/>
           <w:bCs/>
-          <w:sz w:val="24"/>
-          <w:szCs w:val="24"/>
-          <w:lang w:eastAsia="fr-FR"/>
-        </w:rPr>
-        <w:lastRenderedPageBreak/>
+          <w:sz w:val="44"/>
+          <w:szCs w:val="44"/>
+          <w:lang w:eastAsia="fr-FR"/>
+        </w:rPr>
         <w:t>4️</w:t>
       </w:r>
-      <w:proofErr w:type="gramStart"/>
       <w:r>
         <w:rPr>
           <w:rFonts w:ascii="Tahoma" w:eastAsia="Times New Roman" w:hAnsi="Tahoma" w:cs="Tahoma"/>
           <w:b/>
           <w:bCs/>
-          <w:sz w:val="24"/>
-          <w:szCs w:val="24"/>
+          <w:sz w:val="44"/>
+          <w:szCs w:val="44"/>
           <w:lang w:eastAsia="fr-FR"/>
         </w:rPr>
         <w:t>⃣</w:t>
@@ -7517,8 +6813,37 @@
           <w:rFonts w:ascii="Times New Roman" w:eastAsia="Times New Roman" w:hAnsi="Times New Roman" w:cs="Times New Roman"/>
           <w:b/>
           <w:bCs/>
-          <w:sz w:val="24"/>
-          <w:szCs w:val="24"/>
+          <w:sz w:val="44"/>
+          <w:szCs w:val="44"/>
+          <w:lang w:eastAsia="fr-FR"/>
+        </w:rPr>
+        <w:t xml:space="preserve">  Facteurs combinés influençant la survie</w:t>
+      </w:r>
+    </w:p>
+    <w:p>
+      <w:pPr>
+        <w:spacing w:before="100" w:beforeAutospacing="1" w:after="100" w:afterAutospacing="1" w:line="240" w:lineRule="auto"/>
+        <w:rPr>
+          <w:rFonts w:ascii="Times New Roman" w:eastAsia="Times New Roman" w:hAnsi="Times New Roman" w:cs="Times New Roman"/>
+          <w:sz w:val="44"/>
+          <w:szCs w:val="44"/>
+          <w:lang w:eastAsia="fr-FR"/>
+        </w:rPr>
+      </w:pPr>
+      <w:r>
+        <w:rPr>
+          <w:rFonts w:ascii="Segoe UI Emoji" w:eastAsia="Times New Roman" w:hAnsi="Segoe UI Emoji" w:cs="Segoe UI Emoji"/>
+          <w:sz w:val="44"/>
+          <w:szCs w:val="44"/>
+          <w:lang w:eastAsia="fr-FR"/>
+        </w:rPr>
+        <w:t>📌</w:t>
+      </w:r>
+      <w:r>
+        <w:rPr>
+          <w:rFonts w:ascii="Times New Roman" w:eastAsia="Times New Roman" w:hAnsi="Times New Roman" w:cs="Times New Roman"/>
+          <w:sz w:val="44"/>
+          <w:szCs w:val="44"/>
           <w:lang w:eastAsia="fr-FR"/>
         </w:rPr>
         <w:t xml:space="preserve"> </w:t>
@@ -7528,73 +6853,8 @@
           <w:rFonts w:ascii="Times New Roman" w:eastAsia="Times New Roman" w:hAnsi="Times New Roman" w:cs="Times New Roman"/>
           <w:b/>
           <w:bCs/>
-          <w:sz w:val="24"/>
-          <w:szCs w:val="24"/>
-          <w:lang w:eastAsia="fr-FR"/>
-        </w:rPr>
-        <w:t xml:space="preserve"> </w:t>
-      </w:r>
-      <w:r>
-        <w:rPr>
-          <w:rFonts w:ascii="Times New Roman" w:eastAsia="Times New Roman" w:hAnsi="Times New Roman" w:cs="Times New Roman"/>
-          <w:b/>
-          <w:bCs/>
-          <w:sz w:val="24"/>
-          <w:szCs w:val="24"/>
-          <w:lang w:eastAsia="fr-FR"/>
-        </w:rPr>
-        <w:t>Facteurs</w:t>
-      </w:r>
-      <w:proofErr w:type="gramEnd"/>
-      <w:r>
-        <w:rPr>
-          <w:rFonts w:ascii="Times New Roman" w:eastAsia="Times New Roman" w:hAnsi="Times New Roman" w:cs="Times New Roman"/>
-          <w:b/>
-          <w:bCs/>
-          <w:sz w:val="24"/>
-          <w:szCs w:val="24"/>
-          <w:lang w:eastAsia="fr-FR"/>
-        </w:rPr>
-        <w:t xml:space="preserve"> combinés influençant la survie</w:t>
-      </w:r>
-    </w:p>
-    <w:p>
-      <w:pPr>
-        <w:spacing w:before="100" w:beforeAutospacing="1" w:after="100" w:afterAutospacing="1" w:line="240" w:lineRule="auto"/>
-        <w:rPr>
-          <w:rFonts w:ascii="Times New Roman" w:eastAsia="Times New Roman" w:hAnsi="Times New Roman" w:cs="Times New Roman"/>
-          <w:sz w:val="24"/>
-          <w:szCs w:val="24"/>
-          <w:lang w:eastAsia="fr-FR"/>
-        </w:rPr>
-      </w:pPr>
-      <w:proofErr w:type="gramStart"/>
-      <w:r>
-        <w:rPr>
-          <w:rFonts w:ascii="Segoe UI Emoji" w:eastAsia="Times New Roman" w:hAnsi="Segoe UI Emoji" w:cs="Segoe UI Emoji"/>
-          <w:sz w:val="24"/>
-          <w:szCs w:val="24"/>
-          <w:lang w:eastAsia="fr-FR"/>
-        </w:rPr>
-        <w:t>📌</w:t>
-      </w:r>
-      <w:proofErr w:type="gramEnd"/>
-      <w:r>
-        <w:rPr>
-          <w:rFonts w:ascii="Times New Roman" w:eastAsia="Times New Roman" w:hAnsi="Times New Roman" w:cs="Times New Roman"/>
-          <w:sz w:val="24"/>
-          <w:szCs w:val="24"/>
-          <w:lang w:eastAsia="fr-FR"/>
-        </w:rPr>
-        <w:t xml:space="preserve"> </w:t>
-      </w:r>
-      <w:r>
-        <w:rPr>
-          <w:rFonts w:ascii="Times New Roman" w:eastAsia="Times New Roman" w:hAnsi="Times New Roman" w:cs="Times New Roman"/>
-          <w:b/>
-          <w:bCs/>
-          <w:sz w:val="24"/>
-          <w:szCs w:val="24"/>
+          <w:sz w:val="44"/>
+          <w:szCs w:val="44"/>
           <w:lang w:eastAsia="fr-FR"/>
         </w:rPr>
         <w:t>Étapes</w:t>
@@ -7602,8 +6862,8 @@
       <w:r>
         <w:rPr>
           <w:rFonts w:ascii="Times New Roman" w:eastAsia="Times New Roman" w:hAnsi="Times New Roman" w:cs="Times New Roman"/>
-          <w:sz w:val="24"/>
-          <w:szCs w:val="24"/>
+          <w:sz w:val="44"/>
+          <w:szCs w:val="44"/>
           <w:lang w:eastAsia="fr-FR"/>
         </w:rPr>
         <w:t xml:space="preserve"> :</w:t>
@@ -7618,16 +6878,16 @@
         <w:spacing w:before="100" w:beforeAutospacing="1" w:after="100" w:afterAutospacing="1" w:line="240" w:lineRule="auto"/>
         <w:rPr>
           <w:rFonts w:ascii="Times New Roman" w:eastAsia="Times New Roman" w:hAnsi="Times New Roman" w:cs="Times New Roman"/>
-          <w:sz w:val="24"/>
-          <w:szCs w:val="24"/>
-          <w:lang w:eastAsia="fr-FR"/>
-        </w:rPr>
-      </w:pPr>
-      <w:r>
-        <w:rPr>
-          <w:rFonts w:ascii="Times New Roman" w:eastAsia="Times New Roman" w:hAnsi="Times New Roman" w:cs="Times New Roman"/>
-          <w:sz w:val="24"/>
-          <w:szCs w:val="24"/>
+          <w:sz w:val="44"/>
+          <w:szCs w:val="44"/>
+          <w:lang w:eastAsia="fr-FR"/>
+        </w:rPr>
+      </w:pPr>
+      <w:r>
+        <w:rPr>
+          <w:rFonts w:ascii="Times New Roman" w:eastAsia="Times New Roman" w:hAnsi="Times New Roman" w:cs="Times New Roman"/>
+          <w:sz w:val="44"/>
+          <w:szCs w:val="44"/>
           <w:lang w:eastAsia="fr-FR"/>
         </w:rPr>
         <w:t>Remplir les valeurs manquantes.</w:t>
@@ -7642,76 +6902,71 @@
         <w:spacing w:before="100" w:beforeAutospacing="1" w:after="100" w:afterAutospacing="1" w:line="240" w:lineRule="auto"/>
         <w:rPr>
           <w:rFonts w:ascii="Times New Roman" w:eastAsia="Times New Roman" w:hAnsi="Times New Roman" w:cs="Times New Roman"/>
-          <w:sz w:val="24"/>
-          <w:szCs w:val="24"/>
-          <w:lang w:eastAsia="fr-FR"/>
-        </w:rPr>
-      </w:pPr>
-      <w:r>
-        <w:rPr>
-          <w:rFonts w:ascii="Times New Roman" w:eastAsia="Times New Roman" w:hAnsi="Times New Roman" w:cs="Times New Roman"/>
-          <w:sz w:val="24"/>
-          <w:szCs w:val="24"/>
-          <w:lang w:eastAsia="fr-FR"/>
-        </w:rPr>
+          <w:sz w:val="44"/>
+          <w:szCs w:val="44"/>
+          <w:lang w:eastAsia="fr-FR"/>
+        </w:rPr>
+      </w:pPr>
+      <w:r>
+        <w:rPr>
+          <w:rFonts w:ascii="Times New Roman" w:eastAsia="Times New Roman" w:hAnsi="Times New Roman" w:cs="Times New Roman"/>
+          <w:sz w:val="44"/>
+          <w:szCs w:val="44"/>
+          <w:lang w:eastAsia="fr-FR"/>
+        </w:rPr>
+        <w:lastRenderedPageBreak/>
         <w:t>Encoder les variables catégoriques (</w:t>
       </w:r>
-      <w:proofErr w:type="spellStart"/>
       <w:r>
         <w:rPr>
           <w:rFonts w:ascii="Courier New" w:eastAsia="Times New Roman" w:hAnsi="Courier New" w:cs="Courier New"/>
-          <w:sz w:val="20"/>
-          <w:szCs w:val="20"/>
+          <w:sz w:val="44"/>
+          <w:szCs w:val="44"/>
           <w:lang w:eastAsia="fr-FR"/>
         </w:rPr>
         <w:t>Gender</w:t>
       </w:r>
-      <w:proofErr w:type="spellEnd"/>
-      <w:r>
-        <w:rPr>
-          <w:rFonts w:ascii="Times New Roman" w:eastAsia="Times New Roman" w:hAnsi="Times New Roman" w:cs="Times New Roman"/>
-          <w:sz w:val="24"/>
-          <w:szCs w:val="24"/>
+      <w:r>
+        <w:rPr>
+          <w:rFonts w:ascii="Times New Roman" w:eastAsia="Times New Roman" w:hAnsi="Times New Roman" w:cs="Times New Roman"/>
+          <w:sz w:val="44"/>
+          <w:szCs w:val="44"/>
           <w:lang w:eastAsia="fr-FR"/>
         </w:rPr>
         <w:t xml:space="preserve">, </w:t>
       </w:r>
-      <w:proofErr w:type="spellStart"/>
       <w:r>
         <w:rPr>
           <w:rFonts w:ascii="Courier New" w:eastAsia="Times New Roman" w:hAnsi="Courier New" w:cs="Courier New"/>
-          <w:sz w:val="20"/>
-          <w:szCs w:val="20"/>
+          <w:sz w:val="44"/>
+          <w:szCs w:val="44"/>
           <w:lang w:eastAsia="fr-FR"/>
         </w:rPr>
         <w:t>Helmet_Used</w:t>
       </w:r>
-      <w:proofErr w:type="spellEnd"/>
-      <w:r>
-        <w:rPr>
-          <w:rFonts w:ascii="Times New Roman" w:eastAsia="Times New Roman" w:hAnsi="Times New Roman" w:cs="Times New Roman"/>
-          <w:sz w:val="24"/>
-          <w:szCs w:val="24"/>
+      <w:r>
+        <w:rPr>
+          <w:rFonts w:ascii="Times New Roman" w:eastAsia="Times New Roman" w:hAnsi="Times New Roman" w:cs="Times New Roman"/>
+          <w:sz w:val="44"/>
+          <w:szCs w:val="44"/>
           <w:lang w:eastAsia="fr-FR"/>
         </w:rPr>
         <w:t xml:space="preserve">, </w:t>
       </w:r>
-      <w:proofErr w:type="spellStart"/>
       <w:r>
         <w:rPr>
           <w:rFonts w:ascii="Courier New" w:eastAsia="Times New Roman" w:hAnsi="Courier New" w:cs="Courier New"/>
-          <w:sz w:val="20"/>
-          <w:szCs w:val="20"/>
+          <w:sz w:val="44"/>
+          <w:szCs w:val="44"/>
           <w:lang w:eastAsia="fr-FR"/>
         </w:rPr>
         <w:t>Seatbelt_Used</w:t>
       </w:r>
-      <w:proofErr w:type="spellEnd"/>
-      <w:r>
-        <w:rPr>
-          <w:rFonts w:ascii="Times New Roman" w:eastAsia="Times New Roman" w:hAnsi="Times New Roman" w:cs="Times New Roman"/>
-          <w:sz w:val="24"/>
-          <w:szCs w:val="24"/>
+      <w:r>
+        <w:rPr>
+          <w:rFonts w:ascii="Times New Roman" w:eastAsia="Times New Roman" w:hAnsi="Times New Roman" w:cs="Times New Roman"/>
+          <w:sz w:val="44"/>
+          <w:szCs w:val="44"/>
           <w:lang w:eastAsia="fr-FR"/>
         </w:rPr>
         <w:t>).</w:t>
@@ -7726,16 +6981,16 @@
         <w:spacing w:before="100" w:beforeAutospacing="1" w:after="100" w:afterAutospacing="1" w:line="240" w:lineRule="auto"/>
         <w:rPr>
           <w:rFonts w:ascii="Times New Roman" w:eastAsia="Times New Roman" w:hAnsi="Times New Roman" w:cs="Times New Roman"/>
-          <w:sz w:val="24"/>
-          <w:szCs w:val="24"/>
-          <w:lang w:eastAsia="fr-FR"/>
-        </w:rPr>
-      </w:pPr>
-      <w:r>
-        <w:rPr>
-          <w:rFonts w:ascii="Times New Roman" w:eastAsia="Times New Roman" w:hAnsi="Times New Roman" w:cs="Times New Roman"/>
-          <w:sz w:val="24"/>
-          <w:szCs w:val="24"/>
+          <w:sz w:val="44"/>
+          <w:szCs w:val="44"/>
+          <w:lang w:eastAsia="fr-FR"/>
+        </w:rPr>
+      </w:pPr>
+      <w:r>
+        <w:rPr>
+          <w:rFonts w:ascii="Times New Roman" w:eastAsia="Times New Roman" w:hAnsi="Times New Roman" w:cs="Times New Roman"/>
+          <w:sz w:val="44"/>
+          <w:szCs w:val="44"/>
           <w:lang w:eastAsia="fr-FR"/>
         </w:rPr>
         <w:t xml:space="preserve">Effectuer une </w:t>
@@ -7745,8 +7000,8 @@
           <w:rFonts w:ascii="Times New Roman" w:eastAsia="Times New Roman" w:hAnsi="Times New Roman" w:cs="Times New Roman"/>
           <w:b/>
           <w:bCs/>
-          <w:sz w:val="24"/>
-          <w:szCs w:val="24"/>
+          <w:sz w:val="44"/>
+          <w:szCs w:val="44"/>
           <w:lang w:eastAsia="fr-FR"/>
         </w:rPr>
         <w:t>régression logistique</w:t>
@@ -7754,8 +7009,8 @@
       <w:r>
         <w:rPr>
           <w:rFonts w:ascii="Times New Roman" w:eastAsia="Times New Roman" w:hAnsi="Times New Roman" w:cs="Times New Roman"/>
-          <w:sz w:val="24"/>
-          <w:szCs w:val="24"/>
+          <w:sz w:val="44"/>
+          <w:szCs w:val="44"/>
           <w:lang w:eastAsia="fr-FR"/>
         </w:rPr>
         <w:t xml:space="preserve"> pour voir les facteurs les plus influents.</w:t>
@@ -7766,18 +7021,17 @@
         <w:spacing w:before="100" w:beforeAutospacing="1" w:after="100" w:afterAutospacing="1" w:line="240" w:lineRule="auto"/>
         <w:rPr>
           <w:rFonts w:ascii="Times New Roman" w:eastAsia="Times New Roman" w:hAnsi="Times New Roman" w:cs="Times New Roman"/>
-          <w:sz w:val="24"/>
-          <w:szCs w:val="24"/>
-          <w:highlight w:val="lightGray"/>
-          <w:lang w:eastAsia="fr-FR"/>
-        </w:rPr>
-      </w:pPr>
-      <w:proofErr w:type="gramStart"/>
+          <w:sz w:val="44"/>
+          <w:szCs w:val="44"/>
+          <w:highlight w:val="lightGray"/>
+          <w:lang w:eastAsia="fr-FR"/>
+        </w:rPr>
+      </w:pPr>
       <w:r>
         <w:rPr>
           <w:rFonts w:ascii="Times New Roman" w:eastAsia="Times New Roman" w:hAnsi="Symbol" w:cs="Times New Roman"/>
-          <w:sz w:val="24"/>
-          <w:szCs w:val="24"/>
+          <w:sz w:val="44"/>
+          <w:szCs w:val="44"/>
           <w:highlight w:val="lightGray"/>
           <w:lang w:eastAsia="fr-FR"/>
         </w:rPr>
@@ -7786,8 +7040,8 @@
       <w:r>
         <w:rPr>
           <w:rFonts w:ascii="Times New Roman" w:eastAsia="Times New Roman" w:hAnsi="Times New Roman" w:cs="Times New Roman"/>
-          <w:sz w:val="24"/>
-          <w:szCs w:val="24"/>
+          <w:sz w:val="44"/>
+          <w:szCs w:val="44"/>
           <w:highlight w:val="lightGray"/>
           <w:lang w:eastAsia="fr-FR"/>
         </w:rPr>
@@ -7798,94 +7052,67 @@
           <w:rFonts w:ascii="Times New Roman" w:eastAsia="Times New Roman" w:hAnsi="Times New Roman" w:cs="Times New Roman"/>
           <w:b/>
           <w:bCs/>
-          <w:sz w:val="24"/>
-          <w:szCs w:val="24"/>
-          <w:highlight w:val="lightGray"/>
-          <w:lang w:eastAsia="fr-FR"/>
-        </w:rPr>
-        <w:t>Pourquoi</w:t>
-      </w:r>
-      <w:proofErr w:type="gramEnd"/>
+          <w:sz w:val="44"/>
+          <w:szCs w:val="44"/>
+          <w:highlight w:val="lightGray"/>
+          <w:lang w:eastAsia="fr-FR"/>
+        </w:rPr>
+        <w:t>Pourquoi la régression logistique ?</w:t>
+      </w:r>
+      <w:r>
+        <w:rPr>
+          <w:rFonts w:ascii="Times New Roman" w:eastAsia="Times New Roman" w:hAnsi="Times New Roman" w:cs="Times New Roman"/>
+          <w:sz w:val="44"/>
+          <w:szCs w:val="44"/>
+          <w:highlight w:val="lightGray"/>
+          <w:lang w:eastAsia="fr-FR"/>
+        </w:rPr>
+        <w:br/>
+        <w:t>Elle est utilisée pour prédire une variable binaire (deux issues possibles, par exemple 1 = survécu et 0 = non survécu).</w:t>
+      </w:r>
+    </w:p>
+    <w:p>
+      <w:pPr>
+        <w:spacing w:before="100" w:beforeAutospacing="1" w:after="100" w:afterAutospacing="1" w:line="240" w:lineRule="auto"/>
+        <w:rPr>
+          <w:rFonts w:ascii="Times New Roman" w:eastAsia="Times New Roman" w:hAnsi="Times New Roman" w:cs="Times New Roman"/>
+          <w:sz w:val="44"/>
+          <w:szCs w:val="44"/>
+          <w:highlight w:val="lightGray"/>
+          <w:lang w:eastAsia="fr-FR"/>
+        </w:rPr>
+      </w:pPr>
+      <w:r>
+        <w:rPr>
+          <w:rFonts w:ascii="Times New Roman" w:eastAsia="Times New Roman" w:hAnsi="Symbol" w:cs="Times New Roman"/>
+          <w:sz w:val="44"/>
+          <w:szCs w:val="44"/>
+          <w:highlight w:val="lightGray"/>
+          <w:lang w:eastAsia="fr-FR"/>
+        </w:rPr>
+        <w:t></w:t>
+      </w:r>
+      <w:r>
+        <w:rPr>
+          <w:rFonts w:ascii="Times New Roman" w:eastAsia="Times New Roman" w:hAnsi="Times New Roman" w:cs="Times New Roman"/>
+          <w:sz w:val="44"/>
+          <w:szCs w:val="44"/>
+          <w:highlight w:val="lightGray"/>
+          <w:lang w:eastAsia="fr-FR"/>
+        </w:rPr>
+        <w:t xml:space="preserve">  </w:t>
+      </w:r>
       <w:r>
         <w:rPr>
           <w:rFonts w:ascii="Times New Roman" w:eastAsia="Times New Roman" w:hAnsi="Times New Roman" w:cs="Times New Roman"/>
           <w:b/>
           <w:bCs/>
-          <w:sz w:val="24"/>
-          <w:szCs w:val="24"/>
-          <w:highlight w:val="lightGray"/>
-          <w:lang w:eastAsia="fr-FR"/>
-        </w:rPr>
-        <w:t xml:space="preserve"> la régression logistique ?</w:t>
-      </w:r>
-      <w:r>
-        <w:rPr>
-          <w:rFonts w:ascii="Times New Roman" w:eastAsia="Times New Roman" w:hAnsi="Times New Roman" w:cs="Times New Roman"/>
-          <w:sz w:val="24"/>
-          <w:szCs w:val="24"/>
-          <w:highlight w:val="lightGray"/>
-          <w:lang w:eastAsia="fr-FR"/>
-        </w:rPr>
-        <w:br/>
-        <w:t>Elle est utilisée pour prédire une variable binaire (deux issues possibles, par exemple 1 = survécu et 0 = non survécu).</w:t>
-      </w:r>
-    </w:p>
-    <w:p>
-      <w:pPr>
-        <w:spacing w:before="100" w:beforeAutospacing="1" w:after="100" w:afterAutospacing="1" w:line="240" w:lineRule="auto"/>
-        <w:rPr>
-          <w:rFonts w:ascii="Times New Roman" w:eastAsia="Times New Roman" w:hAnsi="Times New Roman" w:cs="Times New Roman"/>
-          <w:sz w:val="24"/>
-          <w:szCs w:val="24"/>
-          <w:highlight w:val="lightGray"/>
-          <w:lang w:eastAsia="fr-FR"/>
-        </w:rPr>
-      </w:pPr>
-      <w:proofErr w:type="gramStart"/>
-      <w:r>
-        <w:rPr>
-          <w:rFonts w:ascii="Times New Roman" w:eastAsia="Times New Roman" w:hAnsi="Symbol" w:cs="Times New Roman"/>
-          <w:sz w:val="24"/>
-          <w:szCs w:val="24"/>
-          <w:highlight w:val="lightGray"/>
-          <w:lang w:eastAsia="fr-FR"/>
-        </w:rPr>
-        <w:t></w:t>
-      </w:r>
-      <w:r>
-        <w:rPr>
-          <w:rFonts w:ascii="Times New Roman" w:eastAsia="Times New Roman" w:hAnsi="Times New Roman" w:cs="Times New Roman"/>
-          <w:sz w:val="24"/>
-          <w:szCs w:val="24"/>
-          <w:highlight w:val="lightGray"/>
-          <w:lang w:eastAsia="fr-FR"/>
-        </w:rPr>
-        <w:t xml:space="preserve">  </w:t>
-      </w:r>
-      <w:r>
-        <w:rPr>
-          <w:rFonts w:ascii="Times New Roman" w:eastAsia="Times New Roman" w:hAnsi="Times New Roman" w:cs="Times New Roman"/>
-          <w:b/>
-          <w:bCs/>
-          <w:sz w:val="24"/>
-          <w:szCs w:val="24"/>
-          <w:highlight w:val="lightGray"/>
-          <w:lang w:eastAsia="fr-FR"/>
-        </w:rPr>
-        <w:t>Ce</w:t>
-      </w:r>
-      <w:proofErr w:type="gramEnd"/>
-      <w:r>
-        <w:rPr>
-          <w:rFonts w:ascii="Times New Roman" w:eastAsia="Times New Roman" w:hAnsi="Times New Roman" w:cs="Times New Roman"/>
-          <w:b/>
-          <w:bCs/>
-          <w:sz w:val="24"/>
-          <w:szCs w:val="24"/>
-          <w:highlight w:val="lightGray"/>
-          <w:lang w:eastAsia="fr-FR"/>
-        </w:rPr>
-        <w:t xml:space="preserve"> que fait le code :</w:t>
+          <w:sz w:val="44"/>
+          <w:szCs w:val="44"/>
+          <w:highlight w:val="lightGray"/>
+          <w:lang w:eastAsia="fr-FR"/>
+        </w:rPr>
+        <w:t>Ce que fait le code :</w:t>
       </w:r>
     </w:p>
     <w:p>
@@ -7897,8 +7124,8 @@
         <w:spacing w:before="100" w:beforeAutospacing="1" w:after="100" w:afterAutospacing="1" w:line="240" w:lineRule="auto"/>
         <w:rPr>
           <w:rFonts w:ascii="Times New Roman" w:eastAsia="Times New Roman" w:hAnsi="Times New Roman" w:cs="Times New Roman"/>
-          <w:sz w:val="24"/>
-          <w:szCs w:val="24"/>
+          <w:sz w:val="44"/>
+          <w:szCs w:val="44"/>
           <w:highlight w:val="lightGray"/>
           <w:lang w:eastAsia="fr-FR"/>
         </w:rPr>
@@ -7908,8 +7135,8 @@
           <w:rFonts w:ascii="Times New Roman" w:eastAsia="Times New Roman" w:hAnsi="Times New Roman" w:cs="Times New Roman"/>
           <w:b/>
           <w:bCs/>
-          <w:sz w:val="24"/>
-          <w:szCs w:val="24"/>
+          <w:sz w:val="44"/>
+          <w:szCs w:val="44"/>
           <w:highlight w:val="lightGray"/>
           <w:lang w:eastAsia="fr-FR"/>
         </w:rPr>
@@ -7918,24 +7145,12 @@
       <w:r>
         <w:rPr>
           <w:rFonts w:ascii="Times New Roman" w:eastAsia="Times New Roman" w:hAnsi="Times New Roman" w:cs="Times New Roman"/>
-          <w:sz w:val="24"/>
-          <w:szCs w:val="24"/>
-          <w:highlight w:val="lightGray"/>
-          <w:lang w:eastAsia="fr-FR"/>
-        </w:rPr>
-        <w:t xml:space="preserve"> (transfor</w:t>
-      </w:r>
-      <w:bookmarkStart w:id="0" w:name="_GoBack"/>
-      <w:bookmarkEnd w:id="0"/>
-      <w:r>
-        <w:rPr>
-          <w:rFonts w:ascii="Times New Roman" w:eastAsia="Times New Roman" w:hAnsi="Times New Roman" w:cs="Times New Roman"/>
-          <w:sz w:val="24"/>
-          <w:szCs w:val="24"/>
-          <w:highlight w:val="lightGray"/>
-          <w:lang w:eastAsia="fr-FR"/>
-        </w:rPr>
-        <w:t>mation des données non numériques, comme "Male" ou "Yes", en valeurs numériques utilisables par le modèle).</w:t>
+          <w:sz w:val="44"/>
+          <w:szCs w:val="44"/>
+          <w:highlight w:val="lightGray"/>
+          <w:lang w:eastAsia="fr-FR"/>
+        </w:rPr>
+        <w:t xml:space="preserve"> (transformation des données non numériques, comme "Male" ou "Yes", en valeurs numériques utilisables par le modèle).</w:t>
       </w:r>
     </w:p>
     <w:p>
@@ -7947,8 +7162,8 @@
         <w:spacing w:before="100" w:beforeAutospacing="1" w:after="100" w:afterAutospacing="1" w:line="240" w:lineRule="auto"/>
         <w:rPr>
           <w:rFonts w:ascii="Times New Roman" w:eastAsia="Times New Roman" w:hAnsi="Times New Roman" w:cs="Times New Roman"/>
-          <w:sz w:val="24"/>
-          <w:szCs w:val="24"/>
+          <w:sz w:val="44"/>
+          <w:szCs w:val="44"/>
           <w:highlight w:val="lightGray"/>
           <w:lang w:eastAsia="fr-FR"/>
         </w:rPr>
@@ -7958,70 +7173,22 @@
           <w:rFonts w:ascii="Times New Roman" w:eastAsia="Times New Roman" w:hAnsi="Times New Roman" w:cs="Times New Roman"/>
           <w:b/>
           <w:bCs/>
-          <w:sz w:val="24"/>
-          <w:szCs w:val="24"/>
-          <w:highlight w:val="lightGray"/>
-          <w:lang w:eastAsia="fr-FR"/>
-        </w:rPr>
-        <w:t xml:space="preserve">Sélection des </w:t>
-      </w:r>
-      <w:proofErr w:type="spellStart"/>
-      <w:r>
-        <w:rPr>
-          <w:rFonts w:ascii="Times New Roman" w:eastAsia="Times New Roman" w:hAnsi="Times New Roman" w:cs="Times New Roman"/>
-          <w:b/>
-          <w:bCs/>
-          <w:sz w:val="24"/>
-          <w:szCs w:val="24"/>
-          <w:highlight w:val="lightGray"/>
-          <w:lang w:eastAsia="fr-FR"/>
-        </w:rPr>
-        <w:t>features</w:t>
-      </w:r>
-      <w:proofErr w:type="spellEnd"/>
-      <w:r>
-        <w:rPr>
-          <w:rFonts w:ascii="Times New Roman" w:eastAsia="Times New Roman" w:hAnsi="Times New Roman" w:cs="Times New Roman"/>
-          <w:b/>
-          <w:bCs/>
-          <w:sz w:val="24"/>
-          <w:szCs w:val="24"/>
-          <w:highlight w:val="lightGray"/>
-          <w:lang w:eastAsia="fr-FR"/>
-        </w:rPr>
-        <w:t xml:space="preserve"> et de la cible</w:t>
-      </w:r>
-      <w:r>
-        <w:rPr>
-          <w:rFonts w:ascii="Times New Roman" w:eastAsia="Times New Roman" w:hAnsi="Times New Roman" w:cs="Times New Roman"/>
-          <w:sz w:val="24"/>
-          <w:szCs w:val="24"/>
-          <w:highlight w:val="lightGray"/>
-          <w:lang w:eastAsia="fr-FR"/>
-        </w:rPr>
-        <w:t xml:space="preserve"> (choix des variables qui vont servir à faire la prédiction et la variable que l’on cherche à prédire, ici "</w:t>
-      </w:r>
-      <w:proofErr w:type="spellStart"/>
-      <w:r>
-        <w:rPr>
-          <w:rFonts w:ascii="Times New Roman" w:eastAsia="Times New Roman" w:hAnsi="Times New Roman" w:cs="Times New Roman"/>
-          <w:sz w:val="24"/>
-          <w:szCs w:val="24"/>
-          <w:highlight w:val="lightGray"/>
-          <w:lang w:eastAsia="fr-FR"/>
-        </w:rPr>
-        <w:t>Survived</w:t>
-      </w:r>
-      <w:proofErr w:type="spellEnd"/>
-      <w:r>
-        <w:rPr>
-          <w:rFonts w:ascii="Times New Roman" w:eastAsia="Times New Roman" w:hAnsi="Times New Roman" w:cs="Times New Roman"/>
-          <w:sz w:val="24"/>
-          <w:szCs w:val="24"/>
-          <w:highlight w:val="lightGray"/>
-          <w:lang w:eastAsia="fr-FR"/>
-        </w:rPr>
-        <w:t>").</w:t>
+          <w:sz w:val="44"/>
+          <w:szCs w:val="44"/>
+          <w:highlight w:val="lightGray"/>
+          <w:lang w:eastAsia="fr-FR"/>
+        </w:rPr>
+        <w:t>Sélection des features et de la cible</w:t>
+      </w:r>
+      <w:r>
+        <w:rPr>
+          <w:rFonts w:ascii="Times New Roman" w:eastAsia="Times New Roman" w:hAnsi="Times New Roman" w:cs="Times New Roman"/>
+          <w:sz w:val="44"/>
+          <w:szCs w:val="44"/>
+          <w:highlight w:val="lightGray"/>
+          <w:lang w:eastAsia="fr-FR"/>
+        </w:rPr>
+        <w:t xml:space="preserve"> (choix des variables qui vont servir à faire la prédiction et la variable que l’on cherche à prédire, ici "Survived").</w:t>
       </w:r>
     </w:p>
     <w:p>
@@ -8033,8 +7200,8 @@
         <w:spacing w:before="100" w:beforeAutospacing="1" w:after="100" w:afterAutospacing="1" w:line="240" w:lineRule="auto"/>
         <w:rPr>
           <w:rFonts w:ascii="Times New Roman" w:eastAsia="Times New Roman" w:hAnsi="Times New Roman" w:cs="Times New Roman"/>
-          <w:sz w:val="24"/>
-          <w:szCs w:val="24"/>
+          <w:sz w:val="44"/>
+          <w:szCs w:val="44"/>
           <w:highlight w:val="lightGray"/>
           <w:lang w:eastAsia="fr-FR"/>
         </w:rPr>
@@ -8044,8 +7211,8 @@
           <w:rFonts w:ascii="Times New Roman" w:eastAsia="Times New Roman" w:hAnsi="Times New Roman" w:cs="Times New Roman"/>
           <w:b/>
           <w:bCs/>
-          <w:sz w:val="24"/>
-          <w:szCs w:val="24"/>
+          <w:sz w:val="44"/>
+          <w:szCs w:val="44"/>
           <w:highlight w:val="lightGray"/>
           <w:lang w:eastAsia="fr-FR"/>
         </w:rPr>
@@ -8054,8 +7221,8 @@
       <w:r>
         <w:rPr>
           <w:rFonts w:ascii="Times New Roman" w:eastAsia="Times New Roman" w:hAnsi="Times New Roman" w:cs="Times New Roman"/>
-          <w:sz w:val="24"/>
-          <w:szCs w:val="24"/>
+          <w:sz w:val="44"/>
+          <w:szCs w:val="44"/>
           <w:highlight w:val="lightGray"/>
           <w:lang w:eastAsia="fr-FR"/>
         </w:rPr>
@@ -8071,8 +7238,8 @@
         <w:spacing w:before="100" w:beforeAutospacing="1" w:after="100" w:afterAutospacing="1" w:line="240" w:lineRule="auto"/>
         <w:rPr>
           <w:rFonts w:ascii="Times New Roman" w:eastAsia="Times New Roman" w:hAnsi="Times New Roman" w:cs="Times New Roman"/>
-          <w:sz w:val="24"/>
-          <w:szCs w:val="24"/>
+          <w:sz w:val="44"/>
+          <w:szCs w:val="44"/>
           <w:highlight w:val="lightGray"/>
           <w:lang w:eastAsia="fr-FR"/>
         </w:rPr>
@@ -8082,8 +7249,8 @@
           <w:rFonts w:ascii="Times New Roman" w:eastAsia="Times New Roman" w:hAnsi="Times New Roman" w:cs="Times New Roman"/>
           <w:b/>
           <w:bCs/>
-          <w:sz w:val="24"/>
-          <w:szCs w:val="24"/>
+          <w:sz w:val="44"/>
+          <w:szCs w:val="44"/>
           <w:highlight w:val="lightGray"/>
           <w:lang w:eastAsia="fr-FR"/>
         </w:rPr>
@@ -8092,8 +7259,8 @@
       <w:r>
         <w:rPr>
           <w:rFonts w:ascii="Times New Roman" w:eastAsia="Times New Roman" w:hAnsi="Times New Roman" w:cs="Times New Roman"/>
-          <w:sz w:val="24"/>
-          <w:szCs w:val="24"/>
+          <w:sz w:val="44"/>
+          <w:szCs w:val="44"/>
           <w:highlight w:val="lightGray"/>
           <w:lang w:eastAsia="fr-FR"/>
         </w:rPr>
@@ -8109,8 +7276,8 @@
         <w:spacing w:before="100" w:beforeAutospacing="1" w:after="100" w:afterAutospacing="1" w:line="240" w:lineRule="auto"/>
         <w:rPr>
           <w:rFonts w:ascii="Times New Roman" w:eastAsia="Times New Roman" w:hAnsi="Times New Roman" w:cs="Times New Roman"/>
-          <w:sz w:val="24"/>
-          <w:szCs w:val="24"/>
+          <w:sz w:val="44"/>
+          <w:szCs w:val="44"/>
           <w:highlight w:val="lightGray"/>
           <w:lang w:eastAsia="fr-FR"/>
         </w:rPr>
@@ -8120,18 +7287,19 @@
           <w:rFonts w:ascii="Times New Roman" w:eastAsia="Times New Roman" w:hAnsi="Times New Roman" w:cs="Times New Roman"/>
           <w:b/>
           <w:bCs/>
-          <w:sz w:val="24"/>
-          <w:szCs w:val="24"/>
-          <w:highlight w:val="lightGray"/>
-          <w:lang w:eastAsia="fr-FR"/>
-        </w:rPr>
+          <w:sz w:val="44"/>
+          <w:szCs w:val="44"/>
+          <w:highlight w:val="lightGray"/>
+          <w:lang w:eastAsia="fr-FR"/>
+        </w:rPr>
+        <w:lastRenderedPageBreak/>
         <w:t>Génération des prédictions et affichage du rapport de classification</w:t>
       </w:r>
       <w:r>
         <w:rPr>
           <w:rFonts w:ascii="Times New Roman" w:eastAsia="Times New Roman" w:hAnsi="Times New Roman" w:cs="Times New Roman"/>
-          <w:sz w:val="24"/>
-          <w:szCs w:val="24"/>
+          <w:sz w:val="44"/>
+          <w:szCs w:val="44"/>
           <w:highlight w:val="lightGray"/>
           <w:lang w:eastAsia="fr-FR"/>
         </w:rPr>
@@ -8143,17 +7311,16 @@
         <w:spacing w:before="100" w:beforeAutospacing="1" w:after="100" w:afterAutospacing="1" w:line="240" w:lineRule="auto"/>
         <w:rPr>
           <w:rFonts w:ascii="Times New Roman" w:eastAsia="Times New Roman" w:hAnsi="Times New Roman" w:cs="Times New Roman"/>
-          <w:sz w:val="24"/>
-          <w:szCs w:val="24"/>
-          <w:lang w:eastAsia="fr-FR"/>
-        </w:rPr>
-      </w:pPr>
-      <w:proofErr w:type="gramStart"/>
+          <w:sz w:val="44"/>
+          <w:szCs w:val="44"/>
+          <w:lang w:eastAsia="fr-FR"/>
+        </w:rPr>
+      </w:pPr>
       <w:r>
         <w:rPr>
           <w:rFonts w:ascii="Times New Roman" w:eastAsia="Times New Roman" w:hAnsi="Symbol" w:cs="Times New Roman"/>
-          <w:sz w:val="24"/>
-          <w:szCs w:val="24"/>
+          <w:sz w:val="44"/>
+          <w:szCs w:val="44"/>
           <w:highlight w:val="lightGray"/>
           <w:lang w:eastAsia="fr-FR"/>
         </w:rPr>
@@ -8162,8 +7329,8 @@
       <w:r>
         <w:rPr>
           <w:rFonts w:ascii="Times New Roman" w:eastAsia="Times New Roman" w:hAnsi="Times New Roman" w:cs="Times New Roman"/>
-          <w:sz w:val="24"/>
-          <w:szCs w:val="24"/>
+          <w:sz w:val="44"/>
+          <w:szCs w:val="44"/>
           <w:highlight w:val="lightGray"/>
           <w:lang w:eastAsia="fr-FR"/>
         </w:rPr>
@@ -8174,66 +7341,53 @@
           <w:rFonts w:ascii="Times New Roman" w:eastAsia="Times New Roman" w:hAnsi="Times New Roman" w:cs="Times New Roman"/>
           <w:b/>
           <w:bCs/>
-          <w:sz w:val="24"/>
-          <w:szCs w:val="24"/>
-          <w:highlight w:val="lightGray"/>
-          <w:lang w:eastAsia="fr-FR"/>
-        </w:rPr>
-        <w:t>Comment</w:t>
-      </w:r>
-      <w:proofErr w:type="gramEnd"/>
+          <w:sz w:val="44"/>
+          <w:szCs w:val="44"/>
+          <w:highlight w:val="lightGray"/>
+          <w:lang w:eastAsia="fr-FR"/>
+        </w:rPr>
+        <w:t>Comment sont les résultats ?</w:t>
+      </w:r>
+      <w:r>
+        <w:rPr>
+          <w:rFonts w:ascii="Times New Roman" w:eastAsia="Times New Roman" w:hAnsi="Times New Roman" w:cs="Times New Roman"/>
+          <w:sz w:val="44"/>
+          <w:szCs w:val="44"/>
+          <w:highlight w:val="lightGray"/>
+          <w:lang w:eastAsia="fr-FR"/>
+        </w:rPr>
+        <w:br/>
+        <w:t xml:space="preserve">Le modèle affiche environ 55 % d’exactitude (pourcentage de bonnes prédictions). Le rapport fournit aussi la </w:t>
+      </w:r>
       <w:r>
         <w:rPr>
           <w:rFonts w:ascii="Times New Roman" w:eastAsia="Times New Roman" w:hAnsi="Times New Roman" w:cs="Times New Roman"/>
           <w:b/>
           <w:bCs/>
-          <w:sz w:val="24"/>
-          <w:szCs w:val="24"/>
-          <w:highlight w:val="lightGray"/>
-          <w:lang w:eastAsia="fr-FR"/>
-        </w:rPr>
-        <w:t xml:space="preserve"> sont les résultats ?</w:t>
-      </w:r>
-      <w:r>
-        <w:rPr>
-          <w:rFonts w:ascii="Times New Roman" w:eastAsia="Times New Roman" w:hAnsi="Times New Roman" w:cs="Times New Roman"/>
-          <w:sz w:val="24"/>
-          <w:szCs w:val="24"/>
-          <w:highlight w:val="lightGray"/>
-          <w:lang w:eastAsia="fr-FR"/>
-        </w:rPr>
-        <w:br/>
-        <w:t xml:space="preserve">Le modèle affiche environ 55 % d’exactitude (pourcentage de bonnes prédictions). Le rapport fournit aussi la </w:t>
+          <w:sz w:val="44"/>
+          <w:szCs w:val="44"/>
+          <w:highlight w:val="lightGray"/>
+          <w:lang w:eastAsia="fr-FR"/>
+        </w:rPr>
+        <w:t>précision</w:t>
+      </w:r>
+      <w:r>
+        <w:rPr>
+          <w:rFonts w:ascii="Times New Roman" w:eastAsia="Times New Roman" w:hAnsi="Times New Roman" w:cs="Times New Roman"/>
+          <w:sz w:val="44"/>
+          <w:szCs w:val="44"/>
+          <w:highlight w:val="lightGray"/>
+          <w:lang w:eastAsia="fr-FR"/>
+        </w:rPr>
+        <w:t xml:space="preserve"> (pourcentage de prédictions positives correctes) et le </w:t>
       </w:r>
       <w:r>
         <w:rPr>
           <w:rFonts w:ascii="Times New Roman" w:eastAsia="Times New Roman" w:hAnsi="Times New Roman" w:cs="Times New Roman"/>
           <w:b/>
           <w:bCs/>
-          <w:sz w:val="24"/>
-          <w:szCs w:val="24"/>
-          <w:highlight w:val="lightGray"/>
-          <w:lang w:eastAsia="fr-FR"/>
-        </w:rPr>
-        <w:t>précision</w:t>
-      </w:r>
-      <w:r>
-        <w:rPr>
-          <w:rFonts w:ascii="Times New Roman" w:eastAsia="Times New Roman" w:hAnsi="Times New Roman" w:cs="Times New Roman"/>
-          <w:sz w:val="24"/>
-          <w:szCs w:val="24"/>
-          <w:highlight w:val="lightGray"/>
-          <w:lang w:eastAsia="fr-FR"/>
-        </w:rPr>
-        <w:t xml:space="preserve"> (pourcentage de prédictions positives correctes) et le </w:t>
-      </w:r>
-      <w:r>
-        <w:rPr>
-          <w:rFonts w:ascii="Times New Roman" w:eastAsia="Times New Roman" w:hAnsi="Times New Roman" w:cs="Times New Roman"/>
-          <w:b/>
-          <w:bCs/>
-          <w:sz w:val="24"/>
-          <w:szCs w:val="24"/>
+          <w:sz w:val="44"/>
+          <w:szCs w:val="44"/>
           <w:highlight w:val="lightGray"/>
           <w:lang w:eastAsia="fr-FR"/>
         </w:rPr>
@@ -8242,8 +7396,8 @@
       <w:r>
         <w:rPr>
           <w:rFonts w:ascii="Times New Roman" w:eastAsia="Times New Roman" w:hAnsi="Times New Roman" w:cs="Times New Roman"/>
-          <w:sz w:val="24"/>
-          <w:szCs w:val="24"/>
+          <w:sz w:val="44"/>
+          <w:szCs w:val="44"/>
           <w:highlight w:val="lightGray"/>
           <w:lang w:eastAsia="fr-FR"/>
         </w:rPr>
@@ -8255,8 +7409,8 @@
         <w:spacing w:before="100" w:beforeAutospacing="1" w:after="100" w:afterAutospacing="1" w:line="240" w:lineRule="auto"/>
         <w:rPr>
           <w:rFonts w:ascii="Times New Roman" w:eastAsia="Times New Roman" w:hAnsi="Times New Roman" w:cs="Times New Roman"/>
-          <w:sz w:val="24"/>
-          <w:szCs w:val="24"/>
+          <w:sz w:val="44"/>
+          <w:szCs w:val="44"/>
           <w:lang w:eastAsia="fr-FR"/>
         </w:rPr>
       </w:pPr>
@@ -8270,16 +7424,16 @@
         <w:spacing w:before="100" w:beforeAutospacing="1" w:after="100" w:afterAutospacing="1" w:line="240" w:lineRule="auto"/>
         <w:rPr>
           <w:rFonts w:ascii="Times New Roman" w:eastAsia="Times New Roman" w:hAnsi="Times New Roman" w:cs="Times New Roman"/>
-          <w:sz w:val="24"/>
-          <w:szCs w:val="24"/>
-          <w:lang w:eastAsia="fr-FR"/>
-        </w:rPr>
-      </w:pPr>
-      <w:r>
-        <w:rPr>
-          <w:rFonts w:ascii="Times New Roman" w:eastAsia="Times New Roman" w:hAnsi="Times New Roman" w:cs="Times New Roman"/>
-          <w:sz w:val="24"/>
-          <w:szCs w:val="24"/>
+          <w:sz w:val="44"/>
+          <w:szCs w:val="44"/>
+          <w:lang w:eastAsia="fr-FR"/>
+        </w:rPr>
+      </w:pPr>
+      <w:r>
+        <w:rPr>
+          <w:rFonts w:ascii="Times New Roman" w:eastAsia="Times New Roman" w:hAnsi="Times New Roman" w:cs="Times New Roman"/>
+          <w:sz w:val="44"/>
+          <w:szCs w:val="44"/>
           <w:lang w:eastAsia="fr-FR"/>
         </w:rPr>
         <w:t>Analyser les coefficients pour interpréter l’impact de chaque variable.</w:t>
@@ -8287,13 +7441,17 @@
     </w:p>
     <w:p>
       <w:pPr>
-        <w:pStyle w:val="Heading3"/>
-        <w:rPr>
+        <w:pStyle w:val="Titre3"/>
+        <w:rPr>
+          <w:sz w:val="44"/>
+          <w:szCs w:val="44"/>
           <w:highlight w:val="cyan"/>
         </w:rPr>
       </w:pPr>
       <w:r>
         <w:rPr>
+          <w:sz w:val="44"/>
+          <w:szCs w:val="44"/>
           <w:highlight w:val="cyan"/>
         </w:rPr>
         <w:t>Interprétation rapide</w:t>
@@ -8307,18 +7465,24 @@
         </w:numPr>
         <w:spacing w:before="100" w:beforeAutospacing="1" w:after="100" w:afterAutospacing="1" w:line="240" w:lineRule="auto"/>
         <w:rPr>
+          <w:sz w:val="44"/>
+          <w:szCs w:val="44"/>
           <w:highlight w:val="cyan"/>
         </w:rPr>
       </w:pPr>
       <w:r>
         <w:rPr>
-          <w:rStyle w:val="Strong"/>
+          <w:rStyle w:val="lev"/>
+          <w:sz w:val="44"/>
+          <w:szCs w:val="44"/>
           <w:highlight w:val="cyan"/>
         </w:rPr>
         <w:t>Coefficients positifs</w:t>
       </w:r>
       <w:r>
         <w:rPr>
+          <w:sz w:val="44"/>
+          <w:szCs w:val="44"/>
           <w:highlight w:val="cyan"/>
         </w:rPr>
         <w:t xml:space="preserve"> : augmentent la probabilité de survie.</w:t>
@@ -8332,18 +7496,24 @@
         </w:numPr>
         <w:spacing w:before="100" w:beforeAutospacing="1" w:after="100" w:afterAutospacing="1" w:line="240" w:lineRule="auto"/>
         <w:rPr>
+          <w:sz w:val="44"/>
+          <w:szCs w:val="44"/>
           <w:highlight w:val="cyan"/>
         </w:rPr>
       </w:pPr>
       <w:r>
         <w:rPr>
-          <w:rStyle w:val="Strong"/>
+          <w:rStyle w:val="lev"/>
+          <w:sz w:val="44"/>
+          <w:szCs w:val="44"/>
           <w:highlight w:val="cyan"/>
         </w:rPr>
         <w:t>Coefficients négatifs</w:t>
       </w:r>
       <w:r>
         <w:rPr>
+          <w:sz w:val="44"/>
+          <w:szCs w:val="44"/>
           <w:highlight w:val="cyan"/>
         </w:rPr>
         <w:t xml:space="preserve"> : diminuent la probabilité de survie.</w:t>
@@ -8357,35 +7527,32 @@
         </w:numPr>
         <w:spacing w:before="100" w:beforeAutospacing="1" w:after="100" w:afterAutospacing="1" w:line="240" w:lineRule="auto"/>
         <w:rPr>
+          <w:sz w:val="44"/>
+          <w:szCs w:val="44"/>
           <w:highlight w:val="cyan"/>
         </w:rPr>
       </w:pPr>
-      <w:proofErr w:type="gramStart"/>
-      <w:r>
-        <w:rPr>
+      <w:r>
+        <w:rPr>
+          <w:sz w:val="44"/>
+          <w:szCs w:val="44"/>
           <w:highlight w:val="cyan"/>
         </w:rPr>
         <w:t xml:space="preserve">Le </w:t>
       </w:r>
-      <w:proofErr w:type="spellStart"/>
-      <w:r>
-        <w:rPr>
-          <w:rStyle w:val="Strong"/>
+      <w:r>
+        <w:rPr>
+          <w:rStyle w:val="lev"/>
+          <w:sz w:val="44"/>
+          <w:szCs w:val="44"/>
           <w:highlight w:val="cyan"/>
         </w:rPr>
-        <w:t>classification</w:t>
-      </w:r>
-      <w:proofErr w:type="gramEnd"/>
-      <w:r>
-        <w:rPr>
-          <w:rStyle w:val="Strong"/>
-          <w:highlight w:val="cyan"/>
-        </w:rPr>
-        <w:t>_report</w:t>
-      </w:r>
-      <w:proofErr w:type="spellEnd"/>
-      <w:r>
-        <w:rPr>
+        <w:t>classification_report</w:t>
+      </w:r>
+      <w:r>
+        <w:rPr>
+          <w:sz w:val="44"/>
+          <w:szCs w:val="44"/>
           <w:highlight w:val="cyan"/>
         </w:rPr>
         <w:t xml:space="preserve"> montre la qualité de la prédiction (précision, rappel, etc.).</w:t>
@@ -8399,41 +7566,63 @@
         </w:numPr>
         <w:spacing w:before="100" w:beforeAutospacing="1" w:after="100" w:afterAutospacing="1" w:line="240" w:lineRule="auto"/>
         <w:rPr>
+          <w:sz w:val="44"/>
+          <w:szCs w:val="44"/>
           <w:highlight w:val="cyan"/>
         </w:rPr>
       </w:pPr>
       <w:r>
         <w:rPr>
+          <w:sz w:val="44"/>
+          <w:szCs w:val="44"/>
           <w:highlight w:val="cyan"/>
         </w:rPr>
+        <w:lastRenderedPageBreak/>
         <w:t>Les variables catégorielles sont transformées en indicateurs (0 ou 1) pour être utilisables dans la régression.</w:t>
       </w:r>
     </w:p>
     <w:p>
       <w:pPr>
         <w:pStyle w:val="NormalWeb"/>
-      </w:pPr>
-      <w:r>
-        <w:rPr>
+        <w:rPr>
+          <w:sz w:val="44"/>
+          <w:szCs w:val="44"/>
+        </w:rPr>
+      </w:pPr>
+      <w:r>
+        <w:rPr>
+          <w:sz w:val="44"/>
+          <w:szCs w:val="44"/>
           <w:highlight w:val="cyan"/>
         </w:rPr>
         <w:t xml:space="preserve">En résumé, ce modèle permet de repérer quels facteurs (âge, vitesse d’impact, port du casque/ceinture, genre) ont le plus d’influence sur la </w:t>
       </w:r>
       <w:r>
         <w:rPr>
-          <w:rStyle w:val="Strong"/>
+          <w:rStyle w:val="lev"/>
+          <w:sz w:val="44"/>
+          <w:szCs w:val="44"/>
           <w:highlight w:val="cyan"/>
         </w:rPr>
         <w:t>survie</w:t>
       </w:r>
       <w:r>
         <w:rPr>
+          <w:sz w:val="44"/>
+          <w:szCs w:val="44"/>
           <w:highlight w:val="cyan"/>
         </w:rPr>
         <w:t>.</w:t>
       </w:r>
     </w:p>
-    <w:p/>
+    <w:p>
+      <w:pPr>
+        <w:rPr>
+          <w:sz w:val="44"/>
+          <w:szCs w:val="44"/>
+        </w:rPr>
+      </w:pPr>
+    </w:p>
     <w:sectPr>
       <w:pgSz w:w="11906" w:h="16838"/>
       <w:pgMar w:top="1417" w:right="1417" w:bottom="1417" w:left="1417" w:header="708" w:footer="708" w:gutter="0"/>
@@ -8445,7 +7634,7 @@
 </file>
 
 <file path=word/numbering.xml><?xml version="1.0" encoding="utf-8"?>
-<w:numbering xmlns:wpc="http://schemas.microsoft.com/office/word/2010/wordprocessingCanvas" xmlns:cx="http://schemas.microsoft.com/office/drawing/2014/chartex" xmlns:cx1="http://schemas.microsoft.com/office/drawing/2015/9/8/chartex" xmlns:cx2="http://schemas.microsoft.com/office/drawing/2015/10/21/chartex" xmlns:cx3="http://schemas.microsoft.com/office/drawing/2016/5/9/chartex" xmlns:cx4="http://schemas.microsoft.com/office/drawing/2016/5/10/chartex" xmlns:cx5="http://schemas.microsoft.com/office/drawing/2016/5/11/chartex" xmlns:cx6="http://schemas.microsoft.com/office/drawing/2016/5/12/chartex" xmlns:cx7="http://schemas.microsoft.com/office/drawing/2016/5/13/chartex" xmlns:cx8="http://schemas.microsoft.com/office/drawing/2016/5/14/chartex" xmlns:mc="http://schemas.openxmlformats.org/markup-compatibility/2006" xmlns:aink="http://schemas.microsoft.com/office/drawing/2016/ink" xmlns:am3d="http://schemas.microsoft.com/office/drawing/2017/model3d" xmlns:o="urn:schemas-microsoft-com:office:office" xmlns:r="http://schemas.openxmlformats.org/officeDocument/2006/relationships" xmlns:m="http://schemas.openxmlformats.org/officeDocument/2006/math" xmlns:v="urn:schemas-microsoft-com:vml" xmlns:wp14="http://schemas.microsoft.com/office/word/2010/wordprocessingDrawing" xmlns:wp="http://schemas.openxmlformats.org/drawingml/2006/wordprocessingDrawing" xmlns:w10="urn:schemas-microsoft-com:office:word" xmlns:w="http://schemas.openxmlformats.org/wordprocessingml/2006/main" xmlns:w14="http://schemas.microsoft.com/office/word/2010/wordml" xmlns:w15="http://schemas.microsoft.com/office/word/2012/wordml" xmlns:w16cid="http://schemas.microsoft.com/office/word/2016/wordml/cid" xmlns:w16se="http://schemas.microsoft.com/office/word/2015/wordml/symex" xmlns:wpg="http://schemas.microsoft.com/office/word/2010/wordprocessingGroup" xmlns:wpi="http://schemas.microsoft.com/office/word/2010/wordprocessingInk" xmlns:wne="http://schemas.microsoft.com/office/word/2006/wordml" xmlns:wps="http://schemas.microsoft.com/office/word/2010/wordprocessingShape" mc:Ignorable="w14 w15 w16se w16cid wp14">
+<w:numbering xmlns:wpc="http://schemas.microsoft.com/office/word/2010/wordprocessingCanvas" xmlns:cx="http://schemas.microsoft.com/office/drawing/2014/chartex" xmlns:cx1="http://schemas.microsoft.com/office/drawing/2015/9/8/chartex" xmlns:cx2="http://schemas.microsoft.com/office/drawing/2015/10/21/chartex" xmlns:cx3="http://schemas.microsoft.com/office/drawing/2016/5/9/chartex" xmlns:cx4="http://schemas.microsoft.com/office/drawing/2016/5/10/chartex" xmlns:cx5="http://schemas.microsoft.com/office/drawing/2016/5/11/chartex" xmlns:cx6="http://schemas.microsoft.com/office/drawing/2016/5/12/chartex" xmlns:cx7="http://schemas.microsoft.com/office/drawing/2016/5/13/chartex" xmlns:cx8="http://schemas.microsoft.com/office/drawing/2016/5/14/chartex" xmlns:mc="http://schemas.openxmlformats.org/markup-compatibility/2006" xmlns:aink="http://schemas.microsoft.com/office/drawing/2016/ink" xmlns:am3d="http://schemas.microsoft.com/office/drawing/2017/model3d" xmlns:o="urn:schemas-microsoft-com:office:office" xmlns:oel="http://schemas.microsoft.com/office/2019/extlst" xmlns:r="http://schemas.openxmlformats.org/officeDocument/2006/relationships" xmlns:m="http://schemas.openxmlformats.org/officeDocument/2006/math" xmlns:v="urn:schemas-microsoft-com:vml" xmlns:wp14="http://schemas.microsoft.com/office/word/2010/wordprocessingDrawing" xmlns:wp="http://schemas.openxmlformats.org/drawingml/2006/wordprocessingDrawing" xmlns:w10="urn:schemas-microsoft-com:office:word" xmlns:w="http://schemas.openxmlformats.org/wordprocessingml/2006/main" xmlns:w14="http://schemas.microsoft.com/office/word/2010/wordml" xmlns:w15="http://schemas.microsoft.com/office/word/2012/wordml" xmlns:w16cex="http://schemas.microsoft.com/office/word/2018/wordml/cex" xmlns:w16cid="http://schemas.microsoft.com/office/word/2016/wordml/cid" xmlns:w16="http://schemas.microsoft.com/office/word/2018/wordml" xmlns:w16du="http://schemas.microsoft.com/office/word/2023/wordml/word16du" xmlns:w16sdtdh="http://schemas.microsoft.com/office/word/2020/wordml/sdtdatahash" xmlns:w16sdtfl="http://schemas.microsoft.com/office/word/2024/wordml/sdtformatlock" xmlns:w16se="http://schemas.microsoft.com/office/word/2015/wordml/symex" xmlns:wpg="http://schemas.microsoft.com/office/word/2010/wordprocessingGroup" xmlns:wpi="http://schemas.microsoft.com/office/word/2010/wordprocessingInk" xmlns:wne="http://schemas.microsoft.com/office/word/2006/wordml" xmlns:wps="http://schemas.microsoft.com/office/word/2010/wordprocessingShape" mc:Ignorable="w14 w15 w16se w16cid w16 w16cex w16sdtdh w16sdtfl w16du wp14">
   <w:abstractNum w:abstractNumId="0" w15:restartNumberingAfterBreak="0">
     <w:nsid w:val="048B656D"/>
     <w:multiLevelType w:val="multilevel"/>
@@ -11209,68 +10398,68 @@
       </w:rPr>
     </w:lvl>
   </w:abstractNum>
-  <w:num w:numId="1">
+  <w:num w:numId="1" w16cid:durableId="1305159844">
     <w:abstractNumId w:val="3"/>
   </w:num>
-  <w:num w:numId="2">
+  <w:num w:numId="2" w16cid:durableId="326906213">
     <w:abstractNumId w:val="14"/>
   </w:num>
-  <w:num w:numId="3">
+  <w:num w:numId="3" w16cid:durableId="829062062">
     <w:abstractNumId w:val="16"/>
   </w:num>
-  <w:num w:numId="4">
+  <w:num w:numId="4" w16cid:durableId="1786922816">
     <w:abstractNumId w:val="11"/>
   </w:num>
-  <w:num w:numId="5">
+  <w:num w:numId="5" w16cid:durableId="1689215773">
     <w:abstractNumId w:val="1"/>
   </w:num>
-  <w:num w:numId="6">
+  <w:num w:numId="6" w16cid:durableId="1738630593">
     <w:abstractNumId w:val="17"/>
   </w:num>
-  <w:num w:numId="7">
+  <w:num w:numId="7" w16cid:durableId="1944995009">
     <w:abstractNumId w:val="9"/>
   </w:num>
-  <w:num w:numId="8">
+  <w:num w:numId="8" w16cid:durableId="1848326176">
     <w:abstractNumId w:val="2"/>
   </w:num>
-  <w:num w:numId="9">
+  <w:num w:numId="9" w16cid:durableId="1335302100">
     <w:abstractNumId w:val="15"/>
   </w:num>
-  <w:num w:numId="10">
+  <w:num w:numId="10" w16cid:durableId="457726509">
     <w:abstractNumId w:val="6"/>
   </w:num>
-  <w:num w:numId="11">
+  <w:num w:numId="11" w16cid:durableId="999120083">
     <w:abstractNumId w:val="5"/>
   </w:num>
-  <w:num w:numId="12">
+  <w:num w:numId="12" w16cid:durableId="1905410309">
     <w:abstractNumId w:val="7"/>
   </w:num>
-  <w:num w:numId="13">
+  <w:num w:numId="13" w16cid:durableId="85226665">
     <w:abstractNumId w:val="10"/>
   </w:num>
-  <w:num w:numId="14">
+  <w:num w:numId="14" w16cid:durableId="1499887108">
     <w:abstractNumId w:val="18"/>
   </w:num>
-  <w:num w:numId="15">
+  <w:num w:numId="15" w16cid:durableId="1567380270">
     <w:abstractNumId w:val="8"/>
   </w:num>
-  <w:num w:numId="16">
+  <w:num w:numId="16" w16cid:durableId="1107702148">
     <w:abstractNumId w:val="4"/>
   </w:num>
-  <w:num w:numId="17">
+  <w:num w:numId="17" w16cid:durableId="1300266403">
     <w:abstractNumId w:val="12"/>
   </w:num>
-  <w:num w:numId="18">
+  <w:num w:numId="18" w16cid:durableId="440494028">
     <w:abstractNumId w:val="0"/>
   </w:num>
-  <w:num w:numId="19">
+  <w:num w:numId="19" w16cid:durableId="1066299599">
     <w:abstractNumId w:val="13"/>
   </w:num>
 </w:numbering>
 </file>
 
 <file path=word/styles.xml><?xml version="1.0" encoding="utf-8"?>
-<w:styles xmlns:mc="http://schemas.openxmlformats.org/markup-compatibility/2006" xmlns:r="http://schemas.openxmlformats.org/officeDocument/2006/relationships" xmlns:w="http://schemas.openxmlformats.org/wordprocessingml/2006/main" xmlns:w14="http://schemas.microsoft.com/office/word/2010/wordml" xmlns:w15="http://schemas.microsoft.com/office/word/2012/wordml" xmlns:w16cid="http://schemas.microsoft.com/office/word/2016/wordml/cid" xmlns:w16se="http://schemas.microsoft.com/office/word/2015/wordml/symex" mc:Ignorable="w14 w15 w16se w16cid">
+<w:styles xmlns:mc="http://schemas.openxmlformats.org/markup-compatibility/2006" xmlns:r="http://schemas.openxmlformats.org/officeDocument/2006/relationships" xmlns:w="http://schemas.openxmlformats.org/wordprocessingml/2006/main" xmlns:w14="http://schemas.microsoft.com/office/word/2010/wordml" xmlns:w15="http://schemas.microsoft.com/office/word/2012/wordml" xmlns:w16cex="http://schemas.microsoft.com/office/word/2018/wordml/cex" xmlns:w16cid="http://schemas.microsoft.com/office/word/2016/wordml/cid" xmlns:w16="http://schemas.microsoft.com/office/word/2018/wordml" xmlns:w16du="http://schemas.microsoft.com/office/word/2023/wordml/word16du" xmlns:w16sdtdh="http://schemas.microsoft.com/office/word/2020/wordml/sdtdatahash" xmlns:w16sdtfl="http://schemas.microsoft.com/office/word/2024/wordml/sdtformatlock" xmlns:w16se="http://schemas.microsoft.com/office/word/2015/wordml/symex" mc:Ignorable="w14 w15 w16se w16cid w16 w16cex w16sdtdh w16sdtfl w16du">
   <w:docDefaults>
     <w:rPrDefault>
       <w:rPr>
@@ -11286,7 +10475,7 @@
       </w:pPr>
     </w:pPrDefault>
   </w:docDefaults>
-  <w:latentStyles w:defLockedState="0" w:defUIPriority="99" w:defSemiHidden="0" w:defUnhideWhenUsed="0" w:defQFormat="0" w:count="375">
+  <w:latentStyles w:defLockedState="0" w:defUIPriority="99" w:defSemiHidden="0" w:defUnhideWhenUsed="0" w:defQFormat="0" w:count="376">
     <w:lsdException w:name="Normal" w:uiPriority="0" w:qFormat="1"/>
     <w:lsdException w:name="heading 1" w:uiPriority="9" w:qFormat="1"/>
     <w:lsdException w:name="heading 2" w:semiHidden="1" w:uiPriority="9" w:unhideWhenUsed="1" w:qFormat="1"/>
@@ -11662,15 +10851,16 @@
     <w:lsdException w:name="Smart Hyperlink" w:semiHidden="1" w:unhideWhenUsed="1"/>
     <w:lsdException w:name="Hashtag" w:semiHidden="1" w:unhideWhenUsed="1"/>
     <w:lsdException w:name="Unresolved Mention" w:semiHidden="1" w:unhideWhenUsed="1"/>
+    <w:lsdException w:name="Smart Link" w:semiHidden="1" w:unhideWhenUsed="1"/>
   </w:latentStyles>
   <w:style w:type="paragraph" w:default="1" w:styleId="Normal">
     <w:name w:val="Normal"/>
     <w:qFormat/>
   </w:style>
-  <w:style w:type="paragraph" w:styleId="Heading3">
+  <w:style w:type="paragraph" w:styleId="Titre3">
     <w:name w:val="heading 3"/>
     <w:basedOn w:val="Normal"/>
-    <w:link w:val="Heading3Char"/>
+    <w:link w:val="Titre3Car"/>
     <w:uiPriority w:val="9"/>
     <w:qFormat/>
     <w:rsid w:val="001F5831"/>
@@ -11687,10 +10877,10 @@
       <w:lang w:eastAsia="fr-FR"/>
     </w:rPr>
   </w:style>
-  <w:style w:type="paragraph" w:styleId="Heading4">
+  <w:style w:type="paragraph" w:styleId="Titre4">
     <w:name w:val="heading 4"/>
     <w:basedOn w:val="Normal"/>
-    <w:link w:val="Heading4Char"/>
+    <w:link w:val="Titre4Car"/>
     <w:uiPriority w:val="9"/>
     <w:qFormat/>
     <w:rsid w:val="001F5831"/>
@@ -11707,13 +10897,13 @@
       <w:lang w:eastAsia="fr-FR"/>
     </w:rPr>
   </w:style>
-  <w:style w:type="character" w:default="1" w:styleId="DefaultParagraphFont">
+  <w:style w:type="character" w:default="1" w:styleId="Policepardfaut">
     <w:name w:val="Default Paragraph Font"/>
     <w:uiPriority w:val="1"/>
     <w:semiHidden/>
     <w:unhideWhenUsed/>
   </w:style>
-  <w:style w:type="table" w:default="1" w:styleId="TableNormal">
+  <w:style w:type="table" w:default="1" w:styleId="TableauNormal">
     <w:name w:val="Normal Table"/>
     <w:uiPriority w:val="99"/>
     <w:semiHidden/>
@@ -11728,7 +10918,7 @@
       </w:tblCellMar>
     </w:tblPr>
   </w:style>
-  <w:style w:type="numbering" w:default="1" w:styleId="NoList">
+  <w:style w:type="numbering" w:default="1" w:styleId="Aucuneliste">
     <w:name w:val="No List"/>
     <w:uiPriority w:val="99"/>
     <w:semiHidden/>
@@ -11751,9 +10941,9 @@
       <w:lang w:eastAsia="fr-FR"/>
     </w:rPr>
   </w:style>
-  <w:style w:type="character" w:styleId="Strong">
+  <w:style w:type="character" w:styleId="lev">
     <w:name w:val="Strong"/>
-    <w:basedOn w:val="DefaultParagraphFont"/>
+    <w:basedOn w:val="Policepardfaut"/>
     <w:uiPriority w:val="22"/>
     <w:qFormat/>
     <w:rsid w:val="001F5831"/>
@@ -11762,10 +10952,10 @@
       <w:bCs/>
     </w:rPr>
   </w:style>
-  <w:style w:type="character" w:customStyle="1" w:styleId="Heading3Char">
-    <w:name w:val="Heading 3 Char"/>
-    <w:basedOn w:val="DefaultParagraphFont"/>
-    <w:link w:val="Heading3"/>
+  <w:style w:type="character" w:customStyle="1" w:styleId="Titre3Car">
+    <w:name w:val="Titre 3 Car"/>
+    <w:basedOn w:val="Policepardfaut"/>
+    <w:link w:val="Titre3"/>
     <w:uiPriority w:val="9"/>
     <w:rsid w:val="001F5831"/>
     <w:rPr>
@@ -11777,10 +10967,10 @@
       <w:lang w:eastAsia="fr-FR"/>
     </w:rPr>
   </w:style>
-  <w:style w:type="character" w:customStyle="1" w:styleId="Heading4Char">
-    <w:name w:val="Heading 4 Char"/>
-    <w:basedOn w:val="DefaultParagraphFont"/>
-    <w:link w:val="Heading4"/>
+  <w:style w:type="character" w:customStyle="1" w:styleId="Titre4Car">
+    <w:name w:val="Titre 4 Car"/>
+    <w:basedOn w:val="Policepardfaut"/>
+    <w:link w:val="Titre4"/>
     <w:uiPriority w:val="9"/>
     <w:rsid w:val="001F5831"/>
     <w:rPr>
@@ -11792,9 +10982,9 @@
       <w:lang w:eastAsia="fr-FR"/>
     </w:rPr>
   </w:style>
-  <w:style w:type="character" w:styleId="HTMLCode">
+  <w:style w:type="character" w:styleId="CodeHTML">
     <w:name w:val="HTML Code"/>
-    <w:basedOn w:val="DefaultParagraphFont"/>
+    <w:basedOn w:val="Policepardfaut"/>
     <w:uiPriority w:val="99"/>
     <w:semiHidden/>
     <w:unhideWhenUsed/>
@@ -11805,10 +10995,10 @@
       <w:szCs w:val="20"/>
     </w:rPr>
   </w:style>
-  <w:style w:type="paragraph" w:styleId="HTMLPreformatted">
+  <w:style w:type="paragraph" w:styleId="PrformatHTML">
     <w:name w:val="HTML Preformatted"/>
     <w:basedOn w:val="Normal"/>
-    <w:link w:val="HTMLPreformattedChar"/>
+    <w:link w:val="PrformatHTMLCar"/>
     <w:uiPriority w:val="99"/>
     <w:semiHidden/>
     <w:unhideWhenUsed/>
@@ -11841,10 +11031,10 @@
       <w:lang w:eastAsia="fr-FR"/>
     </w:rPr>
   </w:style>
-  <w:style w:type="character" w:customStyle="1" w:styleId="HTMLPreformattedChar">
-    <w:name w:val="HTML Preformatted Char"/>
-    <w:basedOn w:val="DefaultParagraphFont"/>
-    <w:link w:val="HTMLPreformatted"/>
+  <w:style w:type="character" w:customStyle="1" w:styleId="PrformatHTMLCar">
+    <w:name w:val="Préformaté HTML Car"/>
+    <w:basedOn w:val="Policepardfaut"/>
+    <w:link w:val="PrformatHTML"/>
     <w:uiPriority w:val="99"/>
     <w:semiHidden/>
     <w:rsid w:val="0087610E"/>
@@ -11857,10 +11047,10 @@
   </w:style>
   <w:style w:type="character" w:customStyle="1" w:styleId="overflow-hidden">
     <w:name w:val="overflow-hidden"/>
-    <w:basedOn w:val="DefaultParagraphFont"/>
+    <w:basedOn w:val="Policepardfaut"/>
     <w:rsid w:val="00D070C0"/>
   </w:style>
-  <w:style w:type="paragraph" w:styleId="ListParagraph">
+  <w:style w:type="paragraph" w:styleId="Paragraphedeliste">
     <w:name w:val="List Paragraph"/>
     <w:basedOn w:val="Normal"/>
     <w:uiPriority w:val="34"/>
